--- a/entregas/metodos resultados discusion 20261021.docx
+++ b/entregas/metodos resultados discusion 20261021.docx
@@ -15449,7 +15449,93 @@
         <w:pStyle w:val="FirstParagraph"/>
       </w:pPr>
       <w:r>
-        <w:t xml:space="preserve">Durante el tratamiento, los animales juveniles consumieron, en relación con su peso corporal, más del doble de solución endulzada que los adultos, tanto de sacarosa como de stevia (§5.1.1). Sin embargo, el índice de preferencia no presentó diferencias significativas entre edades, lo que indica que esta mayor ingesta relativa no estuvo acompañada de una mayor preferencia por el sabor dulce. En consecuencia, a pesar de presentar una preferencia comparable por las soluciones endulzadas, los animales juveniles consumieron cantidades considerablemente superiores de sacarosa y de stevia por unidad de peso corporal que los adultos. Asimismo, la ingesta de ambos edulcorantes superó los valores diarios de referencia correspondientes, y este exceso fue más pronunciado durante la etapa juvenil</w:t>
+        <w:t xml:space="preserve">Durante el tratamiento, los animales juveniles consumieron, en relación con su peso corporal, más del doble de solución endulzada que los adultos, tanto de sacarosa como de stevia (§5.1.1). Sin embargo, el índice de preferencia no presentó diferencias significativas entre edades, lo que indica que esta mayor ingesta relativa no estuvo acompañada de una mayor preferencia por el sabor dulce. En consecuencia, a pesar de presentar una preferencia comparable por las soluciones endulzadas, los animales juveniles consumieron cantidades considerablemente superiores de sacarosa y de stevia por unidad de peso corporal que los adultos. Asimismo, la ingesta de stevia superó la ingesta diaria admisible de glucósidos de esteviol, de 4 mg/kg de peso corporal por día expresada como equivalentes de esteviol [19], y este exceso fue más pronunciado durante la etapa juvenil. Según la composición del extracto (Tabla 4.1, con los factores de conversión a esteviol de 0,40 para el esteviósido y de 0,33 para los rebaudiósidos A y C [19]), la bebida al 4 % contenía alrededor de 0,08 mg/mL de equivalentes de esteviol; con un consumo medio de 0,24 y 0,09 mL/g de peso corporal por día, los animales juveniles ingirieron alrededor de 20 mg/kg/día (unas cinco veces la ingesta diaria admisible) y los adultos, alrededor de 7 mg/kg/día (1,8 veces).</w:t>
+      </w:r>
+    </w:p>
+    <w:p>
+      <w:pPr>
+        <w:pStyle w:val="BodyText"/>
+      </w:pPr>
+      <w:r>
+        <w:t xml:space="preserve">Los animales prefirieron la sacarosa más que la stevia en ambas edades. Este resultado es compatible con la propuesta de que el sabor dulce disociado del aporte calórico se procesa de forma distinta en los circuitos de recompensa [20], y con el hallazgo de que el consumo de stevia aumenta la expresión de ΔFosB, un marcador de activación sostenida, en el núcleo accumbens, el caudado-putamen y la corteza prefrontal, regiones del sistema de recompensa; en ese trabajo, la cría en un ambiente enriquecido redujo tanto el consumo de stevia como ese aumento de ΔFosB [21]. Una menor preferencia por la solución no calórica puede considerarse un aspecto favorable de la stevia, ya que sugiere un menor potencial para promover un consumo excesivo; de hecho, los animales consumieron menos stevia que sacarosa en ambas ventanas de edad (§5.1.1).</w:t>
+      </w:r>
+    </w:p>
+    <w:p>
+      <w:pPr>
+        <w:pStyle w:val="BodyText"/>
+      </w:pPr>
+      <w:r>
+        <w:t xml:space="preserve">Una vez retirados los edulcorantes, solo los animales expuestos durante la etapa juvenil modificaron su consumo de agua (§5.1.2). Los juveniles expuestos a sacarosa bebieron menos agua que su control de edad durante las primeras dos semanas, aunque la diferencia no alcanzó la significancia, y luego se aproximaron a los valores del control. Este comportamiento se asocia con frustración, como fue descripto previamente por el laboratorio [1]. Por el contrario, los juveniles expuestos a stevia bebieron menos agua que su control de edad durante los primeros nueve días, y más entre los días 11 y 25. Por otro lado, los adultos expuestos a stevia o a sacarosa no presentaron diferencias respecto de su control de edad en ningún momento, lo que refuerza la mayor sensibilidad de la ventana juvenil.</w:t>
+      </w:r>
+    </w:p>
+    <w:bookmarkEnd w:id="84"/>
+    <w:bookmarkStart w:id="85" w:name="Xbe6db9f52668e63da41a503be782c14d7927980"/>
+    <w:p>
+      <w:pPr>
+        <w:pStyle w:val="Heading2"/>
+      </w:pPr>
+      <w:r>
+        <w:t xml:space="preserve">6.3 Conducta tipo ansiosa y exploración en el</w:t>
+      </w:r>
+      <w:r>
+        <w:t xml:space="preserve"> </w:t>
+      </w:r>
+      <w:r>
+        <w:rPr>
+          <w:iCs/>
+          <w:i/>
+        </w:rPr>
+        <w:t xml:space="preserve">open field</w:t>
+      </w:r>
+    </w:p>
+    <w:p>
+      <w:pPr>
+        <w:pStyle w:val="FirstParagraph"/>
+      </w:pPr>
+      <w:r>
+        <w:t xml:space="preserve">En el</w:t>
+      </w:r>
+      <w:r>
+        <w:t xml:space="preserve"> </w:t>
+      </w:r>
+      <w:r>
+        <w:rPr>
+          <w:iCs/>
+          <w:i/>
+        </w:rPr>
+        <w:t xml:space="preserve">open field</w:t>
+      </w:r>
+      <w:r>
+        <w:t xml:space="preserve">, los animales expuestos a sacarosa durante la etapa juvenil ingresaron menos veces a las zonas centrales, recorrieron en ellas menor distancia, visitaron menos zonas y realizaron menos</w:t>
+      </w:r>
+      <w:r>
+        <w:t xml:space="preserve"> </w:t>
+      </w:r>
+      <w:r>
+        <w:rPr>
+          <w:iCs/>
+          <w:i/>
+        </w:rPr>
+        <w:t xml:space="preserve">rearing</w:t>
+      </w:r>
+      <w:r>
+        <w:t xml:space="preserve">, mientras que los expuestos a sacarosa durante la adultez no difirieron de su control (§5.2), lo que indica que el consumo temprano de una bebida azucarada promueve un perfil ansioso a largo plazo, como fue descripto anteriormente [1].</w:t>
+      </w:r>
+    </w:p>
+    <w:p>
+      <w:pPr>
+        <w:pStyle w:val="BodyText"/>
+      </w:pPr>
+      <w:r>
+        <w:t xml:space="preserve">A pesar de que no se registraron diferencias en la distancia total recorrida entre los grupos, los animales que bebieron stevia visitaron más zonas que sus controles de edad y que los grupos expuestos a sacarosa. Principalmente, los animales expuestos a stevia ingresaron más veces a las zonas centrales y recorrieron en ellas mayor distancia que el resto de los grupos, independientemente de la edad en la que se produjo el consumo.</w:t>
+      </w:r>
+    </w:p>
+    <w:p>
+      <w:pPr>
+        <w:pStyle w:val="BodyText"/>
+      </w:pPr>
+      <w:r>
+        <w:t xml:space="preserve">Estudios previos del laboratorio mostraron que el consumo temprano de stevia (decocción al 0,5 % v/v) no produce cambios en la conducta tipo ansiosa de ratas macho juveniles cuando se evalúa a corto plazo, al finalizar la exposición [22, 23]</w:t>
       </w:r>
       <w:r>
         <w:t xml:space="preserve"> </w:t>
@@ -15459,10 +15545,26 @@
           <w:bCs/>
           <w:b/>
         </w:rPr>
-        <w:t xml:space="preserve">[CONFIRMAR: agregar la referencia de los valores diarios y el cálculo de la ingesta]</w:t>
-      </w:r>
-      <w:r>
-        <w:t xml:space="preserve">.</w:t>
+        <w:t xml:space="preserve">[CONFIRMAR: coautores y revista del manuscrito de Marchena et al.]</w:t>
+      </w:r>
+      <w:r>
+        <w:t xml:space="preserve">. Esto sugiere que la abstinencia de la bebida endulzada con stevia, algunas alteraciones neurobiológicas, o ambas, serían responsables de los cambios a largo plazo en la conducta de tipo ansioso. Lo mismo ocurre con la sacarosa, cuyos efectos sobre la conducta tipo ansiosa evaluados a corto plazo [6, 24] difieren de los descriptos a largo plazo [1]. De manera similar, en ratas macho con acceso a stevia durante la adolescencia y evaluadas al finalizar el consumo, la stevia aumentó la locomoción en el</w:t>
+      </w:r>
+      <w:r>
+        <w:t xml:space="preserve"> </w:t>
+      </w:r>
+      <w:r>
+        <w:rPr>
+          <w:iCs/>
+          <w:i/>
+        </w:rPr>
+        <w:t xml:space="preserve">open field</w:t>
+      </w:r>
+      <w:r>
+        <w:t xml:space="preserve"> </w:t>
+      </w:r>
+      <w:r>
+        <w:t xml:space="preserve">[25], mientras que en este trabajo, a largo plazo, no modificó la distancia total recorrida y aumentó la exploración de las zonas centrales. Por otra parte, resultados previos del laboratorio demostraron que la exposición temprana al mismo extracto acuoso en ratas hembra juveniles disminuye las conductas de tipo ansioso en el laberinto en cruz elevado [3]. Estos hallazgos sugieren la existencia de diferencias sexuales en la respuesta conductual al extracto. En este contexto, sería de interés investigar si los efectos ansiolíticos observados en las hembras persisten a largo plazo y si la edad de exposición influye en su magnitud y persistencia.</w:t>
       </w:r>
     </w:p>
     <w:p>
@@ -15470,122 +15572,7 @@
         <w:pStyle w:val="BodyText"/>
       </w:pPr>
       <w:r>
-        <w:t xml:space="preserve">Los animales prefirieron la sacarosa más que la stevia en ambas edades. Este resultado es compatible con la propuesta de que el sabor dulce disociado del aporte calórico se procesa de forma distinta en los circuitos de recompensa [19], y con el hallazgo de que el consumo de stevia aumenta la expresión de ΔFosB, un marcador de activación sostenida, en el núcleo accumbens, el caudado-putamen y la corteza prefrontal, regiones del sistema de recompensa; en ese trabajo, la cría en un ambiente enriquecido redujo tanto el consumo de stevia como ese aumento de ΔFosB [20]. Una menor preferencia por la solución no calórica puede considerarse un aspecto favorable de la stevia, ya que sugiere un menor potencial para promover un consumo excesivo; de hecho, los animales consumieron menos stevia que sacarosa en ambas ventanas de edad (§5.1.1).</w:t>
-      </w:r>
-    </w:p>
-    <w:p>
-      <w:pPr>
-        <w:pStyle w:val="BodyText"/>
-      </w:pPr>
-      <w:r>
-        <w:t xml:space="preserve">Una vez retirados los edulcorantes, solo los animales expuestos durante la etapa juvenil modificaron su consumo de agua (§5.1.2). Los juveniles expuestos a sacarosa bebieron menos agua que su control de edad durante las primeras dos semanas, aunque la diferencia no alcanzó la significancia, y luego se aproximaron a los valores del control. Este comportamiento se asocia con frustración, como fue descripto previamente por el laboratorio [1]. Por el contrario, los juveniles expuestos a stevia bebieron menos agua que su control de edad durante los primeros nueve días, y más entre los días 11 y 25. Por otro lado, los adultos expuestos a stevia o a sacarosa no presentaron diferencias respecto de su control de edad en ningún momento, lo que refuerza la mayor sensibilidad de la ventana juvenil.</w:t>
-      </w:r>
-    </w:p>
-    <w:bookmarkEnd w:id="84"/>
-    <w:bookmarkStart w:id="85" w:name="Xbe6db9f52668e63da41a503be782c14d7927980"/>
-    <w:p>
-      <w:pPr>
-        <w:pStyle w:val="Heading2"/>
-      </w:pPr>
-      <w:r>
-        <w:t xml:space="preserve">6.3 Conducta tipo ansiosa y exploración en el</w:t>
-      </w:r>
-      <w:r>
-        <w:t xml:space="preserve"> </w:t>
-      </w:r>
-      <w:r>
-        <w:rPr>
-          <w:iCs/>
-          <w:i/>
-        </w:rPr>
-        <w:t xml:space="preserve">open field</w:t>
-      </w:r>
-    </w:p>
-    <w:p>
-      <w:pPr>
-        <w:pStyle w:val="FirstParagraph"/>
-      </w:pPr>
-      <w:r>
-        <w:t xml:space="preserve">En el</w:t>
-      </w:r>
-      <w:r>
-        <w:t xml:space="preserve"> </w:t>
-      </w:r>
-      <w:r>
-        <w:rPr>
-          <w:iCs/>
-          <w:i/>
-        </w:rPr>
-        <w:t xml:space="preserve">open field</w:t>
-      </w:r>
-      <w:r>
-        <w:t xml:space="preserve">, los animales expuestos a sacarosa durante la etapa juvenil ingresaron menos veces a las zonas centrales, recorrieron en ellas menor distancia, visitaron menos zonas y realizaron menos</w:t>
-      </w:r>
-      <w:r>
-        <w:t xml:space="preserve"> </w:t>
-      </w:r>
-      <w:r>
-        <w:rPr>
-          <w:iCs/>
-          <w:i/>
-        </w:rPr>
-        <w:t xml:space="preserve">rearing</w:t>
-      </w:r>
-      <w:r>
-        <w:t xml:space="preserve">, mientras que los expuestos a sacarosa durante la adultez no difirieron de su control (§5.2), lo que indica que el consumo temprano de una bebida azucarada promueve un perfil ansioso a largo plazo, como fue descripto anteriormente [1].</w:t>
-      </w:r>
-    </w:p>
-    <w:p>
-      <w:pPr>
-        <w:pStyle w:val="BodyText"/>
-      </w:pPr>
-      <w:r>
-        <w:t xml:space="preserve">A pesar de que no se registraron diferencias en la distancia total recorrida entre los grupos, los animales que bebieron stevia visitaron más zonas que sus controles de edad y que los grupos expuestos a sacarosa. Principalmente, los animales expuestos a stevia ingresaron más veces a las zonas centrales y recorrieron en ellas mayor distancia que el resto de los grupos, independientemente de la edad en la que se produjo el consumo.</w:t>
-      </w:r>
-    </w:p>
-    <w:p>
-      <w:pPr>
-        <w:pStyle w:val="BodyText"/>
-      </w:pPr>
-      <w:r>
-        <w:t xml:space="preserve">Estudios previos del laboratorio mostraron que el consumo temprano de stevia no produce cambios en la conducta tipo ansiosa de ratas macho juveniles cuando se evalúa a corto plazo</w:t>
-      </w:r>
-      <w:r>
-        <w:t xml:space="preserve"> </w:t>
-      </w:r>
-      <w:r>
-        <w:rPr>
-          <w:bCs/>
-          <w:b/>
-        </w:rPr>
-        <w:t xml:space="preserve">[CONFIRMAR: cita: manuscrito enviado para publicación y presentación a congreso]</w:t>
-      </w:r>
-      <w:r>
-        <w:t xml:space="preserve">. Esto sugiere que la abstinencia de la bebida endulzada con stevia, algunas alteraciones neurobiológicas, o ambas, serían responsables de los cambios a largo plazo en la conducta de tipo ansioso. Lo mismo ocurre con la sacarosa, cuyos efectos sobre la conducta tipo ansiosa evaluados a corto plazo [6, 21] difieren de los descriptos a largo plazo [1]. De manera similar, en ratas macho con acceso a stevia durante la adolescencia y evaluadas al finalizar el consumo, la stevia aumentó la locomoción en el</w:t>
-      </w:r>
-      <w:r>
-        <w:t xml:space="preserve"> </w:t>
-      </w:r>
-      <w:r>
-        <w:rPr>
-          <w:iCs/>
-          <w:i/>
-        </w:rPr>
-        <w:t xml:space="preserve">open field</w:t>
-      </w:r>
-      <w:r>
-        <w:t xml:space="preserve"> </w:t>
-      </w:r>
-      <w:r>
-        <w:t xml:space="preserve">[22], mientras que en este trabajo, a largo plazo, no modificó la distancia total recorrida y aumentó la exploración de las zonas centrales. Por otra parte, resultados previos del laboratorio demostraron que la exposición temprana al mismo extracto acuoso en ratas hembra juveniles disminuye las conductas de tipo ansioso en el laberinto en cruz elevado [3]. Estos hallazgos sugieren la existencia de diferencias sexuales en la respuesta conductual al extracto. En este contexto, sería de interés investigar si los efectos ansiolíticos observados en las hembras persisten a largo plazo y si la edad de exposición influye en su magnitud y persistencia.</w:t>
-      </w:r>
-    </w:p>
-    <w:p>
-      <w:pPr>
-        <w:pStyle w:val="BodyText"/>
-      </w:pPr>
-      <w:r>
-        <w:t xml:space="preserve">Estos resultados están en línea con los que demuestran efectos ansiolíticos de la stevia en ratas diabéticas [23]. Los animales expuestos a stevia realizaron, además, menos</w:t>
+        <w:t xml:space="preserve">Estos resultados están en línea con los que demuestran efectos ansiolíticos de la stevia en ratas diabéticas [26]. Los animales expuestos a stevia realizaron, además, menos</w:t>
       </w:r>
       <w:r>
         <w:t xml:space="preserve"> </w:t>
@@ -15648,20 +15635,7 @@
         <w:t xml:space="preserve">open field</w:t>
       </w:r>
       <w:r>
-        <w:t xml:space="preserve">, estudios previos del laboratorio indican que el consumo agudo de stevia durante la etapa juvenil no produce alteraciones en la memoria de reconocimiento a corto plazo</w:t>
-      </w:r>
-      <w:r>
-        <w:t xml:space="preserve"> </w:t>
-      </w:r>
-      <w:r>
-        <w:rPr>
-          <w:bCs/>
-          <w:b/>
-        </w:rPr>
-        <w:t xml:space="preserve">[CONFIRMAR: cita: manuscrito enviado para publicación y presentación a congreso]</w:t>
-      </w:r>
-      <w:r>
-        <w:t xml:space="preserve">. Además, estos animales presentaron modificaciones en la expresión de calretinina (CR), un marcador de determinadas poblaciones de interneuronas GABAérgicas, en la corteza prefrontal medial. Las interneuronas que expresan parvalbúmina (PV) y CR son importantes reguladoras de la actividad de los circuitos neuronales y desempeñan funciones relevantes en procesos cognitivos como la memoria y la sincronización de las redes neuronales [24, 25]. En este sentido, estudios previos demostraron que la disminución de la expresión de PV en el hipocampo y en la corteza prefrontal tras el consumo de sacarosa se asocia con alteraciones de la memoria y de las conductas de tipo ansioso [1, 26–28]. Considerando estos antecedentes, sería de interés investigar si las modificaciones en la expresión de CR tras el consumo juvenil de stevia persisten hasta la edad adulta y si se relacionan con las alteraciones de la memoria de reconocimiento observadas a largo plazo.</w:t>
+        <w:t xml:space="preserve">, estudios previos del laboratorio indican que el consumo agudo de stevia durante la etapa juvenil no produce alteraciones en la memoria de localización de objetos (prueba NOL), una memoria dependiente del hipocampo [22, 23]. Además, estos animales presentaron modificaciones en la expresión de calretinina (CR), un marcador de determinadas poblaciones de interneuronas GABAérgicas, en la corteza prefrontal medial [23]. Las interneuronas que expresan parvalbúmina (PV) y CR son importantes reguladoras de la actividad de los circuitos neuronales y desempeñan funciones relevantes en procesos cognitivos como la memoria y la sincronización de las redes neuronales [27, 28]. En este sentido, estudios previos demostraron que la disminución de la expresión de PV en el hipocampo y en la corteza prefrontal tras el consumo de sacarosa se asocia con alteraciones de la memoria y de las conductas de tipo ansioso [1, 29–31]. Considerando estos antecedentes, sería de interés investigar si las modificaciones en la expresión de CR tras el consumo juvenil de stevia persisten hasta la edad adulta y si se relacionan con las alteraciones de la memoria de reconocimiento observadas a largo plazo.</w:t>
       </w:r>
     </w:p>
     <w:p>
@@ -15669,7 +15643,7 @@
         <w:pStyle w:val="BodyText"/>
       </w:pPr>
       <w:r>
-        <w:t xml:space="preserve">Son escasos los trabajos que evaluaron los efectos de la stevia sobre la memoria a largo plazo, es decir, después de finalizado el consumo. La mayoría la evaluó mientras los animales aún consumían el edulcorante, con resultados dispares. Morales-Ríos et al. encontraron que el consumo de stevia durante 18 semanas alteró la memoria a largo plazo en el NOR de ratas macho adultas [29]. En cambio, Tsan et al., que administraron edulcorantes de bajas calorías (acesulfamo de potasio, sacarina o stevia) desde la etapa juvenil y evaluaron la memoria dependiente del hipocampo durante el período de consumo, describieron un deterioro al analizar los tres edulcorantes en conjunto, pero no al analizar la stevia por separado [30]. A largo plazo, solo se describió que el consumo materno de stevia durante la gestación y la lactancia se asocia con un peor desempeño de memoria en la descendencia macho adulta [31]. Este trabajo aporta, por lo tanto, evidencia de que el consumo de stevia en la etapa juvenil o en la adultez produce alteraciones de la memoria de reconocimiento que persisten después de finalizado el consumo, aunque más limitadas que las de la sacarosa.</w:t>
+        <w:t xml:space="preserve">Son escasos los trabajos que evaluaron los efectos de la stevia sobre la memoria a largo plazo, es decir, después de finalizado el consumo. La mayoría la evaluó mientras los animales aún consumían el edulcorante, con resultados dispares. Morales-Ríos et al. encontraron que el consumo de stevia durante 18 semanas alteró la memoria a largo plazo en el NOR de ratas macho adultas [32]. En cambio, Tsan et al., que administraron edulcorantes de bajas calorías (acesulfamo de potasio, sacarina o stevia) desde la etapa juvenil y evaluaron la memoria dependiente del hipocampo durante el período de consumo, describieron un deterioro al analizar los tres edulcorantes en conjunto, pero no al analizar la stevia por separado [33]. A largo plazo, solo se describió que el consumo materno de stevia durante la gestación y la lactancia se asocia con un peor desempeño de memoria en la descendencia macho adulta [34]. Este trabajo aporta, por lo tanto, evidencia de que el consumo de stevia en la etapa juvenil o en la adultez produce alteraciones de la memoria de reconocimiento que persisten después de finalizado el consumo, aunque más limitadas que las de la sacarosa.</w:t>
       </w:r>
     </w:p>
     <w:p>
@@ -15677,7 +15651,7 @@
         <w:pStyle w:val="BodyText"/>
       </w:pPr>
       <w:r>
-        <w:t xml:space="preserve">A diferencia de esos estudios, que administraron la stevia en dosis cercanas a la ingesta diaria admisible, aquí se administró un extracto acuoso de hojas que contiene, además de glucósidos de esteviol, compuestos fenólicos y flavonoides con actividad antioxidante (Tabla 4.1). La stevia redujo los marcadores de estrés oxidativo cerebral en ratas alimentadas con una dieta alta en grasas y sacarosa [32], y los glucósidos de esteviol presentan actividad antioxidante [33], revirtieron el deterioro de la memoria inducido por escopolamina [34] y modularon la plasticidad sináptica hipocampal en un modelo de desorden metabólico [35]. Estas propiedades podrían contribuir a que la stevia no produjera un deterioro sostenido de la memoria de reconocimiento.</w:t>
+        <w:t xml:space="preserve">A diferencia de esos estudios, que administraron la stevia en dosis cercanas a la ingesta diaria admisible, aquí se administró un extracto acuoso de hojas que contiene, además de glucósidos de esteviol, compuestos fenólicos y flavonoides con actividad antioxidante (Tabla 4.1). La stevia redujo los marcadores de estrés oxidativo cerebral en ratas alimentadas con una dieta alta en grasas y sacarosa [35], y los glucósidos de esteviol presentan actividad antioxidante [36], revirtieron el deterioro de la memoria inducido por escopolamina [37] y modularon la plasticidad sináptica hipocampal en un modelo de desorden metabólico [38]. Estas propiedades podrían contribuir a que la stevia no produjera un deterioro sostenido de la memoria de reconocimiento.</w:t>
       </w:r>
     </w:p>
     <w:bookmarkEnd w:id="86"/>
@@ -15695,7 +15669,7 @@
         <w:pStyle w:val="FirstParagraph"/>
       </w:pPr>
       <w:r>
-        <w:t xml:space="preserve">En la SLR, los animales expuestos a sacarosa durante la etapa juvenil discriminaron peor la posición novedosa en ambas configuraciones, mientras que los expuestos durante la adultez lo hicieron solo en la s-SLR, la configuración de mayor demanda de separación de patrones (§5.4). Este patrón concuerda con el de Reichelt et al., quienes encontraron que las ratas con acceso diario a sacarosa discriminaron la nueva ubicación de un objeto cuando la separación espacial era grande, pero no cuando era pequeña [11]. También concuerda con la alteración selectiva de la memoria de lugar descripta tras una exposición breve a azúcar [36, 37] y con el deterioro de la separación de patrones asociado a una menor neurogénesis tras una alteración nutricional temprana [9]. Que en los adultos el déficit apareciera solo en la configuración más exigente sugiere que la exposición adulta a sacarosa compromete específicamente la separación de patrones, mientras que la exposición juvenil produce una alteración más amplia de la memoria espacial.</w:t>
+        <w:t xml:space="preserve">En la SLR, los animales expuestos a sacarosa durante la etapa juvenil discriminaron peor la posición novedosa en ambas configuraciones, mientras que los expuestos durante la adultez lo hicieron solo en la s-SLR, la configuración de mayor demanda de separación de patrones (§5.4). Este patrón concuerda con el de Reichelt et al., quienes encontraron que las ratas con acceso diario a sacarosa discriminaron la nueva ubicación de un objeto cuando la separación espacial era grande, pero no cuando era pequeña [11]. También concuerda con la alteración selectiva de la memoria de lugar descripta tras una exposición breve a azúcar [39, 40] y con el deterioro de la separación de patrones asociado a una menor neurogénesis tras una alteración nutricional temprana [9]. Que en los adultos el déficit apareciera solo en la configuración más exigente sugiere que la exposición adulta a sacarosa compromete específicamente la separación de patrones, mientras que la exposición juvenil produce una alteración más amplia de la memoria espacial.</w:t>
       </w:r>
     </w:p>
     <w:p>
@@ -15753,7 +15727,7 @@
         <w:t xml:space="preserve"> </w:t>
       </w:r>
       <w:r>
-        <w:t xml:space="preserve">(§5.5). Estos resultados indican que la sacarosa afecta la etapa proliferativa del linaje neuronal [38] y que esa alteración persiste 25 días después de finalizado el consumo. Reichelt et al. también encontraron menos células PCNA</w:t>
+        <w:t xml:space="preserve">(§5.5). Estos resultados indican que la sacarosa afecta la etapa proliferativa del linaje neuronal [41] y que esa alteración persiste 25 días después de finalizado el consumo. Reichelt et al. también encontraron menos células PCNA</w:t>
       </w:r>
       <w:r>
         <w:rPr>
@@ -15789,7 +15763,7 @@
         <w:t xml:space="preserve"> </w:t>
       </w:r>
       <w:r>
-        <w:t xml:space="preserve">no se modificó, como en el trabajo de Xu y Reichelt, en el que la sacarosa sola no modificó la DCX del giro dentado [27]; esto podría indicar que, a largo plazo, la alteración se restringe a la etapa proliferativa. Además, en ratas hembra, el consumo de sacarosa al 25 % durante doce semanas a partir del destete redujo la expresión hipocampal de</w:t>
+        <w:t xml:space="preserve">no se modificó, como en el trabajo de Xu y Reichelt, en el que la sacarosa sola no modificó la DCX del giro dentado [30]; esto podría indicar que, a largo plazo, la alteración se restringe a la etapa proliferativa. Además, en ratas hembra, el consumo de sacarosa al 25 % durante doce semanas a partir del destete redujo la expresión hipocampal de</w:t>
       </w:r>
       <w:r>
         <w:t xml:space="preserve"> </w:t>
@@ -15802,7 +15776,7 @@
         <w:t xml:space="preserve">Neurod1</w:t>
       </w:r>
       <w:r>
-        <w:t xml:space="preserve">, un gen vinculado a la diferenciación neuronal [39]. En cambio, Sánchez-Huerta et al. encontraron un aumento de la proliferación en la zona subgranular del giro dentado ventral tras el consumo de sacarosa iniciado en la adolescencia tardía [21], lo que sugiere que el efecto sobre la proliferación depende de la edad de inicio de la exposición.</w:t>
+        <w:t xml:space="preserve">, un gen vinculado a la diferenciación neuronal [42]. En cambio, Sánchez-Huerta et al. encontraron un aumento de la proliferación en la zona subgranular del giro dentado ventral tras el consumo de sacarosa iniciado en la adolescencia tardía [24], lo que sugiere que el efecto sobre la proliferación depende de la edad de inicio de la exposición.</w:t>
       </w:r>
     </w:p>
     <w:p>
@@ -15844,7 +15818,7 @@
         <w:t xml:space="preserve"> </w:t>
       </w:r>
       <w:r>
-        <w:t xml:space="preserve">(§6.3). Ni el clustering ni el clasificador encontraron grupos conductuales separados, y la exactitud del clasificador, superior al azar pero modesta, es la esperable para una intervención nutricional: en los trabajos que aplicaron Random Forest al fenotipado conductual, los grupos diferían por manipulaciones farmacológicas o genéticas de gran efecto [40, 41].</w:t>
+        <w:t xml:space="preserve">(§6.3). Ni el clustering ni el clasificador encontraron grupos conductuales separados, y la exactitud del clasificador, superior al azar pero modesta, es la esperable para una intervención nutricional: en los trabajos que aplicaron Random Forest al fenotipado conductual, los grupos diferían por manipulaciones farmacológicas o genéticas de gran efecto [43, 44].</w:t>
       </w:r>
     </w:p>
     <w:bookmarkEnd w:id="88"/>
@@ -16779,7 +16753,7 @@
         <w:rPr>
           <w:sz w:val="19"/>
         </w:rPr>
-        <w:t xml:space="preserve">[19] A. G. Yunker, R. Patel, and K. A. Page,</w:t>
+        <w:t xml:space="preserve">[19] EFSA Panel on Food Additives and Nutrient Sources added to Food (ANS),</w:t>
       </w:r>
       <w:r>
         <w:rPr>
@@ -16797,7 +16771,7 @@
         <w:rPr>
           <w:sz w:val="19"/>
         </w:rPr>
-        <w:t xml:space="preserve">Effects of non-nutritive sweeteners on sweet taste processing and neuroendocrine regulation of eating behavior,</w:t>
+        <w:t xml:space="preserve">Scientific opinion on the safety of steviol glycosides for the proposed uses as a food additive,</w:t>
       </w:r>
       <w:r>
         <w:rPr>
@@ -16815,7 +16789,7 @@
         <w:rPr>
           <w:sz w:val="19"/>
         </w:rPr>
-        <w:t xml:space="preserve">Curr. Nutr. Rep., vol. 9, no. 3, pp. 278–289, Sep. 2020. doi: 10.1007/s13668-020-00323-3 [Online]. Available: https://pubmed.ncbi.nlm.nih.gov/32588329/</w:t>
+        <w:t xml:space="preserve">EFSA J., vol. 8, no. 4, 2010, Art. no. 1537. doi: 10.2903/j.efsa.2010.1537</w:t>
       </w:r>
     </w:p>
     <w:p>
@@ -16828,7 +16802,7 @@
         <w:rPr>
           <w:sz w:val="19"/>
         </w:rPr>
-        <w:t xml:space="preserve">[20] I. D. Salinas-Velarde et al.,</w:t>
+        <w:t xml:space="preserve">[20] A. G. Yunker, R. Patel, and K. A. Page,</w:t>
       </w:r>
       <w:r>
         <w:rPr>
@@ -16846,7 +16820,7 @@
         <w:rPr>
           <w:sz w:val="19"/>
         </w:rPr>
-        <w:t xml:space="preserve">Lower ΔFosB expression in the dopaminergic system after stevia consumption in rats housed under environmental enrichment conditions,</w:t>
+        <w:t xml:space="preserve">Effects of non-nutritive sweeteners on sweet taste processing and neuroendocrine regulation of eating behavior,</w:t>
       </w:r>
       <w:r>
         <w:rPr>
@@ -16864,7 +16838,7 @@
         <w:rPr>
           <w:sz w:val="19"/>
         </w:rPr>
-        <w:t xml:space="preserve">Brain Res. Bull., vol. 177, pp. 172–180, 2021. doi: 10.1016/j.brainresbull.2021.10.001</w:t>
+        <w:t xml:space="preserve">Curr. Nutr. Rep., vol. 9, no. 3, pp. 278–289, Sep. 2020. doi: 10.1007/s13668-020-00323-3 [Online]. Available: https://pubmed.ncbi.nlm.nih.gov/32588329/</w:t>
       </w:r>
     </w:p>
     <w:p>
@@ -16877,7 +16851,7 @@
         <w:rPr>
           <w:sz w:val="19"/>
         </w:rPr>
-        <w:t xml:space="preserve">[21] K. Sánchez-Huerta et al.,</w:t>
+        <w:t xml:space="preserve">[21] I. D. Salinas-Velarde et al.,</w:t>
       </w:r>
       <w:r>
         <w:rPr>
@@ -16895,7 +16869,7 @@
         <w:rPr>
           <w:sz w:val="19"/>
         </w:rPr>
-        <w:t xml:space="preserve">Sucrose consumption during late adolescence impairs adult neurogenesis of the ventral dentate gyrus without inducing an anxiety-like behavior,</w:t>
+        <w:t xml:space="preserve">Lower ΔFosB expression in the dopaminergic system after stevia consumption in rats housed under environmental enrichment conditions,</w:t>
       </w:r>
       <w:r>
         <w:rPr>
@@ -16913,7 +16887,7 @@
         <w:rPr>
           <w:sz w:val="19"/>
         </w:rPr>
-        <w:t xml:space="preserve">Int. J. Mol. Sci., vol. 23, no. 22, Nov. 2022, Art. no. 14176. doi: 10.3390/ijms232214176 [Online].Available: https://www.ncbi.nlm.nih.gov/pmc/articles/PMC9695980/</w:t>
+        <w:t xml:space="preserve">Brain Res. Bull., vol. 177, pp. 172–180, 2021. doi: 10.1016/j.brainresbull.2021.10.001</w:t>
       </w:r>
     </w:p>
     <w:p>
@@ -16926,7 +16900,7 @@
         <w:rPr>
           <w:sz w:val="19"/>
         </w:rPr>
-        <w:t xml:space="preserve">[22] J. L. Rico, L. Aya-Ramos, and Z. Dueñas,</w:t>
+        <w:t xml:space="preserve">[22] H. Coirini, M. Rey, A. Marchena, P. Lence, and M. S. Kruse,</w:t>
       </w:r>
       <w:r>
         <w:rPr>
@@ -16944,7 +16918,7 @@
         <w:rPr>
           <w:sz w:val="19"/>
         </w:rPr>
-        <w:t xml:space="preserve">Effects of early-life stress followed by access to stevia or sucralose during adolescence on weight gain, glycemia, and anxiety-related behaviors in male and female rats,</w:t>
+        <w:t xml:space="preserve">Stevia vs. sucrose consumption: influence on the behavior of juvenile rats,</w:t>
       </w:r>
       <w:r>
         <w:rPr>
@@ -16962,7 +16936,7 @@
         <w:rPr>
           <w:sz w:val="19"/>
         </w:rPr>
-        <w:t xml:space="preserve">Physiol. Behav., vol. 280, 2024, Art. no. 114529. doi: 10.1016/j.physbeh.2024.114529</w:t>
+        <w:t xml:space="preserve">Medicina (B. Aires), vol. 83, no. Supl. V, p. 148, 2023, Resumen 182, Reunión Conjunta SAIC SAB AAFE AACYTAL 2023, Mar del Plata, Argentina.</w:t>
       </w:r>
     </w:p>
     <w:p>
@@ -16975,7 +16949,7 @@
         <w:rPr>
           <w:sz w:val="19"/>
         </w:rPr>
-        <w:t xml:space="preserve">[23] F. Khakpai, M. Naseroleslami, M. Moheb-Alian, E. Ghanimati, F. Abdollah-pour, and N. Mousavi-Niri,</w:t>
+        <w:t xml:space="preserve">[23] A. Marchena et al.,</w:t>
       </w:r>
       <w:r>
         <w:rPr>
@@ -16993,7 +16967,7 @@
         <w:rPr>
           <w:sz w:val="19"/>
         </w:rPr>
-        <w:t xml:space="preserve">Intra-gastrically administration of Stevia and particularly Nano-Stevia reversed the hyperglycemia, anxiety, and memory impairment in streptozotocin-induced diabetic rats,</w:t>
+        <w:t xml:space="preserve">Early-life stevia and sucrose consumption differentially affect metabolic homeostasis and neurobiological outcomes in rats,</w:t>
       </w:r>
       <w:r>
         <w:rPr>
@@ -17011,7 +16985,7 @@
         <w:rPr>
           <w:sz w:val="19"/>
         </w:rPr>
-        <w:t xml:space="preserve">Physiol. Behav., vol. 263, 2023, Art. no. 114100. doi: 10.1016/j.physbeh.2023.114100</w:t>
+        <w:t xml:space="preserve">Manuscrito enviado para publicación.</w:t>
       </w:r>
     </w:p>
     <w:p>
@@ -17024,7 +16998,7 @@
         <w:rPr>
           <w:sz w:val="19"/>
         </w:rPr>
-        <w:t xml:space="preserve">[24] D. Bosch and I. Ehrlich,</w:t>
+        <w:t xml:space="preserve">[24] K. Sánchez-Huerta et al.,</w:t>
       </w:r>
       <w:r>
         <w:rPr>
@@ -17042,7 +17016,7 @@
         <w:rPr>
           <w:sz w:val="19"/>
         </w:rPr>
-        <w:t xml:space="preserve">Postnatal maturation of GABAergic modulation of sensory inputs onto lateral amygdala principal neurons,</w:t>
+        <w:t xml:space="preserve">Sucrose consumption during late adolescence impairs adult neurogenesis of the ventral dentate gyrus without inducing an anxiety-like behavior,</w:t>
       </w:r>
       <w:r>
         <w:rPr>
@@ -17060,7 +17034,7 @@
         <w:rPr>
           <w:sz w:val="19"/>
         </w:rPr>
-        <w:t xml:space="preserve">J. Physiol., vol. 593, no. 19, pp. 4387–4409, 2015. doi: 10.1113/JP270645</w:t>
+        <w:t xml:space="preserve">Int. J. Mol. Sci., vol. 23, no. 22, Nov. 2022, Art. no. 14176. doi: 10.3390/ijms232214176 [Online].Available: https://www.ncbi.nlm.nih.gov/pmc/articles/PMC9695980/</w:t>
       </w:r>
     </w:p>
     <w:p>
@@ -17073,7 +17047,7 @@
         <w:rPr>
           <w:sz w:val="19"/>
         </w:rPr>
-        <w:t xml:space="preserve">[25] N. Ognjanovski et al.,</w:t>
+        <w:t xml:space="preserve">[25] J. L. Rico, L. Aya-Ramos, and Z. Dueñas,</w:t>
       </w:r>
       <w:r>
         <w:rPr>
@@ -17091,7 +17065,7 @@
         <w:rPr>
           <w:sz w:val="19"/>
         </w:rPr>
-        <w:t xml:space="preserve">Parvalbumin-expressing interneurons coordinate hippocampal network dynamics required for memory consolidation,</w:t>
+        <w:t xml:space="preserve">Effects of early-life stress followed by access to stevia or sucralose during adolescence on weight gain, glycemia, and anxiety-related behaviors in male and female rats,</w:t>
       </w:r>
       <w:r>
         <w:rPr>
@@ -17109,7 +17083,7 @@
         <w:rPr>
           <w:sz w:val="19"/>
         </w:rPr>
-        <w:t xml:space="preserve">Nat. Commun., vol. 8, 2017, Art. no. 15039. doi: 10.1038/ncomms15039</w:t>
+        <w:t xml:space="preserve">Physiol. Behav., vol. 280, 2024, Art. no. 114529. doi: 10.1016/j.physbeh.2024.114529</w:t>
       </w:r>
     </w:p>
     <w:p>
@@ -17122,7 +17096,7 @@
         <w:rPr>
           <w:sz w:val="19"/>
         </w:rPr>
-        <w:t xml:space="preserve">[26] A. C. Reichelt, S. Killcross, L. D. Hambly, M. J. Morris, and R. F. Westbrook,</w:t>
+        <w:t xml:space="preserve">[26] F. Khakpai, M. Naseroleslami, M. Moheb-Alian, E. Ghanimati, F. Abdollah-pour, and N. Mousavi-Niri,</w:t>
       </w:r>
       <w:r>
         <w:rPr>
@@ -17140,7 +17114,7 @@
         <w:rPr>
           <w:sz w:val="19"/>
         </w:rPr>
-        <w:t xml:space="preserve">Impact of adolescent sucrose access on cognitive control, recognition memory, and parvalbumin immunoreactivity,</w:t>
+        <w:t xml:space="preserve">Intra-gastrically administration of Stevia and particularly Nano-Stevia reversed the hyperglycemia, anxiety, and memory impairment in streptozotocin-induced diabetic rats,</w:t>
       </w:r>
       <w:r>
         <w:rPr>
@@ -17158,7 +17132,7 @@
         <w:rPr>
           <w:sz w:val="19"/>
         </w:rPr>
-        <w:t xml:space="preserve">Learn. Mem., vol. 22, no. 4, pp. 215–224, 2015. doi: 10.1101/lm.038000.114</w:t>
+        <w:t xml:space="preserve">Physiol. Behav., vol. 263, 2023, Art. no. 114100. doi: 10.1016/j.physbeh.2023.114100</w:t>
       </w:r>
     </w:p>
     <w:p>
@@ -17171,7 +17145,7 @@
         <w:rPr>
           <w:sz w:val="19"/>
         </w:rPr>
-        <w:t xml:space="preserve">[27] T. J. Xu and A. C. Reichelt,</w:t>
+        <w:t xml:space="preserve">[27] D. Bosch and I. Ehrlich,</w:t>
       </w:r>
       <w:r>
         <w:rPr>
@@ -17189,7 +17163,7 @@
         <w:rPr>
           <w:sz w:val="19"/>
         </w:rPr>
-        <w:t xml:space="preserve">Sucrose or sucrose and caffeine differentially impact memory and anxiety-like behaviours, and alter hippocampal parvalbumin and doublecortin,</w:t>
+        <w:t xml:space="preserve">Postnatal maturation of GABAergic modulation of sensory inputs onto lateral amygdala principal neurons,</w:t>
       </w:r>
       <w:r>
         <w:rPr>
@@ -17207,7 +17181,7 @@
         <w:rPr>
           <w:sz w:val="19"/>
         </w:rPr>
-        <w:t xml:space="preserve">Neuropharmacology, vol. 137, pp. 24–32, 2018. doi: 10.1016/j.neuropharm.2018.04.012</w:t>
+        <w:t xml:space="preserve">J. Physiol., vol. 593, no. 19, pp. 4387–4409, 2015. doi: 10.1113/JP270645</w:t>
       </w:r>
     </w:p>
     <w:p>
@@ -17220,7 +17194,7 @@
         <w:rPr>
           <w:sz w:val="19"/>
         </w:rPr>
-        <w:t xml:space="preserve">[28] A. C. Reichelt, G. D. Gibson, K. N. Abbott, and D. J. Hare,</w:t>
+        <w:t xml:space="preserve">[28] N. Ognjanovski et al.,</w:t>
       </w:r>
       <w:r>
         <w:rPr>
@@ -17238,7 +17212,7 @@
         <w:rPr>
           <w:sz w:val="19"/>
         </w:rPr>
-        <w:t xml:space="preserve">A high-fat high-sugar diet in adolescent rats impairs social memory and alters chemical markers characteristic of atypical neuroplasticity and parvalbumin interneuron depletion in the medial prefrontal cortex,</w:t>
+        <w:t xml:space="preserve">Parvalbumin-expressing interneurons coordinate hippocampal network dynamics required for memory consolidation,</w:t>
       </w:r>
       <w:r>
         <w:rPr>
@@ -17256,7 +17230,7 @@
         <w:rPr>
           <w:sz w:val="19"/>
         </w:rPr>
-        <w:t xml:space="preserve">Food Funct., vol. 10, no. 4, pp. 1985–1998, 2019. doi: 10.1039/c8fo02118j</w:t>
+        <w:t xml:space="preserve">Nat. Commun., vol. 8, 2017, Art. no. 15039. doi: 10.1038/ncomms15039</w:t>
       </w:r>
     </w:p>
     <w:p>
@@ -17269,7 +17243,7 @@
         <w:rPr>
           <w:sz w:val="19"/>
         </w:rPr>
-        <w:t xml:space="preserve">[29] E. I. Morales-Ríos, J. García-Machorro, A. Briones-Aranda, R. Gómez-Pliego, and J. Espinosa-Raya,</w:t>
+        <w:t xml:space="preserve">[29] A. C. Reichelt, S. Killcross, L. D. Hambly, M. J. Morris, and R. F. Westbrook,</w:t>
       </w:r>
       <w:r>
         <w:rPr>
@@ -17287,7 +17261,7 @@
         <w:rPr>
           <w:sz w:val="19"/>
         </w:rPr>
-        <w:t xml:space="preserve">Effect of long-term intake of nutritive and non-nutritive sweeteners on metabolic health and cognition in adult male rats,</w:t>
+        <w:t xml:space="preserve">Impact of adolescent sucrose access on cognitive control, recognition memory, and parvalbumin immunoreactivity,</w:t>
       </w:r>
       <w:r>
         <w:rPr>
@@ -17305,7 +17279,7 @@
         <w:rPr>
           <w:sz w:val="19"/>
         </w:rPr>
-        <w:t xml:space="preserve">J. Med. Food, vol. 25, no. 11, pp. 1059–1065, 2022. doi: 10.1089/jmf.2022.0016</w:t>
+        <w:t xml:space="preserve">Learn. Mem., vol. 22, no. 4, pp. 215–224, 2015. doi: 10.1101/lm.038000.114</w:t>
       </w:r>
     </w:p>
     <w:p>
@@ -17318,7 +17292,7 @@
         <w:rPr>
           <w:sz w:val="19"/>
         </w:rPr>
-        <w:t xml:space="preserve">[30] L. Tsan et al.,</w:t>
+        <w:t xml:space="preserve">[30] T. J. Xu and A. C. Reichelt,</w:t>
       </w:r>
       <w:r>
         <w:rPr>
@@ -17336,7 +17310,7 @@
         <w:rPr>
           <w:sz w:val="19"/>
         </w:rPr>
-        <w:t xml:space="preserve">Early-life low-calorie sweetener consumption disrupts glucose regulation, sugar-motivated behavior, and memory function in rats,</w:t>
+        <w:t xml:space="preserve">Sucrose or sucrose and caffeine differentially impact memory and anxiety-like behaviours, and alter hippocampal parvalbumin and doublecortin,</w:t>
       </w:r>
       <w:r>
         <w:rPr>
@@ -17354,7 +17328,7 @@
         <w:rPr>
           <w:sz w:val="19"/>
         </w:rPr>
-        <w:t xml:space="preserve">JCI Insight, vol. 7, no. 20, Oct. 2022, Art. no. e157714. doi: 10.1172/jci.insight.157714 [Online]. Available: https://www.ncbi.nlm.nih.gov/pmc/articles/PMC9714783/</w:t>
+        <w:t xml:space="preserve">Neuropharmacology, vol. 137, pp. 24–32, 2018. doi: 10.1016/j.neuropharm.2018.04.012</w:t>
       </w:r>
     </w:p>
     <w:p>
@@ -17367,7 +17341,7 @@
         <w:rPr>
           <w:sz w:val="19"/>
         </w:rPr>
-        <w:t xml:space="preserve">[31] A. L. de la Garza et al.,</w:t>
+        <w:t xml:space="preserve">[31] A. C. Reichelt, G. D. Gibson, K. N. Abbott, and D. J. Hare,</w:t>
       </w:r>
       <w:r>
         <w:rPr>
@@ -17385,7 +17359,7 @@
         <w:rPr>
           <w:sz w:val="19"/>
         </w:rPr>
-        <w:t xml:space="preserve">Maternal sweeteners intake modulates gut microbiota and exacerbates learning and memory processes in adult male offspring,</w:t>
+        <w:t xml:space="preserve">A high-fat high-sugar diet in adolescent rats impairs social memory and alters chemical markers characteristic of atypical neuroplasticity and parvalbumin interneuron depletion in the medial prefrontal cortex,</w:t>
       </w:r>
       <w:r>
         <w:rPr>
@@ -17403,7 +17377,7 @@
         <w:rPr>
           <w:sz w:val="19"/>
         </w:rPr>
-        <w:t xml:space="preserve">Front. Pediatr., vol. 9, Jan. 2022, Art. no. 746437. doi: 10.3389/fped.2021.746437</w:t>
+        <w:t xml:space="preserve">Food Funct., vol. 10, no. 4, pp. 1985–1998, 2019. doi: 10.1039/c8fo02118j</w:t>
       </w:r>
     </w:p>
     <w:p>
@@ -17416,7 +17390,7 @@
         <w:rPr>
           <w:sz w:val="19"/>
         </w:rPr>
-        <w:t xml:space="preserve">[32] Y. Pozdnyakova and A. Murzatayeva,</w:t>
+        <w:t xml:space="preserve">[32] E. I. Morales-Ríos, J. García-Machorro, A. Briones-Aranda, R. Gómez-Pliego, and J. Espinosa-Raya,</w:t>
       </w:r>
       <w:r>
         <w:rPr>
@@ -17434,7 +17408,7 @@
         <w:rPr>
           <w:sz w:val="19"/>
         </w:rPr>
-        <w:t xml:space="preserve">Neuroprotective potential of Stevia rebaudiana and Stachys sieboldii: Effects on oxidative stress and locomotor activity in male rats fed a high-fat, high-sucrose diet,</w:t>
+        <w:t xml:space="preserve">Effect of long-term intake of nutritive and non-nutritive sweeteners on metabolic health and cognition in adult male rats,</w:t>
       </w:r>
       <w:r>
         <w:rPr>
@@ -17452,7 +17426,7 @@
         <w:rPr>
           <w:sz w:val="19"/>
         </w:rPr>
-        <w:t xml:space="preserve">Biology (Basel), vol. 14, no. 4, Mar. 2025, Art. no. 359. doi: 10.3390/biology14040359 [Online]. Available: https://www.mdpi.com/2079-7737/14/4/359</w:t>
+        <w:t xml:space="preserve">J. Med. Food, vol. 25, no. 11, pp. 1059–1065, 2022. doi: 10.1089/jmf.2022.0016</w:t>
       </w:r>
     </w:p>
     <w:p>
@@ -17465,7 +17439,7 @@
         <w:rPr>
           <w:sz w:val="19"/>
         </w:rPr>
-        <w:t xml:space="preserve">[33] C. Prata et al.,</w:t>
+        <w:t xml:space="preserve">[33] L. Tsan et al.,</w:t>
       </w:r>
       <w:r>
         <w:rPr>
@@ -17483,7 +17457,7 @@
         <w:rPr>
           <w:sz w:val="19"/>
         </w:rPr>
-        <w:t xml:space="preserve">Glycosides from Stevia rebaudiana Bertoni possess insulin-mimetic and antioxidant activities in rat cardiac fibroblasts,</w:t>
+        <w:t xml:space="preserve">Early-life low-calorie sweetener consumption disrupts glucose regulation, sugar-motivated behavior, and memory function in rats,</w:t>
       </w:r>
       <w:r>
         <w:rPr>
@@ -17501,7 +17475,7 @@
         <w:rPr>
           <w:sz w:val="19"/>
         </w:rPr>
-        <w:t xml:space="preserve">Oxid. Med. Cell. Longev., vol. 2017, Aug. 2017, Art. no. 3724545. doi: 10.1155/2017/3724545 [Online]. Available: https://www.ncbi.nlm.nih.gov/pmc/articles/PMC5602648/</w:t>
+        <w:t xml:space="preserve">JCI Insight, vol. 7, no. 20, Oct. 2022, Art. no. e157714. doi: 10.1172/jci.insight.157714 [Online]. Available: https://www.ncbi.nlm.nih.gov/pmc/articles/PMC9714783/</w:t>
       </w:r>
     </w:p>
     <w:p>
@@ -17514,7 +17488,7 @@
         <w:rPr>
           <w:sz w:val="19"/>
         </w:rPr>
-        <w:t xml:space="preserve">[34] D. Sharma, M. Puri, A. K. Tiwary, N. Singh, and A. S. Jaggi,</w:t>
+        <w:t xml:space="preserve">[34] A. L. de la Garza et al.,</w:t>
       </w:r>
       <w:r>
         <w:rPr>
@@ -17532,7 +17506,7 @@
         <w:rPr>
           <w:sz w:val="19"/>
         </w:rPr>
-        <w:t xml:space="preserve">Antiamnesic effect of stevioside in scopolamine-treated rats,</w:t>
+        <w:t xml:space="preserve">Maternal sweeteners intake modulates gut microbiota and exacerbates learning and memory processes in adult male offspring,</w:t>
       </w:r>
       <w:r>
         <w:rPr>
@@ -17550,7 +17524,7 @@
         <w:rPr>
           <w:sz w:val="19"/>
         </w:rPr>
-        <w:t xml:space="preserve">Indian J. Pharmacol., vol. 42, no. 3, pp. 164–167, 2010. doi: 10.4103/0253-7613.66840</w:t>
+        <w:t xml:space="preserve">Front. Pediatr., vol. 9, Jan. 2022, Art. no. 746437. doi: 10.3389/fped.2021.746437</w:t>
       </w:r>
     </w:p>
     <w:p>
@@ -17563,7 +17537,7 @@
         <w:rPr>
           <w:sz w:val="19"/>
         </w:rPr>
-        <w:t xml:space="preserve">[35] V. A. Chavushyan et al.,</w:t>
+        <w:t xml:space="preserve">[35] Y. Pozdnyakova and A. Murzatayeva,</w:t>
       </w:r>
       <w:r>
         <w:rPr>
@@ -17581,7 +17555,7 @@
         <w:rPr>
           <w:sz w:val="19"/>
         </w:rPr>
-        <w:t xml:space="preserve">Effects of stevia on synaptic plasticity and NADPH oxidase level of CNS in conditions of metabolic disorders caused by fructose,</w:t>
+        <w:t xml:space="preserve">Neuroprotective potential of Stevia rebaudiana and Stachys sieboldii: Effects on oxidative stress and locomotor activity in male rats fed a high-fat, high-sucrose diet,</w:t>
       </w:r>
       <w:r>
         <w:rPr>
@@ -17599,7 +17573,7 @@
         <w:rPr>
           <w:sz w:val="19"/>
         </w:rPr>
-        <w:t xml:space="preserve">BMC Complement. Altern. Med., vol. 17, Dec. 2017, Art. no. 540. doi: 10.1186/s12906-017-2049-9</w:t>
+        <w:t xml:space="preserve">Biology (Basel), vol. 14, no. 4, Mar. 2025, Art. no. 359. doi: 10.3390/biology14040359 [Online]. Available: https://www.mdpi.com/2079-7737/14/4/359</w:t>
       </w:r>
     </w:p>
     <w:p>
@@ -17612,7 +17586,7 @@
         <w:rPr>
           <w:sz w:val="19"/>
         </w:rPr>
-        <w:t xml:space="preserve">[36] J. E. Beilharz, J. Maniam, and M. J. Morris,</w:t>
+        <w:t xml:space="preserve">[36] C. Prata et al.,</w:t>
       </w:r>
       <w:r>
         <w:rPr>
@@ -17630,7 +17604,7 @@
         <w:rPr>
           <w:sz w:val="19"/>
         </w:rPr>
-        <w:t xml:space="preserve">Short exposure to a diet rich in both fat and sugar or sugar alone impairs place, but not object recognition memory in rats,</w:t>
+        <w:t xml:space="preserve">Glycosides from Stevia rebaudiana Bertoni possess insulin-mimetic and antioxidant activities in rat cardiac fibroblasts,</w:t>
       </w:r>
       <w:r>
         <w:rPr>
@@ -17648,7 +17622,7 @@
         <w:rPr>
           <w:sz w:val="19"/>
         </w:rPr>
-        <w:t xml:space="preserve">Brain Behav. Immun., vol. 37, pp. 134–141, 2014. doi: 10.1016/j.bbi.2013.11.016</w:t>
+        <w:t xml:space="preserve">Oxid. Med. Cell. Longev., vol. 2017, Aug. 2017, Art. no. 3724545. doi: 10.1155/2017/3724545 [Online]. Available: https://www.ncbi.nlm.nih.gov/pmc/articles/PMC5602648/</w:t>
       </w:r>
     </w:p>
     <w:p>
@@ -17661,7 +17635,7 @@
         <w:rPr>
           <w:sz w:val="19"/>
         </w:rPr>
-        <w:t xml:space="preserve">[37] J. E. Beilharz, J. Maniam, and M. J. Morris,</w:t>
+        <w:t xml:space="preserve">[37] D. Sharma, M. Puri, A. K. Tiwary, N. Singh, and A. S. Jaggi,</w:t>
       </w:r>
       <w:r>
         <w:rPr>
@@ -17679,7 +17653,7 @@
         <w:rPr>
           <w:sz w:val="19"/>
         </w:rPr>
-        <w:t xml:space="preserve">Short-term exposure to a diet high in fat and sugar, or liquid sugar, selectively impairs hippocampal-dependent memory, with differential impacts on inflammation,</w:t>
+        <w:t xml:space="preserve">Antiamnesic effect of stevioside in scopolamine-treated rats,</w:t>
       </w:r>
       <w:r>
         <w:rPr>
@@ -17697,7 +17671,7 @@
         <w:rPr>
           <w:sz w:val="19"/>
         </w:rPr>
-        <w:t xml:space="preserve">Behav. Brain Res., vol. 306, pp. 1–7, 2016. doi: 10.1016/j.bbr.2016.03.018</w:t>
+        <w:t xml:space="preserve">Indian J. Pharmacol., vol. 42, no. 3, pp. 164–167, 2010. doi: 10.4103/0253-7613.66840</w:t>
       </w:r>
     </w:p>
     <w:p>
@@ -17710,7 +17684,7 @@
         <w:rPr>
           <w:sz w:val="19"/>
         </w:rPr>
-        <w:t xml:space="preserve">[38] G. Kempermann, H. Song, and F. H. Gage,</w:t>
+        <w:t xml:space="preserve">[38] V. A. Chavushyan et al.,</w:t>
       </w:r>
       <w:r>
         <w:rPr>
@@ -17728,7 +17702,7 @@
         <w:rPr>
           <w:sz w:val="19"/>
         </w:rPr>
-        <w:t xml:space="preserve">Neurogenesis in the adult hippocampus,</w:t>
+        <w:t xml:space="preserve">Effects of stevia on synaptic plasticity and NADPH oxidase level of CNS in conditions of metabolic disorders caused by fructose,</w:t>
       </w:r>
       <w:r>
         <w:rPr>
@@ -17746,7 +17720,7 @@
         <w:rPr>
           <w:sz w:val="19"/>
         </w:rPr>
-        <w:t xml:space="preserve">Cold Spring Harb. Perspect. Biol., vol. 7, no. 9, a018812, 2015. doi: 10.1101/cshperspect.a018812</w:t>
+        <w:t xml:space="preserve">BMC Complement. Altern. Med., vol. 17, Dec. 2017, Art. no. 540. doi: 10.1186/s12906-017-2049-9</w:t>
       </w:r>
     </w:p>
     <w:p>
@@ -17759,7 +17733,7 @@
         <w:rPr>
           <w:sz w:val="19"/>
         </w:rPr>
-        <w:t xml:space="preserve">[39] J. Maniam, C. P. Antoniadis, N. A. Youngson, J. K. Sinha, and M. J. Morris,</w:t>
+        <w:t xml:space="preserve">[39] J. E. Beilharz, J. Maniam, and M. J. Morris,</w:t>
       </w:r>
       <w:r>
         <w:rPr>
@@ -17777,7 +17751,7 @@
         <w:rPr>
           <w:sz w:val="19"/>
         </w:rPr>
-        <w:t xml:space="preserve">Sugar consumption produces effects similar to early life stress exposure on hippocampal markers of neurogenesis and stress response,</w:t>
+        <w:t xml:space="preserve">Short exposure to a diet rich in both fat and sugar or sugar alone impairs place, but not object recognition memory in rats,</w:t>
       </w:r>
       <w:r>
         <w:rPr>
@@ -17795,7 +17769,7 @@
         <w:rPr>
           <w:sz w:val="19"/>
         </w:rPr>
-        <w:t xml:space="preserve">Front. Mol. Neurosci., vol. 8, Jan. 2016, Art. no. 86. doi: 10.3389/fnmol.2015.00086 [Online]. Available: https://www.ncbi.nlm.nih.gov/pmc/articles/PMC4717325/</w:t>
+        <w:t xml:space="preserve">Brain Behav. Immun., vol. 37, pp. 134–141, 2014. doi: 10.1016/j.bbi.2013.11.016</w:t>
       </w:r>
     </w:p>
     <w:p>
@@ -17808,7 +17782,7 @@
         <w:rPr>
           <w:sz w:val="19"/>
         </w:rPr>
-        <w:t xml:space="preserve">[40] D. A. Lukovikov et al.,</w:t>
+        <w:t xml:space="preserve">[40] J. E. Beilharz, J. Maniam, and M. J. Morris,</w:t>
       </w:r>
       <w:r>
         <w:rPr>
@@ -17826,7 +17800,7 @@
         <w:rPr>
           <w:sz w:val="19"/>
         </w:rPr>
-        <w:t xml:space="preserve">Automated phenotyping of rodent behavior in the Cylinder Exploration Test using machine learning,</w:t>
+        <w:t xml:space="preserve">Short-term exposure to a diet high in fat and sugar, or liquid sugar, selectively impairs hippocampal-dependent memory, with differential impacts on inflammation,</w:t>
       </w:r>
       <w:r>
         <w:rPr>
@@ -17844,7 +17818,7 @@
         <w:rPr>
           <w:sz w:val="19"/>
         </w:rPr>
-        <w:t xml:space="preserve">Neuroscience, vol. 601, pp. 169–178, May 2026. doi: 10.1016/j.neuroscience.2026.02.048 [Online]. Available: https://pubmed.ncbi.nlm.nih.gov/41780714/</w:t>
+        <w:t xml:space="preserve">Behav. Brain Res., vol. 306, pp. 1–7, 2016. doi: 10.1016/j.bbr.2016.03.018</w:t>
       </w:r>
     </w:p>
     <w:p>
@@ -17857,7 +17831,154 @@
         <w:rPr>
           <w:sz w:val="19"/>
         </w:rPr>
-        <w:t xml:space="preserve">[41] A. Gerós, A. Magalhães, and P. Aguiar,</w:t>
+        <w:t xml:space="preserve">[41] G. Kempermann, H. Song, and F. H. Gage,</w:t>
+      </w:r>
+      <w:r>
+        <w:rPr>
+          <w:sz w:val="19"/>
+        </w:rPr>
+        <w:t xml:space="preserve"> </w:t>
+      </w:r>
+      <w:r>
+        <w:rPr>
+          <w:sz w:val="19"/>
+        </w:rPr>
+        <w:t xml:space="preserve">“</w:t>
+      </w:r>
+      <w:r>
+        <w:rPr>
+          <w:sz w:val="19"/>
+        </w:rPr>
+        <w:t xml:space="preserve">Neurogenesis in the adult hippocampus,</w:t>
+      </w:r>
+      <w:r>
+        <w:rPr>
+          <w:sz w:val="19"/>
+        </w:rPr>
+        <w:t xml:space="preserve">”</w:t>
+      </w:r>
+      <w:r>
+        <w:rPr>
+          <w:sz w:val="19"/>
+        </w:rPr>
+        <w:t xml:space="preserve"> </w:t>
+      </w:r>
+      <w:r>
+        <w:rPr>
+          <w:sz w:val="19"/>
+        </w:rPr>
+        <w:t xml:space="preserve">Cold Spring Harb. Perspect. Biol., vol. 7, no. 9, a018812, 2015. doi: 10.1101/cshperspect.a018812</w:t>
+      </w:r>
+    </w:p>
+    <w:p>
+      <w:pPr>
+        <w:pStyle w:val="BodyText"/>
+        <w:spacing w:after="80"/>
+        <w:jc w:val="left"/>
+      </w:pPr>
+      <w:r>
+        <w:rPr>
+          <w:sz w:val="19"/>
+        </w:rPr>
+        <w:t xml:space="preserve">[42] J. Maniam, C. P. Antoniadis, N. A. Youngson, J. K. Sinha, and M. J. Morris,</w:t>
+      </w:r>
+      <w:r>
+        <w:rPr>
+          <w:sz w:val="19"/>
+        </w:rPr>
+        <w:t xml:space="preserve"> </w:t>
+      </w:r>
+      <w:r>
+        <w:rPr>
+          <w:sz w:val="19"/>
+        </w:rPr>
+        <w:t xml:space="preserve">“</w:t>
+      </w:r>
+      <w:r>
+        <w:rPr>
+          <w:sz w:val="19"/>
+        </w:rPr>
+        <w:t xml:space="preserve">Sugar consumption produces effects similar to early life stress exposure on hippocampal markers of neurogenesis and stress response,</w:t>
+      </w:r>
+      <w:r>
+        <w:rPr>
+          <w:sz w:val="19"/>
+        </w:rPr>
+        <w:t xml:space="preserve">”</w:t>
+      </w:r>
+      <w:r>
+        <w:rPr>
+          <w:sz w:val="19"/>
+        </w:rPr>
+        <w:t xml:space="preserve"> </w:t>
+      </w:r>
+      <w:r>
+        <w:rPr>
+          <w:sz w:val="19"/>
+        </w:rPr>
+        <w:t xml:space="preserve">Front. Mol. Neurosci., vol. 8, Jan. 2016, Art. no. 86. doi: 10.3389/fnmol.2015.00086 [Online]. Available: https://www.ncbi.nlm.nih.gov/pmc/articles/PMC4717325/</w:t>
+      </w:r>
+    </w:p>
+    <w:p>
+      <w:pPr>
+        <w:pStyle w:val="BodyText"/>
+        <w:spacing w:after="80"/>
+        <w:jc w:val="left"/>
+      </w:pPr>
+      <w:r>
+        <w:rPr>
+          <w:sz w:val="19"/>
+        </w:rPr>
+        <w:t xml:space="preserve">[43] D. A. Lukovikov et al.,</w:t>
+      </w:r>
+      <w:r>
+        <w:rPr>
+          <w:sz w:val="19"/>
+        </w:rPr>
+        <w:t xml:space="preserve"> </w:t>
+      </w:r>
+      <w:r>
+        <w:rPr>
+          <w:sz w:val="19"/>
+        </w:rPr>
+        <w:t xml:space="preserve">“</w:t>
+      </w:r>
+      <w:r>
+        <w:rPr>
+          <w:sz w:val="19"/>
+        </w:rPr>
+        <w:t xml:space="preserve">Automated phenotyping of rodent behavior in the Cylinder Exploration Test using machine learning,</w:t>
+      </w:r>
+      <w:r>
+        <w:rPr>
+          <w:sz w:val="19"/>
+        </w:rPr>
+        <w:t xml:space="preserve">”</w:t>
+      </w:r>
+      <w:r>
+        <w:rPr>
+          <w:sz w:val="19"/>
+        </w:rPr>
+        <w:t xml:space="preserve"> </w:t>
+      </w:r>
+      <w:r>
+        <w:rPr>
+          <w:sz w:val="19"/>
+        </w:rPr>
+        <w:t xml:space="preserve">Neuroscience, vol. 601, pp. 169–178, May 2026. doi: 10.1016/j.neuroscience.2026.02.048 [Online]. Available: https://pubmed.ncbi.nlm.nih.gov/41780714/</w:t>
+      </w:r>
+    </w:p>
+    <w:p>
+      <w:pPr>
+        <w:pStyle w:val="BodyText"/>
+        <w:spacing w:after="80"/>
+        <w:jc w:val="left"/>
+      </w:pPr>
+      <w:r>
+        <w:rPr>
+          <w:sz w:val="19"/>
+        </w:rPr>
+        <w:t xml:space="preserve">[44] A. Gerós, A. Magalhães, and P. Aguiar,</w:t>
       </w:r>
       <w:r>
         <w:rPr>

--- a/entregas/metodos resultados discusion 20261021.docx
+++ b/entregas/metodos resultados discusion 20261021.docx
@@ -15535,7 +15535,7 @@
         <w:pStyle w:val="BodyText"/>
       </w:pPr>
       <w:r>
-        <w:t xml:space="preserve">Estudios previos del laboratorio mostraron que el consumo temprano de stevia (decocción al 0,5 % v/v) no produce cambios en la conducta tipo ansiosa de ratas macho juveniles cuando se evalúa a corto plazo, al finalizar la exposición [22, 23]</w:t>
+        <w:t xml:space="preserve">Estudios previos del laboratorio mostraron que el consumo temprano de stevia no produce cambios en la conducta tipo ansiosa de ratas macho juveniles cuando se evalúa a corto plazo, al finalizar la exposición [22, 23]</w:t>
       </w:r>
       <w:r>
         <w:t xml:space="preserve"> </w:t>

--- a/entregas/metodos resultados discusion 20261021.docx
+++ b/entregas/metodos resultados discusion 20261021.docx
@@ -15449,7 +15449,21 @@
         <w:pStyle w:val="FirstParagraph"/>
       </w:pPr>
       <w:r>
-        <w:t xml:space="preserve">Durante el tratamiento, los animales juveniles consumieron, en relación con su peso corporal, más del doble de solución endulzada que los adultos, tanto de sacarosa como de stevia (§5.1.1). Sin embargo, el índice de preferencia no presentó diferencias significativas entre edades, lo que indica que esta mayor ingesta relativa no estuvo acompañada de una mayor preferencia por el sabor dulce. En consecuencia, a pesar de presentar una preferencia comparable por las soluciones endulzadas, los animales juveniles consumieron cantidades considerablemente superiores de sacarosa y de stevia por unidad de peso corporal que los adultos. Asimismo, la ingesta de stevia superó la ingesta diaria admisible de glucósidos de esteviol, de 4 mg/kg de peso corporal por día expresada como equivalentes de esteviol [19], y este exceso fue más pronunciado durante la etapa juvenil. Según la composición del extracto (Tabla 4.1, con los factores de conversión a esteviol de 0,40 para el esteviósido y de 0,33 para los rebaudiósidos A y C [19]), la bebida al 4 % contenía alrededor de 0,08 mg/mL de equivalentes de esteviol; con un consumo medio de 0,24 y 0,09 mL/g de peso corporal por día, los animales juveniles ingirieron alrededor de 20 mg/kg/día (unas cinco veces la ingesta diaria admisible) y los adultos, alrededor de 7 mg/kg/día (1,8 veces).</w:t>
+        <w:t xml:space="preserve">Durante el tratamiento, los animales juveniles consumieron, en relación con su peso corporal, más del doble de solución endulzada que los adultos, tanto de sacarosa como de stevia (§5.1.1). Sin embargo, el índice de preferencia no presentó diferencias significativas entre edades, lo que indica que esta mayor ingesta relativa no estuvo acompañada de una mayor preferencia por el sabor dulce. En consecuencia, a pesar de presentar una preferencia comparable por las soluciones endulzadas, los animales juveniles consumieron cantidades considerablemente superiores de sacarosa y de stevia por unidad de peso corporal que los adultos. </w:t>
+      </w:r>
+      <w:commentRangeStart w:id="0"/>
+      <w:r>
+        <w:rPr>
+          <w:highlight w:val="yellow"/>
+        </w:rPr>
+        <w:t>Asimismo, la ingesta de stevia superó la ingesta diaria admisible de glucósidos de esteviol, de 4 mg/kg de peso corporal por día expresada como equivalentes de esteviol [19], y este exceso fue más pronunciado durante la etapa juvenil. Según la composición del extracto (Tabla 4.1, con los factores de conversión a esteviol de 0,40 para el esteviósido y de 0,33 para los rebaudiósidos A y C [19]), la bebida al 4 % contenía alrededor de 0,08 mg/mL de equivalentes de esteviol; con un consumo medio de 0,24 y 0,09 mL/g de peso corporal por día, los animales juveniles ingirieron alrededor de 20 mg/kg/día (unas cinco veces la ingesta diaria admisible) y los adultos, alrededor de 7 mg/kg/día (1,8 veces).</w:t>
+      </w:r>
+      <w:commentRangeEnd w:id="0"/>
+      <w:r>
+        <w:rPr>
+          <w:rStyle w:val="CommentReference"/>
+        </w:rPr>
+        <w:commentReference w:id="0"/>
       </w:r>
     </w:p>
     <w:p>
@@ -15534,18 +15548,41 @@
       <w:pPr>
         <w:pStyle w:val="BodyText"/>
       </w:pPr>
-      <w:r>
-        <w:t xml:space="preserve">Estudios previos del laboratorio mostraron que el consumo temprano de stevia no produce cambios en la conducta tipo ansiosa de ratas macho juveniles cuando se evalúa a corto plazo, al finalizar la exposición [22, 23]</w:t>
-      </w:r>
-      <w:r>
-        <w:t xml:space="preserve"> </w:t>
-      </w:r>
+      <w:commentRangeStart w:id="1"/>
+      <w:r>
+        <w:rPr>
+          <w:highlight w:val="yellow"/>
+        </w:rPr>
+        <w:t>Estudios previos del laboratorio mostraron que el consumo temprano de stevia no produce cambios en la conducta tipo ansiosa de ratas macho juveniles cuando se evalúa a corto plazo, al finalizar la exposición</w:t>
+      </w:r>
+      <w:commentRangeEnd w:id="1"/>
+      <w:r>
+        <w:rPr>
+          <w:rStyle w:val="CommentReference"/>
+        </w:rPr>
+        <w:commentReference w:id="1"/>
+      </w:r>
+      <w:r>
+        <w:t xml:space="preserve"> [22, 23]</w:t>
+      </w:r>
+      <w:r>
+        <w:t xml:space="preserve"> </w:t>
+      </w:r>
+      <w:commentRangeStart w:id="2"/>
       <w:r>
         <w:rPr>
           <w:bCs/>
           <w:b/>
+          <w:highlight w:val="yellow"/>
         </w:rPr>
         <w:t xml:space="preserve">[CONFIRMAR: coautores y revista del manuscrito de Marchena et al.]</w:t>
+      </w:r>
+      <w:commentRangeEnd w:id="2"/>
+      <w:r>
+        <w:rPr>
+          <w:rStyle w:val="CommentReference"/>
+        </w:rPr>
+        <w:commentReference w:id="2"/>
       </w:r>
       <w:r>
         <w:t xml:space="preserve">. Esto sugiere que la abstinencia de la bebida endulzada con stevia, algunas alteraciones neurobiológicas, o ambas, serían responsables de los cambios a largo plazo en la conducta de tipo ansioso. Lo mismo ocurre con la sacarosa, cuyos efectos sobre la conducta tipo ansiosa evaluados a corto plazo [6, 24] difieren de los descriptos a largo plazo [1]. De manera similar, en ratas macho con acceso a stevia durante la adolescencia y evaluadas al finalizar el consumo, la stevia aumentó la locomoción en el</w:t>
@@ -15635,7 +15672,24 @@
         <w:t xml:space="preserve">open field</w:t>
       </w:r>
       <w:r>
-        <w:t xml:space="preserve">, estudios previos del laboratorio indican que el consumo agudo de stevia durante la etapa juvenil no produce alteraciones en la memoria de localización de objetos (prueba NOL), una memoria dependiente del hipocampo [22, 23]. Además, estos animales presentaron modificaciones en la expresión de calretinina (CR), un marcador de determinadas poblaciones de interneuronas GABAérgicas, en la corteza prefrontal medial [23]. Las interneuronas que expresan parvalbúmina (PV) y CR son importantes reguladoras de la actividad de los circuitos neuronales y desempeñan funciones relevantes en procesos cognitivos como la memoria y la sincronización de las redes neuronales [27, 28]. En este sentido, estudios previos demostraron que la disminución de la expresión de PV en el hipocampo y en la corteza prefrontal tras el consumo de sacarosa se asocia con alteraciones de la memoria y de las conductas de tipo ansioso [1, 29–31]. Considerando estos antecedentes, sería de interés investigar si las modificaciones en la expresión de CR tras el consumo juvenil de stevia persisten hasta la edad adulta y si se relacionan con las alteraciones de la memoria de reconocimiento observadas a largo plazo.</w:t>
+        <w:t xml:space="preserve">, estudios previos del laboratorio indican que el consumo agudo de stevia durante la etapa juvenil </w:t>
+      </w:r>
+      <w:commentRangeStart w:id="3"/>
+      <w:r>
+        <w:rPr>
+          <w:highlight w:val="yellow"/>
+        </w:rPr>
+        <w:t>no produce alteraciones en la memoria de localización de objetos (prueba NOL), una memoria dependiente del hipocampo</w:t>
+      </w:r>
+      <w:commentRangeEnd w:id="3"/>
+      <w:r>
+        <w:rPr>
+          <w:rStyle w:val="CommentReference"/>
+        </w:rPr>
+        <w:commentReference w:id="3"/>
+      </w:r>
+      <w:r>
+        <w:t xml:space="preserve"> [22, 23]. Además, estos animales presentaron modificaciones en la expresión de calretinina (CR), un marcador de determinadas poblaciones de interneuronas GABAérgicas, en la corteza prefrontal medial [23]. Las interneuronas que expresan parvalbúmina (PV) y CR son importantes reguladoras de la actividad de los circuitos neuronales y desempeñan funciones relevantes en procesos cognitivos como la memoria y la sincronización de las redes neuronales [27, 28]. En este sentido, estudios previos demostraron que la disminución de la expresión de PV en el hipocampo y en la corteza prefrontal tras el consumo de sacarosa se asocia con alteraciones de la memoria y de las conductas de tipo ansioso [1, 29–31]. Considerando estos antecedentes, sería de interés investigar si las modificaciones en la expresión de CR tras el consumo juvenil de stevia persisten hasta la edad adulta y si se relacionan con las alteraciones de la memoria de reconocimiento observadas a largo plazo.</w:t>
       </w:r>
     </w:p>
     <w:p>
@@ -18027,7 +18081,72 @@
 </file>
 
 <file path=word/comments.xml><?xml version="1.0" encoding="utf-8"?>
-<w:comments xmlns:w="http://schemas.openxmlformats.org/wordprocessingml/2006/main" xmlns:m="http://schemas.openxmlformats.org/officeDocument/2006/math" xmlns:r="http://schemas.openxmlformats.org/officeDocument/2006/relationships" xmlns:o="urn:schemas-microsoft-com:office:office" xmlns:v="urn:schemas-microsoft-com:vml" xmlns:w10="urn:schemas-microsoft-com:office:word" xmlns:a="http://schemas.openxmlformats.org/drawingml/2006/main" xmlns:pic="http://schemas.openxmlformats.org/drawingml/2006/picture" xmlns:wp="http://schemas.openxmlformats.org/drawingml/2006/wordprocessingDrawing"/>
+<w:comments xmlns:w="http://schemas.openxmlformats.org/wordprocessingml/2006/main" xmlns:m="http://schemas.openxmlformats.org/officeDocument/2006/math" xmlns:r="http://schemas.openxmlformats.org/officeDocument/2006/relationships" xmlns:o="urn:schemas-microsoft-com:office:office" xmlns:v="urn:schemas-microsoft-com:vml" xmlns:w10="urn:schemas-microsoft-com:office:word" xmlns:a="http://schemas.openxmlformats.org/drawingml/2006/main" xmlns:pic="http://schemas.openxmlformats.org/drawingml/2006/picture" xmlns:wp="http://schemas.openxmlformats.org/drawingml/2006/wordprocessingDrawing">
+  <w:comment w:id="0" w:author="Thiago Sayegh" w:initials="TS" w:date="2026-10-21T13:29:10Z">
+    <w:p>
+      <w:pPr>
+        <w:pStyle w:val="CommentText"/>
+      </w:pPr>
+      <w:r>
+        <w:rPr>
+          <w:rStyle w:val="CommentReference"/>
+        </w:rPr>
+        <w:annotationRef/>
+      </w:r>
+      <w:r>
+        <w:t>Pregunta 1. Lo de los valores diarios lo pude calcular solo para la stevia (IDA de EFSA, 4 mg/kg/día en equivalentes de esteviol): juveniles unas 5 veces la IDA y adultos 1,8 veces. Para la sacarosa haría falta el consumo de alimento de los adultos, así que lo saqué. Lo dejamos solo para la stevia?</w:t>
+      </w:r>
+    </w:p>
+  </w:comment>
+  <w:comment w:id="1" w:author="Thiago Sayegh" w:initials="TS" w:date="2026-10-21T13:29:10Z">
+    <w:p>
+      <w:pPr>
+        <w:pStyle w:val="CommentText"/>
+      </w:pPr>
+      <w:r>
+        <w:rPr>
+          <w:rStyle w:val="CommentReference"/>
+        </w:rPr>
+        <w:annotationRef/>
+      </w:r>
+      <w:r>
+        <w:t>Pregunta 2. Como presentación a congreso cité el resumen de la Reunión Conjunta SAIC-SAB 2023 (Coirini et al., Medicina 83, Supl. V, p. 148). Ahí dice stevia al 0,5 % y el manuscrito de Marchena dice 4 %. Es el mismo experimento? Si no, cuál cito?</w:t>
+      </w:r>
+    </w:p>
+  </w:comment>
+  <w:comment w:id="2" w:author="Thiago Sayegh" w:initials="TS" w:date="2026-10-21T13:29:10Z">
+    <w:p>
+      <w:pPr>
+        <w:pStyle w:val="CommentText"/>
+      </w:pPr>
+      <w:r>
+        <w:rPr>
+          <w:rStyle w:val="CommentReference"/>
+        </w:rPr>
+        <w:annotationRef/>
+      </w:r>
+      <w:r>
+        <w:t>Pregunta 3. Cité el manuscrito como "A. Marchena et al., manuscrito enviado para publicación". Me pasás los coautores y la revista?</w:t>
+      </w:r>
+    </w:p>
+  </w:comment>
+  <w:comment w:id="3" w:author="Thiago Sayegh" w:initials="TS" w:date="2026-10-21T13:29:10Z">
+    <w:p>
+      <w:pPr>
+        <w:pStyle w:val="CommentText"/>
+      </w:pPr>
+      <w:r>
+        <w:rPr>
+          <w:rStyle w:val="CommentReference"/>
+        </w:rPr>
+        <w:annotationRef/>
+      </w:r>
+      <w:r>
+        <w:t>Pregunta 4. En el estudio agudo la memoria se evaluó con NOL, así que cambié "memoria de reconocimiento a corto plazo" por "memoria de localización de objetos". Está bien?</w:t>
+      </w:r>
+    </w:p>
+  </w:comment>
+</w:comments>
 </file>
 
 <file path=word/footnotes.xml><?xml version="1.0" encoding="utf-8"?>

--- a/entregas/metodos resultados discusion 20261021.docx
+++ b/entregas/metodos resultados discusion 20261021.docx
@@ -15449,21 +15449,7 @@
         <w:pStyle w:val="FirstParagraph"/>
       </w:pPr>
       <w:r>
-        <w:t xml:space="preserve">Durante el tratamiento, los animales juveniles consumieron, en relación con su peso corporal, más del doble de solución endulzada que los adultos, tanto de sacarosa como de stevia (§5.1.1). Sin embargo, el índice de preferencia no presentó diferencias significativas entre edades, lo que indica que esta mayor ingesta relativa no estuvo acompañada de una mayor preferencia por el sabor dulce. En consecuencia, a pesar de presentar una preferencia comparable por las soluciones endulzadas, los animales juveniles consumieron cantidades considerablemente superiores de sacarosa y de stevia por unidad de peso corporal que los adultos. </w:t>
-      </w:r>
-      <w:commentRangeStart w:id="0"/>
-      <w:r>
-        <w:rPr>
-          <w:highlight w:val="yellow"/>
-        </w:rPr>
-        <w:t>Asimismo, la ingesta de stevia superó la ingesta diaria admisible de glucósidos de esteviol, de 4 mg/kg de peso corporal por día expresada como equivalentes de esteviol [19], y este exceso fue más pronunciado durante la etapa juvenil. Según la composición del extracto (Tabla 4.1, con los factores de conversión a esteviol de 0,40 para el esteviósido y de 0,33 para los rebaudiósidos A y C [19]), la bebida al 4 % contenía alrededor de 0,08 mg/mL de equivalentes de esteviol; con un consumo medio de 0,24 y 0,09 mL/g de peso corporal por día, los animales juveniles ingirieron alrededor de 20 mg/kg/día (unas cinco veces la ingesta diaria admisible) y los adultos, alrededor de 7 mg/kg/día (1,8 veces).</w:t>
-      </w:r>
-      <w:commentRangeEnd w:id="0"/>
-      <w:r>
-        <w:rPr>
-          <w:rStyle w:val="CommentReference"/>
-        </w:rPr>
-        <w:commentReference w:id="0"/>
+        <w:t xml:space="preserve">Durante el tratamiento, los animales juveniles consumieron, en relación con su peso corporal, más del doble de solución endulzada que los adultos, tanto de sacarosa como de stevia (§5.1.1). Sin embargo, el índice de preferencia no presentó diferencias significativas entre edades, lo que indica que esta mayor ingesta relativa no estuvo acompañada de una mayor preferencia por el sabor dulce. En consecuencia, a pesar de presentar una preferencia comparable por las soluciones endulzadas, los animales juveniles consumieron cantidades considerablemente superiores de sacarosa y de stevia por unidad de peso corporal que los adultos. Asimismo, la ingesta de ambos edulcorantes superó los valores diarios de referencia correspondientes, y este exceso fue más pronunciado durante la etapa juvenil. La OMS recomienda que los azúcares libres aporten menos del 10 % de la ingesta energética total [19], lo que para una ingesta de 2000 kcal equivale a unos 50 g por día, es decir, alrededor de 0,7 g/kg de peso corporal para un adulto de 70 kg. Con un consumo medio de 0,54 y 0,23 mL/g de peso corporal por día de la solución al 10 %, los animales expuestos a sacarosa ingirieron alrededor de 54 g/kg/día (juveniles) y 23 g/kg/día (adultos), unas 75 y 32 veces ese valor, respectivamente. De manera similar, la ingesta de stevia superó la ingesta diaria admisible de glucósidos de esteviol, de 4 mg/kg de peso corporal por día expresada como equivalentes de esteviol [20]. Según la composición del extracto (Tabla 4.1, con los factores de conversión a esteviol de 0,40 para el esteviósido y de 0,33 para los rebaudiósidos A y C [20]), la bebida al 4 % contenía alrededor de 0,08 mg/mL de equivalentes de esteviol; con un consumo medio de 0,24 y 0,09 mL/g de peso corporal por día, los animales juveniles ingirieron alrededor de 20 mg/kg/día (unas cinco veces la ingesta diaria admisible) y los adultos, alrededor de 7 mg/kg/día (1,8 veces).</w:t>
       </w:r>
     </w:p>
     <w:p>
@@ -15471,7 +15457,7 @@
         <w:pStyle w:val="BodyText"/>
       </w:pPr>
       <w:r>
-        <w:t xml:space="preserve">Los animales prefirieron la sacarosa más que la stevia en ambas edades. Este resultado es compatible con la propuesta de que el sabor dulce disociado del aporte calórico se procesa de forma distinta en los circuitos de recompensa [20], y con el hallazgo de que el consumo de stevia aumenta la expresión de ΔFosB, un marcador de activación sostenida, en el núcleo accumbens, el caudado-putamen y la corteza prefrontal, regiones del sistema de recompensa; en ese trabajo, la cría en un ambiente enriquecido redujo tanto el consumo de stevia como ese aumento de ΔFosB [21]. Una menor preferencia por la solución no calórica puede considerarse un aspecto favorable de la stevia, ya que sugiere un menor potencial para promover un consumo excesivo; de hecho, los animales consumieron menos stevia que sacarosa en ambas ventanas de edad (§5.1.1).</w:t>
+        <w:t xml:space="preserve">Los animales prefirieron la sacarosa más que la stevia en ambas edades. Este resultado es compatible con la propuesta de que el sabor dulce disociado del aporte calórico se procesa de forma distinta en los circuitos de recompensa [21], y con el hallazgo de que el consumo de stevia aumenta la expresión de ΔFosB, un marcador de activación sostenida, en el núcleo accumbens, el caudado-putamen y la corteza prefrontal, regiones del sistema de recompensa; en ese trabajo, la cría en un ambiente enriquecido redujo tanto el consumo de stevia como ese aumento de ΔFosB [22]. Una menor preferencia por la solución no calórica puede considerarse un aspecto favorable de la stevia, ya que sugiere un menor potencial para promover un consumo excesivo; de hecho, los animales consumieron menos stevia que sacarosa en ambas ventanas de edad (§5.1.1).</w:t>
       </w:r>
     </w:p>
     <w:p>
@@ -15548,44 +15534,8 @@
       <w:pPr>
         <w:pStyle w:val="BodyText"/>
       </w:pPr>
-      <w:commentRangeStart w:id="1"/>
-      <w:r>
-        <w:rPr>
-          <w:highlight w:val="yellow"/>
-        </w:rPr>
-        <w:t>Estudios previos del laboratorio mostraron que el consumo temprano de stevia no produce cambios en la conducta tipo ansiosa de ratas macho juveniles cuando se evalúa a corto plazo, al finalizar la exposición</w:t>
-      </w:r>
-      <w:commentRangeEnd w:id="1"/>
-      <w:r>
-        <w:rPr>
-          <w:rStyle w:val="CommentReference"/>
-        </w:rPr>
-        <w:commentReference w:id="1"/>
-      </w:r>
-      <w:r>
-        <w:t xml:space="preserve"> [22, 23]</w:t>
-      </w:r>
-      <w:r>
-        <w:t xml:space="preserve"> </w:t>
-      </w:r>
-      <w:commentRangeStart w:id="2"/>
-      <w:r>
-        <w:rPr>
-          <w:bCs/>
-          <w:b/>
-          <w:highlight w:val="yellow"/>
-        </w:rPr>
-        <w:t xml:space="preserve">[CONFIRMAR: coautores y revista del manuscrito de Marchena et al.]</w:t>
-      </w:r>
-      <w:commentRangeEnd w:id="2"/>
-      <w:r>
-        <w:rPr>
-          <w:rStyle w:val="CommentReference"/>
-        </w:rPr>
-        <w:commentReference w:id="2"/>
-      </w:r>
-      <w:r>
-        <w:t xml:space="preserve">. Esto sugiere que la abstinencia de la bebida endulzada con stevia, algunas alteraciones neurobiológicas, o ambas, serían responsables de los cambios a largo plazo en la conducta de tipo ansioso. Lo mismo ocurre con la sacarosa, cuyos efectos sobre la conducta tipo ansiosa evaluados a corto plazo [6, 24] difieren de los descriptos a largo plazo [1]. De manera similar, en ratas macho con acceso a stevia durante la adolescencia y evaluadas al finalizar el consumo, la stevia aumentó la locomoción en el</w:t>
+      <w:r>
+        <w:t xml:space="preserve">Estudios previos del laboratorio mostraron que el consumo temprano de stevia no produce cambios en la conducta tipo ansiosa de ratas macho juveniles cuando se evalúa a corto plazo, al finalizar la exposición [23, 24]. Esto sugiere que la abstinencia de la bebida endulzada con stevia, algunas alteraciones neurobiológicas, o ambas, serían responsables de los cambios a largo plazo en la conducta de tipo ansioso. Lo mismo ocurre con la sacarosa, cuyos efectos sobre la conducta tipo ansiosa evaluados a corto plazo [6, 25] difieren de los descriptos a largo plazo [1]. De manera similar, en ratas macho con acceso a stevia durante la adolescencia y evaluadas al finalizar el consumo, la stevia aumentó la locomoción en el</w:t>
       </w:r>
       <w:r>
         <w:t xml:space="preserve"> </w:t>
@@ -15601,7 +15551,7 @@
         <w:t xml:space="preserve"> </w:t>
       </w:r>
       <w:r>
-        <w:t xml:space="preserve">[25], mientras que en este trabajo, a largo plazo, no modificó la distancia total recorrida y aumentó la exploración de las zonas centrales. Por otra parte, resultados previos del laboratorio demostraron que la exposición temprana al mismo extracto acuoso en ratas hembra juveniles disminuye las conductas de tipo ansioso en el laberinto en cruz elevado [3]. Estos hallazgos sugieren la existencia de diferencias sexuales en la respuesta conductual al extracto. En este contexto, sería de interés investigar si los efectos ansiolíticos observados en las hembras persisten a largo plazo y si la edad de exposición influye en su magnitud y persistencia.</w:t>
+        <w:t xml:space="preserve">[26], mientras que en este trabajo, a largo plazo, no modificó la distancia total recorrida y aumentó la exploración de las zonas centrales. Por otra parte, resultados previos del laboratorio demostraron que la exposición temprana al mismo extracto acuoso en ratas hembra juveniles disminuye las conductas de tipo ansioso en el laberinto en cruz elevado [3]. Estos hallazgos sugieren la existencia de diferencias sexuales en la respuesta conductual al extracto. En este contexto, sería de interés investigar si los efectos ansiolíticos observados en las hembras persisten a largo plazo y si la edad de exposición influye en su magnitud y persistencia.</w:t>
       </w:r>
     </w:p>
     <w:p>
@@ -15609,7 +15559,7 @@
         <w:pStyle w:val="BodyText"/>
       </w:pPr>
       <w:r>
-        <w:t xml:space="preserve">Estos resultados están en línea con los que demuestran efectos ansiolíticos de la stevia en ratas diabéticas [26]. Los animales expuestos a stevia realizaron, además, menos</w:t>
+        <w:t xml:space="preserve">Estos resultados están en línea con los que demuestran efectos ansiolíticos de la stevia en ratas diabéticas [27]. Los animales expuestos a stevia realizaron, además, menos</w:t>
       </w:r>
       <w:r>
         <w:t xml:space="preserve"> </w:t>
@@ -15672,24 +15622,7 @@
         <w:t xml:space="preserve">open field</w:t>
       </w:r>
       <w:r>
-        <w:t xml:space="preserve">, estudios previos del laboratorio indican que el consumo agudo de stevia durante la etapa juvenil </w:t>
-      </w:r>
-      <w:commentRangeStart w:id="3"/>
-      <w:r>
-        <w:rPr>
-          <w:highlight w:val="yellow"/>
-        </w:rPr>
-        <w:t>no produce alteraciones en la memoria de localización de objetos (prueba NOL), una memoria dependiente del hipocampo</w:t>
-      </w:r>
-      <w:commentRangeEnd w:id="3"/>
-      <w:r>
-        <w:rPr>
-          <w:rStyle w:val="CommentReference"/>
-        </w:rPr>
-        <w:commentReference w:id="3"/>
-      </w:r>
-      <w:r>
-        <w:t xml:space="preserve"> [22, 23]. Además, estos animales presentaron modificaciones en la expresión de calretinina (CR), un marcador de determinadas poblaciones de interneuronas GABAérgicas, en la corteza prefrontal medial [23]. Las interneuronas que expresan parvalbúmina (PV) y CR son importantes reguladoras de la actividad de los circuitos neuronales y desempeñan funciones relevantes en procesos cognitivos como la memoria y la sincronización de las redes neuronales [27, 28]. En este sentido, estudios previos demostraron que la disminución de la expresión de PV en el hipocampo y en la corteza prefrontal tras el consumo de sacarosa se asocia con alteraciones de la memoria y de las conductas de tipo ansioso [1, 29–31]. Considerando estos antecedentes, sería de interés investigar si las modificaciones en la expresión de CR tras el consumo juvenil de stevia persisten hasta la edad adulta y si se relacionan con las alteraciones de la memoria de reconocimiento observadas a largo plazo.</w:t>
+        <w:t xml:space="preserve">, estudios previos del laboratorio indican que el consumo agudo de stevia durante la etapa juvenil no produce alteraciones en la memoria de localización de objetos (prueba NOL), una memoria dependiente del hipocampo [23, 24]. Además, estos animales presentaron modificaciones en la expresión de calretinina (CR), un marcador de determinadas poblaciones de interneuronas GABAérgicas, en la corteza prefrontal medial [24]. Las interneuronas que expresan parvalbúmina (PV) y CR son importantes reguladoras de la actividad de los circuitos neuronales y desempeñan funciones relevantes en procesos cognitivos como la memoria y la sincronización de las redes neuronales [28, 29]. En este sentido, estudios previos demostraron que la disminución de la expresión de PV en el hipocampo y en la corteza prefrontal tras el consumo de sacarosa se asocia con alteraciones de la memoria y de las conductas de tipo ansioso [1, 30–32]. Considerando estos antecedentes, sería de interés investigar si las modificaciones en la expresión de CR tras el consumo juvenil de stevia persisten hasta la edad adulta y si se relacionan con las alteraciones de la memoria de reconocimiento observadas a largo plazo.</w:t>
       </w:r>
     </w:p>
     <w:p>
@@ -15697,7 +15630,7 @@
         <w:pStyle w:val="BodyText"/>
       </w:pPr>
       <w:r>
-        <w:t xml:space="preserve">Son escasos los trabajos que evaluaron los efectos de la stevia sobre la memoria a largo plazo, es decir, después de finalizado el consumo. La mayoría la evaluó mientras los animales aún consumían el edulcorante, con resultados dispares. Morales-Ríos et al. encontraron que el consumo de stevia durante 18 semanas alteró la memoria a largo plazo en el NOR de ratas macho adultas [32]. En cambio, Tsan et al., que administraron edulcorantes de bajas calorías (acesulfamo de potasio, sacarina o stevia) desde la etapa juvenil y evaluaron la memoria dependiente del hipocampo durante el período de consumo, describieron un deterioro al analizar los tres edulcorantes en conjunto, pero no al analizar la stevia por separado [33]. A largo plazo, solo se describió que el consumo materno de stevia durante la gestación y la lactancia se asocia con un peor desempeño de memoria en la descendencia macho adulta [34]. Este trabajo aporta, por lo tanto, evidencia de que el consumo de stevia en la etapa juvenil o en la adultez produce alteraciones de la memoria de reconocimiento que persisten después de finalizado el consumo, aunque más limitadas que las de la sacarosa.</w:t>
+        <w:t xml:space="preserve">Son escasos los trabajos que evaluaron los efectos de la stevia sobre la memoria a largo plazo, es decir, después de finalizado el consumo. La mayoría la evaluó mientras los animales aún consumían el edulcorante, con resultados dispares. Morales-Ríos et al. encontraron que el consumo de stevia durante 18 semanas alteró la memoria a largo plazo en el NOR de ratas macho adultas [33]. En cambio, Tsan et al., que administraron edulcorantes de bajas calorías (acesulfamo de potasio, sacarina o stevia) desde la etapa juvenil y evaluaron la memoria dependiente del hipocampo durante el período de consumo, describieron un deterioro al analizar los tres edulcorantes en conjunto, pero no al analizar la stevia por separado [34]. A largo plazo, solo se describió que el consumo materno de stevia durante la gestación y la lactancia se asocia con un peor desempeño de memoria en la descendencia macho adulta [35]. Este trabajo aporta, por lo tanto, evidencia de que el consumo de stevia en la etapa juvenil o en la adultez produce alteraciones de la memoria de reconocimiento que persisten después de finalizado el consumo, aunque más limitadas que las de la sacarosa.</w:t>
       </w:r>
     </w:p>
     <w:p>
@@ -15705,7 +15638,7 @@
         <w:pStyle w:val="BodyText"/>
       </w:pPr>
       <w:r>
-        <w:t xml:space="preserve">A diferencia de esos estudios, que administraron la stevia en dosis cercanas a la ingesta diaria admisible, aquí se administró un extracto acuoso de hojas que contiene, además de glucósidos de esteviol, compuestos fenólicos y flavonoides con actividad antioxidante (Tabla 4.1). La stevia redujo los marcadores de estrés oxidativo cerebral en ratas alimentadas con una dieta alta en grasas y sacarosa [35], y los glucósidos de esteviol presentan actividad antioxidante [36], revirtieron el deterioro de la memoria inducido por escopolamina [37] y modularon la plasticidad sináptica hipocampal en un modelo de desorden metabólico [38]. Estas propiedades podrían contribuir a que la stevia no produjera un deterioro sostenido de la memoria de reconocimiento.</w:t>
+        <w:t xml:space="preserve">A diferencia de esos estudios, que administraron la stevia en dosis cercanas a la ingesta diaria admisible, aquí se administró un extracto acuoso de hojas que contiene, además de glucósidos de esteviol, compuestos fenólicos y flavonoides con actividad antioxidante (Tabla 4.1). La stevia redujo los marcadores de estrés oxidativo cerebral en ratas alimentadas con una dieta alta en grasas y sacarosa [36], y los glucósidos de esteviol presentan actividad antioxidante [37], revirtieron el deterioro de la memoria inducido por escopolamina [38] y modularon la plasticidad sináptica hipocampal en un modelo de desorden metabólico [39]. Estas propiedades podrían contribuir a que la stevia no produjera un deterioro sostenido de la memoria de reconocimiento.</w:t>
       </w:r>
     </w:p>
     <w:bookmarkEnd w:id="86"/>
@@ -15723,7 +15656,7 @@
         <w:pStyle w:val="FirstParagraph"/>
       </w:pPr>
       <w:r>
-        <w:t xml:space="preserve">En la SLR, los animales expuestos a sacarosa durante la etapa juvenil discriminaron peor la posición novedosa en ambas configuraciones, mientras que los expuestos durante la adultez lo hicieron solo en la s-SLR, la configuración de mayor demanda de separación de patrones (§5.4). Este patrón concuerda con el de Reichelt et al., quienes encontraron que las ratas con acceso diario a sacarosa discriminaron la nueva ubicación de un objeto cuando la separación espacial era grande, pero no cuando era pequeña [11]. También concuerda con la alteración selectiva de la memoria de lugar descripta tras una exposición breve a azúcar [39, 40] y con el deterioro de la separación de patrones asociado a una menor neurogénesis tras una alteración nutricional temprana [9]. Que en los adultos el déficit apareciera solo en la configuración más exigente sugiere que la exposición adulta a sacarosa compromete específicamente la separación de patrones, mientras que la exposición juvenil produce una alteración más amplia de la memoria espacial.</w:t>
+        <w:t xml:space="preserve">En la SLR, los animales expuestos a sacarosa durante la etapa juvenil discriminaron peor la posición novedosa en ambas configuraciones, mientras que los expuestos durante la adultez lo hicieron solo en la s-SLR, la configuración de mayor demanda de separación de patrones (§5.4). Este patrón concuerda con el de Reichelt et al., quienes encontraron que las ratas con acceso diario a sacarosa discriminaron la nueva ubicación de un objeto cuando la separación espacial era grande, pero no cuando era pequeña [11]. También concuerda con la alteración selectiva de la memoria de lugar descripta tras una exposición breve a azúcar [40, 41] y con el deterioro de la separación de patrones asociado a una menor neurogénesis tras una alteración nutricional temprana [9]. Que en los adultos el déficit apareciera solo en la configuración más exigente sugiere que la exposición adulta a sacarosa compromete específicamente la separación de patrones, mientras que la exposición juvenil produce una alteración más amplia de la memoria espacial.</w:t>
       </w:r>
     </w:p>
     <w:p>
@@ -15781,7 +15714,7 @@
         <w:t xml:space="preserve"> </w:t>
       </w:r>
       <w:r>
-        <w:t xml:space="preserve">(§5.5). Estos resultados indican que la sacarosa afecta la etapa proliferativa del linaje neuronal [41] y que esa alteración persiste 25 días después de finalizado el consumo. Reichelt et al. también encontraron menos células PCNA</w:t>
+        <w:t xml:space="preserve">(§5.5). Estos resultados indican que la sacarosa afecta la etapa proliferativa del linaje neuronal [42] y que esa alteración persiste 25 días después de finalizado el consumo. Reichelt et al. también encontraron menos células PCNA</w:t>
       </w:r>
       <w:r>
         <w:rPr>
@@ -15817,7 +15750,7 @@
         <w:t xml:space="preserve"> </w:t>
       </w:r>
       <w:r>
-        <w:t xml:space="preserve">no se modificó, como en el trabajo de Xu y Reichelt, en el que la sacarosa sola no modificó la DCX del giro dentado [30]; esto podría indicar que, a largo plazo, la alteración se restringe a la etapa proliferativa. Además, en ratas hembra, el consumo de sacarosa al 25 % durante doce semanas a partir del destete redujo la expresión hipocampal de</w:t>
+        <w:t xml:space="preserve">no se modificó, como en el trabajo de Xu y Reichelt, en el que la sacarosa sola no modificó la DCX del giro dentado [31]; esto podría indicar que, a largo plazo, la alteración se restringe a la etapa proliferativa. Además, en ratas hembra, el consumo de sacarosa al 25 % durante doce semanas a partir del destete redujo la expresión hipocampal de</w:t>
       </w:r>
       <w:r>
         <w:t xml:space="preserve"> </w:t>
@@ -15830,7 +15763,7 @@
         <w:t xml:space="preserve">Neurod1</w:t>
       </w:r>
       <w:r>
-        <w:t xml:space="preserve">, un gen vinculado a la diferenciación neuronal [42]. En cambio, Sánchez-Huerta et al. encontraron un aumento de la proliferación en la zona subgranular del giro dentado ventral tras el consumo de sacarosa iniciado en la adolescencia tardía [24], lo que sugiere que el efecto sobre la proliferación depende de la edad de inicio de la exposición.</w:t>
+        <w:t xml:space="preserve">, un gen vinculado a la diferenciación neuronal [43]. En cambio, Sánchez-Huerta et al. encontraron un aumento de la proliferación en la zona subgranular del giro dentado ventral tras el consumo de sacarosa iniciado en la adolescencia tardía [25], lo que sugiere que el efecto sobre la proliferación depende de la edad de inicio de la exposición.</w:t>
       </w:r>
     </w:p>
     <w:p>
@@ -15872,7 +15805,7 @@
         <w:t xml:space="preserve"> </w:t>
       </w:r>
       <w:r>
-        <w:t xml:space="preserve">(§6.3). Ni el clustering ni el clasificador encontraron grupos conductuales separados, y la exactitud del clasificador, superior al azar pero modesta, es la esperable para una intervención nutricional: en los trabajos que aplicaron Random Forest al fenotipado conductual, los grupos diferían por manipulaciones farmacológicas o genéticas de gran efecto [43, 44].</w:t>
+        <w:t xml:space="preserve">(§6.3). Ni el clustering ni el clasificador encontraron grupos conductuales separados, y la exactitud del clasificador, superior al azar pero modesta, es la esperable para una intervención nutricional: en los trabajos que aplicaron Random Forest al fenotipado conductual, los grupos diferían por manipulaciones farmacológicas o genéticas de gran efecto [44, 45].</w:t>
       </w:r>
     </w:p>
     <w:bookmarkEnd w:id="88"/>
@@ -16807,43 +16740,7 @@
         <w:rPr>
           <w:sz w:val="19"/>
         </w:rPr>
-        <w:t xml:space="preserve">[19] EFSA Panel on Food Additives and Nutrient Sources added to Food (ANS),</w:t>
-      </w:r>
-      <w:r>
-        <w:rPr>
-          <w:sz w:val="19"/>
-        </w:rPr>
-        <w:t xml:space="preserve"> </w:t>
-      </w:r>
-      <w:r>
-        <w:rPr>
-          <w:sz w:val="19"/>
-        </w:rPr>
-        <w:t xml:space="preserve">“</w:t>
-      </w:r>
-      <w:r>
-        <w:rPr>
-          <w:sz w:val="19"/>
-        </w:rPr>
-        <w:t xml:space="preserve">Scientific opinion on the safety of steviol glycosides for the proposed uses as a food additive,</w:t>
-      </w:r>
-      <w:r>
-        <w:rPr>
-          <w:sz w:val="19"/>
-        </w:rPr>
-        <w:t xml:space="preserve">”</w:t>
-      </w:r>
-      <w:r>
-        <w:rPr>
-          <w:sz w:val="19"/>
-        </w:rPr>
-        <w:t xml:space="preserve"> </w:t>
-      </w:r>
-      <w:r>
-        <w:rPr>
-          <w:sz w:val="19"/>
-        </w:rPr>
-        <w:t xml:space="preserve">EFSA J., vol. 8, no. 4, 2010, Art. no. 1537. doi: 10.2903/j.efsa.2010.1537</w:t>
+        <w:t xml:space="preserve">[19] World Health Organization, Guideline: Sugars intake for adults and children. Geneva, Switzerland: World Health Organization, 2015, isbn: 978-92-4-154902-8. [Online]. Available: https://www.who.int/publications/i/item/9789241549028</w:t>
       </w:r>
     </w:p>
     <w:p>
@@ -16856,7 +16753,7 @@
         <w:rPr>
           <w:sz w:val="19"/>
         </w:rPr>
-        <w:t xml:space="preserve">[20] A. G. Yunker, R. Patel, and K. A. Page,</w:t>
+        <w:t xml:space="preserve">[20] EFSA Panel on Food Additives and Nutrient Sources added to Food (ANS),</w:t>
       </w:r>
       <w:r>
         <w:rPr>
@@ -16874,7 +16771,7 @@
         <w:rPr>
           <w:sz w:val="19"/>
         </w:rPr>
-        <w:t xml:space="preserve">Effects of non-nutritive sweeteners on sweet taste processing and neuroendocrine regulation of eating behavior,</w:t>
+        <w:t xml:space="preserve">Scientific opinion on the safety of steviol glycosides for the proposed uses as a food additive,</w:t>
       </w:r>
       <w:r>
         <w:rPr>
@@ -16892,7 +16789,7 @@
         <w:rPr>
           <w:sz w:val="19"/>
         </w:rPr>
-        <w:t xml:space="preserve">Curr. Nutr. Rep., vol. 9, no. 3, pp. 278–289, Sep. 2020. doi: 10.1007/s13668-020-00323-3 [Online]. Available: https://pubmed.ncbi.nlm.nih.gov/32588329/</w:t>
+        <w:t xml:space="preserve">EFSA J., vol. 8, no. 4, 2010, Art. no. 1537. doi: 10.2903/j.efsa.2010.1537</w:t>
       </w:r>
     </w:p>
     <w:p>
@@ -16905,7 +16802,7 @@
         <w:rPr>
           <w:sz w:val="19"/>
         </w:rPr>
-        <w:t xml:space="preserve">[21] I. D. Salinas-Velarde et al.,</w:t>
+        <w:t xml:space="preserve">[21] A. G. Yunker, R. Patel, and K. A. Page,</w:t>
       </w:r>
       <w:r>
         <w:rPr>
@@ -16923,7 +16820,7 @@
         <w:rPr>
           <w:sz w:val="19"/>
         </w:rPr>
-        <w:t xml:space="preserve">Lower ΔFosB expression in the dopaminergic system after stevia consumption in rats housed under environmental enrichment conditions,</w:t>
+        <w:t xml:space="preserve">Effects of non-nutritive sweeteners on sweet taste processing and neuroendocrine regulation of eating behavior,</w:t>
       </w:r>
       <w:r>
         <w:rPr>
@@ -16941,7 +16838,7 @@
         <w:rPr>
           <w:sz w:val="19"/>
         </w:rPr>
-        <w:t xml:space="preserve">Brain Res. Bull., vol. 177, pp. 172–180, 2021. doi: 10.1016/j.brainresbull.2021.10.001</w:t>
+        <w:t xml:space="preserve">Curr. Nutr. Rep., vol. 9, no. 3, pp. 278–289, Sep. 2020. doi: 10.1007/s13668-020-00323-3 [Online]. Available: https://pubmed.ncbi.nlm.nih.gov/32588329/</w:t>
       </w:r>
     </w:p>
     <w:p>
@@ -16954,7 +16851,7 @@
         <w:rPr>
           <w:sz w:val="19"/>
         </w:rPr>
-        <w:t xml:space="preserve">[22] H. Coirini, M. Rey, A. Marchena, P. Lence, and M. S. Kruse,</w:t>
+        <w:t xml:space="preserve">[22] I. D. Salinas-Velarde et al.,</w:t>
       </w:r>
       <w:r>
         <w:rPr>
@@ -16972,7 +16869,7 @@
         <w:rPr>
           <w:sz w:val="19"/>
         </w:rPr>
-        <w:t xml:space="preserve">Stevia vs. sucrose consumption: influence on the behavior of juvenile rats,</w:t>
+        <w:t xml:space="preserve">Lower ΔFosB expression in the dopaminergic system after stevia consumption in rats housed under environmental enrichment conditions,</w:t>
       </w:r>
       <w:r>
         <w:rPr>
@@ -16990,7 +16887,7 @@
         <w:rPr>
           <w:sz w:val="19"/>
         </w:rPr>
-        <w:t xml:space="preserve">Medicina (B. Aires), vol. 83, no. Supl. V, p. 148, 2023, Resumen 182, Reunión Conjunta SAIC SAB AAFE AACYTAL 2023, Mar del Plata, Argentina.</w:t>
+        <w:t xml:space="preserve">Brain Res. Bull., vol. 177, pp. 172–180, 2021. doi: 10.1016/j.brainresbull.2021.10.001</w:t>
       </w:r>
     </w:p>
     <w:p>
@@ -17003,7 +16900,7 @@
         <w:rPr>
           <w:sz w:val="19"/>
         </w:rPr>
-        <w:t xml:space="preserve">[23] A. Marchena et al.,</w:t>
+        <w:t xml:space="preserve">[23] H. Coirini, M. Rey, A. Marchena, P. Lence, and M. S. Kruse,</w:t>
       </w:r>
       <w:r>
         <w:rPr>
@@ -17021,7 +16918,7 @@
         <w:rPr>
           <w:sz w:val="19"/>
         </w:rPr>
-        <w:t xml:space="preserve">Early-life stevia and sucrose consumption differentially affect metabolic homeostasis and neurobiological outcomes in rats,</w:t>
+        <w:t xml:space="preserve">Stevia vs. sucrose consumption: influence on the behavior of juvenile rats,</w:t>
       </w:r>
       <w:r>
         <w:rPr>
@@ -17039,7 +16936,7 @@
         <w:rPr>
           <w:sz w:val="19"/>
         </w:rPr>
-        <w:t xml:space="preserve">Manuscrito enviado para publicación.</w:t>
+        <w:t xml:space="preserve">Medicina (B. Aires), vol. 83, no. Supl. V, p. 148, 2023, Resumen 182, Reunión Conjunta SAIC SAB AAFE AACYTAL 2023, Mar del Plata, Argentina.</w:t>
       </w:r>
     </w:p>
     <w:p>
@@ -17052,7 +16949,7 @@
         <w:rPr>
           <w:sz w:val="19"/>
         </w:rPr>
-        <w:t xml:space="preserve">[24] K. Sánchez-Huerta et al.,</w:t>
+        <w:t xml:space="preserve">[24] A. Marchena, M. Rey, M. C. González Deniselle, H. Coirini, and M. S. Kruse,</w:t>
       </w:r>
       <w:r>
         <w:rPr>
@@ -17070,7 +16967,7 @@
         <w:rPr>
           <w:sz w:val="19"/>
         </w:rPr>
-        <w:t xml:space="preserve">Sucrose consumption during late adolescence impairs adult neurogenesis of the ventral dentate gyrus without inducing an anxiety-like behavior,</w:t>
+        <w:t xml:space="preserve">Stevia vs. sucrose consumption: influence on the behavior of juvenile rats,</w:t>
       </w:r>
       <w:r>
         <w:rPr>
@@ -17088,7 +16985,7 @@
         <w:rPr>
           <w:sz w:val="19"/>
         </w:rPr>
-        <w:t xml:space="preserve">Int. J. Mol. Sci., vol. 23, no. 22, Nov. 2022, Art. no. 14176. doi: 10.3390/ijms232214176 [Online].Available: https://www.ncbi.nlm.nih.gov/pmc/articles/PMC9695980/</w:t>
+        <w:t xml:space="preserve">En revisión en J. Nutr. (JN-2025-2424_R2), 2025.</w:t>
       </w:r>
     </w:p>
     <w:p>
@@ -17101,7 +16998,7 @@
         <w:rPr>
           <w:sz w:val="19"/>
         </w:rPr>
-        <w:t xml:space="preserve">[25] J. L. Rico, L. Aya-Ramos, and Z. Dueñas,</w:t>
+        <w:t xml:space="preserve">[25] K. Sánchez-Huerta et al.,</w:t>
       </w:r>
       <w:r>
         <w:rPr>
@@ -17119,7 +17016,7 @@
         <w:rPr>
           <w:sz w:val="19"/>
         </w:rPr>
-        <w:t xml:space="preserve">Effects of early-life stress followed by access to stevia or sucralose during adolescence on weight gain, glycemia, and anxiety-related behaviors in male and female rats,</w:t>
+        <w:t xml:space="preserve">Sucrose consumption during late adolescence impairs adult neurogenesis of the ventral dentate gyrus without inducing an anxiety-like behavior,</w:t>
       </w:r>
       <w:r>
         <w:rPr>
@@ -17137,7 +17034,7 @@
         <w:rPr>
           <w:sz w:val="19"/>
         </w:rPr>
-        <w:t xml:space="preserve">Physiol. Behav., vol. 280, 2024, Art. no. 114529. doi: 10.1016/j.physbeh.2024.114529</w:t>
+        <w:t xml:space="preserve">Int. J. Mol. Sci., vol. 23, no. 22, Nov. 2022, Art. no. 14176. doi: 10.3390/ijms232214176 [Online].Available: https://www.ncbi.nlm.nih.gov/pmc/articles/PMC9695980/</w:t>
       </w:r>
     </w:p>
     <w:p>
@@ -17150,7 +17047,7 @@
         <w:rPr>
           <w:sz w:val="19"/>
         </w:rPr>
-        <w:t xml:space="preserve">[26] F. Khakpai, M. Naseroleslami, M. Moheb-Alian, E. Ghanimati, F. Abdollah-pour, and N. Mousavi-Niri,</w:t>
+        <w:t xml:space="preserve">[26] J. L. Rico, L. Aya-Ramos, and Z. Dueñas,</w:t>
       </w:r>
       <w:r>
         <w:rPr>
@@ -17168,7 +17065,7 @@
         <w:rPr>
           <w:sz w:val="19"/>
         </w:rPr>
-        <w:t xml:space="preserve">Intra-gastrically administration of Stevia and particularly Nano-Stevia reversed the hyperglycemia, anxiety, and memory impairment in streptozotocin-induced diabetic rats,</w:t>
+        <w:t xml:space="preserve">Effects of early-life stress followed by access to stevia or sucralose during adolescence on weight gain, glycemia, and anxiety-related behaviors in male and female rats,</w:t>
       </w:r>
       <w:r>
         <w:rPr>
@@ -17186,7 +17083,7 @@
         <w:rPr>
           <w:sz w:val="19"/>
         </w:rPr>
-        <w:t xml:space="preserve">Physiol. Behav., vol. 263, 2023, Art. no. 114100. doi: 10.1016/j.physbeh.2023.114100</w:t>
+        <w:t xml:space="preserve">Physiol. Behav., vol. 280, 2024, Art. no. 114529. doi: 10.1016/j.physbeh.2024.114529</w:t>
       </w:r>
     </w:p>
     <w:p>
@@ -17199,7 +17096,7 @@
         <w:rPr>
           <w:sz w:val="19"/>
         </w:rPr>
-        <w:t xml:space="preserve">[27] D. Bosch and I. Ehrlich,</w:t>
+        <w:t xml:space="preserve">[27] F. Khakpai, M. Naseroleslami, M. Moheb-Alian, E. Ghanimati, F. Abdollah-pour, and N. Mousavi-Niri,</w:t>
       </w:r>
       <w:r>
         <w:rPr>
@@ -17217,7 +17114,7 @@
         <w:rPr>
           <w:sz w:val="19"/>
         </w:rPr>
-        <w:t xml:space="preserve">Postnatal maturation of GABAergic modulation of sensory inputs onto lateral amygdala principal neurons,</w:t>
+        <w:t xml:space="preserve">Intra-gastrically administration of Stevia and particularly Nano-Stevia reversed the hyperglycemia, anxiety, and memory impairment in streptozotocin-induced diabetic rats,</w:t>
       </w:r>
       <w:r>
         <w:rPr>
@@ -17235,7 +17132,7 @@
         <w:rPr>
           <w:sz w:val="19"/>
         </w:rPr>
-        <w:t xml:space="preserve">J. Physiol., vol. 593, no. 19, pp. 4387–4409, 2015. doi: 10.1113/JP270645</w:t>
+        <w:t xml:space="preserve">Physiol. Behav., vol. 263, 2023, Art. no. 114100. doi: 10.1016/j.physbeh.2023.114100</w:t>
       </w:r>
     </w:p>
     <w:p>
@@ -17248,7 +17145,7 @@
         <w:rPr>
           <w:sz w:val="19"/>
         </w:rPr>
-        <w:t xml:space="preserve">[28] N. Ognjanovski et al.,</w:t>
+        <w:t xml:space="preserve">[28] D. Bosch and I. Ehrlich,</w:t>
       </w:r>
       <w:r>
         <w:rPr>
@@ -17266,7 +17163,7 @@
         <w:rPr>
           <w:sz w:val="19"/>
         </w:rPr>
-        <w:t xml:space="preserve">Parvalbumin-expressing interneurons coordinate hippocampal network dynamics required for memory consolidation,</w:t>
+        <w:t xml:space="preserve">Postnatal maturation of GABAergic modulation of sensory inputs onto lateral amygdala principal neurons,</w:t>
       </w:r>
       <w:r>
         <w:rPr>
@@ -17284,7 +17181,7 @@
         <w:rPr>
           <w:sz w:val="19"/>
         </w:rPr>
-        <w:t xml:space="preserve">Nat. Commun., vol. 8, 2017, Art. no. 15039. doi: 10.1038/ncomms15039</w:t>
+        <w:t xml:space="preserve">J. Physiol., vol. 593, no. 19, pp. 4387–4409, 2015. doi: 10.1113/JP270645</w:t>
       </w:r>
     </w:p>
     <w:p>
@@ -17297,7 +17194,7 @@
         <w:rPr>
           <w:sz w:val="19"/>
         </w:rPr>
-        <w:t xml:space="preserve">[29] A. C. Reichelt, S. Killcross, L. D. Hambly, M. J. Morris, and R. F. Westbrook,</w:t>
+        <w:t xml:space="preserve">[29] N. Ognjanovski et al.,</w:t>
       </w:r>
       <w:r>
         <w:rPr>
@@ -17315,7 +17212,7 @@
         <w:rPr>
           <w:sz w:val="19"/>
         </w:rPr>
-        <w:t xml:space="preserve">Impact of adolescent sucrose access on cognitive control, recognition memory, and parvalbumin immunoreactivity,</w:t>
+        <w:t xml:space="preserve">Parvalbumin-expressing interneurons coordinate hippocampal network dynamics required for memory consolidation,</w:t>
       </w:r>
       <w:r>
         <w:rPr>
@@ -17333,7 +17230,7 @@
         <w:rPr>
           <w:sz w:val="19"/>
         </w:rPr>
-        <w:t xml:space="preserve">Learn. Mem., vol. 22, no. 4, pp. 215–224, 2015. doi: 10.1101/lm.038000.114</w:t>
+        <w:t xml:space="preserve">Nat. Commun., vol. 8, 2017, Art. no. 15039. doi: 10.1038/ncomms15039</w:t>
       </w:r>
     </w:p>
     <w:p>
@@ -17346,7 +17243,7 @@
         <w:rPr>
           <w:sz w:val="19"/>
         </w:rPr>
-        <w:t xml:space="preserve">[30] T. J. Xu and A. C. Reichelt,</w:t>
+        <w:t xml:space="preserve">[30] A. C. Reichelt, S. Killcross, L. D. Hambly, M. J. Morris, and R. F. Westbrook,</w:t>
       </w:r>
       <w:r>
         <w:rPr>
@@ -17364,7 +17261,7 @@
         <w:rPr>
           <w:sz w:val="19"/>
         </w:rPr>
-        <w:t xml:space="preserve">Sucrose or sucrose and caffeine differentially impact memory and anxiety-like behaviours, and alter hippocampal parvalbumin and doublecortin,</w:t>
+        <w:t xml:space="preserve">Impact of adolescent sucrose access on cognitive control, recognition memory, and parvalbumin immunoreactivity,</w:t>
       </w:r>
       <w:r>
         <w:rPr>
@@ -17382,7 +17279,7 @@
         <w:rPr>
           <w:sz w:val="19"/>
         </w:rPr>
-        <w:t xml:space="preserve">Neuropharmacology, vol. 137, pp. 24–32, 2018. doi: 10.1016/j.neuropharm.2018.04.012</w:t>
+        <w:t xml:space="preserve">Learn. Mem., vol. 22, no. 4, pp. 215–224, 2015. doi: 10.1101/lm.038000.114</w:t>
       </w:r>
     </w:p>
     <w:p>
@@ -17395,7 +17292,7 @@
         <w:rPr>
           <w:sz w:val="19"/>
         </w:rPr>
-        <w:t xml:space="preserve">[31] A. C. Reichelt, G. D. Gibson, K. N. Abbott, and D. J. Hare,</w:t>
+        <w:t xml:space="preserve">[31] T. J. Xu and A. C. Reichelt,</w:t>
       </w:r>
       <w:r>
         <w:rPr>
@@ -17413,7 +17310,7 @@
         <w:rPr>
           <w:sz w:val="19"/>
         </w:rPr>
-        <w:t xml:space="preserve">A high-fat high-sugar diet in adolescent rats impairs social memory and alters chemical markers characteristic of atypical neuroplasticity and parvalbumin interneuron depletion in the medial prefrontal cortex,</w:t>
+        <w:t xml:space="preserve">Sucrose or sucrose and caffeine differentially impact memory and anxiety-like behaviours, and alter hippocampal parvalbumin and doublecortin,</w:t>
       </w:r>
       <w:r>
         <w:rPr>
@@ -17431,7 +17328,7 @@
         <w:rPr>
           <w:sz w:val="19"/>
         </w:rPr>
-        <w:t xml:space="preserve">Food Funct., vol. 10, no. 4, pp. 1985–1998, 2019. doi: 10.1039/c8fo02118j</w:t>
+        <w:t xml:space="preserve">Neuropharmacology, vol. 137, pp. 24–32, 2018. doi: 10.1016/j.neuropharm.2018.04.012</w:t>
       </w:r>
     </w:p>
     <w:p>
@@ -17444,7 +17341,7 @@
         <w:rPr>
           <w:sz w:val="19"/>
         </w:rPr>
-        <w:t xml:space="preserve">[32] E. I. Morales-Ríos, J. García-Machorro, A. Briones-Aranda, R. Gómez-Pliego, and J. Espinosa-Raya,</w:t>
+        <w:t xml:space="preserve">[32] A. C. Reichelt, G. D. Gibson, K. N. Abbott, and D. J. Hare,</w:t>
       </w:r>
       <w:r>
         <w:rPr>
@@ -17462,7 +17359,7 @@
         <w:rPr>
           <w:sz w:val="19"/>
         </w:rPr>
-        <w:t xml:space="preserve">Effect of long-term intake of nutritive and non-nutritive sweeteners on metabolic health and cognition in adult male rats,</w:t>
+        <w:t xml:space="preserve">A high-fat high-sugar diet in adolescent rats impairs social memory and alters chemical markers characteristic of atypical neuroplasticity and parvalbumin interneuron depletion in the medial prefrontal cortex,</w:t>
       </w:r>
       <w:r>
         <w:rPr>
@@ -17480,7 +17377,7 @@
         <w:rPr>
           <w:sz w:val="19"/>
         </w:rPr>
-        <w:t xml:space="preserve">J. Med. Food, vol. 25, no. 11, pp. 1059–1065, 2022. doi: 10.1089/jmf.2022.0016</w:t>
+        <w:t xml:space="preserve">Food Funct., vol. 10, no. 4, pp. 1985–1998, 2019. doi: 10.1039/c8fo02118j</w:t>
       </w:r>
     </w:p>
     <w:p>
@@ -17493,7 +17390,7 @@
         <w:rPr>
           <w:sz w:val="19"/>
         </w:rPr>
-        <w:t xml:space="preserve">[33] L. Tsan et al.,</w:t>
+        <w:t xml:space="preserve">[33] E. I. Morales-Ríos, J. García-Machorro, A. Briones-Aranda, R. Gómez-Pliego, and J. Espinosa-Raya,</w:t>
       </w:r>
       <w:r>
         <w:rPr>
@@ -17511,7 +17408,7 @@
         <w:rPr>
           <w:sz w:val="19"/>
         </w:rPr>
-        <w:t xml:space="preserve">Early-life low-calorie sweetener consumption disrupts glucose regulation, sugar-motivated behavior, and memory function in rats,</w:t>
+        <w:t xml:space="preserve">Effect of long-term intake of nutritive and non-nutritive sweeteners on metabolic health and cognition in adult male rats,</w:t>
       </w:r>
       <w:r>
         <w:rPr>
@@ -17529,7 +17426,7 @@
         <w:rPr>
           <w:sz w:val="19"/>
         </w:rPr>
-        <w:t xml:space="preserve">JCI Insight, vol. 7, no. 20, Oct. 2022, Art. no. e157714. doi: 10.1172/jci.insight.157714 [Online]. Available: https://www.ncbi.nlm.nih.gov/pmc/articles/PMC9714783/</w:t>
+        <w:t xml:space="preserve">J. Med. Food, vol. 25, no. 11, pp. 1059–1065, 2022. doi: 10.1089/jmf.2022.0016</w:t>
       </w:r>
     </w:p>
     <w:p>
@@ -17542,7 +17439,7 @@
         <w:rPr>
           <w:sz w:val="19"/>
         </w:rPr>
-        <w:t xml:space="preserve">[34] A. L. de la Garza et al.,</w:t>
+        <w:t xml:space="preserve">[34] L. Tsan et al.,</w:t>
       </w:r>
       <w:r>
         <w:rPr>
@@ -17560,7 +17457,7 @@
         <w:rPr>
           <w:sz w:val="19"/>
         </w:rPr>
-        <w:t xml:space="preserve">Maternal sweeteners intake modulates gut microbiota and exacerbates learning and memory processes in adult male offspring,</w:t>
+        <w:t xml:space="preserve">Early-life low-calorie sweetener consumption disrupts glucose regulation, sugar-motivated behavior, and memory function in rats,</w:t>
       </w:r>
       <w:r>
         <w:rPr>
@@ -17578,7 +17475,7 @@
         <w:rPr>
           <w:sz w:val="19"/>
         </w:rPr>
-        <w:t xml:space="preserve">Front. Pediatr., vol. 9, Jan. 2022, Art. no. 746437. doi: 10.3389/fped.2021.746437</w:t>
+        <w:t xml:space="preserve">JCI Insight, vol. 7, no. 20, Oct. 2022, Art. no. e157714. doi: 10.1172/jci.insight.157714 [Online]. Available: https://www.ncbi.nlm.nih.gov/pmc/articles/PMC9714783/</w:t>
       </w:r>
     </w:p>
     <w:p>
@@ -17591,7 +17488,7 @@
         <w:rPr>
           <w:sz w:val="19"/>
         </w:rPr>
-        <w:t xml:space="preserve">[35] Y. Pozdnyakova and A. Murzatayeva,</w:t>
+        <w:t xml:space="preserve">[35] A. L. de la Garza et al.,</w:t>
       </w:r>
       <w:r>
         <w:rPr>
@@ -17609,7 +17506,7 @@
         <w:rPr>
           <w:sz w:val="19"/>
         </w:rPr>
-        <w:t xml:space="preserve">Neuroprotective potential of Stevia rebaudiana and Stachys sieboldii: Effects on oxidative stress and locomotor activity in male rats fed a high-fat, high-sucrose diet,</w:t>
+        <w:t xml:space="preserve">Maternal sweeteners intake modulates gut microbiota and exacerbates learning and memory processes in adult male offspring,</w:t>
       </w:r>
       <w:r>
         <w:rPr>
@@ -17627,7 +17524,7 @@
         <w:rPr>
           <w:sz w:val="19"/>
         </w:rPr>
-        <w:t xml:space="preserve">Biology (Basel), vol. 14, no. 4, Mar. 2025, Art. no. 359. doi: 10.3390/biology14040359 [Online]. Available: https://www.mdpi.com/2079-7737/14/4/359</w:t>
+        <w:t xml:space="preserve">Front. Pediatr., vol. 9, Jan. 2022, Art. no. 746437. doi: 10.3389/fped.2021.746437</w:t>
       </w:r>
     </w:p>
     <w:p>
@@ -17640,7 +17537,7 @@
         <w:rPr>
           <w:sz w:val="19"/>
         </w:rPr>
-        <w:t xml:space="preserve">[36] C. Prata et al.,</w:t>
+        <w:t xml:space="preserve">[36] Y. Pozdnyakova and A. Murzatayeva,</w:t>
       </w:r>
       <w:r>
         <w:rPr>
@@ -17658,7 +17555,7 @@
         <w:rPr>
           <w:sz w:val="19"/>
         </w:rPr>
-        <w:t xml:space="preserve">Glycosides from Stevia rebaudiana Bertoni possess insulin-mimetic and antioxidant activities in rat cardiac fibroblasts,</w:t>
+        <w:t xml:space="preserve">Neuroprotective potential of Stevia rebaudiana and Stachys sieboldii: Effects on oxidative stress and locomotor activity in male rats fed a high-fat, high-sucrose diet,</w:t>
       </w:r>
       <w:r>
         <w:rPr>
@@ -17676,7 +17573,7 @@
         <w:rPr>
           <w:sz w:val="19"/>
         </w:rPr>
-        <w:t xml:space="preserve">Oxid. Med. Cell. Longev., vol. 2017, Aug. 2017, Art. no. 3724545. doi: 10.1155/2017/3724545 [Online]. Available: https://www.ncbi.nlm.nih.gov/pmc/articles/PMC5602648/</w:t>
+        <w:t xml:space="preserve">Biology (Basel), vol. 14, no. 4, Mar. 2025, Art. no. 359. doi: 10.3390/biology14040359 [Online]. Available: https://www.mdpi.com/2079-7737/14/4/359</w:t>
       </w:r>
     </w:p>
     <w:p>
@@ -17689,7 +17586,7 @@
         <w:rPr>
           <w:sz w:val="19"/>
         </w:rPr>
-        <w:t xml:space="preserve">[37] D. Sharma, M. Puri, A. K. Tiwary, N. Singh, and A. S. Jaggi,</w:t>
+        <w:t xml:space="preserve">[37] C. Prata et al.,</w:t>
       </w:r>
       <w:r>
         <w:rPr>
@@ -17707,7 +17604,7 @@
         <w:rPr>
           <w:sz w:val="19"/>
         </w:rPr>
-        <w:t xml:space="preserve">Antiamnesic effect of stevioside in scopolamine-treated rats,</w:t>
+        <w:t xml:space="preserve">Glycosides from Stevia rebaudiana Bertoni possess insulin-mimetic and antioxidant activities in rat cardiac fibroblasts,</w:t>
       </w:r>
       <w:r>
         <w:rPr>
@@ -17725,7 +17622,7 @@
         <w:rPr>
           <w:sz w:val="19"/>
         </w:rPr>
-        <w:t xml:space="preserve">Indian J. Pharmacol., vol. 42, no. 3, pp. 164–167, 2010. doi: 10.4103/0253-7613.66840</w:t>
+        <w:t xml:space="preserve">Oxid. Med. Cell. Longev., vol. 2017, Aug. 2017, Art. no. 3724545. doi: 10.1155/2017/3724545 [Online]. Available: https://www.ncbi.nlm.nih.gov/pmc/articles/PMC5602648/</w:t>
       </w:r>
     </w:p>
     <w:p>
@@ -17738,7 +17635,7 @@
         <w:rPr>
           <w:sz w:val="19"/>
         </w:rPr>
-        <w:t xml:space="preserve">[38] V. A. Chavushyan et al.,</w:t>
+        <w:t xml:space="preserve">[38] D. Sharma, M. Puri, A. K. Tiwary, N. Singh, and A. S. Jaggi,</w:t>
       </w:r>
       <w:r>
         <w:rPr>
@@ -17756,7 +17653,7 @@
         <w:rPr>
           <w:sz w:val="19"/>
         </w:rPr>
-        <w:t xml:space="preserve">Effects of stevia on synaptic plasticity and NADPH oxidase level of CNS in conditions of metabolic disorders caused by fructose,</w:t>
+        <w:t xml:space="preserve">Antiamnesic effect of stevioside in scopolamine-treated rats,</w:t>
       </w:r>
       <w:r>
         <w:rPr>
@@ -17774,7 +17671,7 @@
         <w:rPr>
           <w:sz w:val="19"/>
         </w:rPr>
-        <w:t xml:space="preserve">BMC Complement. Altern. Med., vol. 17, Dec. 2017, Art. no. 540. doi: 10.1186/s12906-017-2049-9</w:t>
+        <w:t xml:space="preserve">Indian J. Pharmacol., vol. 42, no. 3, pp. 164–167, 2010. doi: 10.4103/0253-7613.66840</w:t>
       </w:r>
     </w:p>
     <w:p>
@@ -17787,7 +17684,7 @@
         <w:rPr>
           <w:sz w:val="19"/>
         </w:rPr>
-        <w:t xml:space="preserve">[39] J. E. Beilharz, J. Maniam, and M. J. Morris,</w:t>
+        <w:t xml:space="preserve">[39] V. A. Chavushyan et al.,</w:t>
       </w:r>
       <w:r>
         <w:rPr>
@@ -17805,7 +17702,7 @@
         <w:rPr>
           <w:sz w:val="19"/>
         </w:rPr>
-        <w:t xml:space="preserve">Short exposure to a diet rich in both fat and sugar or sugar alone impairs place, but not object recognition memory in rats,</w:t>
+        <w:t xml:space="preserve">Effects of stevia on synaptic plasticity and NADPH oxidase level of CNS in conditions of metabolic disorders caused by fructose,</w:t>
       </w:r>
       <w:r>
         <w:rPr>
@@ -17823,7 +17720,7 @@
         <w:rPr>
           <w:sz w:val="19"/>
         </w:rPr>
-        <w:t xml:space="preserve">Brain Behav. Immun., vol. 37, pp. 134–141, 2014. doi: 10.1016/j.bbi.2013.11.016</w:t>
+        <w:t xml:space="preserve">BMC Complement. Altern. Med., vol. 17, Dec. 2017, Art. no. 540. doi: 10.1186/s12906-017-2049-9</w:t>
       </w:r>
     </w:p>
     <w:p>
@@ -17854,7 +17751,7 @@
         <w:rPr>
           <w:sz w:val="19"/>
         </w:rPr>
-        <w:t xml:space="preserve">Short-term exposure to a diet high in fat and sugar, or liquid sugar, selectively impairs hippocampal-dependent memory, with differential impacts on inflammation,</w:t>
+        <w:t xml:space="preserve">Short exposure to a diet rich in both fat and sugar or sugar alone impairs place, but not object recognition memory in rats,</w:t>
       </w:r>
       <w:r>
         <w:rPr>
@@ -17872,7 +17769,7 @@
         <w:rPr>
           <w:sz w:val="19"/>
         </w:rPr>
-        <w:t xml:space="preserve">Behav. Brain Res., vol. 306, pp. 1–7, 2016. doi: 10.1016/j.bbr.2016.03.018</w:t>
+        <w:t xml:space="preserve">Brain Behav. Immun., vol. 37, pp. 134–141, 2014. doi: 10.1016/j.bbi.2013.11.016</w:t>
       </w:r>
     </w:p>
     <w:p>
@@ -17885,7 +17782,7 @@
         <w:rPr>
           <w:sz w:val="19"/>
         </w:rPr>
-        <w:t xml:space="preserve">[41] G. Kempermann, H. Song, and F. H. Gage,</w:t>
+        <w:t xml:space="preserve">[41] J. E. Beilharz, J. Maniam, and M. J. Morris,</w:t>
       </w:r>
       <w:r>
         <w:rPr>
@@ -17903,7 +17800,7 @@
         <w:rPr>
           <w:sz w:val="19"/>
         </w:rPr>
-        <w:t xml:space="preserve">Neurogenesis in the adult hippocampus,</w:t>
+        <w:t xml:space="preserve">Short-term exposure to a diet high in fat and sugar, or liquid sugar, selectively impairs hippocampal-dependent memory, with differential impacts on inflammation,</w:t>
       </w:r>
       <w:r>
         <w:rPr>
@@ -17921,7 +17818,7 @@
         <w:rPr>
           <w:sz w:val="19"/>
         </w:rPr>
-        <w:t xml:space="preserve">Cold Spring Harb. Perspect. Biol., vol. 7, no. 9, a018812, 2015. doi: 10.1101/cshperspect.a018812</w:t>
+        <w:t xml:space="preserve">Behav. Brain Res., vol. 306, pp. 1–7, 2016. doi: 10.1016/j.bbr.2016.03.018</w:t>
       </w:r>
     </w:p>
     <w:p>
@@ -17934,7 +17831,7 @@
         <w:rPr>
           <w:sz w:val="19"/>
         </w:rPr>
-        <w:t xml:space="preserve">[42] J. Maniam, C. P. Antoniadis, N. A. Youngson, J. K. Sinha, and M. J. Morris,</w:t>
+        <w:t xml:space="preserve">[42] G. Kempermann, H. Song, and F. H. Gage,</w:t>
       </w:r>
       <w:r>
         <w:rPr>
@@ -17952,7 +17849,7 @@
         <w:rPr>
           <w:sz w:val="19"/>
         </w:rPr>
-        <w:t xml:space="preserve">Sugar consumption produces effects similar to early life stress exposure on hippocampal markers of neurogenesis and stress response,</w:t>
+        <w:t xml:space="preserve">Neurogenesis in the adult hippocampus,</w:t>
       </w:r>
       <w:r>
         <w:rPr>
@@ -17970,7 +17867,7 @@
         <w:rPr>
           <w:sz w:val="19"/>
         </w:rPr>
-        <w:t xml:space="preserve">Front. Mol. Neurosci., vol. 8, Jan. 2016, Art. no. 86. doi: 10.3389/fnmol.2015.00086 [Online]. Available: https://www.ncbi.nlm.nih.gov/pmc/articles/PMC4717325/</w:t>
+        <w:t xml:space="preserve">Cold Spring Harb. Perspect. Biol., vol. 7, no. 9, a018812, 2015. doi: 10.1101/cshperspect.a018812</w:t>
       </w:r>
     </w:p>
     <w:p>
@@ -17983,7 +17880,7 @@
         <w:rPr>
           <w:sz w:val="19"/>
         </w:rPr>
-        <w:t xml:space="preserve">[43] D. A. Lukovikov et al.,</w:t>
+        <w:t xml:space="preserve">[43] J. Maniam, C. P. Antoniadis, N. A. Youngson, J. K. Sinha, and M. J. Morris,</w:t>
       </w:r>
       <w:r>
         <w:rPr>
@@ -18001,7 +17898,7 @@
         <w:rPr>
           <w:sz w:val="19"/>
         </w:rPr>
-        <w:t xml:space="preserve">Automated phenotyping of rodent behavior in the Cylinder Exploration Test using machine learning,</w:t>
+        <w:t xml:space="preserve">Sugar consumption produces effects similar to early life stress exposure on hippocampal markers of neurogenesis and stress response,</w:t>
       </w:r>
       <w:r>
         <w:rPr>
@@ -18019,7 +17916,7 @@
         <w:rPr>
           <w:sz w:val="19"/>
         </w:rPr>
-        <w:t xml:space="preserve">Neuroscience, vol. 601, pp. 169–178, May 2026. doi: 10.1016/j.neuroscience.2026.02.048 [Online]. Available: https://pubmed.ncbi.nlm.nih.gov/41780714/</w:t>
+        <w:t xml:space="preserve">Front. Mol. Neurosci., vol. 8, Jan. 2016, Art. no. 86. doi: 10.3389/fnmol.2015.00086 [Online]. Available: https://www.ncbi.nlm.nih.gov/pmc/articles/PMC4717325/</w:t>
       </w:r>
     </w:p>
     <w:p>
@@ -18032,7 +17929,56 @@
         <w:rPr>
           <w:sz w:val="19"/>
         </w:rPr>
-        <w:t xml:space="preserve">[44] A. Gerós, A. Magalhães, and P. Aguiar,</w:t>
+        <w:t xml:space="preserve">[44] D. A. Lukovikov et al.,</w:t>
+      </w:r>
+      <w:r>
+        <w:rPr>
+          <w:sz w:val="19"/>
+        </w:rPr>
+        <w:t xml:space="preserve"> </w:t>
+      </w:r>
+      <w:r>
+        <w:rPr>
+          <w:sz w:val="19"/>
+        </w:rPr>
+        <w:t xml:space="preserve">“</w:t>
+      </w:r>
+      <w:r>
+        <w:rPr>
+          <w:sz w:val="19"/>
+        </w:rPr>
+        <w:t xml:space="preserve">Automated phenotyping of rodent behavior in the Cylinder Exploration Test using machine learning,</w:t>
+      </w:r>
+      <w:r>
+        <w:rPr>
+          <w:sz w:val="19"/>
+        </w:rPr>
+        <w:t xml:space="preserve">”</w:t>
+      </w:r>
+      <w:r>
+        <w:rPr>
+          <w:sz w:val="19"/>
+        </w:rPr>
+        <w:t xml:space="preserve"> </w:t>
+      </w:r>
+      <w:r>
+        <w:rPr>
+          <w:sz w:val="19"/>
+        </w:rPr>
+        <w:t xml:space="preserve">Neuroscience, vol. 601, pp. 169–178, May 2026. doi: 10.1016/j.neuroscience.2026.02.048 [Online]. Available: https://pubmed.ncbi.nlm.nih.gov/41780714/</w:t>
+      </w:r>
+    </w:p>
+    <w:p>
+      <w:pPr>
+        <w:pStyle w:val="BodyText"/>
+        <w:spacing w:after="80"/>
+        <w:jc w:val="left"/>
+      </w:pPr>
+      <w:r>
+        <w:rPr>
+          <w:sz w:val="19"/>
+        </w:rPr>
+        <w:t xml:space="preserve">[45] A. Gerós, A. Magalhães, and P. Aguiar,</w:t>
       </w:r>
       <w:r>
         <w:rPr>
@@ -18081,72 +18027,7 @@
 </file>
 
 <file path=word/comments.xml><?xml version="1.0" encoding="utf-8"?>
-<w:comments xmlns:w="http://schemas.openxmlformats.org/wordprocessingml/2006/main" xmlns:m="http://schemas.openxmlformats.org/officeDocument/2006/math" xmlns:r="http://schemas.openxmlformats.org/officeDocument/2006/relationships" xmlns:o="urn:schemas-microsoft-com:office:office" xmlns:v="urn:schemas-microsoft-com:vml" xmlns:w10="urn:schemas-microsoft-com:office:word" xmlns:a="http://schemas.openxmlformats.org/drawingml/2006/main" xmlns:pic="http://schemas.openxmlformats.org/drawingml/2006/picture" xmlns:wp="http://schemas.openxmlformats.org/drawingml/2006/wordprocessingDrawing">
-  <w:comment w:id="0" w:author="Thiago Sayegh" w:initials="TS" w:date="2026-10-21T13:29:10Z">
-    <w:p>
-      <w:pPr>
-        <w:pStyle w:val="CommentText"/>
-      </w:pPr>
-      <w:r>
-        <w:rPr>
-          <w:rStyle w:val="CommentReference"/>
-        </w:rPr>
-        <w:annotationRef/>
-      </w:r>
-      <w:r>
-        <w:t>Pregunta 1. Lo de los valores diarios lo pude calcular solo para la stevia (IDA de EFSA, 4 mg/kg/día en equivalentes de esteviol): juveniles unas 5 veces la IDA y adultos 1,8 veces. Para la sacarosa haría falta el consumo de alimento de los adultos, así que lo saqué. Lo dejamos solo para la stevia?</w:t>
-      </w:r>
-    </w:p>
-  </w:comment>
-  <w:comment w:id="1" w:author="Thiago Sayegh" w:initials="TS" w:date="2026-10-21T13:29:10Z">
-    <w:p>
-      <w:pPr>
-        <w:pStyle w:val="CommentText"/>
-      </w:pPr>
-      <w:r>
-        <w:rPr>
-          <w:rStyle w:val="CommentReference"/>
-        </w:rPr>
-        <w:annotationRef/>
-      </w:r>
-      <w:r>
-        <w:t>Pregunta 2. Como presentación a congreso cité el resumen de la Reunión Conjunta SAIC-SAB 2023 (Coirini et al., Medicina 83, Supl. V, p. 148). Ahí dice stevia al 0,5 % y el manuscrito de Marchena dice 4 %. Es el mismo experimento? Si no, cuál cito?</w:t>
-      </w:r>
-    </w:p>
-  </w:comment>
-  <w:comment w:id="2" w:author="Thiago Sayegh" w:initials="TS" w:date="2026-10-21T13:29:10Z">
-    <w:p>
-      <w:pPr>
-        <w:pStyle w:val="CommentText"/>
-      </w:pPr>
-      <w:r>
-        <w:rPr>
-          <w:rStyle w:val="CommentReference"/>
-        </w:rPr>
-        <w:annotationRef/>
-      </w:r>
-      <w:r>
-        <w:t>Pregunta 3. Cité el manuscrito como "A. Marchena et al., manuscrito enviado para publicación". Me pasás los coautores y la revista?</w:t>
-      </w:r>
-    </w:p>
-  </w:comment>
-  <w:comment w:id="3" w:author="Thiago Sayegh" w:initials="TS" w:date="2026-10-21T13:29:10Z">
-    <w:p>
-      <w:pPr>
-        <w:pStyle w:val="CommentText"/>
-      </w:pPr>
-      <w:r>
-        <w:rPr>
-          <w:rStyle w:val="CommentReference"/>
-        </w:rPr>
-        <w:annotationRef/>
-      </w:r>
-      <w:r>
-        <w:t>Pregunta 4. En el estudio agudo la memoria se evaluó con NOL, así que cambié "memoria de reconocimiento a corto plazo" por "memoria de localización de objetos". Está bien?</w:t>
-      </w:r>
-    </w:p>
-  </w:comment>
-</w:comments>
+<w:comments xmlns:w="http://schemas.openxmlformats.org/wordprocessingml/2006/main" xmlns:m="http://schemas.openxmlformats.org/officeDocument/2006/math" xmlns:r="http://schemas.openxmlformats.org/officeDocument/2006/relationships" xmlns:o="urn:schemas-microsoft-com:office:office" xmlns:v="urn:schemas-microsoft-com:vml" xmlns:w10="urn:schemas-microsoft-com:office:word" xmlns:a="http://schemas.openxmlformats.org/drawingml/2006/main" xmlns:pic="http://schemas.openxmlformats.org/drawingml/2006/picture" xmlns:wp="http://schemas.openxmlformats.org/drawingml/2006/wordprocessingDrawing"/>
 </file>
 
 <file path=word/footnotes.xml><?xml version="1.0" encoding="utf-8"?>

--- a/entregas/metodos resultados discusion 20261021.docx
+++ b/entregas/metodos resultados discusion 20261021.docx
@@ -202,7 +202,7 @@
         <w:pStyle w:val="FirstParagraph"/>
       </w:pPr>
       <w:r>
-        <w:t xml:space="preserve">Los procedimientos con animales fueron aprobados por el Comité Institucional de Cuidado y Uso de Animales de Laboratorio (CICUAL) del Instituto de Biología y Medicina Experimental (IByME-CONICET, Argentina; protocolo 19/2025), de acuerdo con los lineamientos para el cuidado y uso de animales de laboratorio del Consejo de la Comunidad Europea (86/609/CEE) y del Instituto Nacional de Salud de los Estados Unidos (NIH). Se utilizaron ratas macho Sprague-Dawley, alojadas en grupos de 3 a 4 animales por caja y mantenidas en un ciclo de 12 h de luz y 12 h de oscuridad, con alimento balanceado (Gepsa, Grupo Pilar S.A., Argentina) y agua disponibles</w:t>
+        <w:t xml:space="preserve">Los procedimientos con animales fueron aprobados por el Comité Institucional de Cuidado y Uso de Animales de Laboratorio (CICUAL) del Instituto de Biología y Medicina Experimental (IByME-CONICET, Argentina; protocolo 19/2025), de acuerdo con los lineamientos para el cuidado y uso de animales de laboratorio del Consejo de la Comunidad Europea (86/609/CEE) y del Instituto Nacional de Salud de los Estados Unidos (NIH). Se utilizaron ratas macho Sprague-Dawley, alojadas en grupos de 3 por caja y mantenidas en un ciclo de 12 h de luz y 12 h de oscuridad, con alimento balanceado (Gepsa, Grupo Pilar S.A., Argentina) y agua disponibles</w:t>
       </w:r>
       <w:r>
         <w:t xml:space="preserve"> </w:t>
@@ -268,7 +268,7 @@
         <w:t xml:space="preserve"> </w:t>
       </w:r>
       <w:r>
-        <w:t xml:space="preserve">(OF), reconocimiento de objeto novedoso (NOR) y reconocimiento espontáneo de posición (SLR). Luego de las pruebas, un subgrupo de animales de los grupos control y sacarosa fue perfundido para los estudios de inmunocitoquímica (§4.4).</w:t>
+        <w:t xml:space="preserve">(OF), reconocimiento de objeto novedoso (NOR) y reconocimiento espontáneo de posición (SLR). Luego de las pruebas, un subgrupo de animales de cada grupo experimental fue perfundido para los estudios de inmunocitoquímica (§4.4).</w:t>
       </w:r>
     </w:p>
     <w:p>
@@ -351,7 +351,7 @@
         <w:rPr>
           <w:sz w:val="19"/>
         </w:rPr>
-        <w:t xml:space="preserve">Línea temporal de los procedimientos experimentales. Durante 25 días, ratas PD25 (grupo juvenil) y PD75 (grupo adulto) tuvieron acceso irrestricto a agua (control) o la opción de beber, además de agua, una solución de sacarosa al 10 % o un extracto de stevia al 4 %. Luego, todos los animales bebieron únicamente agua durante otros 25 días, tras lo cual se realizaron las pruebas conductuales y los estudios de inmunocitoquímica.</w:t>
+        <w:t xml:space="preserve">Línea temporal de los procedimientos experimentales. Durante 25 días, ratas PD25 (grupo juvenil) y PD75 (grupo adulto) tuvieron acceso irrestricto a agua (grupo control) o la opción de beber entre agua y una solución de sacarosa al 10 % (grupo sacarosa) o agua y un extracto de stevia al 4 % (grupo stevia). Finalizado este período, se retiraron las botellas de endulzantes y todos los animales bebieron únicamente agua durante otros 25 días, tras lo cual se realizaron las pruebas conductuales y los estudios de inmunocitoquímica.</w:t>
       </w:r>
     </w:p>
     <w:bookmarkEnd w:id="22"/>
@@ -1063,7 +1063,7 @@
         <w:pStyle w:val="FirstParagraph"/>
       </w:pPr>
       <w:r>
-        <w:t xml:space="preserve">El aparato consistió en una caja abierta de madera oscura (75 cm de largo × 30 cm de alto × 45 cm de ancho). Los objetos a discriminar diferían en forma y textura; eran de vidrio, plástico o cerámica y tenían cuatro formas distintas (frascos de vidrio, una rana de juguete de plástico, cajas de plástico y tazas de cerámica), y no podían ser desplazados por las ratas [9, 10]. Brevemente, durante la semana previa a la prueba las ratas fueron manipuladas una vez al día durante 3 días consecutivos. Tres días antes de la prueba se permitió que las ratas exploraran el aparato durante 5 min por día. En estas sesiones de habituación no había objetos en la caja. Veinticuatro horas después de la última sesión de habituación, las ratas fueron entrenadas para el reconocimiento de objetos permitiéndoles explorar durante 5 min dos objetos idénticos colocados en la arena de prueba (fase de muestreo). Durante esta fase de muestreo (T1), los objetos (dos frascos de vidrio de 12,5 cm de alto y 5 cm de diámetro) se colocaron al azar en dos esquinas opuestas del aparato, a 10 cm de las paredes laterales (Figura 4.4A). La rata se colocó en el centro del aparato y se le permitió explorar los dos objetos idénticos. Después de T1, la rata fue devuelta a su caja y, tras un intervalo entre ensayos de 2 h (memoria a corto plazo, T2), de 24 h (memoria a largo plazo, T3) y de 7 días desde la fase de muestreo (memoria consolidada, T4), fue evaluada nuevamente en los ensayos de elección. Durante T2, T3 y T4, un objeto novedoso reemplazó a uno de los objetos presentados durante T1. Así, las ratas fueron reexpuestas durante 5 min a dos objetos: una copia del objeto familiar (F) y el objeto novedoso (N) (Figura 4.4B); es decir, un frasco de vidrio se reemplazó por una rana de juguete de plástico, por una caja de plástico anaranjada de 10,5 cm de largo × 9 cm de ancho × 4 cm de alto y por una taza cónica de cerámica blanca de 8,5 cm de alto y 8,5 cm de diámetro en T2, T3 y T4, respectivamente (Figura 4.3; los objetos se muestran en la Figura 5.8). Todas las combinaciones y ubicaciones de los objetos se contrabalancearon para reducir el posible sesgo causado por la preferencia por ubicaciones u objetos particulares. Las sesiones T1 a T4 se grabaron en video y se analizaron los cruces de línea con el software AnyMaze© (Stoelting Co., Wood Dale, IL, EE. UU.). El tiempo que las ratas dedicaron a explorar cada objeto durante T1 a T4 fue registrado manualmente por un único experimentador que desconocía la asignación de los grupos. La exploración se definió de la siguiente manera: dirigir la nariz hacia el objeto a una distancia de 2 cm o menos y/o tocar el objeto con la nariz. Dar vueltas alrededor del objeto o sentarse sobre él no se consideró comportamiento exploratorio. Los datos se informan como la tasa de exploración, que es el tiempo dedicado a explorar el objeto novedoso (</w:t>
+        <w:t xml:space="preserve">El aparato consistió en una caja abierta de madera oscura (75 cm de largo × 30 cm de alto × 45 cm de ancho). Los objetos a discriminar diferían en forma y textura; eran de vidrio, plástico o cerámica y tenían cuatro formas distintas (frascos de vidrio, una rana de juguete de plástico, cajas de plástico y tazas de cerámica), y no podían ser desplazados por las ratas [9, 10]. Brevemente, durante la semana previa a la prueba las ratas fueron manipuladas una vez al día durante 5 días consecutivos. Tres días antes de la prueba se permitió que las ratas exploraran el aparato durante 5 min por día. En estas sesiones de habituación no había objetos en la caja. Veinticuatro horas después de la última sesión de habituación, las ratas fueron entrenadas para el reconocimiento de objetos permitiéndoles explorar durante 5 min dos objetos idénticos colocados en la arena de prueba (fase de muestreo). Durante esta fase de muestreo (T1), los objetos (dos frascos de vidrio de 12,5 cm de alto y 5 cm de diámetro) se colocaron al azar en dos esquinas opuestas del aparato, a 10 cm de las paredes laterales (Figura 4.4A). La rata se colocó en el centro del aparato y se le permitió explorar los dos objetos idénticos. Después de T1, la rata fue devuelta a su caja y, tras un intervalo entre ensayos de 2 h (memoria a corto plazo, T2), de 24 h (memoria a largo plazo, T3) y de 7 días desde la fase de muestreo (memoria consolidada, T4), fue evaluada nuevamente en los ensayos de elección. Durante T2, T3 y T4, un objeto novedoso reemplazó a uno de los objetos presentados durante T1. Así, las ratas fueron reexpuestas durante 5 min a dos objetos: una copia del objeto familiar (F) y el objeto novedoso (N) (Figura 4.4B); es decir, un frasco de vidrio se reemplazó por una rana de juguete de plástico, por una caja de plástico anaranjada de 10,5 cm de largo × 9 cm de ancho × 4 cm de alto y por una taza cónica de cerámica blanca de 8,5 cm de alto y 8,5 cm de diámetro en T2, T3 y T4, respectivamente (Figura 4.3; los objetos se muestran en la Figura 5.8). Todas las combinaciones y ubicaciones de los objetos se contrabalancearon para reducir el posible sesgo causado por la preferencia por ubicaciones u objetos particulares. El tiempo que las ratas dedicaron a explorar cada objeto durante T1 a T4 fue registrado manualmente por un experimentador que desconocía la asignación de los grupos. La exploración se definió de la siguiente manera: dirigir la nariz hacia el objeto a una distancia de 2 cm o menos y/o tocar el objeto con la nariz. Dar vueltas alrededor del objeto o sentarse sobre él no se consideró comportamiento exploratorio. Los datos se informan como la tasa de exploración, que es el tiempo dedicado a explorar el objeto novedoso (</w:t>
       </w:r>
       <w:r>
         <w:rPr>
@@ -1236,7 +1236,7 @@
         <w:rPr>
           <w:sz w:val="19"/>
         </w:rPr>
-        <w:t xml:space="preserve">Esquema del protocolo de la prueba NOR. En la fase de muestreo (T1) se presentan dos objetos idénticos (A); en los ensayos de elección, realizados 2 h (T2), 24 h (T3) y 7 días (T4) después de T1, uno de ellos se reemplaza por un objeto novedoso distinto en cada ensayo (B, C y D). Esquema cedido por la Dra. M. S. Kruse.</w:t>
+        <w:t xml:space="preserve">Esquema del protocolo de la prueba NOR. En la fase de muestreo (T1) se presentan dos objetos idénticos (A); en los ensayos de elección, realizados 2 h (T2), 24 h (T3) y 7 días (T4) después de T1, uno de ellos se reemplaza por un objeto novedoso distinto en cada ensayo (B, C y D).</w:t>
       </w:r>
     </w:p>
     <w:p>
@@ -1254,7 +1254,7 @@
       <w:r>
         <w:drawing>
           <wp:inline>
-            <wp:extent cx="2188799" cy="1294518"/>
+            <wp:extent cx="1925999" cy="1139091"/>
             <wp:effectExtent b="0" l="0" r="0" t="0"/>
             <wp:docPr descr="image" title="" id="1" name="Picture"/>
             <a:graphic>
@@ -1275,7 +1275,7 @@
                   <pic:spPr bwMode="auto">
                     <a:xfrm>
                       <a:off x="0" y="0"/>
-                      <a:ext cx="2188799" cy="1294518"/>
+                      <a:ext cx="1925999" cy="1139091"/>
                     </a:xfrm>
                     <a:prstGeom prst="rect">
                       <a:avLst/>
@@ -1305,7 +1305,7 @@
       <w:r>
         <w:drawing>
           <wp:inline>
-            <wp:extent cx="2188799" cy="1294518"/>
+            <wp:extent cx="1925999" cy="1139091"/>
             <wp:effectExtent b="0" l="0" r="0" t="0"/>
             <wp:docPr descr="image" title="" id="1" name="Picture"/>
             <a:graphic>
@@ -1326,7 +1326,7 @@
                   <pic:spPr bwMode="auto">
                     <a:xfrm>
                       <a:off x="0" y="0"/>
-                      <a:ext cx="2188799" cy="1294518"/>
+                      <a:ext cx="1925999" cy="1139091"/>
                     </a:xfrm>
                     <a:prstGeom prst="rect">
                       <a:avLst/>
@@ -1736,7 +1736,7 @@
         <w:pStyle w:val="FirstParagraph"/>
       </w:pPr>
       <w:r>
-        <w:t xml:space="preserve">El registro se realizó con el software de videoseguimiento AnyMaze© (Stoelting Co., EE. UU.; versión 7.66), que opera sobre el video cenital de cada sesión. El programa segmenta al animal del fondo por contraste y sigue su posición cuadro a cuadro, reconstruyendo la trayectoria del centroide. De esa trayectoria deriva de manera automática un conjunto de variables cinemáticas y de ocupación: la distancia total recorrida, la velocidad media, los cruces de línea (</w:t>
+        <w:t xml:space="preserve">El registro se realizó con el software de videoseguimiento AnyMaze© (Stoelting Co., EE. UU.; versión 7.66), que opera sobre el video cenital de cada sesión. El programa segmenta al animal del fondo por contraste y sigue su posición cuadro a cuadro, reconstruyendo la trayectoria del centroide. De esa trayectoria deriva de manera automática un conjunto de variables cinemáticas y de ocupación: la distancia total recorrida, los cruces de línea (</w:t>
       </w:r>
       <w:r>
         <w:rPr>
@@ -1746,7 +1746,7 @@
         <w:t xml:space="preserve">line crossings</w:t>
       </w:r>
       <w:r>
-        <w:t xml:space="preserve">) sobre una grilla virtual y, mediante zonas definidas por el usuario —regiones de interés trazadas alrededor de cada objeto o sector de la arena—, el número de entradas y el tiempo de permanencia en cada zona.</w:t>
+        <w:t xml:space="preserve">) sobre una grilla virtual y, mediante zonas definidas por el usuario —regiones de interés trazadas alrededor de cada objeto o sector de la arena—, el número de entradas, el tiempo y la distancia recorrida en cada zona.</w:t>
       </w:r>
     </w:p>
     <w:p>
@@ -1807,7 +1807,7 @@
         <w:pStyle w:val="FirstParagraph"/>
       </w:pPr>
       <w:r>
-        <w:t xml:space="preserve">Los animales fueron anestesiados profundamente mediante una inyección intraperitoneal de ketamina-xilacina (120 + 12 mg/kg; Holliday/Richmond, Argentina) y fijados por perfusión intracardíaca con 600 mL de paraformaldehído (PFA) al 4 % frío en PBS (pH 7,4) [13]. Los cerebros se extrajeron de inmediato y se dejaron en PFA al 4 % durante toda la noche a 4 °C. Luego se lavaron con PBS y se seccionaron con un vibrátomo. Se obtuvieron cortes coronales de 70 µm de espesor (Bregma -2,8 a -4,2 mm), determinados con un atlas del cerebro de rata [14], que se incubaron en PBS con 0,1 % de Tween 20 y 7 % de suero normal de burro durante 1 h a temperatura ambiente. Las muestras de tejido se incubaron luego con un anticuerpo de ratón anti-PCNA (dilución 1:250; ref. MAB424, Merck) y un anticuerpo de cabra anti-DCX (dilución 1:200; ref. sc-8066, Santa Cruz Biotechnology) en PBS con 2 % de suero de burro y 0,1 % de Tween 20, durante toda la noche a 4 °C. Posteriormente se lavaron en PBS durante 30 min y se incubaron con un anticuerpo de burro anti-ratón Alexa 488 y un anticuerpo de burro anti-cabra Alexa 555 (ref. A21202 y A21432, respectivamente; Thermo Fisher; ambos en dilución 1:1000) durante 2 h a temperatura ambiente. Los núcleos se contratiñeron con DAPI (1 µg/mL). Finalmente, después de los lavados, los cortes se montaron en portaobjetos de vidrio y se examinaron con un microscopio confocal de disco giratorio Olympus IX81-DSU. Todas las imágenes se obtuvieron en las mismas condiciones: el tiempo de exposición, la intensidad de la lámpara y los filtros se mantuvieron constantes. En algunos cortes se omitió el anticuerpo primario como control; estos cortes se procesaron con el mismo protocolo descrito, y la intensidad de fluorescencia obtenida en ellos se utilizó como referencia para identificar la marca positiva. Todos los portaobjetos se codificaron y fueron analizados por dos observadores independientes que desconocían el tratamiento.</w:t>
+        <w:t xml:space="preserve">Los animales fueron anestesiados profundamente mediante una inyección intraperitoneal de ketamina-xilacina (120 + 12 mg/kg; Holliday/Richmond, Argentina) y fijados por perfusión intracardíaca con 600 mL de paraformaldehído (PFA) al 4 % frío en PBS (pH 7,4) [13]. Los cerebros se extrajeron de inmediato y se dejaron en PFA al 4 % durante toda la noche a 4 °C. Luego se lavaron con PBS y se seccionaron con un vibrátomo. Se obtuvieron cortes coronales de 70 µm de espesor (Bregma -2,8 a -4,2 mm), determinados con un atlas del cerebro de rata [14], y se bloquearon en PBS con 0,1 % de Tween 20 y 7 % de suero normal de burro durante 1 h a temperatura ambiente. Las muestras de tejido se incubaron luego con un anticuerpo de ratón anti-PCNA (dilución 1:250; ref. MAB424, Merck) y un anticuerpo de cabra anti-DCX (dilución 1:200; ref. sc-8066, Santa Cruz Biotechnology) en PBS con 2 % de suero de burro y 0,1 % de Tween 20, durante toda la noche a 4 °C. Posteriormente se lavaron en PBS durante 30 min y se incubaron con un anticuerpo de burro anti-ratón Alexa 488 y un anticuerpo de burro anti-cabra Alexa 555 (ref. A21202 y A21432, respectivamente; Thermo Fisher; ambos en dilución 1:1000) durante 2 h a temperatura ambiente. Los núcleos se contratiñeron con DAPI (1 µg/mL). Finalmente, después de los lavados, los cortes se montaron en portaobjetos de vidrio codificados y se examinaron con un microscopio confocal de disco giratorio Olympus IX81-DSU. Todas las imágenes se obtuvieron en las mismas condiciones: el tiempo de exposición, la intensidad de la lámpara y los filtros se mantuvieron constantes. En algunos cortes se omitió el anticuerpo primario como control; estos cortes se procesaron con el mismo protocolo descrito, y la intensidad de fluorescencia obtenida en ellos se utilizó como referencia para identificar la marca positiva.</w:t>
       </w:r>
     </w:p>
     <w:bookmarkStart w:id="36" w:name="recuento-celular"/>
@@ -1835,7 +1835,7 @@
         </w:r>
       </w:hyperlink>
       <w:r>
-        <w:t xml:space="preserve">). Las células positivas para PCNA y/o DCX se contaron dentro de un área delimitada que comprendía la zona subgranular del giro dentado. Para el recuento se consideraron tanto la hoja superior como la inferior de la capa de células granulares y de la zona subgranular. El número de células inmunopositivas fue contado manualmente por dos observadores independientes que desconocían el protocolo experimental. Los resultados se expresan como número de células positivas por mm</w:t>
+        <w:t xml:space="preserve">). Las células positivas para PCNA y/o DCX se contaron dentro de un área delimitada que comprendía la zona subgranular del giro dentado. Para el recuento se consideraron tanto la hoja superior como la inferior de la capa de células granulares y de la zona subgranular. El número de células inmunopositivas fue contado manualmente por dos observadores que desconocían el protocolo experimental. Los resultados se expresan como número de células positivas por mm</w:t>
       </w:r>
       <w:r>
         <w:rPr>
@@ -1916,7 +1916,23 @@
         <w:pStyle w:val="BodyText"/>
       </w:pPr>
       <w:r>
-        <w:t xml:space="preserve">El consumo de líquidos a lo largo del tiempo se analizó mediante ANOVA de medidas repetidas (ANOVA MR) de dos vías, considerando el tratamiento (control vs. sacarosa vs. stevia) como factor entre sujetos y el tiempo como factor de medidas repetidas. El índice de preferencia (consumo de solución endulzada dividido por el consumo total de líquido, promediado a lo largo del tratamiento en cada caja) se comparó entre los grupos sacarosa y stevia mediante ANOVA de dos vías (edad × tratamiento). Se empleó ANOVA de dos vías para analizar los parámetros informados en el OF, el NOR, la SLR y la IHC. La exploración de los objetos en las fases de muestreo del NOR (T1) y de la SLR (día 1) se analizó mediante un ANOVA mixto de tres factores, con la edad y el tratamiento como factores entre sujetos y la posición del objeto como factor intrasujeto.</w:t>
+        <w:t xml:space="preserve">El consumo de líquidos a lo largo del tiempo se analizó mediante ANOVA de medidas repetidas (ANOVA MR) de dos vías, considerando el tratamiento (control vs. sacarosa vs. stevia) y la edad (juveniles y adultos) como factores entre sujetos y el tiempo como factor de medidas repetidas. El índice de preferencia (consumo de solución endulzada dividido por el consumo total de líquido, promediado a lo largo del tratamiento en cada caja) se comparó entre los grupos sacarosa y stevia mediante ANOVA de dos vías (edad × tratamiento). Se empleó ANOVA de dos vías para analizar los parámetros informados en el OF, el NOR, la SLR y la IHC. La preferencia de los grupos control por el objeto o la posición novedosa se evaluó con la prueba</w:t>
+      </w:r>
+      <w:r>
+        <w:t xml:space="preserve"> </w:t>
+      </w:r>
+      <w:r>
+        <w:rPr>
+          <w:iCs/>
+          <w:i/>
+        </w:rPr>
+        <w:t xml:space="preserve">t</w:t>
+      </w:r>
+      <w:r>
+        <w:t xml:space="preserve"> </w:t>
+      </w:r>
+      <w:r>
+        <w:t xml:space="preserve">de una muestra contra el nivel de azar. La exploración de los objetos en las fases de muestreo del NOR (T1) y de la SLR (día 1) se analizó mediante un ANOVA de tres vías, con la edad y el tratamiento como factores entre sujetos y la posición del objeto como factor intrasujeto.</w:t>
       </w:r>
     </w:p>
     <w:p>
@@ -1964,7 +1980,7 @@
         <w:pStyle w:val="BodyText"/>
       </w:pPr>
       <w:r>
-        <w:t xml:space="preserve">Los resultados provienen de dos experimentos independientes, correspondientes a dos cohortes experimentales realizadas en distintos momentos, utilizando grupos independientes de animales, pero siguiendo el mismo diseño experimental y los mismos protocolos. Los datos de ambas cohortes se combinaron para realizar los análisis estadísticos. Todos los análisis se llevaron a cabo con el programa GraphPad Prism, versión 11.1.0, salvo el del índice de preferencia, los de la fase de muestreo de la SLR (exploración por objeto y distancia recorrida) y el de la exploración total de la SLR, que se realizó sobre el logaritmo del tiempo, llevados a cabo en Python 3.14 (statsmodels 0.15 y SciPy 1.18).</w:t>
+        <w:t xml:space="preserve">Los resultados provienen de dos experimentos independientes, correspondientes a dos cohortes experimentales realizadas en distintos momentos, utilizando grupos independientes de animales, pero siguiendo el mismo diseño experimental y protocolos. Los datos de ambas cohortes se combinaron para realizar los análisis estadísticos. Todos los análisis se llevaron a cabo con el programa GraphPad Prism, versión 11.1.0, salvo el del índice de preferencia, los de la fase de muestreo de la SLR (exploración por objeto y distancia recorrida) y el de la exploración total de la SLR, que se realizó sobre el logaritmo del tiempo, llevados a cabo en Python 3.14 (statsmodels 0.15 y SciPy 1.18).</w:t>
       </w:r>
     </w:p>
     <w:bookmarkEnd w:id="38"/>
@@ -2149,7 +2165,7 @@
         <w:t xml:space="preserve"> </w:t>
       </w:r>
       <w:r>
-        <w:t xml:space="preserve">&lt; 0,0001; Figura 5.2A y B, respectivamente). Los animales expuestos a sacarosa consumieron más sacarosa que el control (agua) durante todo el período de exposición, en ambas edades. En cambio, los animales expuestos a stevia consumieron más volumen de stevia que el control solo en PD27 (grupo juvenil) y en PD89 (grupo adulto).</w:t>
+        <w:t xml:space="preserve">&lt; 0,0001; Figura 5.2A y B, respectivamente). Los animales expuestos a sacarosa consumieron más sacarosa que el control (agua) durante todo el período de exposición, en ambas edades. En cambio, los animales expuestos a stevia consumieron más volumen de stevia que el control por un breve lapso en PD27 (grupo juvenil) y en PD89 (grupo adulto).</w:t>
       </w:r>
     </w:p>
     <w:p>
@@ -2192,7 +2208,7 @@
         <w:t xml:space="preserve"> </w:t>
       </w:r>
       <w:r>
-        <w:t xml:space="preserve">&lt; 0,0001; Figura 5.3). Es decir, la dosis de sacarosa o de stevia a la que estuvieron expuestos los animales juveniles fue más del doble que la de los adultos.</w:t>
+        <w:t xml:space="preserve">&lt; 0,0001; Figura 5.3). Es decir, la dosis de sacarosa o de stevia que recibieron los animales juveniles fue más del doble que la de los adultos.</w:t>
       </w:r>
     </w:p>
     <w:p>
@@ -2216,6 +2232,41 @@
         <w:rPr>
           <w:vertAlign w:val="subscript"/>
         </w:rPr>
+        <w:t xml:space="preserve">Interacción</w:t>
+      </w:r>
+      <w:r>
+        <w:t xml:space="preserve">(1, 24) = 0,56;</w:t>
+      </w:r>
+      <w:r>
+        <w:t xml:space="preserve"> </w:t>
+      </w:r>
+      <w:r>
+        <w:rPr>
+          <w:iCs/>
+          <w:i/>
+        </w:rPr>
+        <w:t xml:space="preserve">p</w:t>
+      </w:r>
+      <w:r>
+        <w:t xml:space="preserve"> </w:t>
+      </w:r>
+      <w:r>
+        <w:t xml:space="preserve">= 0,46;</w:t>
+      </w:r>
+      <w:r>
+        <w:t xml:space="preserve"> </w:t>
+      </w:r>
+      <w:r>
+        <w:rPr>
+          <w:iCs/>
+          <w:i/>
+        </w:rPr>
+        <w:t xml:space="preserve">F</w:t>
+      </w:r>
+      <w:r>
+        <w:rPr>
+          <w:vertAlign w:val="subscript"/>
+        </w:rPr>
         <w:t xml:space="preserve">Tratamiento</w:t>
       </w:r>
       <w:r>
@@ -2270,42 +2321,7 @@
         <w:t xml:space="preserve"> </w:t>
       </w:r>
       <w:r>
-        <w:t xml:space="preserve">= 0,57;</w:t>
-      </w:r>
-      <w:r>
-        <w:t xml:space="preserve"> </w:t>
-      </w:r>
-      <w:r>
-        <w:rPr>
-          <w:iCs/>
-          <w:i/>
-        </w:rPr>
-        <w:t xml:space="preserve">F</w:t>
-      </w:r>
-      <w:r>
-        <w:rPr>
-          <w:vertAlign w:val="subscript"/>
-        </w:rPr>
-        <w:t xml:space="preserve">Interacción</w:t>
-      </w:r>
-      <w:r>
-        <w:t xml:space="preserve">(1, 24) = 0,56;</w:t>
-      </w:r>
-      <w:r>
-        <w:t xml:space="preserve"> </w:t>
-      </w:r>
-      <w:r>
-        <w:rPr>
-          <w:iCs/>
-          <w:i/>
-        </w:rPr>
-        <w:t xml:space="preserve">p</w:t>
-      </w:r>
-      <w:r>
-        <w:t xml:space="preserve"> </w:t>
-      </w:r>
-      <w:r>
-        <w:t xml:space="preserve">= 0,46; prueba</w:t>
+        <w:t xml:space="preserve">= 0,57; prueba</w:t>
       </w:r>
       <w:r>
         <w:t xml:space="preserve"> </w:t>
@@ -2401,7 +2417,7 @@
         <w:t xml:space="preserve"> </w:t>
       </w:r>
       <w:r>
-        <w:t xml:space="preserve">&lt; 0,001). Por lo tanto, la mayor dosis de los juveniles no se explica por una mayor preferencia por el sabor dulce.</w:t>
+        <w:t xml:space="preserve">&lt; 0,001). Por lo tanto, la mayor dosis de los juveniles no se explica por una mayor preferencia por el sabor dulce, sino por un mayor consumo asociado con la edad.</w:t>
       </w:r>
     </w:p>
     <w:p>
@@ -2476,7 +2492,7 @@
         <w:rPr>
           <w:sz w:val="19"/>
         </w:rPr>
-        <w:t xml:space="preserve">Índice de preferencia por la solución endulzada (consumo de solución dividido por el consumo total de líquido, promediado durante el tratamiento) en los grupos expuestos a sacarosa y a stevia, por edad. Las barras indican la media ± SEM. Rojo: sacarosa; verde: stevia. Los corchetes indican la comparación de Tukey entre tratamientos dentro de cada edad (</w:t>
+        <w:t xml:space="preserve">Índice de preferencia por la solución endulzada (consumo de solución dividido por el consumo total de líquido, promediado durante el tratamiento) en los grupos expuestos a sacarosa y a stevia, por edad. Las barras indican la media ± SEM. Rojo: grupo sacarosa; verde: grupo stevia. Los corchetes indican la comparación de Tukey entre tratamientos dentro de cada edad (</w:t>
       </w:r>
       <w:r>
         <w:rPr>
@@ -2553,7 +2569,7 @@
       <w:r>
         <w:drawing>
           <wp:inline>
-            <wp:extent cx="2217599" cy="1832524"/>
+            <wp:extent cx="1951199" cy="1612383"/>
             <wp:effectExtent b="0" l="0" r="0" t="0"/>
             <wp:docPr descr="image" title="" id="1" name="Picture"/>
             <a:graphic>
@@ -2574,7 +2590,7 @@
                   <pic:spPr bwMode="auto">
                     <a:xfrm>
                       <a:off x="0" y="0"/>
-                      <a:ext cx="2217599" cy="1832524"/>
+                      <a:ext cx="1951199" cy="1612383"/>
                     </a:xfrm>
                     <a:prstGeom prst="rect">
                       <a:avLst/>
@@ -2604,7 +2620,7 @@
       <w:r>
         <w:drawing>
           <wp:inline>
-            <wp:extent cx="3427199" cy="1839720"/>
+            <wp:extent cx="3016799" cy="1619418"/>
             <wp:effectExtent b="0" l="0" r="0" t="0"/>
             <wp:docPr descr="image" title="" id="1" name="Picture"/>
             <a:graphic>
@@ -2625,7 +2641,7 @@
                   <pic:spPr bwMode="auto">
                     <a:xfrm>
                       <a:off x="0" y="0"/>
-                      <a:ext cx="3427199" cy="1839720"/>
+                      <a:ext cx="3016799" cy="1619418"/>
                     </a:xfrm>
                     <a:prstGeom prst="rect">
                       <a:avLst/>
@@ -3065,7 +3081,7 @@
         <w:pStyle w:val="BodyText"/>
       </w:pPr>
       <w:r>
-        <w:t xml:space="preserve">Sin embargo, al examinar los primeros nueve días posteriores al tratamiento (D1–D9), el ANOVA MR de dos vías mostró efectos significativos de la edad (</w:t>
+        <w:t xml:space="preserve">Sin embargo, al examinar solamente los primeros nueve días posteriores al tratamiento (D1–D9), el ANOVA MR de dos vías mostró una interacción significativa entre edad, tratamiento y tiempo (</w:t>
       </w:r>
       <w:r>
         <w:rPr>
@@ -3078,6 +3094,70 @@
         <w:rPr>
           <w:vertAlign w:val="subscript"/>
         </w:rPr>
+        <w:t xml:space="preserve">Edad × Tratamiento × Tiempo</w:t>
+      </w:r>
+      <w:r>
+        <w:t xml:space="preserve">(4,28; 76,95) = 2,64;</w:t>
+      </w:r>
+      <w:r>
+        <w:t xml:space="preserve"> </w:t>
+      </w:r>
+      <w:r>
+        <w:rPr>
+          <w:iCs/>
+          <w:i/>
+        </w:rPr>
+        <w:t xml:space="preserve">p</w:t>
+      </w:r>
+      <w:r>
+        <w:t xml:space="preserve"> </w:t>
+      </w:r>
+      <w:r>
+        <w:t xml:space="preserve">= 0,037), así como efectos significativos del tratamiento (</w:t>
+      </w:r>
+      <w:r>
+        <w:rPr>
+          <w:iCs/>
+          <w:i/>
+        </w:rPr>
+        <w:t xml:space="preserve">F</w:t>
+      </w:r>
+      <w:r>
+        <w:rPr>
+          <w:vertAlign w:val="subscript"/>
+        </w:rPr>
+        <w:t xml:space="preserve">Tratamiento</w:t>
+      </w:r>
+      <w:r>
+        <w:t xml:space="preserve">(2, 36) = 5,21;</w:t>
+      </w:r>
+      <w:r>
+        <w:t xml:space="preserve"> </w:t>
+      </w:r>
+      <w:r>
+        <w:rPr>
+          <w:iCs/>
+          <w:i/>
+        </w:rPr>
+        <w:t xml:space="preserve">p</w:t>
+      </w:r>
+      <w:r>
+        <w:t xml:space="preserve"> </w:t>
+      </w:r>
+      <w:r>
+        <w:t xml:space="preserve">= 0,0103) y de la edad (</w:t>
+      </w:r>
+      <w:r>
+        <w:rPr>
+          <w:iCs/>
+          <w:i/>
+        </w:rPr>
+        <w:t xml:space="preserve">F</w:t>
+      </w:r>
+      <w:r>
+        <w:rPr>
+          <w:vertAlign w:val="subscript"/>
+        </w:rPr>
         <w:t xml:space="preserve">Edad</w:t>
       </w:r>
       <w:r>
@@ -3097,7 +3177,28 @@
         <w:t xml:space="preserve"> </w:t>
       </w:r>
       <w:r>
-        <w:t xml:space="preserve">= 0,0078) y del tratamiento (</w:t>
+        <w:t xml:space="preserve">= 0,0078). Durante este período, los animales juveniles previamente expuestos a stevia presentaron una reducción significativa del consumo promedio de líquidos del 24,97 % respecto de su control (</w:t>
+      </w:r>
+      <w:r>
+        <w:rPr>
+          <w:iCs/>
+          <w:i/>
+        </w:rPr>
+        <w:t xml:space="preserve">p</w:t>
+      </w:r>
+      <w:r>
+        <w:t xml:space="preserve"> </w:t>
+      </w:r>
+      <w:r>
+        <w:t xml:space="preserve">= 0,003).</w:t>
+      </w:r>
+    </w:p>
+    <w:p>
+      <w:pPr>
+        <w:pStyle w:val="BodyText"/>
+      </w:pPr>
+      <w:r>
+        <w:t xml:space="preserve">Al extender el análisis a los primeros quince días (D1–D15), se observaron interacciones significativas entre edad y tiempo (</w:t>
       </w:r>
       <w:r>
         <w:rPr>
@@ -3110,26 +3211,26 @@
         <w:rPr>
           <w:vertAlign w:val="subscript"/>
         </w:rPr>
-        <w:t xml:space="preserve">Tratamiento</w:t>
-      </w:r>
-      <w:r>
-        <w:t xml:space="preserve">(2, 36) = 5,21;</w:t>
-      </w:r>
-      <w:r>
-        <w:t xml:space="preserve"> </w:t>
-      </w:r>
-      <w:r>
-        <w:rPr>
-          <w:iCs/>
-          <w:i/>
-        </w:rPr>
-        <w:t xml:space="preserve">p</w:t>
-      </w:r>
-      <w:r>
-        <w:t xml:space="preserve"> </w:t>
-      </w:r>
-      <w:r>
-        <w:t xml:space="preserve">= 0,0103), así como una interacción significativa entre edad, tratamiento y tiempo (</w:t>
+        <w:t xml:space="preserve">Edad × Tiempo</w:t>
+      </w:r>
+      <w:r>
+        <w:t xml:space="preserve">(2,92; 105,26) = 6,68;</w:t>
+      </w:r>
+      <w:r>
+        <w:t xml:space="preserve"> </w:t>
+      </w:r>
+      <w:r>
+        <w:rPr>
+          <w:iCs/>
+          <w:i/>
+        </w:rPr>
+        <w:t xml:space="preserve">p</w:t>
+      </w:r>
+      <w:r>
+        <w:t xml:space="preserve"> </w:t>
+      </w:r>
+      <w:r>
+        <w:t xml:space="preserve">= 0,0004), tratamiento y tiempo (</w:t>
       </w:r>
       <w:r>
         <w:rPr>
@@ -3142,39 +3243,71 @@
         <w:rPr>
           <w:vertAlign w:val="subscript"/>
         </w:rPr>
+        <w:t xml:space="preserve">Tratamiento × Tiempo</w:t>
+      </w:r>
+      <w:r>
+        <w:t xml:space="preserve">(5,85; 105,26) = 3,77;</w:t>
+      </w:r>
+      <w:r>
+        <w:t xml:space="preserve"> </w:t>
+      </w:r>
+      <w:r>
+        <w:rPr>
+          <w:iCs/>
+          <w:i/>
+        </w:rPr>
+        <w:t xml:space="preserve">p</w:t>
+      </w:r>
+      <w:r>
+        <w:t xml:space="preserve"> </w:t>
+      </w:r>
+      <w:r>
+        <w:t xml:space="preserve">= 0,0021) y edad, tratamiento y tiempo (</w:t>
+      </w:r>
+      <w:r>
+        <w:rPr>
+          <w:iCs/>
+          <w:i/>
+        </w:rPr>
+        <w:t xml:space="preserve">F</w:t>
+      </w:r>
+      <w:r>
+        <w:rPr>
+          <w:vertAlign w:val="subscript"/>
+        </w:rPr>
         <w:t xml:space="preserve">Edad × Tratamiento × Tiempo</w:t>
       </w:r>
       <w:r>
-        <w:t xml:space="preserve">(4,28; 76,95) = 2,64;</w:t>
-      </w:r>
-      <w:r>
-        <w:t xml:space="preserve"> </w:t>
-      </w:r>
-      <w:r>
-        <w:rPr>
-          <w:iCs/>
-          <w:i/>
-        </w:rPr>
-        <w:t xml:space="preserve">p</w:t>
-      </w:r>
-      <w:r>
-        <w:t xml:space="preserve"> </w:t>
-      </w:r>
-      <w:r>
-        <w:t xml:space="preserve">= 0,037). Durante este período, los animales juveniles previamente expuestos a stevia presentaron una reducción significativa del consumo promedio de líquidos del 24,97 % respecto de su control (</w:t>
-      </w:r>
-      <w:r>
-        <w:rPr>
-          <w:iCs/>
-          <w:i/>
-        </w:rPr>
-        <w:t xml:space="preserve">p</w:t>
-      </w:r>
-      <w:r>
-        <w:t xml:space="preserve"> </w:t>
-      </w:r>
-      <w:r>
-        <w:t xml:space="preserve">= 0,003).</w:t>
+        <w:t xml:space="preserve">(5,85; 105,26) = 7,89;</w:t>
+      </w:r>
+      <w:r>
+        <w:t xml:space="preserve"> </w:t>
+      </w:r>
+      <w:r>
+        <w:rPr>
+          <w:iCs/>
+          <w:i/>
+        </w:rPr>
+        <w:t xml:space="preserve">p</w:t>
+      </w:r>
+      <w:r>
+        <w:t xml:space="preserve"> </w:t>
+      </w:r>
+      <w:r>
+        <w:t xml:space="preserve">&lt; 0,0001). Durante este intervalo, los juveniles previamente expuestos a sacarosa mantuvieron un consumo promedio inferior al del control (-14,59 %), aunque esta diferencia no alcanzó significancia estadística (</w:t>
+      </w:r>
+      <w:r>
+        <w:rPr>
+          <w:iCs/>
+          <w:i/>
+        </w:rPr>
+        <w:t xml:space="preserve">p</w:t>
+      </w:r>
+      <w:r>
+        <w:t xml:space="preserve"> </w:t>
+      </w:r>
+      <w:r>
+        <w:t xml:space="preserve">= 0,051).</w:t>
       </w:r>
     </w:p>
     <w:p>
@@ -3182,7 +3315,7 @@
         <w:pStyle w:val="BodyText"/>
       </w:pPr>
       <w:r>
-        <w:t xml:space="preserve">Al extender el análisis a los primeros quince días (D1–D15), se observaron interacciones significativas entre edad y tiempo (</w:t>
+        <w:t xml:space="preserve">Por el contrario, el análisis del período D11–D25 reveló interacciones significativas entre edad y tratamiento (</w:t>
       </w:r>
       <w:r>
         <w:rPr>
@@ -3195,26 +3328,26 @@
         <w:rPr>
           <w:vertAlign w:val="subscript"/>
         </w:rPr>
-        <w:t xml:space="preserve">Edad × Tiempo</w:t>
-      </w:r>
-      <w:r>
-        <w:t xml:space="preserve">(2,92; 105,26) = 6,68;</w:t>
-      </w:r>
-      <w:r>
-        <w:t xml:space="preserve"> </w:t>
-      </w:r>
-      <w:r>
-        <w:rPr>
-          <w:iCs/>
-          <w:i/>
-        </w:rPr>
-        <w:t xml:space="preserve">p</w:t>
-      </w:r>
-      <w:r>
-        <w:t xml:space="preserve"> </w:t>
-      </w:r>
-      <w:r>
-        <w:t xml:space="preserve">= 0,0004), tratamiento y tiempo (</w:t>
+        <w:t xml:space="preserve">Edad × Tratamiento</w:t>
+      </w:r>
+      <w:r>
+        <w:t xml:space="preserve">(2, 36) = 10,47;</w:t>
+      </w:r>
+      <w:r>
+        <w:t xml:space="preserve"> </w:t>
+      </w:r>
+      <w:r>
+        <w:rPr>
+          <w:iCs/>
+          <w:i/>
+        </w:rPr>
+        <w:t xml:space="preserve">p</w:t>
+      </w:r>
+      <w:r>
+        <w:t xml:space="preserve"> </w:t>
+      </w:r>
+      <w:r>
+        <w:t xml:space="preserve">= 0,00026), entre tratamiento y tiempo (</w:t>
       </w:r>
       <w:r>
         <w:rPr>
@@ -3224,126 +3357,61 @@
         <w:t xml:space="preserve">F</w:t>
       </w:r>
       <w:r>
+        <w:t xml:space="preserve">(5,59; 100,55) = 3,91;</w:t>
+      </w:r>
+      <w:r>
+        <w:t xml:space="preserve"> </w:t>
+      </w:r>
+      <w:r>
+        <w:rPr>
+          <w:iCs/>
+          <w:i/>
+        </w:rPr>
+        <w:t xml:space="preserve">p</w:t>
+      </w:r>
+      <w:r>
+        <w:t xml:space="preserve"> </w:t>
+      </w:r>
+      <w:r>
+        <w:t xml:space="preserve">= 0,0019) y entre edad y tiempo (</w:t>
+      </w:r>
+      <w:r>
+        <w:rPr>
+          <w:iCs/>
+          <w:i/>
+        </w:rPr>
+        <w:t xml:space="preserve">F</w:t>
+      </w:r>
+      <w:r>
+        <w:t xml:space="preserve">(2,79; 100,55) = 2,93;</w:t>
+      </w:r>
+      <w:r>
+        <w:t xml:space="preserve"> </w:t>
+      </w:r>
+      <w:r>
+        <w:rPr>
+          <w:iCs/>
+          <w:i/>
+        </w:rPr>
+        <w:t xml:space="preserve">p</w:t>
+      </w:r>
+      <w:r>
+        <w:t xml:space="preserve"> </w:t>
+      </w:r>
+      <w:r>
+        <w:t xml:space="preserve">= 0,041), así como un efecto significativo del tiempo (</w:t>
+      </w:r>
+      <w:r>
+        <w:rPr>
+          <w:iCs/>
+          <w:i/>
+        </w:rPr>
+        <w:t xml:space="preserve">F</w:t>
+      </w:r>
+      <w:r>
         <w:rPr>
           <w:vertAlign w:val="subscript"/>
         </w:rPr>
-        <w:t xml:space="preserve">Tratamiento × Tiempo</w:t>
-      </w:r>
-      <w:r>
-        <w:t xml:space="preserve">(5,85; 105,26) = 3,77;</w:t>
-      </w:r>
-      <w:r>
-        <w:t xml:space="preserve"> </w:t>
-      </w:r>
-      <w:r>
-        <w:rPr>
-          <w:iCs/>
-          <w:i/>
-        </w:rPr>
-        <w:t xml:space="preserve">p</w:t>
-      </w:r>
-      <w:r>
-        <w:t xml:space="preserve"> </w:t>
-      </w:r>
-      <w:r>
-        <w:t xml:space="preserve">= 0,0021) y edad, tratamiento y tiempo (</w:t>
-      </w:r>
-      <w:r>
-        <w:rPr>
-          <w:iCs/>
-          <w:i/>
-        </w:rPr>
-        <w:t xml:space="preserve">F</w:t>
-      </w:r>
-      <w:r>
-        <w:rPr>
-          <w:vertAlign w:val="subscript"/>
-        </w:rPr>
-        <w:t xml:space="preserve">Edad × Tratamiento × Tiempo</w:t>
-      </w:r>
-      <w:r>
-        <w:t xml:space="preserve">(5,85; 105,26) = 7,89;</w:t>
-      </w:r>
-      <w:r>
-        <w:t xml:space="preserve"> </w:t>
-      </w:r>
-      <w:r>
-        <w:rPr>
-          <w:iCs/>
-          <w:i/>
-        </w:rPr>
-        <w:t xml:space="preserve">p</w:t>
-      </w:r>
-      <w:r>
-        <w:t xml:space="preserve"> </w:t>
-      </w:r>
-      <w:r>
-        <w:t xml:space="preserve">&lt; 0,0001). Durante este intervalo, los juveniles previamente expuestos a sacarosa mantuvieron un consumo promedio inferior al del control (-14,59 %), aunque esta diferencia no alcanzó significancia estadística (</w:t>
-      </w:r>
-      <w:r>
-        <w:rPr>
-          <w:iCs/>
-          <w:i/>
-        </w:rPr>
-        <w:t xml:space="preserve">p</w:t>
-      </w:r>
-      <w:r>
-        <w:t xml:space="preserve"> </w:t>
-      </w:r>
-      <w:r>
-        <w:t xml:space="preserve">= 0,051).</w:t>
-      </w:r>
-    </w:p>
-    <w:p>
-      <w:pPr>
-        <w:pStyle w:val="BodyText"/>
-      </w:pPr>
-      <w:r>
-        <w:t xml:space="preserve">Por el contrario, el análisis del período D11–D25 reveló una interacción significativa entre edad y tratamiento (</w:t>
-      </w:r>
-      <w:r>
-        <w:rPr>
-          <w:iCs/>
-          <w:i/>
-        </w:rPr>
-        <w:t xml:space="preserve">F</w:t>
-      </w:r>
-      <w:r>
-        <w:rPr>
-          <w:vertAlign w:val="subscript"/>
-        </w:rPr>
-        <w:t xml:space="preserve">Edad × Tratamiento</w:t>
-      </w:r>
-      <w:r>
-        <w:t xml:space="preserve">(2, 36) = 10,47;</w:t>
-      </w:r>
-      <w:r>
-        <w:t xml:space="preserve"> </w:t>
-      </w:r>
-      <w:r>
-        <w:rPr>
-          <w:iCs/>
-          <w:i/>
-        </w:rPr>
-        <w:t xml:space="preserve">p</w:t>
-      </w:r>
-      <w:r>
-        <w:t xml:space="preserve"> </w:t>
-      </w:r>
-      <w:r>
-        <w:t xml:space="preserve">= 0,00026), así como efectos significativos del tiempo (</w:t>
-      </w:r>
-      <w:r>
-        <w:rPr>
-          <w:iCs/>
-          <w:i/>
-        </w:rPr>
-        <w:t xml:space="preserve">F</w:t>
-      </w:r>
-      <w:r>
-        <w:rPr>
-          <w:vertAlign w:val="subscript"/>
-        </w:rPr>
         <w:t xml:space="preserve">Tiempo</w:t>
       </w:r>
       <w:r>
@@ -3363,85 +3431,33 @@
         <w:t xml:space="preserve"> </w:t>
       </w:r>
       <w:r>
-        <w:t xml:space="preserve">&lt; 0,0001) y de las interacciones edad × tiempo (</w:t>
-      </w:r>
-      <w:r>
-        <w:rPr>
-          <w:iCs/>
-          <w:i/>
-        </w:rPr>
-        <w:t xml:space="preserve">F</w:t>
-      </w:r>
-      <w:r>
-        <w:t xml:space="preserve">(2,79; 100,55) = 2,93;</w:t>
-      </w:r>
-      <w:r>
-        <w:t xml:space="preserve"> </w:t>
-      </w:r>
-      <w:r>
-        <w:rPr>
-          <w:iCs/>
-          <w:i/>
-        </w:rPr>
-        <w:t xml:space="preserve">p</w:t>
-      </w:r>
-      <w:r>
-        <w:t xml:space="preserve"> </w:t>
-      </w:r>
-      <w:r>
-        <w:t xml:space="preserve">= 0,041) y tratamiento × tiempo (</w:t>
-      </w:r>
-      <w:r>
-        <w:rPr>
-          <w:iCs/>
-          <w:i/>
-        </w:rPr>
-        <w:t xml:space="preserve">F</w:t>
-      </w:r>
-      <w:r>
-        <w:t xml:space="preserve">(5,59; 100,55) = 3,91;</w:t>
-      </w:r>
-      <w:r>
-        <w:t xml:space="preserve"> </w:t>
-      </w:r>
-      <w:r>
-        <w:rPr>
-          <w:iCs/>
-          <w:i/>
-        </w:rPr>
-        <w:t xml:space="preserve">p</w:t>
-      </w:r>
-      <w:r>
-        <w:t xml:space="preserve"> </w:t>
-      </w:r>
-      <w:r>
-        <w:t xml:space="preserve">= 0,0019). En este período, los juveniles previamente expuestos a stevia mostraron un incremento del consumo, con valores promedio un 24,83 % superiores a los del control (</w:t>
-      </w:r>
-      <w:r>
-        <w:rPr>
-          <w:iCs/>
-          <w:i/>
-        </w:rPr>
-        <w:t xml:space="preserve">p</w:t>
-      </w:r>
-      <w:r>
-        <w:t xml:space="preserve"> </w:t>
-      </w:r>
-      <w:r>
-        <w:t xml:space="preserve">= 0,00024). Por su parte, los juveniles previamente expuestos a sacarosa mostraron una aproximación progresiva a los valores del control, sin diferencias significativas durante D17–D25 (</w:t>
-      </w:r>
-      <w:r>
-        <w:rPr>
-          <w:iCs/>
-          <w:i/>
-        </w:rPr>
-        <w:t xml:space="preserve">p</w:t>
-      </w:r>
-      <w:r>
-        <w:t xml:space="preserve"> </w:t>
-      </w:r>
-      <w:r>
-        <w:t xml:space="preserve">&gt; 0,05). En cambio, los grupos adultos no presentaron diferencias significativas respecto de su control de edad en todo el período estudiado (D1–D25).</w:t>
+        <w:t xml:space="preserve">&lt; 0,0001). En este período, los animales que consumieron stevia durante su juventud mostraron un incremento del consumo, con valores promedio un 24,83 % superiores a los del control (</w:t>
+      </w:r>
+      <w:r>
+        <w:rPr>
+          <w:iCs/>
+          <w:i/>
+        </w:rPr>
+        <w:t xml:space="preserve">p</w:t>
+      </w:r>
+      <w:r>
+        <w:t xml:space="preserve"> </w:t>
+      </w:r>
+      <w:r>
+        <w:t xml:space="preserve">= 0,00024). Por su parte, los que consumieron sacarosa durante su juventud mostraron una aproximación progresiva a los valores del control, sin diferencias significativas durante D17–D25 (</w:t>
+      </w:r>
+      <w:r>
+        <w:rPr>
+          <w:iCs/>
+          <w:i/>
+        </w:rPr>
+        <w:t xml:space="preserve">p</w:t>
+      </w:r>
+      <w:r>
+        <w:t xml:space="preserve"> </w:t>
+      </w:r>
+      <w:r>
+        <w:t xml:space="preserve">&gt; 0,05). A diferencia de los grupos juveniles, los grupos adultos no presentaron diferencias significativas respecto de su control de edad en todo el período estudiado (D1–D25).</w:t>
       </w:r>
     </w:p>
     <w:p>
@@ -3577,6 +3593,41 @@
         <w:rPr>
           <w:vertAlign w:val="subscript"/>
         </w:rPr>
+        <w:t xml:space="preserve">Interacción</w:t>
+      </w:r>
+      <w:r>
+        <w:t xml:space="preserve">(2, 66) = 0,06;</w:t>
+      </w:r>
+      <w:r>
+        <w:t xml:space="preserve"> </w:t>
+      </w:r>
+      <w:r>
+        <w:rPr>
+          <w:iCs/>
+          <w:i/>
+        </w:rPr>
+        <w:t xml:space="preserve">p</w:t>
+      </w:r>
+      <w:r>
+        <w:t xml:space="preserve"> </w:t>
+      </w:r>
+      <w:r>
+        <w:t xml:space="preserve">= 0,94;</w:t>
+      </w:r>
+      <w:r>
+        <w:t xml:space="preserve"> </w:t>
+      </w:r>
+      <w:r>
+        <w:rPr>
+          <w:iCs/>
+          <w:i/>
+        </w:rPr>
+        <w:t xml:space="preserve">F</w:t>
+      </w:r>
+      <w:r>
+        <w:rPr>
+          <w:vertAlign w:val="subscript"/>
+        </w:rPr>
         <w:t xml:space="preserve">Tratamiento</w:t>
       </w:r>
       <w:r>
@@ -3631,7 +3682,7 @@
         <w:t xml:space="preserve"> </w:t>
       </w:r>
       <w:r>
-        <w:t xml:space="preserve">= 0,58;</w:t>
+        <w:t xml:space="preserve">= 0,58; Figura 5.5A), indicando que ni la sacarosa ni la stevia modificaron la actividad locomotora general. Sin embargo, los animales expuestos a stevia fueron los que visitaron más zonas, independientemente de la edad de exposición (ANOVA de dos vías,</w:t>
       </w:r>
       <w:r>
         <w:t xml:space="preserve"> </w:t>
@@ -3650,23 +3701,23 @@
         <w:t xml:space="preserve">Interacción</w:t>
       </w:r>
       <w:r>
-        <w:t xml:space="preserve">(2, 66) = 0,06;</w:t>
-      </w:r>
-      <w:r>
-        <w:t xml:space="preserve"> </w:t>
-      </w:r>
-      <w:r>
-        <w:rPr>
-          <w:iCs/>
-          <w:i/>
-        </w:rPr>
-        <w:t xml:space="preserve">p</w:t>
-      </w:r>
-      <w:r>
-        <w:t xml:space="preserve"> </w:t>
-      </w:r>
-      <w:r>
-        <w:t xml:space="preserve">= 0,94; Figura 5.5A), y ninguna comparación de Tukey resultó significativa, lo que indica que ni la sacarosa ni la stevia modificaron la actividad locomotora general. Sin embargo, los animales expuestos a stevia fueron los que visitaron más zonas, independientemente de la edad de exposición (ANOVA de dos vías,</w:t>
+        <w:t xml:space="preserve">(2, 63) = 3,28;</w:t>
+      </w:r>
+      <w:r>
+        <w:t xml:space="preserve"> </w:t>
+      </w:r>
+      <w:r>
+        <w:rPr>
+          <w:iCs/>
+          <w:i/>
+        </w:rPr>
+        <w:t xml:space="preserve">p</w:t>
+      </w:r>
+      <w:r>
+        <w:t xml:space="preserve"> </w:t>
+      </w:r>
+      <w:r>
+        <w:t xml:space="preserve">= 0,044;</w:t>
       </w:r>
       <w:r>
         <w:t xml:space="preserve"> </w:t>
@@ -3682,26 +3733,165 @@
         <w:rPr>
           <w:vertAlign w:val="subscript"/>
         </w:rPr>
+        <w:t xml:space="preserve">Tratamiento</w:t>
+      </w:r>
+      <w:r>
+        <w:t xml:space="preserve">(2, 63) = 37,01;</w:t>
+      </w:r>
+      <w:r>
+        <w:t xml:space="preserve"> </w:t>
+      </w:r>
+      <w:r>
+        <w:rPr>
+          <w:iCs/>
+          <w:i/>
+        </w:rPr>
+        <w:t xml:space="preserve">p</w:t>
+      </w:r>
+      <w:r>
+        <w:t xml:space="preserve"> </w:t>
+      </w:r>
+      <w:r>
+        <w:t xml:space="preserve">&lt; 0,0001;</w:t>
+      </w:r>
+      <w:r>
+        <w:t xml:space="preserve"> </w:t>
+      </w:r>
+      <w:r>
+        <w:rPr>
+          <w:iCs/>
+          <w:i/>
+        </w:rPr>
+        <w:t xml:space="preserve">F</w:t>
+      </w:r>
+      <w:r>
+        <w:rPr>
+          <w:vertAlign w:val="subscript"/>
+        </w:rPr>
+        <w:t xml:space="preserve">Edad</w:t>
+      </w:r>
+      <w:r>
+        <w:t xml:space="preserve">(1, 63) = 0,03;</w:t>
+      </w:r>
+      <w:r>
+        <w:t xml:space="preserve"> </w:t>
+      </w:r>
+      <w:r>
+        <w:rPr>
+          <w:iCs/>
+          <w:i/>
+        </w:rPr>
+        <w:t xml:space="preserve">p</w:t>
+      </w:r>
+      <w:r>
+        <w:t xml:space="preserve"> </w:t>
+      </w:r>
+      <w:r>
+        <w:t xml:space="preserve">= 0,87; prueba</w:t>
+      </w:r>
+      <w:r>
+        <w:t xml:space="preserve"> </w:t>
+      </w:r>
+      <w:r>
+        <w:rPr>
+          <w:iCs/>
+          <w:i/>
+        </w:rPr>
+        <w:t xml:space="preserve">post hoc</w:t>
+      </w:r>
+      <w:r>
+        <w:t xml:space="preserve"> </w:t>
+      </w:r>
+      <w:r>
+        <w:t xml:space="preserve">de Tukey, control vs. stevia:</w:t>
+      </w:r>
+      <w:r>
+        <w:t xml:space="preserve"> </w:t>
+      </w:r>
+      <w:r>
+        <w:rPr>
+          <w:iCs/>
+          <w:i/>
+        </w:rPr>
+        <w:t xml:space="preserve">p</w:t>
+      </w:r>
+      <w:r>
+        <w:t xml:space="preserve"> </w:t>
+      </w:r>
+      <w:r>
+        <w:t xml:space="preserve">&lt; 0,0001 en ambas edades; Figura 5.5B). Contrariamente, los juveniles expuestos a sacarosa fueron los que menos zonas visitaron (control vs. sacarosa:</w:t>
+      </w:r>
+      <w:r>
+        <w:t xml:space="preserve"> </w:t>
+      </w:r>
+      <w:r>
+        <w:rPr>
+          <w:iCs/>
+          <w:i/>
+        </w:rPr>
+        <w:t xml:space="preserve">p</w:t>
+      </w:r>
+      <w:r>
+        <w:t xml:space="preserve"> </w:t>
+      </w:r>
+      <w:r>
+        <w:t xml:space="preserve">&lt; 0,05), sin diferencias en el grupo adulto (</w:t>
+      </w:r>
+      <w:r>
+        <w:rPr>
+          <w:iCs/>
+          <w:i/>
+        </w:rPr>
+        <w:t xml:space="preserve">p</w:t>
+      </w:r>
+      <w:r>
+        <w:t xml:space="preserve"> </w:t>
+      </w:r>
+      <w:r>
+        <w:t xml:space="preserve">&gt; 0,05).</w:t>
+      </w:r>
+    </w:p>
+    <w:p>
+      <w:pPr>
+        <w:pStyle w:val="BodyText"/>
+      </w:pPr>
+      <w:r>
+        <w:t xml:space="preserve">La exploración de las zonas centrales también dependió del tratamiento y, en la distancia recorrida, de su interacción con la edad. Los animales expuestos a stevia ingresaron más veces a las zonas centrales (zonas 1+2) y recorrieron en ellas mayor distancia que los otros grupos, independientemente de la edad de exposición (entradas a la zona 1+2: ANOVA de dos vías,</w:t>
+      </w:r>
+      <w:r>
+        <w:t xml:space="preserve"> </w:t>
+      </w:r>
+      <w:r>
+        <w:rPr>
+          <w:iCs/>
+          <w:i/>
+        </w:rPr>
+        <w:t xml:space="preserve">F</w:t>
+      </w:r>
+      <w:r>
+        <w:rPr>
+          <w:vertAlign w:val="subscript"/>
+        </w:rPr>
         <w:t xml:space="preserve">Interacción</w:t>
       </w:r>
       <w:r>
-        <w:t xml:space="preserve">(2, 63) = 3,28;</w:t>
-      </w:r>
-      <w:r>
-        <w:t xml:space="preserve"> </w:t>
-      </w:r>
-      <w:r>
-        <w:rPr>
-          <w:iCs/>
-          <w:i/>
-        </w:rPr>
-        <w:t xml:space="preserve">p</w:t>
-      </w:r>
-      <w:r>
-        <w:t xml:space="preserve"> </w:t>
-      </w:r>
-      <w:r>
-        <w:t xml:space="preserve">= 0,044;</w:t>
+        <w:t xml:space="preserve">(2, 57) = 1,88;</w:t>
+      </w:r>
+      <w:r>
+        <w:t xml:space="preserve"> </w:t>
+      </w:r>
+      <w:r>
+        <w:rPr>
+          <w:iCs/>
+          <w:i/>
+        </w:rPr>
+        <w:t xml:space="preserve">p</w:t>
+      </w:r>
+      <w:r>
+        <w:t xml:space="preserve"> </w:t>
+      </w:r>
+      <w:r>
+        <w:t xml:space="preserve">= 0,16;</w:t>
       </w:r>
       <w:r>
         <w:t xml:space="preserve"> </w:t>
@@ -3720,7 +3910,7 @@
         <w:t xml:space="preserve">Tratamiento</w:t>
       </w:r>
       <w:r>
-        <w:t xml:space="preserve">(2, 63) = 37,01;</w:t>
+        <w:t xml:space="preserve">(2, 57) = 91,79;</w:t>
       </w:r>
       <w:r>
         <w:t xml:space="preserve"> </w:t>
@@ -3755,23 +3945,128 @@
         <w:t xml:space="preserve">Edad</w:t>
       </w:r>
       <w:r>
-        <w:t xml:space="preserve">(1, 63) = 0,03;</w:t>
-      </w:r>
-      <w:r>
-        <w:t xml:space="preserve"> </w:t>
-      </w:r>
-      <w:r>
-        <w:rPr>
-          <w:iCs/>
-          <w:i/>
-        </w:rPr>
-        <w:t xml:space="preserve">p</w:t>
-      </w:r>
-      <w:r>
-        <w:t xml:space="preserve"> </w:t>
-      </w:r>
-      <w:r>
-        <w:t xml:space="preserve">= 0,87; prueba</w:t>
+        <w:t xml:space="preserve">(1, 57) = 3,51;</w:t>
+      </w:r>
+      <w:r>
+        <w:t xml:space="preserve"> </w:t>
+      </w:r>
+      <w:r>
+        <w:rPr>
+          <w:iCs/>
+          <w:i/>
+        </w:rPr>
+        <w:t xml:space="preserve">p</w:t>
+      </w:r>
+      <w:r>
+        <w:t xml:space="preserve"> </w:t>
+      </w:r>
+      <w:r>
+        <w:t xml:space="preserve">= 0,066; distancia en la zona 1+2:</w:t>
+      </w:r>
+      <w:r>
+        <w:t xml:space="preserve"> </w:t>
+      </w:r>
+      <w:r>
+        <w:rPr>
+          <w:iCs/>
+          <w:i/>
+        </w:rPr>
+        <w:t xml:space="preserve">F</w:t>
+      </w:r>
+      <w:r>
+        <w:rPr>
+          <w:vertAlign w:val="subscript"/>
+        </w:rPr>
+        <w:t xml:space="preserve">Interacción</w:t>
+      </w:r>
+      <w:r>
+        <w:t xml:space="preserve">(2, 69) = 5,05;</w:t>
+      </w:r>
+      <w:r>
+        <w:t xml:space="preserve"> </w:t>
+      </w:r>
+      <w:r>
+        <w:rPr>
+          <w:iCs/>
+          <w:i/>
+        </w:rPr>
+        <w:t xml:space="preserve">p</w:t>
+      </w:r>
+      <w:r>
+        <w:t xml:space="preserve"> </w:t>
+      </w:r>
+      <w:r>
+        <w:t xml:space="preserve">= 0,009;</w:t>
+      </w:r>
+      <w:r>
+        <w:t xml:space="preserve"> </w:t>
+      </w:r>
+      <w:r>
+        <w:rPr>
+          <w:iCs/>
+          <w:i/>
+        </w:rPr>
+        <w:t xml:space="preserve">F</w:t>
+      </w:r>
+      <w:r>
+        <w:rPr>
+          <w:vertAlign w:val="subscript"/>
+        </w:rPr>
+        <w:t xml:space="preserve">Tratamiento</w:t>
+      </w:r>
+      <w:r>
+        <w:t xml:space="preserve">(2, 69) = 38,88;</w:t>
+      </w:r>
+      <w:r>
+        <w:t xml:space="preserve"> </w:t>
+      </w:r>
+      <w:r>
+        <w:rPr>
+          <w:iCs/>
+          <w:i/>
+        </w:rPr>
+        <w:t xml:space="preserve">p</w:t>
+      </w:r>
+      <w:r>
+        <w:t xml:space="preserve"> </w:t>
+      </w:r>
+      <w:r>
+        <w:t xml:space="preserve">&lt; 0,0001;</w:t>
+      </w:r>
+      <w:r>
+        <w:t xml:space="preserve"> </w:t>
+      </w:r>
+      <w:r>
+        <w:rPr>
+          <w:iCs/>
+          <w:i/>
+        </w:rPr>
+        <w:t xml:space="preserve">F</w:t>
+      </w:r>
+      <w:r>
+        <w:rPr>
+          <w:vertAlign w:val="subscript"/>
+        </w:rPr>
+        <w:t xml:space="preserve">Edad</w:t>
+      </w:r>
+      <w:r>
+        <w:t xml:space="preserve">(1, 69) = 3,15;</w:t>
+      </w:r>
+      <w:r>
+        <w:t xml:space="preserve"> </w:t>
+      </w:r>
+      <w:r>
+        <w:rPr>
+          <w:iCs/>
+          <w:i/>
+        </w:rPr>
+        <w:t xml:space="preserve">p</w:t>
+      </w:r>
+      <w:r>
+        <w:t xml:space="preserve"> </w:t>
+      </w:r>
+      <w:r>
+        <w:t xml:space="preserve">= 0,080; Figura 5.5C y D). En la prueba</w:t>
       </w:r>
       <w:r>
         <w:t xml:space="preserve"> </w:t>
@@ -3787,39 +4082,87 @@
         <w:t xml:space="preserve"> </w:t>
       </w:r>
       <w:r>
-        <w:t xml:space="preserve">de Tukey, control vs. stevia:</w:t>
-      </w:r>
-      <w:r>
-        <w:t xml:space="preserve"> </w:t>
-      </w:r>
-      <w:r>
-        <w:rPr>
-          <w:iCs/>
-          <w:i/>
-        </w:rPr>
-        <w:t xml:space="preserve">p</w:t>
-      </w:r>
-      <w:r>
-        <w:t xml:space="preserve"> </w:t>
-      </w:r>
-      <w:r>
-        <w:t xml:space="preserve">&lt; 0,0001 en ambas edades; Figura 5.5D). En cambio, los juveniles expuestos a sacarosa fueron los que menos zonas visitaron (control vs. sacarosa:</w:t>
-      </w:r>
-      <w:r>
-        <w:t xml:space="preserve"> </w:t>
-      </w:r>
-      <w:r>
-        <w:rPr>
-          <w:iCs/>
-          <w:i/>
-        </w:rPr>
-        <w:t xml:space="preserve">p</w:t>
-      </w:r>
-      <w:r>
-        <w:t xml:space="preserve"> </w:t>
-      </w:r>
-      <w:r>
-        <w:t xml:space="preserve">&lt; 0,05), sin diferencias en el grupo adulto (</w:t>
+        <w:t xml:space="preserve">de Tukey, las entradas a la zona 1+2 fueron mayores con stevia que en el control en ambas edades (control vs. stevia:</w:t>
+      </w:r>
+      <w:r>
+        <w:t xml:space="preserve"> </w:t>
+      </w:r>
+      <w:r>
+        <w:rPr>
+          <w:iCs/>
+          <w:i/>
+        </w:rPr>
+        <w:t xml:space="preserve">p</w:t>
+      </w:r>
+      <w:r>
+        <w:t xml:space="preserve"> </w:t>
+      </w:r>
+      <w:r>
+        <w:t xml:space="preserve">&lt; 0,0001), al igual que la distancia allí recorrida (control vs. stevia: juvenil,</w:t>
+      </w:r>
+      <w:r>
+        <w:t xml:space="preserve"> </w:t>
+      </w:r>
+      <w:r>
+        <w:rPr>
+          <w:iCs/>
+          <w:i/>
+        </w:rPr>
+        <w:t xml:space="preserve">p</w:t>
+      </w:r>
+      <w:r>
+        <w:t xml:space="preserve"> </w:t>
+      </w:r>
+      <w:r>
+        <w:t xml:space="preserve">&lt; 0,01; adulto,</w:t>
+      </w:r>
+      <w:r>
+        <w:t xml:space="preserve"> </w:t>
+      </w:r>
+      <w:r>
+        <w:rPr>
+          <w:iCs/>
+          <w:i/>
+        </w:rPr>
+        <w:t xml:space="preserve">p</w:t>
+      </w:r>
+      <w:r>
+        <w:t xml:space="preserve"> </w:t>
+      </w:r>
+      <w:r>
+        <w:t xml:space="preserve">&lt; 0,0001). Por el contrario, solo los animales que consumieron sacarosa durante la etapa juvenil ingresaron menos veces a la zona 1+2 y recorrieron en ella menor distancia que sus controles (control vs. sacarosa: entradas,</w:t>
+      </w:r>
+      <w:r>
+        <w:t xml:space="preserve"> </w:t>
+      </w:r>
+      <w:r>
+        <w:rPr>
+          <w:iCs/>
+          <w:i/>
+        </w:rPr>
+        <w:t xml:space="preserve">p</w:t>
+      </w:r>
+      <w:r>
+        <w:t xml:space="preserve"> </w:t>
+      </w:r>
+      <w:r>
+        <w:t xml:space="preserve">&lt; 0,01; distancia,</w:t>
+      </w:r>
+      <w:r>
+        <w:t xml:space="preserve"> </w:t>
+      </w:r>
+      <w:r>
+        <w:rPr>
+          <w:iCs/>
+          <w:i/>
+        </w:rPr>
+        <w:t xml:space="preserve">p</w:t>
+      </w:r>
+      <w:r>
+        <w:t xml:space="preserve"> </w:t>
+      </w:r>
+      <w:r>
+        <w:t xml:space="preserve">&lt; 0,001), sin diferencias en el grupo adulto expuesto a sacarosa respecto de su control de edad (</w:t>
       </w:r>
       <w:r>
         <w:rPr>
@@ -3840,7 +4183,7 @@
         <w:pStyle w:val="BodyText"/>
       </w:pPr>
       <w:r>
-        <w:t xml:space="preserve">La exploración de las zonas centrales también dependió del tratamiento. Los animales expuestos a stevia ingresaron más veces a las zonas centrales (zonas 1+2) y recorrieron en ellas mayor distancia que los otros grupos, independientemente de la edad de exposición (entradas: ANOVA de dos vías,</w:t>
+        <w:t xml:space="preserve">De manera similar, los animales expuestos a stevia ingresaron más veces a la zona 1, aunque la diferencia fue significativa solo en el grupo adulto (entradas a la zona 1: ANOVA de dos vías,</w:t>
       </w:r>
       <w:r>
         <w:t xml:space="preserve"> </w:t>
@@ -3856,26 +4199,61 @@
         <w:rPr>
           <w:vertAlign w:val="subscript"/>
         </w:rPr>
+        <w:t xml:space="preserve">Interacción</w:t>
+      </w:r>
+      <w:r>
+        <w:t xml:space="preserve">(2, 72) = 2,29;</w:t>
+      </w:r>
+      <w:r>
+        <w:t xml:space="preserve"> </w:t>
+      </w:r>
+      <w:r>
+        <w:rPr>
+          <w:iCs/>
+          <w:i/>
+        </w:rPr>
+        <w:t xml:space="preserve">p</w:t>
+      </w:r>
+      <w:r>
+        <w:t xml:space="preserve"> </w:t>
+      </w:r>
+      <w:r>
+        <w:t xml:space="preserve">= 0,11;</w:t>
+      </w:r>
+      <w:r>
+        <w:t xml:space="preserve"> </w:t>
+      </w:r>
+      <w:r>
+        <w:rPr>
+          <w:iCs/>
+          <w:i/>
+        </w:rPr>
+        <w:t xml:space="preserve">F</w:t>
+      </w:r>
+      <w:r>
+        <w:rPr>
+          <w:vertAlign w:val="subscript"/>
+        </w:rPr>
         <w:t xml:space="preserve">Tratamiento</w:t>
       </w:r>
       <w:r>
-        <w:t xml:space="preserve">(2, 57) = 91,79;</w:t>
-      </w:r>
-      <w:r>
-        <w:t xml:space="preserve"> </w:t>
-      </w:r>
-      <w:r>
-        <w:rPr>
-          <w:iCs/>
-          <w:i/>
-        </w:rPr>
-        <w:t xml:space="preserve">p</w:t>
-      </w:r>
-      <w:r>
-        <w:t xml:space="preserve"> </w:t>
-      </w:r>
-      <w:r>
-        <w:t xml:space="preserve">&lt; 0,0001;</w:t>
+        <w:t xml:space="preserve">(2, 72) = 4,11;</w:t>
+      </w:r>
+      <w:r>
+        <w:t xml:space="preserve"> </w:t>
+      </w:r>
+      <w:r>
+        <w:rPr>
+          <w:iCs/>
+          <w:i/>
+        </w:rPr>
+        <w:t xml:space="preserve">p</w:t>
+      </w:r>
+      <w:r>
+        <w:t xml:space="preserve"> </w:t>
+      </w:r>
+      <w:r>
+        <w:t xml:space="preserve">= 0,020;</w:t>
       </w:r>
       <w:r>
         <w:t xml:space="preserve"> </w:t>
@@ -3894,23 +4272,39 @@
         <w:t xml:space="preserve">Edad</w:t>
       </w:r>
       <w:r>
-        <w:t xml:space="preserve">(1, 57) = 3,51;</w:t>
-      </w:r>
-      <w:r>
-        <w:t xml:space="preserve"> </w:t>
-      </w:r>
-      <w:r>
-        <w:rPr>
-          <w:iCs/>
-          <w:i/>
-        </w:rPr>
-        <w:t xml:space="preserve">p</w:t>
-      </w:r>
-      <w:r>
-        <w:t xml:space="preserve"> </w:t>
-      </w:r>
-      <w:r>
-        <w:t xml:space="preserve">= 0,066;</w:t>
+        <w:t xml:space="preserve">(1, 72) = 6,20;</w:t>
+      </w:r>
+      <w:r>
+        <w:t xml:space="preserve"> </w:t>
+      </w:r>
+      <w:r>
+        <w:rPr>
+          <w:iCs/>
+          <w:i/>
+        </w:rPr>
+        <w:t xml:space="preserve">p</w:t>
+      </w:r>
+      <w:r>
+        <w:t xml:space="preserve"> </w:t>
+      </w:r>
+      <w:r>
+        <w:t xml:space="preserve">= 0,015; control vs. stevia en adultos:</w:t>
+      </w:r>
+      <w:r>
+        <w:t xml:space="preserve"> </w:t>
+      </w:r>
+      <w:r>
+        <w:rPr>
+          <w:iCs/>
+          <w:i/>
+        </w:rPr>
+        <w:t xml:space="preserve">p</w:t>
+      </w:r>
+      <w:r>
+        <w:t xml:space="preserve"> </w:t>
+      </w:r>
+      <w:r>
+        <w:t xml:space="preserve">&lt; 0,01; Figura 5.5E). En cambio, la distancia recorrida en la zona 1 no llegó a ser significativa (distancia en la zona 1:</w:t>
       </w:r>
       <w:r>
         <w:t xml:space="preserve"> </w:t>
@@ -3929,23 +4323,23 @@
         <w:t xml:space="preserve">Interacción</w:t>
       </w:r>
       <w:r>
-        <w:t xml:space="preserve">(2, 57) = 1,88;</w:t>
-      </w:r>
-      <w:r>
-        <w:t xml:space="preserve"> </w:t>
-      </w:r>
-      <w:r>
-        <w:rPr>
-          <w:iCs/>
-          <w:i/>
-        </w:rPr>
-        <w:t xml:space="preserve">p</w:t>
-      </w:r>
-      <w:r>
-        <w:t xml:space="preserve"> </w:t>
-      </w:r>
-      <w:r>
-        <w:t xml:space="preserve">= 0,16; distancia:</w:t>
+        <w:t xml:space="preserve">(2, 74) = 0,94;</w:t>
+      </w:r>
+      <w:r>
+        <w:t xml:space="preserve"> </w:t>
+      </w:r>
+      <w:r>
+        <w:rPr>
+          <w:iCs/>
+          <w:i/>
+        </w:rPr>
+        <w:t xml:space="preserve">p</w:t>
+      </w:r>
+      <w:r>
+        <w:t xml:space="preserve"> </w:t>
+      </w:r>
+      <w:r>
+        <w:t xml:space="preserve">= 0,39;</w:t>
       </w:r>
       <w:r>
         <w:t xml:space="preserve"> </w:t>
@@ -3961,26 +4355,26 @@
         <w:rPr>
           <w:vertAlign w:val="subscript"/>
         </w:rPr>
-        <w:t xml:space="preserve">Interacción</w:t>
-      </w:r>
-      <w:r>
-        <w:t xml:space="preserve">(2, 69) = 5,05;</w:t>
-      </w:r>
-      <w:r>
-        <w:t xml:space="preserve"> </w:t>
-      </w:r>
-      <w:r>
-        <w:rPr>
-          <w:iCs/>
-          <w:i/>
-        </w:rPr>
-        <w:t xml:space="preserve">p</w:t>
-      </w:r>
-      <w:r>
-        <w:t xml:space="preserve"> </w:t>
-      </w:r>
-      <w:r>
-        <w:t xml:space="preserve">= 0,009;</w:t>
+        <w:t xml:space="preserve">Tratamiento</w:t>
+      </w:r>
+      <w:r>
+        <w:t xml:space="preserve">(2, 74) = 2,80;</w:t>
+      </w:r>
+      <w:r>
+        <w:t xml:space="preserve"> </w:t>
+      </w:r>
+      <w:r>
+        <w:rPr>
+          <w:iCs/>
+          <w:i/>
+        </w:rPr>
+        <w:t xml:space="preserve">p</w:t>
+      </w:r>
+      <w:r>
+        <w:t xml:space="preserve"> </w:t>
+      </w:r>
+      <w:r>
+        <w:t xml:space="preserve">= 0,067;</w:t>
       </w:r>
       <w:r>
         <w:t xml:space="preserve"> </w:t>
@@ -3996,170 +4390,39 @@
         <w:rPr>
           <w:vertAlign w:val="subscript"/>
         </w:rPr>
-        <w:t xml:space="preserve">Tratamiento</w:t>
-      </w:r>
-      <w:r>
-        <w:t xml:space="preserve">(2, 69) = 38,88;</w:t>
-      </w:r>
-      <w:r>
-        <w:t xml:space="preserve"> </w:t>
-      </w:r>
-      <w:r>
-        <w:rPr>
-          <w:iCs/>
-          <w:i/>
-        </w:rPr>
-        <w:t xml:space="preserve">p</w:t>
-      </w:r>
-      <w:r>
-        <w:t xml:space="preserve"> </w:t>
-      </w:r>
-      <w:r>
-        <w:t xml:space="preserve">&lt; 0,0001;</w:t>
-      </w:r>
-      <w:r>
-        <w:t xml:space="preserve"> </w:t>
-      </w:r>
-      <w:r>
-        <w:rPr>
-          <w:iCs/>
-          <w:i/>
-        </w:rPr>
-        <w:t xml:space="preserve">F</w:t>
-      </w:r>
-      <w:r>
-        <w:rPr>
-          <w:vertAlign w:val="subscript"/>
-        </w:rPr>
         <w:t xml:space="preserve">Edad</w:t>
       </w:r>
       <w:r>
-        <w:t xml:space="preserve">(1, 69) = 3,15;</w:t>
-      </w:r>
-      <w:r>
-        <w:t xml:space="preserve"> </w:t>
-      </w:r>
-      <w:r>
-        <w:rPr>
-          <w:iCs/>
-          <w:i/>
-        </w:rPr>
-        <w:t xml:space="preserve">p</w:t>
-      </w:r>
-      <w:r>
-        <w:t xml:space="preserve"> </w:t>
-      </w:r>
-      <w:r>
-        <w:t xml:space="preserve">= 0,080; Figura 5.5B y C). En la prueba</w:t>
-      </w:r>
-      <w:r>
-        <w:t xml:space="preserve"> </w:t>
-      </w:r>
-      <w:r>
-        <w:rPr>
-          <w:iCs/>
-          <w:i/>
-        </w:rPr>
-        <w:t xml:space="preserve">post hoc</w:t>
-      </w:r>
-      <w:r>
-        <w:t xml:space="preserve"> </w:t>
-      </w:r>
-      <w:r>
-        <w:t xml:space="preserve">de Tukey, las entradas fueron mayores con stevia que en el control en ambas edades (control vs. stevia:</w:t>
-      </w:r>
-      <w:r>
-        <w:t xml:space="preserve"> </w:t>
-      </w:r>
-      <w:r>
-        <w:rPr>
-          <w:iCs/>
-          <w:i/>
-        </w:rPr>
-        <w:t xml:space="preserve">p</w:t>
-      </w:r>
-      <w:r>
-        <w:t xml:space="preserve"> </w:t>
-      </w:r>
-      <w:r>
-        <w:t xml:space="preserve">&lt; 0,0001), al igual que la distancia recorrida (control vs. stevia: juvenil,</w:t>
-      </w:r>
-      <w:r>
-        <w:t xml:space="preserve"> </w:t>
-      </w:r>
-      <w:r>
-        <w:rPr>
-          <w:iCs/>
-          <w:i/>
-        </w:rPr>
-        <w:t xml:space="preserve">p</w:t>
-      </w:r>
-      <w:r>
-        <w:t xml:space="preserve"> </w:t>
-      </w:r>
-      <w:r>
-        <w:t xml:space="preserve">&lt; 0,01; adulto,</w:t>
-      </w:r>
-      <w:r>
-        <w:t xml:space="preserve"> </w:t>
-      </w:r>
-      <w:r>
-        <w:rPr>
-          <w:iCs/>
-          <w:i/>
-        </w:rPr>
-        <w:t xml:space="preserve">p</w:t>
-      </w:r>
-      <w:r>
-        <w:t xml:space="preserve"> </w:t>
-      </w:r>
-      <w:r>
-        <w:t xml:space="preserve">&lt; 0,0001). Por el contrario, solo los animales que consumieron sacarosa durante la etapa juvenil ingresaron menos veces a las zonas 1+2 y recorrieron en ellas menor distancia que sus controles (control vs. sacarosa: entradas,</w:t>
-      </w:r>
-      <w:r>
-        <w:t xml:space="preserve"> </w:t>
-      </w:r>
-      <w:r>
-        <w:rPr>
-          <w:iCs/>
-          <w:i/>
-        </w:rPr>
-        <w:t xml:space="preserve">p</w:t>
-      </w:r>
-      <w:r>
-        <w:t xml:space="preserve"> </w:t>
-      </w:r>
-      <w:r>
-        <w:t xml:space="preserve">&lt; 0,01; distancia,</w:t>
-      </w:r>
-      <w:r>
-        <w:t xml:space="preserve"> </w:t>
-      </w:r>
-      <w:r>
-        <w:rPr>
-          <w:iCs/>
-          <w:i/>
-        </w:rPr>
-        <w:t xml:space="preserve">p</w:t>
-      </w:r>
-      <w:r>
-        <w:t xml:space="preserve"> </w:t>
-      </w:r>
-      <w:r>
-        <w:t xml:space="preserve">&lt; 0,001), sin diferencias en los adultos (</w:t>
-      </w:r>
-      <w:r>
-        <w:rPr>
-          <w:iCs/>
-          <w:i/>
-        </w:rPr>
-        <w:t xml:space="preserve">p</w:t>
-      </w:r>
-      <w:r>
-        <w:t xml:space="preserve"> </w:t>
-      </w:r>
-      <w:r>
-        <w:t xml:space="preserve">&gt; 0,05).</w:t>
+        <w:t xml:space="preserve">(1, 74) = 3,85;</w:t>
+      </w:r>
+      <w:r>
+        <w:t xml:space="preserve"> </w:t>
+      </w:r>
+      <w:r>
+        <w:rPr>
+          <w:iCs/>
+          <w:i/>
+        </w:rPr>
+        <w:t xml:space="preserve">p</w:t>
+      </w:r>
+      <w:r>
+        <w:t xml:space="preserve"> </w:t>
+      </w:r>
+      <w:r>
+        <w:t xml:space="preserve">= 0,053), aunque en el grupo adulto la comparación de Tukey entre control y stevia sí lo fue (</w:t>
+      </w:r>
+      <w:r>
+        <w:rPr>
+          <w:iCs/>
+          <w:i/>
+        </w:rPr>
+        <w:t xml:space="preserve">p</w:t>
+      </w:r>
+      <w:r>
+        <w:t xml:space="preserve"> </w:t>
+      </w:r>
+      <w:r>
+        <w:t xml:space="preserve">&lt; 0,05; Figura 5.5F).</w:t>
       </w:r>
     </w:p>
     <w:p>
@@ -4167,257 +4430,7 @@
         <w:pStyle w:val="BodyText"/>
       </w:pPr>
       <w:r>
-        <w:t xml:space="preserve">De manera similar, los animales expuestos a stevia ingresaron más veces y recorrieron más distancia en la zona 1, pero las diferencias fueron significativas solo en el grupo adulto (entradas: ANOVA de dos vías,</w:t>
-      </w:r>
-      <w:r>
-        <w:t xml:space="preserve"> </w:t>
-      </w:r>
-      <w:r>
-        <w:rPr>
-          <w:iCs/>
-          <w:i/>
-        </w:rPr>
-        <w:t xml:space="preserve">F</w:t>
-      </w:r>
-      <w:r>
-        <w:rPr>
-          <w:vertAlign w:val="subscript"/>
-        </w:rPr>
-        <w:t xml:space="preserve">Tratamiento</w:t>
-      </w:r>
-      <w:r>
-        <w:t xml:space="preserve">(2, 72) = 4,11;</w:t>
-      </w:r>
-      <w:r>
-        <w:t xml:space="preserve"> </w:t>
-      </w:r>
-      <w:r>
-        <w:rPr>
-          <w:iCs/>
-          <w:i/>
-        </w:rPr>
-        <w:t xml:space="preserve">p</w:t>
-      </w:r>
-      <w:r>
-        <w:t xml:space="preserve"> </w:t>
-      </w:r>
-      <w:r>
-        <w:t xml:space="preserve">= 0,020;</w:t>
-      </w:r>
-      <w:r>
-        <w:t xml:space="preserve"> </w:t>
-      </w:r>
-      <w:r>
-        <w:rPr>
-          <w:iCs/>
-          <w:i/>
-        </w:rPr>
-        <w:t xml:space="preserve">F</w:t>
-      </w:r>
-      <w:r>
-        <w:rPr>
-          <w:vertAlign w:val="subscript"/>
-        </w:rPr>
-        <w:t xml:space="preserve">Edad</w:t>
-      </w:r>
-      <w:r>
-        <w:t xml:space="preserve">(1, 72) = 6,20;</w:t>
-      </w:r>
-      <w:r>
-        <w:t xml:space="preserve"> </w:t>
-      </w:r>
-      <w:r>
-        <w:rPr>
-          <w:iCs/>
-          <w:i/>
-        </w:rPr>
-        <w:t xml:space="preserve">p</w:t>
-      </w:r>
-      <w:r>
-        <w:t xml:space="preserve"> </w:t>
-      </w:r>
-      <w:r>
-        <w:t xml:space="preserve">= 0,015;</w:t>
-      </w:r>
-      <w:r>
-        <w:t xml:space="preserve"> </w:t>
-      </w:r>
-      <w:r>
-        <w:rPr>
-          <w:iCs/>
-          <w:i/>
-        </w:rPr>
-        <w:t xml:space="preserve">F</w:t>
-      </w:r>
-      <w:r>
-        <w:rPr>
-          <w:vertAlign w:val="subscript"/>
-        </w:rPr>
-        <w:t xml:space="preserve">Interacción</w:t>
-      </w:r>
-      <w:r>
-        <w:t xml:space="preserve">(2, 72) = 2,29;</w:t>
-      </w:r>
-      <w:r>
-        <w:t xml:space="preserve"> </w:t>
-      </w:r>
-      <w:r>
-        <w:rPr>
-          <w:iCs/>
-          <w:i/>
-        </w:rPr>
-        <w:t xml:space="preserve">p</w:t>
-      </w:r>
-      <w:r>
-        <w:t xml:space="preserve"> </w:t>
-      </w:r>
-      <w:r>
-        <w:t xml:space="preserve">= 0,11; control vs. stevia en adultos:</w:t>
-      </w:r>
-      <w:r>
-        <w:t xml:space="preserve"> </w:t>
-      </w:r>
-      <w:r>
-        <w:rPr>
-          <w:iCs/>
-          <w:i/>
-        </w:rPr>
-        <w:t xml:space="preserve">p</w:t>
-      </w:r>
-      <w:r>
-        <w:t xml:space="preserve"> </w:t>
-      </w:r>
-      <w:r>
-        <w:t xml:space="preserve">&lt; 0,01; distancia:</w:t>
-      </w:r>
-      <w:r>
-        <w:t xml:space="preserve"> </w:t>
-      </w:r>
-      <w:r>
-        <w:rPr>
-          <w:iCs/>
-          <w:i/>
-        </w:rPr>
-        <w:t xml:space="preserve">F</w:t>
-      </w:r>
-      <w:r>
-        <w:rPr>
-          <w:vertAlign w:val="subscript"/>
-        </w:rPr>
-        <w:t xml:space="preserve">Tratamiento</w:t>
-      </w:r>
-      <w:r>
-        <w:t xml:space="preserve">(2, 74) = 2,80;</w:t>
-      </w:r>
-      <w:r>
-        <w:t xml:space="preserve"> </w:t>
-      </w:r>
-      <w:r>
-        <w:rPr>
-          <w:iCs/>
-          <w:i/>
-        </w:rPr>
-        <w:t xml:space="preserve">p</w:t>
-      </w:r>
-      <w:r>
-        <w:t xml:space="preserve"> </w:t>
-      </w:r>
-      <w:r>
-        <w:t xml:space="preserve">= 0,067;</w:t>
-      </w:r>
-      <w:r>
-        <w:t xml:space="preserve"> </w:t>
-      </w:r>
-      <w:r>
-        <w:rPr>
-          <w:iCs/>
-          <w:i/>
-        </w:rPr>
-        <w:t xml:space="preserve">F</w:t>
-      </w:r>
-      <w:r>
-        <w:rPr>
-          <w:vertAlign w:val="subscript"/>
-        </w:rPr>
-        <w:t xml:space="preserve">Edad</w:t>
-      </w:r>
-      <w:r>
-        <w:t xml:space="preserve">(1, 74) = 3,85;</w:t>
-      </w:r>
-      <w:r>
-        <w:t xml:space="preserve"> </w:t>
-      </w:r>
-      <w:r>
-        <w:rPr>
-          <w:iCs/>
-          <w:i/>
-        </w:rPr>
-        <w:t xml:space="preserve">p</w:t>
-      </w:r>
-      <w:r>
-        <w:t xml:space="preserve"> </w:t>
-      </w:r>
-      <w:r>
-        <w:t xml:space="preserve">= 0,053;</w:t>
-      </w:r>
-      <w:r>
-        <w:t xml:space="preserve"> </w:t>
-      </w:r>
-      <w:r>
-        <w:rPr>
-          <w:iCs/>
-          <w:i/>
-        </w:rPr>
-        <w:t xml:space="preserve">F</w:t>
-      </w:r>
-      <w:r>
-        <w:rPr>
-          <w:vertAlign w:val="subscript"/>
-        </w:rPr>
-        <w:t xml:space="preserve">Interacción</w:t>
-      </w:r>
-      <w:r>
-        <w:t xml:space="preserve">(2, 74) = 0,94;</w:t>
-      </w:r>
-      <w:r>
-        <w:t xml:space="preserve"> </w:t>
-      </w:r>
-      <w:r>
-        <w:rPr>
-          <w:iCs/>
-          <w:i/>
-        </w:rPr>
-        <w:t xml:space="preserve">p</w:t>
-      </w:r>
-      <w:r>
-        <w:t xml:space="preserve"> </w:t>
-      </w:r>
-      <w:r>
-        <w:t xml:space="preserve">= 0,39; control vs. stevia en adultos:</w:t>
-      </w:r>
-      <w:r>
-        <w:t xml:space="preserve"> </w:t>
-      </w:r>
-      <w:r>
-        <w:rPr>
-          <w:iCs/>
-          <w:i/>
-        </w:rPr>
-        <w:t xml:space="preserve">p</w:t>
-      </w:r>
-      <w:r>
-        <w:t xml:space="preserve"> </w:t>
-      </w:r>
-      <w:r>
-        <w:t xml:space="preserve">&lt; 0,05; Figura 5.5E y F).</w:t>
-      </w:r>
-    </w:p>
-    <w:p>
-      <w:pPr>
-        <w:pStyle w:val="BodyText"/>
-      </w:pPr>
-      <w:r>
-        <w:t xml:space="preserve">Como la distancia total recorrida no varió entre grupos, estas diferencias no se explican por cambios en la capacidad locomotora, sino por el lugar de la arena en el que el animal eligió permanecer. En conjunto, estos resultados indican que los animales expuestos a stevia durante la etapa juvenil o adulta presentaron una mayor exploración de las zonas centrales de la arena que sus respectivos controles y que los animales expuestos a sacarosa, sin modificaciones en la distancia total recorrida. En contraste, únicamente los animales expuestos a sacarosa durante la etapa juvenil mostraron una menor exploración de las zonas centrales respecto de sus controles, evidenciada por una reducción tanto en el número de entradas como en la distancia recorrida en esas zonas.</w:t>
+        <w:t xml:space="preserve">En conjunto, estos resultados indican que los animales expuestos a stevia presentaron una mayor exploración de las zonas centrales de la arena que sus respectivos controles y que los animales expuestos a sacarosa, sin modificaciones en la distancia total recorrida, independientemente de la edad del consumo. En contraste, únicamente los animales expuestos a sacarosa durante la etapa juvenil mostraron una menor exploración de las zonas centrales respecto de sus controles, evidenciada por una reducción tanto en el número de entradas como en la distancia recorrida en estas zonas.</w:t>
       </w:r>
     </w:p>
     <w:p>
@@ -4435,7 +4448,7 @@
       <w:r>
         <w:drawing>
           <wp:inline>
-            <wp:extent cx="1843199" cy="1716082"/>
+            <wp:extent cx="1623599" cy="1511627"/>
             <wp:effectExtent b="0" l="0" r="0" t="0"/>
             <wp:docPr descr="image" title="" id="1" name="Picture"/>
             <a:graphic>
@@ -4456,7 +4469,7 @@
                   <pic:spPr bwMode="auto">
                     <a:xfrm>
                       <a:off x="0" y="0"/>
-                      <a:ext cx="1843199" cy="1716082"/>
+                      <a:ext cx="1623599" cy="1511627"/>
                     </a:xfrm>
                     <a:prstGeom prst="rect">
                       <a:avLst/>
@@ -4486,14 +4499,14 @@
       <w:r>
         <w:drawing>
           <wp:inline>
-            <wp:extent cx="1843199" cy="1716082"/>
+            <wp:extent cx="1623599" cy="1511627"/>
             <wp:effectExtent b="0" l="0" r="0" t="0"/>
             <wp:docPr descr="image" title="" id="1" name="Picture"/>
             <a:graphic>
               <a:graphicData uri="http://schemas.openxmlformats.org/drawingml/2006/picture">
                 <pic:pic>
                   <pic:nvPicPr>
-                    <pic:cNvPr descr="img/Fig5_OF_entradas_zona12.png" id="0" name="Picture"/>
+                    <pic:cNvPr descr="img/Fig5_OF_zonas_visitadas.png" id="0" name="Picture"/>
                     <pic:cNvPicPr>
                       <a:picLocks noChangeArrowheads="1" noChangeAspect="1"/>
                     </pic:cNvPicPr>
@@ -4507,7 +4520,7 @@
                   <pic:spPr bwMode="auto">
                     <a:xfrm>
                       <a:off x="0" y="0"/>
-                      <a:ext cx="1843199" cy="1716082"/>
+                      <a:ext cx="1623599" cy="1511627"/>
                     </a:xfrm>
                     <a:prstGeom prst="rect">
                       <a:avLst/>
@@ -4537,14 +4550,14 @@
       <w:r>
         <w:drawing>
           <wp:inline>
-            <wp:extent cx="1843199" cy="1716082"/>
+            <wp:extent cx="1623599" cy="1511627"/>
             <wp:effectExtent b="0" l="0" r="0" t="0"/>
             <wp:docPr descr="image" title="" id="1" name="Picture"/>
             <a:graphic>
               <a:graphicData uri="http://schemas.openxmlformats.org/drawingml/2006/picture">
                 <pic:pic>
                   <pic:nvPicPr>
-                    <pic:cNvPr descr="img/Fig5_OF_distancia_zona12.png" id="0" name="Picture"/>
+                    <pic:cNvPr descr="img/Fig5_OF_entradas_zona12.png" id="0" name="Picture"/>
                     <pic:cNvPicPr>
                       <a:picLocks noChangeArrowheads="1" noChangeAspect="1"/>
                     </pic:cNvPicPr>
@@ -4558,7 +4571,7 @@
                   <pic:spPr bwMode="auto">
                     <a:xfrm>
                       <a:off x="0" y="0"/>
-                      <a:ext cx="1843199" cy="1716082"/>
+                      <a:ext cx="1623599" cy="1511627"/>
                     </a:xfrm>
                     <a:prstGeom prst="rect">
                       <a:avLst/>
@@ -4592,14 +4605,14 @@
       <w:r>
         <w:drawing>
           <wp:inline>
-            <wp:extent cx="1843199" cy="1716082"/>
+            <wp:extent cx="1623599" cy="1511627"/>
             <wp:effectExtent b="0" l="0" r="0" t="0"/>
             <wp:docPr descr="image" title="" id="1" name="Picture"/>
             <a:graphic>
               <a:graphicData uri="http://schemas.openxmlformats.org/drawingml/2006/picture">
                 <pic:pic>
                   <pic:nvPicPr>
-                    <pic:cNvPr descr="img/Fig5_OF_zonas_visitadas.png" id="0" name="Picture"/>
+                    <pic:cNvPr descr="img/Fig5_OF_distancia_zona12.png" id="0" name="Picture"/>
                     <pic:cNvPicPr>
                       <a:picLocks noChangeArrowheads="1" noChangeAspect="1"/>
                     </pic:cNvPicPr>
@@ -4613,7 +4626,7 @@
                   <pic:spPr bwMode="auto">
                     <a:xfrm>
                       <a:off x="0" y="0"/>
-                      <a:ext cx="1843199" cy="1716082"/>
+                      <a:ext cx="1623599" cy="1511627"/>
                     </a:xfrm>
                     <a:prstGeom prst="rect">
                       <a:avLst/>
@@ -4643,7 +4656,7 @@
       <w:r>
         <w:drawing>
           <wp:inline>
-            <wp:extent cx="1843199" cy="1716082"/>
+            <wp:extent cx="1623599" cy="1511627"/>
             <wp:effectExtent b="0" l="0" r="0" t="0"/>
             <wp:docPr descr="image" title="" id="1" name="Picture"/>
             <a:graphic>
@@ -4664,7 +4677,7 @@
                   <pic:spPr bwMode="auto">
                     <a:xfrm>
                       <a:off x="0" y="0"/>
-                      <a:ext cx="1843199" cy="1716082"/>
+                      <a:ext cx="1623599" cy="1511627"/>
                     </a:xfrm>
                     <a:prstGeom prst="rect">
                       <a:avLst/>
@@ -4694,7 +4707,7 @@
       <w:r>
         <w:drawing>
           <wp:inline>
-            <wp:extent cx="1843199" cy="1716082"/>
+            <wp:extent cx="1623599" cy="1511627"/>
             <wp:effectExtent b="0" l="0" r="0" t="0"/>
             <wp:docPr descr="image" title="" id="1" name="Picture"/>
             <a:graphic>
@@ -4715,7 +4728,7 @@
                   <pic:spPr bwMode="auto">
                     <a:xfrm>
                       <a:off x="0" y="0"/>
-                      <a:ext cx="1843199" cy="1716082"/>
+                      <a:ext cx="1623599" cy="1511627"/>
                     </a:xfrm>
                     <a:prstGeom prst="rect">
                       <a:avLst/>
@@ -4832,7 +4845,7 @@
         <w:rPr>
           <w:sz w:val="19"/>
         </w:rPr>
-        <w:t xml:space="preserve">(OF). (A) Distancia total recorrida. (B) Entradas a las zonas centrales (zonas 1+2). (C) Distancia recorrida en las zonas 1+2. (D) Número de zonas visitadas. (E) Entradas a la zona central (zona 1). (F) Distancia recorrida en la zona 1. Las barras indican la media ± SEM. Azul: control; rojo: sacarosa; verde: stevia. Los corchetes indican las comparaciones de Tukey significativas entre tratamientos dentro de cada edad (</w:t>
+        <w:t xml:space="preserve">(OF). (A) Distancia total recorrida. (B) Número de zonas visitadas. (C) Entradas a la zona 1+2. (D) Distancia recorrida en la zona 1+2. (E) Entradas en la zona 1. (F) Distancia recorrida en la zona 1. Las barras indican la media ± SEM. Azul: grupo control; rojo: grupo sacarosa; verde: grupo stevia. Los corchetes indican las comparaciones de Tukey significativas entre tratamientos dentro de cada edad (</w:t>
       </w:r>
       <w:r>
         <w:rPr>
@@ -5010,27 +5023,13 @@
         </w:rPr>
         <w:t xml:space="preserve">= 10–17 animales por grupo.</w:t>
       </w:r>
-      <w:r>
-        <w:rPr>
-          <w:sz w:val="19"/>
-        </w:rPr>
-        <w:t xml:space="preserve"> </w:t>
-      </w:r>
-      <w:r>
-        <w:rPr>
-          <w:bCs/>
-          <w:b/>
-          <w:sz w:val="19"/>
-        </w:rPr>
-        <w:t xml:space="preserve">[CONFIRMAR: hoy los grupos stevia tienen 6 o 7 animales; la Dra. Kruse va a sumar animales de 2024 a ese grupo]</w:t>
-      </w:r>
     </w:p>
     <w:p>
       <w:pPr>
         <w:pStyle w:val="BodyText"/>
       </w:pPr>
       <w:r>
-        <w:t xml:space="preserve">También se analizó la conducta de</w:t>
+        <w:t xml:space="preserve">La conducta de</w:t>
       </w:r>
       <w:r>
         <w:t xml:space="preserve"> </w:t>
@@ -5043,7 +5042,7 @@
         <w:t xml:space="preserve">rearing</w:t>
       </w:r>
       <w:r>
-        <w:t xml:space="preserve">, en la que el animal se levanta sobre sus patas traseras, ya sea apoyándose en las paredes del recinto o de forma libre en el centro. Este parámetro etológico también fue sensible a los tratamientos (número de eventos: ANOVA de dos vías,</w:t>
+        <w:t xml:space="preserve">, en la que el animal se levanta sobre sus patas traseras, también dependió de la interacción entre el tratamiento y la edad en el número de eventos, y de ambos factores en el tiempo dedicado (número de eventos: ANOVA de dos vías,</w:t>
       </w:r>
       <w:r>
         <w:t xml:space="preserve"> </w:t>
@@ -5164,6 +5163,41 @@
         <w:rPr>
           <w:vertAlign w:val="subscript"/>
         </w:rPr>
+        <w:t xml:space="preserve">Interacción</w:t>
+      </w:r>
+      <w:r>
+        <w:t xml:space="preserve">(2, 72) = 2,24;</w:t>
+      </w:r>
+      <w:r>
+        <w:t xml:space="preserve"> </w:t>
+      </w:r>
+      <w:r>
+        <w:rPr>
+          <w:iCs/>
+          <w:i/>
+        </w:rPr>
+        <w:t xml:space="preserve">p</w:t>
+      </w:r>
+      <w:r>
+        <w:t xml:space="preserve"> </w:t>
+      </w:r>
+      <w:r>
+        <w:t xml:space="preserve">= 0,11;</w:t>
+      </w:r>
+      <w:r>
+        <w:t xml:space="preserve"> </w:t>
+      </w:r>
+      <w:r>
+        <w:rPr>
+          <w:iCs/>
+          <w:i/>
+        </w:rPr>
+        <w:t xml:space="preserve">F</w:t>
+      </w:r>
+      <w:r>
+        <w:rPr>
+          <w:vertAlign w:val="subscript"/>
+        </w:rPr>
         <w:t xml:space="preserve">Tratamiento</w:t>
       </w:r>
       <w:r>
@@ -5218,42 +5252,7 @@
         <w:t xml:space="preserve"> </w:t>
       </w:r>
       <w:r>
-        <w:t xml:space="preserve">= 0,0022;</w:t>
-      </w:r>
-      <w:r>
-        <w:t xml:space="preserve"> </w:t>
-      </w:r>
-      <w:r>
-        <w:rPr>
-          <w:iCs/>
-          <w:i/>
-        </w:rPr>
-        <w:t xml:space="preserve">F</w:t>
-      </w:r>
-      <w:r>
-        <w:rPr>
-          <w:vertAlign w:val="subscript"/>
-        </w:rPr>
-        <w:t xml:space="preserve">Interacción</w:t>
-      </w:r>
-      <w:r>
-        <w:t xml:space="preserve">(2, 72) = 2,24;</w:t>
-      </w:r>
-      <w:r>
-        <w:t xml:space="preserve"> </w:t>
-      </w:r>
-      <w:r>
-        <w:rPr>
-          <w:iCs/>
-          <w:i/>
-        </w:rPr>
-        <w:t xml:space="preserve">p</w:t>
-      </w:r>
-      <w:r>
-        <w:t xml:space="preserve"> </w:t>
-      </w:r>
-      <w:r>
-        <w:t xml:space="preserve">= 0,11; Figura 5.6). En los juveniles, tanto los animales expuestos a sacarosa como los expuestos a stevia realizaron menos eventos de</w:t>
+        <w:t xml:space="preserve">= 0,0022; Figura 5.6). Entre los juveniles, tanto los animales expuestos a sacarosa como los expuestos a stevia realizaron menos eventos de</w:t>
       </w:r>
       <w:r>
         <w:t xml:space="preserve"> </w:t>
@@ -5317,7 +5316,7 @@
         <w:t xml:space="preserve"> </w:t>
       </w:r>
       <w:r>
-        <w:t xml:space="preserve">&lt; 0,0001; Figura 5.6A) y le dedicaron menos tiempo (control vs. sacarosa:</w:t>
+        <w:t xml:space="preserve">&lt; 0,0001; Figura 5.6A) y le dedicaron menos tiempo a la tarea (control vs. sacarosa:</w:t>
       </w:r>
       <w:r>
         <w:t xml:space="preserve"> </w:t>
@@ -5349,52 +5348,52 @@
         <w:t xml:space="preserve"> </w:t>
       </w:r>
       <w:r>
-        <w:t xml:space="preserve">&lt; 0,01; Figura 5.6B). En los adultos, solo los animales expuestos a stevia le dedicaron menos tiempo que los controles (control vs. stevia:</w:t>
-      </w:r>
-      <w:r>
-        <w:t xml:space="preserve"> </w:t>
-      </w:r>
-      <w:r>
-        <w:rPr>
-          <w:iCs/>
-          <w:i/>
-        </w:rPr>
-        <w:t xml:space="preserve">p</w:t>
-      </w:r>
-      <w:r>
-        <w:t xml:space="preserve"> </w:t>
-      </w:r>
-      <w:r>
-        <w:t xml:space="preserve">&lt; 0,05); su número de eventos fue menor que el de los expuestos a sacarosa (sacarosa vs. stevia:</w:t>
-      </w:r>
-      <w:r>
-        <w:t xml:space="preserve"> </w:t>
-      </w:r>
-      <w:r>
-        <w:rPr>
-          <w:iCs/>
-          <w:i/>
-        </w:rPr>
-        <w:t xml:space="preserve">p</w:t>
-      </w:r>
-      <w:r>
-        <w:t xml:space="preserve"> </w:t>
-      </w:r>
-      <w:r>
-        <w:t xml:space="preserve">&lt; 0,05), pero no difirió del de los controles (</w:t>
-      </w:r>
-      <w:r>
-        <w:rPr>
-          <w:iCs/>
-          <w:i/>
-        </w:rPr>
-        <w:t xml:space="preserve">p</w:t>
-      </w:r>
-      <w:r>
-        <w:t xml:space="preserve"> </w:t>
-      </w:r>
-      <w:r>
-        <w:t xml:space="preserve">&gt; 0,05). Estos resultados indican que la exposición juvenil a cualquiera de los dos edulcorantes redujo la exploración vertical, mientras que en la adultez solo la stevia tuvo ese efecto.</w:t>
+        <w:t xml:space="preserve">&lt; 0,01; Figura 5.6B). En el grupo adulto, solo los animales expuestos a stevia presentaron un número menor de eventos que los expuestos a sacarosa (sacarosa vs. stevia:</w:t>
+      </w:r>
+      <w:r>
+        <w:t xml:space="preserve"> </w:t>
+      </w:r>
+      <w:r>
+        <w:rPr>
+          <w:iCs/>
+          <w:i/>
+        </w:rPr>
+        <w:t xml:space="preserve">p</w:t>
+      </w:r>
+      <w:r>
+        <w:t xml:space="preserve"> </w:t>
+      </w:r>
+      <w:r>
+        <w:t xml:space="preserve">&lt; 0,05), aunque no difirieron de los controles (</w:t>
+      </w:r>
+      <w:r>
+        <w:rPr>
+          <w:iCs/>
+          <w:i/>
+        </w:rPr>
+        <w:t xml:space="preserve">p</w:t>
+      </w:r>
+      <w:r>
+        <w:t xml:space="preserve"> </w:t>
+      </w:r>
+      <w:r>
+        <w:t xml:space="preserve">&gt; 0,05), y dedicaron menos tiempo a la tarea que ambos grupos (control vs. stevia y sacarosa vs. stevia:</w:t>
+      </w:r>
+      <w:r>
+        <w:t xml:space="preserve"> </w:t>
+      </w:r>
+      <w:r>
+        <w:rPr>
+          <w:iCs/>
+          <w:i/>
+        </w:rPr>
+        <w:t xml:space="preserve">p</w:t>
+      </w:r>
+      <w:r>
+        <w:t xml:space="preserve"> </w:t>
+      </w:r>
+      <w:r>
+        <w:t xml:space="preserve">&lt; 0,05). Estos resultados indican que la exposición juvenil a cualquiera de los dos edulcorantes redujo la exploración vertical, mientras que en la adultez solo la stevia tuvo ese efecto.</w:t>
       </w:r>
     </w:p>
     <w:p>
@@ -5412,7 +5411,7 @@
       <w:r>
         <w:drawing>
           <wp:inline>
-            <wp:extent cx="1843199" cy="1716082"/>
+            <wp:extent cx="1623599" cy="1511627"/>
             <wp:effectExtent b="0" l="0" r="0" t="0"/>
             <wp:docPr descr="image" title="" id="1" name="Picture"/>
             <a:graphic>
@@ -5433,7 +5432,7 @@
                   <pic:spPr bwMode="auto">
                     <a:xfrm>
                       <a:off x="0" y="0"/>
-                      <a:ext cx="1843199" cy="1716082"/>
+                      <a:ext cx="1623599" cy="1511627"/>
                     </a:xfrm>
                     <a:prstGeom prst="rect">
                       <a:avLst/>
@@ -5463,7 +5462,7 @@
       <w:r>
         <w:drawing>
           <wp:inline>
-            <wp:extent cx="1843199" cy="1716082"/>
+            <wp:extent cx="1623599" cy="1511627"/>
             <wp:effectExtent b="0" l="0" r="0" t="0"/>
             <wp:docPr descr="image" title="" id="1" name="Picture"/>
             <a:graphic>
@@ -5484,7 +5483,7 @@
                   <pic:spPr bwMode="auto">
                     <a:xfrm>
                       <a:off x="0" y="0"/>
-                      <a:ext cx="1843199" cy="1716082"/>
+                      <a:ext cx="1623599" cy="1511627"/>
                     </a:xfrm>
                     <a:prstGeom prst="rect">
                       <a:avLst/>
@@ -5627,7 +5626,7 @@
         <w:rPr>
           <w:sz w:val="19"/>
         </w:rPr>
-        <w:t xml:space="preserve">(OF). (A) Número de eventos. (B) Tiempo. Las barras indican la media ± SEM. Azul: control; rojo: sacarosa; verde: stevia. Los corchetes indican las comparaciones de Tukey significativas entre tratamientos dentro de cada edad (</w:t>
+        <w:t xml:space="preserve">(OF). (A) Número de eventos. (B) Tiempo. Las barras indican la media ± SEM. Azul: grupo control; rojo: grupo sacarosa; verde: grupo stevia. Los corchetes indican las comparaciones de Tukey significativas entre tratamientos dentro de cada edad (</w:t>
       </w:r>
       <w:r>
         <w:rPr>
@@ -5893,7 +5892,7 @@
         <w:rPr>
           <w:sz w:val="19"/>
         </w:rPr>
-        <w:t xml:space="preserve">: eta cuadrado parcial.</w:t>
+        <w:t xml:space="preserve">: eta cuadrado parcial, proporción de la variabilidad de la variable atribuible a cada factor (tamaño del efecto).</w:t>
       </w:r>
     </w:p>
     <w:tbl>
@@ -5969,7 +5968,7 @@
                 <w:b/>
                 <w:sz w:val="16"/>
               </w:rPr>
-              <w:t xml:space="preserve">Tratamiento</w:t>
+              <w:t xml:space="preserve">Interacción</w:t>
             </w:r>
             <w:r>
               <w:rPr>
@@ -6012,7 +6011,7 @@
                 <w:b/>
                 <w:sz w:val="16"/>
               </w:rPr>
-              <w:t xml:space="preserve">Edad</w:t>
+              <w:t xml:space="preserve">Tratamiento</w:t>
             </w:r>
             <w:r>
               <w:rPr>
@@ -6055,7 +6054,7 @@
                 <w:b/>
                 <w:sz w:val="16"/>
               </w:rPr>
-              <w:t xml:space="preserve">Interacción</w:t>
+              <w:t xml:space="preserve">Edad</w:t>
             </w:r>
             <w:r>
               <w:rPr>
@@ -6526,7 +6525,7 @@
               <w:rPr>
                 <w:sz w:val="16"/>
               </w:rPr>
-              <w:t xml:space="preserve">0,90 (2, 66)</w:t>
+              <w:t xml:space="preserve">0,06 (2, 66)</w:t>
             </w:r>
           </w:p>
         </w:tc>
@@ -6545,7 +6544,7 @@
               <w:rPr>
                 <w:sz w:val="16"/>
               </w:rPr>
-              <w:t xml:space="preserve">0,41</w:t>
+              <w:t xml:space="preserve">0,94</w:t>
             </w:r>
           </w:p>
         </w:tc>
@@ -6564,7 +6563,7 @@
               <w:rPr>
                 <w:sz w:val="16"/>
               </w:rPr>
-              <w:t xml:space="preserve">0,027</w:t>
+              <w:t xml:space="preserve">0,002</w:t>
             </w:r>
           </w:p>
         </w:tc>
@@ -6583,7 +6582,7 @@
               <w:rPr>
                 <w:sz w:val="16"/>
               </w:rPr>
-              <w:t xml:space="preserve">0,31 (1, 66)</w:t>
+              <w:t xml:space="preserve">0,90 (2, 66)</w:t>
             </w:r>
           </w:p>
         </w:tc>
@@ -6602,7 +6601,7 @@
               <w:rPr>
                 <w:sz w:val="16"/>
               </w:rPr>
-              <w:t xml:space="preserve">0,58</w:t>
+              <w:t xml:space="preserve">0,41</w:t>
             </w:r>
           </w:p>
         </w:tc>
@@ -6621,7 +6620,7 @@
               <w:rPr>
                 <w:sz w:val="16"/>
               </w:rPr>
-              <w:t xml:space="preserve">0,005</w:t>
+              <w:t xml:space="preserve">0,027</w:t>
             </w:r>
           </w:p>
         </w:tc>
@@ -6640,7 +6639,7 @@
               <w:rPr>
                 <w:sz w:val="16"/>
               </w:rPr>
-              <w:t xml:space="preserve">0,06 (2, 66)</w:t>
+              <w:t xml:space="preserve">0,31 (1, 66)</w:t>
             </w:r>
           </w:p>
         </w:tc>
@@ -6659,7 +6658,7 @@
               <w:rPr>
                 <w:sz w:val="16"/>
               </w:rPr>
-              <w:t xml:space="preserve">0,94</w:t>
+              <w:t xml:space="preserve">0,58</w:t>
             </w:r>
           </w:p>
         </w:tc>
@@ -6678,7 +6677,7 @@
               <w:rPr>
                 <w:sz w:val="16"/>
               </w:rPr>
-              <w:t xml:space="preserve">0,002</w:t>
+              <w:t xml:space="preserve">0,005</w:t>
             </w:r>
           </w:p>
         </w:tc>
@@ -6702,7 +6701,7 @@
               <w:rPr>
                 <w:sz w:val="16"/>
               </w:rPr>
-              <w:t xml:space="preserve">Entradas a zonas 1+2</w:t>
+              <w:t xml:space="preserve">Zonas visitadas</w:t>
             </w:r>
           </w:p>
         </w:tc>
@@ -6721,7 +6720,7 @@
               <w:rPr>
                 <w:sz w:val="16"/>
               </w:rPr>
-              <w:t xml:space="preserve">91,79 (2, 57)</w:t>
+              <w:t xml:space="preserve">3,28 (2, 63)</w:t>
             </w:r>
           </w:p>
         </w:tc>
@@ -6742,7 +6741,7 @@
                 <w:b/>
                 <w:sz w:val="16"/>
               </w:rPr>
-              <w:t xml:space="preserve">&lt;0,0001</w:t>
+              <w:t xml:space="preserve">0,044</w:t>
             </w:r>
           </w:p>
         </w:tc>
@@ -6761,7 +6760,7 @@
               <w:rPr>
                 <w:sz w:val="16"/>
               </w:rPr>
-              <w:t xml:space="preserve">0,763</w:t>
+              <w:t xml:space="preserve">0,094</w:t>
             </w:r>
           </w:p>
         </w:tc>
@@ -6780,7 +6779,7 @@
               <w:rPr>
                 <w:sz w:val="16"/>
               </w:rPr>
-              <w:t xml:space="preserve">3,51 (1, 57)</w:t>
+              <w:t xml:space="preserve">37,01 (2, 63)</w:t>
             </w:r>
           </w:p>
         </w:tc>
@@ -6797,9 +6796,11 @@
             </w:pPr>
             <w:r>
               <w:rPr>
-                <w:sz w:val="16"/>
-              </w:rPr>
-              <w:t xml:space="preserve">0,066</w:t>
+                <w:bCs/>
+                <w:b/>
+                <w:sz w:val="16"/>
+              </w:rPr>
+              <w:t xml:space="preserve">&lt;0,0001</w:t>
             </w:r>
           </w:p>
         </w:tc>
@@ -6818,7 +6819,7 @@
               <w:rPr>
                 <w:sz w:val="16"/>
               </w:rPr>
-              <w:t xml:space="preserve">0,058</w:t>
+              <w:t xml:space="preserve">0,540</w:t>
             </w:r>
           </w:p>
         </w:tc>
@@ -6837,7 +6838,7 @@
               <w:rPr>
                 <w:sz w:val="16"/>
               </w:rPr>
-              <w:t xml:space="preserve">1,88 (2, 57)</w:t>
+              <w:t xml:space="preserve">0,03 (1, 63)</w:t>
             </w:r>
           </w:p>
         </w:tc>
@@ -6856,7 +6857,7 @@
               <w:rPr>
                 <w:sz w:val="16"/>
               </w:rPr>
-              <w:t xml:space="preserve">0,16</w:t>
+              <w:t xml:space="preserve">0,87</w:t>
             </w:r>
           </w:p>
         </w:tc>
@@ -6875,7 +6876,7 @@
               <w:rPr>
                 <w:sz w:val="16"/>
               </w:rPr>
-              <w:t xml:space="preserve">0,062</w:t>
+              <w:t xml:space="preserve">0,000</w:t>
             </w:r>
           </w:p>
         </w:tc>
@@ -6899,7 +6900,7 @@
               <w:rPr>
                 <w:sz w:val="16"/>
               </w:rPr>
-              <w:t xml:space="preserve">Distancia en zonas 1+2</w:t>
+              <w:t xml:space="preserve">Entradas a zona 1+2</w:t>
             </w:r>
           </w:p>
         </w:tc>
@@ -6918,7 +6919,7 @@
               <w:rPr>
                 <w:sz w:val="16"/>
               </w:rPr>
-              <w:t xml:space="preserve">38,88 (2, 69)</w:t>
+              <w:t xml:space="preserve">1,88 (2, 57)</w:t>
             </w:r>
           </w:p>
         </w:tc>
@@ -6935,11 +6936,9 @@
             </w:pPr>
             <w:r>
               <w:rPr>
-                <w:bCs/>
-                <w:b/>
-                <w:sz w:val="16"/>
-              </w:rPr>
-              <w:t xml:space="preserve">&lt;0,0001</w:t>
+                <w:sz w:val="16"/>
+              </w:rPr>
+              <w:t xml:space="preserve">0,16</w:t>
             </w:r>
           </w:p>
         </w:tc>
@@ -6958,7 +6957,7 @@
               <w:rPr>
                 <w:sz w:val="16"/>
               </w:rPr>
-              <w:t xml:space="preserve">0,530</w:t>
+              <w:t xml:space="preserve">0,062</w:t>
             </w:r>
           </w:p>
         </w:tc>
@@ -6977,7 +6976,7 @@
               <w:rPr>
                 <w:sz w:val="16"/>
               </w:rPr>
-              <w:t xml:space="preserve">3,15 (1, 69)</w:t>
+              <w:t xml:space="preserve">91,79 (2, 57)</w:t>
             </w:r>
           </w:p>
         </w:tc>
@@ -6994,9 +6993,11 @@
             </w:pPr>
             <w:r>
               <w:rPr>
-                <w:sz w:val="16"/>
-              </w:rPr>
-              <w:t xml:space="preserve">0,080</w:t>
+                <w:bCs/>
+                <w:b/>
+                <w:sz w:val="16"/>
+              </w:rPr>
+              <w:t xml:space="preserve">&lt;0,0001</w:t>
             </w:r>
           </w:p>
         </w:tc>
@@ -7015,7 +7016,7 @@
               <w:rPr>
                 <w:sz w:val="16"/>
               </w:rPr>
-              <w:t xml:space="preserve">0,044</w:t>
+              <w:t xml:space="preserve">0,763</w:t>
             </w:r>
           </w:p>
         </w:tc>
@@ -7034,7 +7035,7 @@
               <w:rPr>
                 <w:sz w:val="16"/>
               </w:rPr>
-              <w:t xml:space="preserve">5,05 (2, 69)</w:t>
+              <w:t xml:space="preserve">3,51 (1, 57)</w:t>
             </w:r>
           </w:p>
         </w:tc>
@@ -7051,11 +7052,9 @@
             </w:pPr>
             <w:r>
               <w:rPr>
-                <w:bCs/>
-                <w:b/>
-                <w:sz w:val="16"/>
-              </w:rPr>
-              <w:t xml:space="preserve">0,0090</w:t>
+                <w:sz w:val="16"/>
+              </w:rPr>
+              <w:t xml:space="preserve">0,066</w:t>
             </w:r>
           </w:p>
         </w:tc>
@@ -7074,7 +7073,7 @@
               <w:rPr>
                 <w:sz w:val="16"/>
               </w:rPr>
-              <w:t xml:space="preserve">0,128</w:t>
+              <w:t xml:space="preserve">0,058</w:t>
             </w:r>
           </w:p>
         </w:tc>
@@ -7098,7 +7097,7 @@
               <w:rPr>
                 <w:sz w:val="16"/>
               </w:rPr>
-              <w:t xml:space="preserve">Zonas visitadas</w:t>
+              <w:t xml:space="preserve">Distancia en zona 1+2</w:t>
             </w:r>
           </w:p>
         </w:tc>
@@ -7117,7 +7116,7 @@
               <w:rPr>
                 <w:sz w:val="16"/>
               </w:rPr>
-              <w:t xml:space="preserve">37,01 (2, 63)</w:t>
+              <w:t xml:space="preserve">5,05 (2, 69)</w:t>
             </w:r>
           </w:p>
         </w:tc>
@@ -7138,7 +7137,7 @@
                 <w:b/>
                 <w:sz w:val="16"/>
               </w:rPr>
-              <w:t xml:space="preserve">&lt;0,0001</w:t>
+              <w:t xml:space="preserve">0,0090</w:t>
             </w:r>
           </w:p>
         </w:tc>
@@ -7157,7 +7156,7 @@
               <w:rPr>
                 <w:sz w:val="16"/>
               </w:rPr>
-              <w:t xml:space="preserve">0,540</w:t>
+              <w:t xml:space="preserve">0,128</w:t>
             </w:r>
           </w:p>
         </w:tc>
@@ -7176,7 +7175,7 @@
               <w:rPr>
                 <w:sz w:val="16"/>
               </w:rPr>
-              <w:t xml:space="preserve">0,03 (1, 63)</w:t>
+              <w:t xml:space="preserve">38,88 (2, 69)</w:t>
             </w:r>
           </w:p>
         </w:tc>
@@ -7193,9 +7192,11 @@
             </w:pPr>
             <w:r>
               <w:rPr>
-                <w:sz w:val="16"/>
-              </w:rPr>
-              <w:t xml:space="preserve">0,87</w:t>
+                <w:bCs/>
+                <w:b/>
+                <w:sz w:val="16"/>
+              </w:rPr>
+              <w:t xml:space="preserve">&lt;0,0001</w:t>
             </w:r>
           </w:p>
         </w:tc>
@@ -7214,7 +7215,7 @@
               <w:rPr>
                 <w:sz w:val="16"/>
               </w:rPr>
-              <w:t xml:space="preserve">0,000</w:t>
+              <w:t xml:space="preserve">0,530</w:t>
             </w:r>
           </w:p>
         </w:tc>
@@ -7233,7 +7234,7 @@
               <w:rPr>
                 <w:sz w:val="16"/>
               </w:rPr>
-              <w:t xml:space="preserve">3,28 (2, 63)</w:t>
+              <w:t xml:space="preserve">3,15 (1, 69)</w:t>
             </w:r>
           </w:p>
         </w:tc>
@@ -7250,11 +7251,9 @@
             </w:pPr>
             <w:r>
               <w:rPr>
-                <w:bCs/>
-                <w:b/>
-                <w:sz w:val="16"/>
-              </w:rPr>
-              <w:t xml:space="preserve">0,044</w:t>
+                <w:sz w:val="16"/>
+              </w:rPr>
+              <w:t xml:space="preserve">0,080</w:t>
             </w:r>
           </w:p>
         </w:tc>
@@ -7273,7 +7272,7 @@
               <w:rPr>
                 <w:sz w:val="16"/>
               </w:rPr>
-              <w:t xml:space="preserve">0,094</w:t>
+              <w:t xml:space="preserve">0,044</w:t>
             </w:r>
           </w:p>
         </w:tc>
@@ -7316,7 +7315,7 @@
               <w:rPr>
                 <w:sz w:val="16"/>
               </w:rPr>
-              <w:t xml:space="preserve">4,11 (2, 72)</w:t>
+              <w:t xml:space="preserve">2,29 (2, 72)</w:t>
             </w:r>
           </w:p>
         </w:tc>
@@ -7333,11 +7332,9 @@
             </w:pPr>
             <w:r>
               <w:rPr>
-                <w:bCs/>
-                <w:b/>
-                <w:sz w:val="16"/>
-              </w:rPr>
-              <w:t xml:space="preserve">0,020</w:t>
+                <w:sz w:val="16"/>
+              </w:rPr>
+              <w:t xml:space="preserve">0,11</w:t>
             </w:r>
           </w:p>
         </w:tc>
@@ -7356,7 +7353,7 @@
               <w:rPr>
                 <w:sz w:val="16"/>
               </w:rPr>
-              <w:t xml:space="preserve">0,102</w:t>
+              <w:t xml:space="preserve">0,060</w:t>
             </w:r>
           </w:p>
         </w:tc>
@@ -7375,7 +7372,7 @@
               <w:rPr>
                 <w:sz w:val="16"/>
               </w:rPr>
-              <w:t xml:space="preserve">6,20 (1, 72)</w:t>
+              <w:t xml:space="preserve">4,11 (2, 72)</w:t>
             </w:r>
           </w:p>
         </w:tc>
@@ -7396,7 +7393,7 @@
                 <w:b/>
                 <w:sz w:val="16"/>
               </w:rPr>
-              <w:t xml:space="preserve">0,015</w:t>
+              <w:t xml:space="preserve">0,020</w:t>
             </w:r>
           </w:p>
         </w:tc>
@@ -7415,7 +7412,7 @@
               <w:rPr>
                 <w:sz w:val="16"/>
               </w:rPr>
-              <w:t xml:space="preserve">0,079</w:t>
+              <w:t xml:space="preserve">0,102</w:t>
             </w:r>
           </w:p>
         </w:tc>
@@ -7434,7 +7431,7 @@
               <w:rPr>
                 <w:sz w:val="16"/>
               </w:rPr>
-              <w:t xml:space="preserve">2,29 (2, 72)</w:t>
+              <w:t xml:space="preserve">6,20 (1, 72)</w:t>
             </w:r>
           </w:p>
         </w:tc>
@@ -7451,9 +7448,11 @@
             </w:pPr>
             <w:r>
               <w:rPr>
-                <w:sz w:val="16"/>
-              </w:rPr>
-              <w:t xml:space="preserve">0,11</w:t>
+                <w:bCs/>
+                <w:b/>
+                <w:sz w:val="16"/>
+              </w:rPr>
+              <w:t xml:space="preserve">0,015</w:t>
             </w:r>
           </w:p>
         </w:tc>
@@ -7472,7 +7471,7 @@
               <w:rPr>
                 <w:sz w:val="16"/>
               </w:rPr>
-              <w:t xml:space="preserve">0,060</w:t>
+              <w:t xml:space="preserve">0,079</w:t>
             </w:r>
           </w:p>
         </w:tc>
@@ -7515,7 +7514,7 @@
               <w:rPr>
                 <w:sz w:val="16"/>
               </w:rPr>
-              <w:t xml:space="preserve">2,80 (2, 74)</w:t>
+              <w:t xml:space="preserve">0,94 (2, 74)</w:t>
             </w:r>
           </w:p>
         </w:tc>
@@ -7534,7 +7533,7 @@
               <w:rPr>
                 <w:sz w:val="16"/>
               </w:rPr>
-              <w:t xml:space="preserve">0,067</w:t>
+              <w:t xml:space="preserve">0,39</w:t>
             </w:r>
           </w:p>
         </w:tc>
@@ -7553,7 +7552,7 @@
               <w:rPr>
                 <w:sz w:val="16"/>
               </w:rPr>
-              <w:t xml:space="preserve">0,070</w:t>
+              <w:t xml:space="preserve">0,025</w:t>
             </w:r>
           </w:p>
         </w:tc>
@@ -7572,7 +7571,7 @@
               <w:rPr>
                 <w:sz w:val="16"/>
               </w:rPr>
-              <w:t xml:space="preserve">3,85 (1, 74)</w:t>
+              <w:t xml:space="preserve">2,80 (2, 74)</w:t>
             </w:r>
           </w:p>
         </w:tc>
@@ -7591,7 +7590,7 @@
               <w:rPr>
                 <w:sz w:val="16"/>
               </w:rPr>
-              <w:t xml:space="preserve">0,053</w:t>
+              <w:t xml:space="preserve">0,067</w:t>
             </w:r>
           </w:p>
         </w:tc>
@@ -7610,7 +7609,7 @@
               <w:rPr>
                 <w:sz w:val="16"/>
               </w:rPr>
-              <w:t xml:space="preserve">0,049</w:t>
+              <w:t xml:space="preserve">0,070</w:t>
             </w:r>
           </w:p>
         </w:tc>
@@ -7629,7 +7628,7 @@
               <w:rPr>
                 <w:sz w:val="16"/>
               </w:rPr>
-              <w:t xml:space="preserve">0,94 (2, 74)</w:t>
+              <w:t xml:space="preserve">3,85 (1, 74)</w:t>
             </w:r>
           </w:p>
         </w:tc>
@@ -7648,7 +7647,7 @@
               <w:rPr>
                 <w:sz w:val="16"/>
               </w:rPr>
-              <w:t xml:space="preserve">0,39</w:t>
+              <w:t xml:space="preserve">0,053</w:t>
             </w:r>
           </w:p>
         </w:tc>
@@ -7667,7 +7666,7 @@
               <w:rPr>
                 <w:sz w:val="16"/>
               </w:rPr>
-              <w:t xml:space="preserve">0,025</w:t>
+              <w:t xml:space="preserve">0,049</w:t>
             </w:r>
           </w:p>
         </w:tc>
@@ -7718,7 +7717,7 @@
               <w:rPr>
                 <w:sz w:val="16"/>
               </w:rPr>
-              <w:t xml:space="preserve">12,69 (2, 73)</w:t>
+              <w:t xml:space="preserve">6,67 (2, 73)</w:t>
             </w:r>
           </w:p>
         </w:tc>
@@ -7739,7 +7738,7 @@
                 <w:b/>
                 <w:sz w:val="16"/>
               </w:rPr>
-              <w:t xml:space="preserve">&lt;0,0001</w:t>
+              <w:t xml:space="preserve">0,0022</w:t>
             </w:r>
           </w:p>
         </w:tc>
@@ -7758,7 +7757,7 @@
               <w:rPr>
                 <w:sz w:val="16"/>
               </w:rPr>
-              <w:t xml:space="preserve">0,258</w:t>
+              <w:t xml:space="preserve">0,155</w:t>
             </w:r>
           </w:p>
         </w:tc>
@@ -7777,7 +7776,7 @@
               <w:rPr>
                 <w:sz w:val="16"/>
               </w:rPr>
-              <w:t xml:space="preserve">3,54 (1, 73)</w:t>
+              <w:t xml:space="preserve">12,69 (2, 73)</w:t>
             </w:r>
           </w:p>
         </w:tc>
@@ -7794,9 +7793,11 @@
             </w:pPr>
             <w:r>
               <w:rPr>
-                <w:sz w:val="16"/>
-              </w:rPr>
-              <w:t xml:space="preserve">0,064</w:t>
+                <w:bCs/>
+                <w:b/>
+                <w:sz w:val="16"/>
+              </w:rPr>
+              <w:t xml:space="preserve">&lt;0,0001</w:t>
             </w:r>
           </w:p>
         </w:tc>
@@ -7815,7 +7816,7 @@
               <w:rPr>
                 <w:sz w:val="16"/>
               </w:rPr>
-              <w:t xml:space="preserve">0,046</w:t>
+              <w:t xml:space="preserve">0,258</w:t>
             </w:r>
           </w:p>
         </w:tc>
@@ -7834,7 +7835,7 @@
               <w:rPr>
                 <w:sz w:val="16"/>
               </w:rPr>
-              <w:t xml:space="preserve">6,67 (2, 73)</w:t>
+              <w:t xml:space="preserve">3,54 (1, 73)</w:t>
             </w:r>
           </w:p>
         </w:tc>
@@ -7851,11 +7852,9 @@
             </w:pPr>
             <w:r>
               <w:rPr>
-                <w:bCs/>
-                <w:b/>
-                <w:sz w:val="16"/>
-              </w:rPr>
-              <w:t xml:space="preserve">0,0022</w:t>
+                <w:sz w:val="16"/>
+              </w:rPr>
+              <w:t xml:space="preserve">0,064</w:t>
             </w:r>
           </w:p>
         </w:tc>
@@ -7874,7 +7873,7 @@
               <w:rPr>
                 <w:sz w:val="16"/>
               </w:rPr>
-              <w:t xml:space="preserve">0,155</w:t>
+              <w:t xml:space="preserve">0,046</w:t>
             </w:r>
           </w:p>
         </w:tc>
@@ -7923,7 +7922,7 @@
               <w:rPr>
                 <w:sz w:val="16"/>
               </w:rPr>
-              <w:t xml:space="preserve">8,81 (2, 72)</w:t>
+              <w:t xml:space="preserve">2,24 (2, 72)</w:t>
             </w:r>
           </w:p>
         </w:tc>
@@ -7939,11 +7938,9 @@
             </w:pPr>
             <w:r>
               <w:rPr>
-                <w:bCs/>
-                <w:b/>
-                <w:sz w:val="16"/>
-              </w:rPr>
-              <w:t xml:space="preserve">0,0004</w:t>
+                <w:sz w:val="16"/>
+              </w:rPr>
+              <w:t xml:space="preserve">0,11</w:t>
             </w:r>
           </w:p>
         </w:tc>
@@ -7961,7 +7958,7 @@
               <w:rPr>
                 <w:sz w:val="16"/>
               </w:rPr>
-              <w:t xml:space="preserve">0,197</w:t>
+              <w:t xml:space="preserve">0,059</w:t>
             </w:r>
           </w:p>
         </w:tc>
@@ -7979,7 +7976,7 @@
               <w:rPr>
                 <w:sz w:val="16"/>
               </w:rPr>
-              <w:t xml:space="preserve">10,12 (1, 72)</w:t>
+              <w:t xml:space="preserve">8,81 (2, 72)</w:t>
             </w:r>
           </w:p>
         </w:tc>
@@ -7999,7 +7996,7 @@
                 <w:b/>
                 <w:sz w:val="16"/>
               </w:rPr>
-              <w:t xml:space="preserve">0,0022</w:t>
+              <w:t xml:space="preserve">0,0004</w:t>
             </w:r>
           </w:p>
         </w:tc>
@@ -8017,7 +8014,7 @@
               <w:rPr>
                 <w:sz w:val="16"/>
               </w:rPr>
-              <w:t xml:space="preserve">0,123</w:t>
+              <w:t xml:space="preserve">0,197</w:t>
             </w:r>
           </w:p>
         </w:tc>
@@ -8035,7 +8032,7 @@
               <w:rPr>
                 <w:sz w:val="16"/>
               </w:rPr>
-              <w:t xml:space="preserve">2,24 (2, 72)</w:t>
+              <w:t xml:space="preserve">10,12 (1, 72)</w:t>
             </w:r>
           </w:p>
         </w:tc>
@@ -8051,9 +8048,11 @@
             </w:pPr>
             <w:r>
               <w:rPr>
-                <w:sz w:val="16"/>
-              </w:rPr>
-              <w:t xml:space="preserve">0,11</w:t>
+                <w:bCs/>
+                <w:b/>
+                <w:sz w:val="16"/>
+              </w:rPr>
+              <w:t xml:space="preserve">0,0022</w:t>
             </w:r>
           </w:p>
         </w:tc>
@@ -8071,7 +8070,7 @@
               <w:rPr>
                 <w:sz w:val="16"/>
               </w:rPr>
-              <w:t xml:space="preserve">0,059</w:t>
+              <w:t xml:space="preserve">0,123</w:t>
             </w:r>
           </w:p>
         </w:tc>
@@ -8154,7 +8153,7 @@
         <w:pStyle w:val="BodyText"/>
       </w:pPr>
       <w:r>
-        <w:t xml:space="preserve">Durante la fase de familiarización (T1), se evaluó el tiempo de exploración de los dos objetos idénticos en los animales juveniles y adultos de los grupos control, sacarosa y stevia (Figura 5.7). El análisis mediante un ANOVA mixto de tres factores (tratamiento × edad × posición del objeto) reveló un efecto principal significativo de la edad (</w:t>
+        <w:t xml:space="preserve">Durante la fase de familiarización (T1), se evaluó el tiempo de exploración de dos objetos idénticos en animales juveniles y adultos pertenecientes a los grupos control, sacarosa y stevia (Figura 5.7). El análisis mediante un ANOVA mixto de tres vías (tratamiento × edad × posición del objeto) reveló un efecto principal significativo de la edad (</w:t>
       </w:r>
       <w:r>
         <w:rPr>
@@ -8186,7 +8185,7 @@
         <w:t xml:space="preserve"> </w:t>
       </w:r>
       <w:r>
-        <w:t xml:space="preserve">&lt; 0,0001), lo que indica que los animales juveniles exploraron los objetos durante más tiempo que los adultos. No se observaron efectos principales significativos del tratamiento (</w:t>
+        <w:t xml:space="preserve">&lt; 0,0001), evidenciando que los animales juveniles presentaron un mayor tiempo de exploración en comparación con los adultos. No se observaron efectos principales significativos del tratamiento (</w:t>
       </w:r>
       <w:r>
         <w:rPr>
@@ -8250,7 +8249,7 @@
         <w:t xml:space="preserve"> </w:t>
       </w:r>
       <w:r>
-        <w:t xml:space="preserve">= 0,1913), y las interacciones tratamiento × edad (</w:t>
+        <w:t xml:space="preserve">= 0,1913). Por otra parte, las interacciones tratamiento × edad (</w:t>
       </w:r>
       <w:r>
         <w:rPr>
@@ -8328,33 +8327,7 @@
         <w:t xml:space="preserve"> </w:t>
       </w:r>
       <w:r>
-        <w:t xml:space="preserve">= 0,0912) no alcanzaron significación estadística. La interacción edad × posición, en cambio, fue significativa (</w:t>
-      </w:r>
-      <w:r>
-        <w:rPr>
-          <w:iCs/>
-          <w:i/>
-        </w:rPr>
-        <w:t xml:space="preserve">F</w:t>
-      </w:r>
-      <w:r>
-        <w:t xml:space="preserve">(1, 49) = 8,131;</w:t>
-      </w:r>
-      <w:r>
-        <w:t xml:space="preserve"> </w:t>
-      </w:r>
-      <w:r>
-        <w:rPr>
-          <w:iCs/>
-          <w:i/>
-        </w:rPr>
-        <w:t xml:space="preserve">p</w:t>
-      </w:r>
-      <w:r>
-        <w:t xml:space="preserve"> </w:t>
-      </w:r>
-      <w:r>
-        <w:t xml:space="preserve">= 0,0064), debido a que los animales adultos exploraron algo más el objeto ubicado a la derecha. En conjunto, estos resultados indican que la edad constituye un factor determinante del comportamiento exploratorio durante la fase de familiarización, mientras que la exposición a sacarosa o a stevia no produjo diferencias en el tiempo de exploración de los objetos.</w:t>
+        <w:t xml:space="preserve">= 0,0912) no alcanzaron significación estadística. En conjunto, estos resultados indican que la edad constituye un factor determinante del comportamiento exploratorio durante la fase de familiarización, mientras que la exposición a sacarosa o stevia no produjo diferencias significativas en el tiempo promedio de exploración de los objetos.</w:t>
       </w:r>
     </w:p>
     <w:p>
@@ -8478,27 +8451,40 @@
         <w:rPr>
           <w:sz w:val="19"/>
         </w:rPr>
-        <w:t xml:space="preserve">Tiempo de exploración de cada uno de los dos objetos idénticos durante la fase de muestreo (T1) del NOR. Barras llenas: objeto izquierdo; barras rayadas: objeto derecho. Las barras indican la media ± SEM. Azul: control; rojo: sacarosa; verde: stevia. # </w:t>
-      </w:r>
-      <w:r>
-        <w:rPr>
-          <w:iCs/>
-          <w:i/>
-          <w:sz w:val="19"/>
-        </w:rPr>
-        <w:t xml:space="preserve">p</w:t>
-      </w:r>
-      <w:r>
-        <w:rPr>
-          <w:sz w:val="19"/>
-        </w:rPr>
-        <w:t xml:space="preserve"> </w:t>
-      </w:r>
-      <w:r>
-        <w:rPr>
-          <w:sz w:val="19"/>
-        </w:rPr>
-        <w:t xml:space="preserve">&lt; 0,0001, efecto principal de la edad (ANOVA mixto de tres factores).</w:t>
+        <w:t xml:space="preserve">Tiempo de exploración de cada uno de los dos objetos idénticos durante la fase de muestreo (T1) del NOR. Barras llenas: objeto izquierdo; barras rayadas: objeto derecho. Las barras indican la media ± SEM. Azul: grupo control; rojo: grupo sacarosa; verde: grupo stevia. El corchete indica el efecto principal de la edad, que abarca a todos los grupos de cada edad (</w:t>
+      </w:r>
+      <w:r>
+        <w:rPr>
+          <w:sz w:val="19"/>
+          <w:vertAlign w:val="superscript"/>
+        </w:rPr>
+        <w:t xml:space="preserve">****</w:t>
+      </w:r>
+      <w:r>
+        <w:rPr>
+          <w:sz w:val="19"/>
+        </w:rPr>
+        <w:t xml:space="preserve"> </w:t>
+      </w:r>
+      <w:r>
+        <w:rPr>
+          <w:iCs/>
+          <w:i/>
+          <w:sz w:val="19"/>
+        </w:rPr>
+        <w:t xml:space="preserve">p</w:t>
+      </w:r>
+      <w:r>
+        <w:rPr>
+          <w:sz w:val="19"/>
+        </w:rPr>
+        <w:t xml:space="preserve"> </w:t>
+      </w:r>
+      <w:r>
+        <w:rPr>
+          <w:sz w:val="19"/>
+        </w:rPr>
+        <w:t xml:space="preserve">&lt; 0,0001; ANOVA mixto de tres vías).</w:t>
       </w:r>
       <w:r>
         <w:rPr>
@@ -8567,7 +8553,65 @@
         <w:t xml:space="preserve"> </w:t>
       </w:r>
       <w:r>
-        <w:t xml:space="preserve">= 0,0002). Los grupos control juvenil y adulto, al igual que el grupo adulto expuesto a sacarosa, mostraron una clara preferencia por explorar el objeto novedoso. En cambio, el grupo juvenil expuesto a sacarosa exploró menos el objeto novedoso que su control de edad (prueba</w:t>
+        <w:t xml:space="preserve">= 0,0002). Los grupos control juvenil y adulto mostraron una clara preferencia por explorar el objeto novedoso (tasa de exploración de 0,632 y de 0,703, respectivamente; prueba</w:t>
+      </w:r>
+      <w:r>
+        <w:t xml:space="preserve"> </w:t>
+      </w:r>
+      <w:r>
+        <w:rPr>
+          <w:iCs/>
+          <w:i/>
+        </w:rPr>
+        <w:t xml:space="preserve">t</w:t>
+      </w:r>
+      <w:r>
+        <w:t xml:space="preserve"> </w:t>
+      </w:r>
+      <w:r>
+        <w:t xml:space="preserve">de una muestra,</w:t>
+      </w:r>
+      <w:r>
+        <w:t xml:space="preserve"> </w:t>
+      </w:r>
+      <w:r>
+        <w:rPr>
+          <w:iCs/>
+          <w:i/>
+        </w:rPr>
+        <w:t xml:space="preserve">t</w:t>
+      </w:r>
+      <w:r>
+        <w:t xml:space="preserve">(8) = 10,31 y</w:t>
+      </w:r>
+      <w:r>
+        <w:t xml:space="preserve"> </w:t>
+      </w:r>
+      <w:r>
+        <w:rPr>
+          <w:iCs/>
+          <w:i/>
+        </w:rPr>
+        <w:t xml:space="preserve">t</w:t>
+      </w:r>
+      <w:r>
+        <w:t xml:space="preserve">(9) = 10,56;</w:t>
+      </w:r>
+      <w:r>
+        <w:t xml:space="preserve"> </w:t>
+      </w:r>
+      <w:r>
+        <w:rPr>
+          <w:iCs/>
+          <w:i/>
+        </w:rPr>
+        <w:t xml:space="preserve">p</w:t>
+      </w:r>
+      <w:r>
+        <w:t xml:space="preserve"> </w:t>
+      </w:r>
+      <w:r>
+        <w:t xml:space="preserve">&lt; 0,0001 en ambos casos), al igual que el grupo adulto expuesto a sacarosa. En cambio, el grupo juvenil expuesto a sacarosa exploró menos el objeto novedoso que su control de edad (prueba</w:t>
       </w:r>
       <w:r>
         <w:t xml:space="preserve"> </w:t>
@@ -8716,7 +8760,65 @@
         <w:t xml:space="preserve"> </w:t>
       </w:r>
       <w:r>
-        <w:t xml:space="preserve">&lt; 0,0001). El grupo juvenil expuesto a sacarosa volvió a explorar menos el objeto novedoso que su control de edad (control vs. sacarosa:</w:t>
+        <w:t xml:space="preserve">&lt; 0,0001). Los grupos control mantuvieron la preferencia por el objeto novedoso (juvenil: 0,716;</w:t>
+      </w:r>
+      <w:r>
+        <w:t xml:space="preserve"> </w:t>
+      </w:r>
+      <w:r>
+        <w:rPr>
+          <w:iCs/>
+          <w:i/>
+        </w:rPr>
+        <w:t xml:space="preserve">t</w:t>
+      </w:r>
+      <w:r>
+        <w:t xml:space="preserve">(8) = 8,62;</w:t>
+      </w:r>
+      <w:r>
+        <w:t xml:space="preserve"> </w:t>
+      </w:r>
+      <w:r>
+        <w:rPr>
+          <w:iCs/>
+          <w:i/>
+        </w:rPr>
+        <w:t xml:space="preserve">p</w:t>
+      </w:r>
+      <w:r>
+        <w:t xml:space="preserve"> </w:t>
+      </w:r>
+      <w:r>
+        <w:t xml:space="preserve">&lt; 0,0001; adulto: 0,653;</w:t>
+      </w:r>
+      <w:r>
+        <w:t xml:space="preserve"> </w:t>
+      </w:r>
+      <w:r>
+        <w:rPr>
+          <w:iCs/>
+          <w:i/>
+        </w:rPr>
+        <w:t xml:space="preserve">t</w:t>
+      </w:r>
+      <w:r>
+        <w:t xml:space="preserve">(9) = 4,72;</w:t>
+      </w:r>
+      <w:r>
+        <w:t xml:space="preserve"> </w:t>
+      </w:r>
+      <w:r>
+        <w:rPr>
+          <w:iCs/>
+          <w:i/>
+        </w:rPr>
+        <w:t xml:space="preserve">p</w:t>
+      </w:r>
+      <w:r>
+        <w:t xml:space="preserve"> </w:t>
+      </w:r>
+      <w:r>
+        <w:t xml:space="preserve">= 0,0011). El grupo juvenil expuesto a sacarosa volvió a explorar menos el objeto novedoso que su control de edad (control vs. sacarosa:</w:t>
       </w:r>
       <w:r>
         <w:t xml:space="preserve"> </w:t>
@@ -8843,7 +8945,65 @@
         <w:t xml:space="preserve"> </w:t>
       </w:r>
       <w:r>
-        <w:t xml:space="preserve">= 0,0011). Nuevamente, el grupo juvenil expuesto a sacarosa exploró menos el objeto novedoso que su control de edad (control vs. sacarosa:</w:t>
+        <w:t xml:space="preserve">= 0,0011). Los grupos control conservaron la preferencia por el objeto novedoso (juvenil: 0,677;</w:t>
+      </w:r>
+      <w:r>
+        <w:t xml:space="preserve"> </w:t>
+      </w:r>
+      <w:r>
+        <w:rPr>
+          <w:iCs/>
+          <w:i/>
+        </w:rPr>
+        <w:t xml:space="preserve">t</w:t>
+      </w:r>
+      <w:r>
+        <w:t xml:space="preserve">(8) = 15,66;</w:t>
+      </w:r>
+      <w:r>
+        <w:t xml:space="preserve"> </w:t>
+      </w:r>
+      <w:r>
+        <w:rPr>
+          <w:iCs/>
+          <w:i/>
+        </w:rPr>
+        <w:t xml:space="preserve">p</w:t>
+      </w:r>
+      <w:r>
+        <w:t xml:space="preserve"> </w:t>
+      </w:r>
+      <w:r>
+        <w:t xml:space="preserve">&lt; 0,0001; adulto: 0,662;</w:t>
+      </w:r>
+      <w:r>
+        <w:t xml:space="preserve"> </w:t>
+      </w:r>
+      <w:r>
+        <w:rPr>
+          <w:iCs/>
+          <w:i/>
+        </w:rPr>
+        <w:t xml:space="preserve">t</w:t>
+      </w:r>
+      <w:r>
+        <w:t xml:space="preserve">(9) = 4,61;</w:t>
+      </w:r>
+      <w:r>
+        <w:t xml:space="preserve"> </w:t>
+      </w:r>
+      <w:r>
+        <w:rPr>
+          <w:iCs/>
+          <w:i/>
+        </w:rPr>
+        <w:t xml:space="preserve">p</w:t>
+      </w:r>
+      <w:r>
+        <w:t xml:space="preserve"> </w:t>
+      </w:r>
+      <w:r>
+        <w:t xml:space="preserve">= 0,0013). Nuevamente, el grupo juvenil expuesto a sacarosa exploró menos el objeto novedoso que su control de edad (control vs. sacarosa:</w:t>
       </w:r>
       <w:r>
         <w:t xml:space="preserve"> </w:t>
@@ -8948,7 +9108,7 @@
       <w:r>
         <w:drawing>
           <wp:inline>
-            <wp:extent cx="1843199" cy="1762307"/>
+            <wp:extent cx="1623599" cy="1552344"/>
             <wp:effectExtent b="0" l="0" r="0" t="0"/>
             <wp:docPr descr="image" title="" id="1" name="Picture"/>
             <a:graphic>
@@ -8969,7 +9129,7 @@
                   <pic:spPr bwMode="auto">
                     <a:xfrm>
                       <a:off x="0" y="0"/>
-                      <a:ext cx="1843199" cy="1762307"/>
+                      <a:ext cx="1623599" cy="1552344"/>
                     </a:xfrm>
                     <a:prstGeom prst="rect">
                       <a:avLst/>
@@ -8999,7 +9159,7 @@
       <w:r>
         <w:drawing>
           <wp:inline>
-            <wp:extent cx="1843199" cy="1825865"/>
+            <wp:extent cx="1623599" cy="1608331"/>
             <wp:effectExtent b="0" l="0" r="0" t="0"/>
             <wp:docPr descr="image" title="" id="1" name="Picture"/>
             <a:graphic>
@@ -9020,7 +9180,7 @@
                   <pic:spPr bwMode="auto">
                     <a:xfrm>
                       <a:off x="0" y="0"/>
-                      <a:ext cx="1843199" cy="1825865"/>
+                      <a:ext cx="1623599" cy="1608331"/>
                     </a:xfrm>
                     <a:prstGeom prst="rect">
                       <a:avLst/>
@@ -9050,7 +9210,7 @@
       <w:r>
         <w:drawing>
           <wp:inline>
-            <wp:extent cx="1843199" cy="1502875"/>
+            <wp:extent cx="1623599" cy="1323821"/>
             <wp:effectExtent b="0" l="0" r="0" t="0"/>
             <wp:docPr descr="image" title="" id="1" name="Picture"/>
             <a:graphic>
@@ -9071,7 +9231,7 @@
                   <pic:spPr bwMode="auto">
                     <a:xfrm>
                       <a:off x="0" y="0"/>
-                      <a:ext cx="1843199" cy="1502875"/>
+                      <a:ext cx="1623599" cy="1323821"/>
                     </a:xfrm>
                     <a:prstGeom prst="rect">
                       <a:avLst/>
@@ -9105,7 +9265,7 @@
       <w:r>
         <w:drawing>
           <wp:inline>
-            <wp:extent cx="5753100" cy="1587062"/>
+            <wp:extent cx="5068799" cy="1398289"/>
             <wp:effectExtent b="0" l="0" r="0" t="0"/>
             <wp:docPr descr="image" title="" id="1" name="Picture"/>
             <a:graphic>
@@ -9126,7 +9286,7 @@
                   <pic:spPr bwMode="auto">
                     <a:xfrm>
                       <a:off x="0" y="0"/>
-                      <a:ext cx="5753100" cy="1587062"/>
+                      <a:ext cx="5068799" cy="1398289"/>
                     </a:xfrm>
                     <a:prstGeom prst="rect">
                       <a:avLst/>
@@ -9217,7 +9377,7 @@
         <w:rPr>
           <w:sz w:val="19"/>
         </w:rPr>
-        <w:t xml:space="preserve">Tasa de exploración en la prueba NOR. (A) T2 (2 h). (B) T3 (24 h). (C) T4 (7 días). (D) Esquema del protocolo y objetos presentados en cada ensayo [2]. Las barras indican media ± SEM; cada punto representa un animal. Azul: control; rojo: sacarosa; verde: stevia (paleta común a todas las figuras de esta tesis). Se indican los resultados de las comparaciones de Tukey entre grupos (</w:t>
+        <w:t xml:space="preserve">Tasa de exploración en la prueba NOR. (A) T2 (2 h). (B) T3 (24 h). (C) T4 (7 días). (D) Esquema del protocolo y objetos presentados en cada ensayo [2]. Las barras indican media ± SEM; cada punto representa un animal. Azul: grupo control; rojo: grupo sacarosa; verde: grupo stevia. Se indican los resultados de las comparaciones de Tukey entre grupos (</w:t>
       </w:r>
       <w:r>
         <w:rPr>
@@ -9401,7 +9561,7 @@
         <w:pStyle w:val="BodyText"/>
       </w:pPr>
       <w:r>
-        <w:t xml:space="preserve">En conjunto, estos resultados indican que los efectos del consumo de sacarosa y de stevia sobre la memoria de reconocimiento dependen tanto del tipo de edulcorante como de la etapa del desarrollo en la que ocurre la exposición. En particular, los animales expuestos a sacarosa durante la etapa juvenil presentaron las alteraciones más pronunciadas, con déficits persistentes en la memoria a corto plazo, a largo plazo y consolidada, observados en todos los intervalos de retención evaluados. En contraste, los animales expuestos a sacarosa durante la adultez conservaron la capacidad de reconocer el objeto familiar y discriminarlo del novedoso en todas las fases experimentales.</w:t>
+        <w:t xml:space="preserve">En conjunto, estos resultados indican que los efectos del consumo de sacarosa y de stevia sobre la memoria de reconocimiento dependen tanto del tipo de edulcorante como de la etapa del desarrollo en la que ocurre la exposición. En particular, los animales expuestos a sacarosa durante la etapa juvenil presentaron las alteraciones más pronunciadas, con déficits persistentes en la memoria a corto plazo, a largo plazo y consolidada. En contraste, los animales expuestos a sacarosa durante la adultez conservaron la capacidad de reconocer el objeto familiar y discriminarlo del novedoso en todas las fases experimentales.</w:t>
       </w:r>
     </w:p>
     <w:p>
@@ -9409,7 +9569,7 @@
         <w:pStyle w:val="BodyText"/>
       </w:pPr>
       <w:r>
-        <w:t xml:space="preserve">Por su parte, la exposición a stevia produjo alteraciones específicas en función de la edad y del intervalo de retención. En los animales juveniles se observó una disminución significativa de la tasa de exploración del objeto novedoso respecto del grupo control a las 24 h, lo que sugiere un compromiso de la memoria a largo plazo. En cambio, en los animales adultos esta disminución se manifestó únicamente a las 2 h, lo que indica una alteración de la memoria a corto plazo. No obstante, la memoria consolidada permaneció preservada en ambos grupos expuestos a stevia.</w:t>
+        <w:t xml:space="preserve">Por el contrario, la exposición a stevia produjo alteraciones específicas en función de la edad y del intervalo de retención. En los animales juveniles se observó una disminución de la memoria a largo plazo, mientras que los adultos la presentaron solo en la memoria a corto plazo, sin cambios en la memoria consolidada.</w:t>
       </w:r>
     </w:p>
     <w:p>
@@ -9417,7 +9577,7 @@
         <w:pStyle w:val="BodyText"/>
       </w:pPr>
       <w:r>
-        <w:t xml:space="preserve">En conjunto, estos hallazgos sugieren que la exposición a sacarosa durante la etapa juvenil ejerce un efecto más amplio y persistente sobre la memoria de reconocimiento, mientras que los efectos de la stevia son más específicos y dependen de la edad de exposición y del intervalo de retención evaluado. La Tabla 5.2 resume los ANOVA de dos vías (edad × tratamiento).</w:t>
+        <w:t xml:space="preserve">Colectivamente, estos hallazgos sugieren que la exposición a sacarosa durante la etapa juvenil ejerce un efecto más amplio y persistente sobre la memoria de reconocimiento, mientras que los efectos de la stevia son más específicos y dependen de la edad de exposición y del intervalo de retención evaluado. La Tabla 5.2 resume los ANOVA de dos vías (edad × tratamiento).</w:t>
       </w:r>
     </w:p>
     <w:p>
@@ -9463,7 +9623,7 @@
         <w:rPr>
           <w:sz w:val="19"/>
         </w:rPr>
-        <w:t xml:space="preserve">: eta cuadrado parcial.</w:t>
+        <w:t xml:space="preserve">: eta cuadrado parcial, proporción de la variabilidad de la variable atribuible a cada factor (tamaño del efecto).</w:t>
       </w:r>
     </w:p>
     <w:tbl>
@@ -10077,7 +10237,7 @@
               <w:rPr>
                 <w:sz w:val="16"/>
               </w:rPr>
-              <w:t xml:space="preserve">Tratamiento</w:t>
+              <w:t xml:space="preserve">Interacción</w:t>
             </w:r>
           </w:p>
         </w:tc>
@@ -10096,7 +10256,7 @@
               <w:rPr>
                 <w:sz w:val="16"/>
               </w:rPr>
-              <w:t xml:space="preserve">7,89 (2, 49)</w:t>
+              <w:t xml:space="preserve">10,13 (2, 49)</w:t>
             </w:r>
           </w:p>
         </w:tc>
@@ -10117,7 +10277,7 @@
                 <w:b/>
                 <w:sz w:val="16"/>
               </w:rPr>
-              <w:t xml:space="preserve">0,0011</w:t>
+              <w:t xml:space="preserve">0,0002</w:t>
             </w:r>
           </w:p>
         </w:tc>
@@ -10136,7 +10296,7 @@
               <w:rPr>
                 <w:sz w:val="16"/>
               </w:rPr>
-              <w:t xml:space="preserve">0,244</w:t>
+              <w:t xml:space="preserve">0,293</w:t>
             </w:r>
           </w:p>
         </w:tc>
@@ -10155,7 +10315,7 @@
               <w:rPr>
                 <w:sz w:val="16"/>
               </w:rPr>
-              <w:t xml:space="preserve">1,87 (2, 49)</w:t>
+              <w:t xml:space="preserve">11,67 (2, 49)</w:t>
             </w:r>
           </w:p>
         </w:tc>
@@ -10172,9 +10332,11 @@
             </w:pPr>
             <w:r>
               <w:rPr>
-                <w:sz w:val="16"/>
-              </w:rPr>
-              <w:t xml:space="preserve">0,165</w:t>
+                <w:bCs/>
+                <w:b/>
+                <w:sz w:val="16"/>
+              </w:rPr>
+              <w:t xml:space="preserve">&lt;0,0001</w:t>
             </w:r>
           </w:p>
         </w:tc>
@@ -10193,7 +10355,7 @@
               <w:rPr>
                 <w:sz w:val="16"/>
               </w:rPr>
-              <w:t xml:space="preserve">0,071</w:t>
+              <w:t xml:space="preserve">0,323</w:t>
             </w:r>
           </w:p>
         </w:tc>
@@ -10212,7 +10374,7 @@
               <w:rPr>
                 <w:sz w:val="16"/>
               </w:rPr>
-              <w:t xml:space="preserve">3,11 (2, 49)</w:t>
+              <w:t xml:space="preserve">7,82 (2, 49)</w:t>
             </w:r>
           </w:p>
         </w:tc>
@@ -10229,9 +10391,11 @@
             </w:pPr>
             <w:r>
               <w:rPr>
-                <w:sz w:val="16"/>
-              </w:rPr>
-              <w:t xml:space="preserve">0,054</w:t>
+                <w:bCs/>
+                <w:b/>
+                <w:sz w:val="16"/>
+              </w:rPr>
+              <w:t xml:space="preserve">0,0011</w:t>
             </w:r>
           </w:p>
         </w:tc>
@@ -10250,7 +10414,7 @@
               <w:rPr>
                 <w:sz w:val="16"/>
               </w:rPr>
-              <w:t xml:space="preserve">0,113</w:t>
+              <w:t xml:space="preserve">0,242</w:t>
             </w:r>
           </w:p>
         </w:tc>
@@ -10274,7 +10438,7 @@
               <w:rPr>
                 <w:sz w:val="16"/>
               </w:rPr>
-              <w:t xml:space="preserve">Edad</w:t>
+              <w:t xml:space="preserve">Tratamiento</w:t>
             </w:r>
           </w:p>
         </w:tc>
@@ -10293,7 +10457,7 @@
               <w:rPr>
                 <w:sz w:val="16"/>
               </w:rPr>
-              <w:t xml:space="preserve">12,74 (1, 49)</w:t>
+              <w:t xml:space="preserve">7,89 (2, 49)</w:t>
             </w:r>
           </w:p>
         </w:tc>
@@ -10314,7 +10478,7 @@
                 <w:b/>
                 <w:sz w:val="16"/>
               </w:rPr>
-              <w:t xml:space="preserve">0,0008</w:t>
+              <w:t xml:space="preserve">0,0011</w:t>
             </w:r>
           </w:p>
         </w:tc>
@@ -10333,7 +10497,7 @@
               <w:rPr>
                 <w:sz w:val="16"/>
               </w:rPr>
-              <w:t xml:space="preserve">0,206</w:t>
+              <w:t xml:space="preserve">0,244</w:t>
             </w:r>
           </w:p>
         </w:tc>
@@ -10352,7 +10516,7 @@
               <w:rPr>
                 <w:sz w:val="16"/>
               </w:rPr>
-              <w:t xml:space="preserve">14,92 (1, 49)</w:t>
+              <w:t xml:space="preserve">1,87 (2, 49)</w:t>
             </w:r>
           </w:p>
         </w:tc>
@@ -10369,11 +10533,9 @@
             </w:pPr>
             <w:r>
               <w:rPr>
-                <w:bCs/>
-                <w:b/>
-                <w:sz w:val="16"/>
-              </w:rPr>
-              <w:t xml:space="preserve">0,0003</w:t>
+                <w:sz w:val="16"/>
+              </w:rPr>
+              <w:t xml:space="preserve">0,165</w:t>
             </w:r>
           </w:p>
         </w:tc>
@@ -10392,7 +10554,7 @@
               <w:rPr>
                 <w:sz w:val="16"/>
               </w:rPr>
-              <w:t xml:space="preserve">0,233</w:t>
+              <w:t xml:space="preserve">0,071</w:t>
             </w:r>
           </w:p>
         </w:tc>
@@ -10411,7 +10573,7 @@
               <w:rPr>
                 <w:sz w:val="16"/>
               </w:rPr>
-              <w:t xml:space="preserve">9,07 (1, 49)</w:t>
+              <w:t xml:space="preserve">3,11 (2, 49)</w:t>
             </w:r>
           </w:p>
         </w:tc>
@@ -10428,11 +10590,9 @@
             </w:pPr>
             <w:r>
               <w:rPr>
-                <w:bCs/>
-                <w:b/>
-                <w:sz w:val="16"/>
-              </w:rPr>
-              <w:t xml:space="preserve">0,0041</w:t>
+                <w:sz w:val="16"/>
+              </w:rPr>
+              <w:t xml:space="preserve">0,054</w:t>
             </w:r>
           </w:p>
         </w:tc>
@@ -10451,7 +10611,7 @@
               <w:rPr>
                 <w:sz w:val="16"/>
               </w:rPr>
-              <w:t xml:space="preserve">0,156</w:t>
+              <w:t xml:space="preserve">0,113</w:t>
             </w:r>
           </w:p>
         </w:tc>
@@ -10474,7 +10634,7 @@
               <w:rPr>
                 <w:sz w:val="16"/>
               </w:rPr>
-              <w:t xml:space="preserve">Interacción</w:t>
+              <w:t xml:space="preserve">Edad</w:t>
             </w:r>
           </w:p>
         </w:tc>
@@ -10492,7 +10652,7 @@
               <w:rPr>
                 <w:sz w:val="16"/>
               </w:rPr>
-              <w:t xml:space="preserve">10,13 (2, 49)</w:t>
+              <w:t xml:space="preserve">12,74 (1, 49)</w:t>
             </w:r>
           </w:p>
         </w:tc>
@@ -10512,7 +10672,7 @@
                 <w:b/>
                 <w:sz w:val="16"/>
               </w:rPr>
-              <w:t xml:space="preserve">0,0002</w:t>
+              <w:t xml:space="preserve">0,0008</w:t>
             </w:r>
           </w:p>
         </w:tc>
@@ -10530,7 +10690,7 @@
               <w:rPr>
                 <w:sz w:val="16"/>
               </w:rPr>
-              <w:t xml:space="preserve">0,293</w:t>
+              <w:t xml:space="preserve">0,206</w:t>
             </w:r>
           </w:p>
         </w:tc>
@@ -10548,7 +10708,7 @@
               <w:rPr>
                 <w:sz w:val="16"/>
               </w:rPr>
-              <w:t xml:space="preserve">11,67 (2, 49)</w:t>
+              <w:t xml:space="preserve">14,92 (1, 49)</w:t>
             </w:r>
           </w:p>
         </w:tc>
@@ -10568,7 +10728,7 @@
                 <w:b/>
                 <w:sz w:val="16"/>
               </w:rPr>
-              <w:t xml:space="preserve">&lt;0,0001</w:t>
+              <w:t xml:space="preserve">0,0003</w:t>
             </w:r>
           </w:p>
         </w:tc>
@@ -10586,7 +10746,7 @@
               <w:rPr>
                 <w:sz w:val="16"/>
               </w:rPr>
-              <w:t xml:space="preserve">0,323</w:t>
+              <w:t xml:space="preserve">0,233</w:t>
             </w:r>
           </w:p>
         </w:tc>
@@ -10604,7 +10764,7 @@
               <w:rPr>
                 <w:sz w:val="16"/>
               </w:rPr>
-              <w:t xml:space="preserve">7,82 (2, 49)</w:t>
+              <w:t xml:space="preserve">9,07 (1, 49)</w:t>
             </w:r>
           </w:p>
         </w:tc>
@@ -10624,7 +10784,7 @@
                 <w:b/>
                 <w:sz w:val="16"/>
               </w:rPr>
-              <w:t xml:space="preserve">0,0011</w:t>
+              <w:t xml:space="preserve">0,0041</w:t>
             </w:r>
           </w:p>
         </w:tc>
@@ -10642,7 +10802,7 @@
               <w:rPr>
                 <w:sz w:val="16"/>
               </w:rPr>
-              <w:t xml:space="preserve">0,242</w:t>
+              <w:t xml:space="preserve">0,156</w:t>
             </w:r>
           </w:p>
         </w:tc>
@@ -10663,7 +10823,7 @@
         <w:pStyle w:val="FirstParagraph"/>
       </w:pPr>
       <w:r>
-        <w:t xml:space="preserve">La prueba SLR evalúa la capacidad de distinguir una posición novedosa de una familiar, con una demanda de separación de patrones mayor en la configuración s-SLR que en la d-SLR (Figura 4.5). Los datos se informan como índice de discriminación (DI; Figura 5.11) y como tasa de exploración equivalente (Figura 5.12). Ambos índices tienen en cuenta el tiempo de exploración del objeto familiar y del objeto novedoso (DI = 2·tasa − 1) y producen resultados estadísticos idénticos (mismos</w:t>
+        <w:t xml:space="preserve">La prueba SLR evalúa la capacidad de distinguir una posición novedosa de una familiar, con una demanda de separación de patrones mayor en la configuración s-SLR que en la d-SLR (Figura 4.5). Los datos se informan como índice de discriminación (DI; Figura 5.11) y como tasa de exploración equivalente (Figura 5.12). Ambos índices tienen en cuenta el tiempo de exploración del objeto familiar y del objeto novedoso (DI = 2·tasa − 1) y por ello producen resultados estadísticos idénticos (mismos</w:t>
       </w:r>
       <w:r>
         <w:t xml:space="preserve"> </w:t>
@@ -10700,7 +10860,7 @@
         <w:pStyle w:val="BodyText"/>
       </w:pPr>
       <w:r>
-        <w:t xml:space="preserve">Como control de la fase de muestreo (día 1), se analizó el tiempo de exploración de cada uno de los tres objetos idénticos (Figura 5.9A) mediante un ANOVA mixto de tres factores (edad × tratamiento × objeto). En la d-SLR, los animales exploraron los tres objetos por igual (</w:t>
+        <w:t xml:space="preserve">En la fase de muestreo (día 1), se analizó el tiempo de exploración de cada uno de los tres objetos idénticos (Figura 5.9A) mediante un ANOVA mixto de tres vías (edad × tratamiento × objeto). En la d-SLR, los animales exploraron los tres objetos por igual (</w:t>
       </w:r>
       <w:r>
         <w:rPr>
@@ -10732,7 +10892,20 @@
         <w:t xml:space="preserve"> </w:t>
       </w:r>
       <w:r>
-        <w:t xml:space="preserve">= 0,32), sin efectos de la edad (</w:t>
+        <w:t xml:space="preserve">= 0,32), sin efectos de las interacciones (</w:t>
+      </w:r>
+      <w:r>
+        <w:rPr>
+          <w:iCs/>
+          <w:i/>
+        </w:rPr>
+        <w:t xml:space="preserve">p</w:t>
+      </w:r>
+      <w:r>
+        <w:t xml:space="preserve"> </w:t>
+      </w:r>
+      <w:r>
+        <w:t xml:space="preserve">&gt; 0,05), del tratamiento (</w:t>
       </w:r>
       <w:r>
         <w:rPr>
@@ -10745,6 +10918,38 @@
         <w:rPr>
           <w:vertAlign w:val="subscript"/>
         </w:rPr>
+        <w:t xml:space="preserve">Tratamiento</w:t>
+      </w:r>
+      <w:r>
+        <w:t xml:space="preserve">(2, 52) = 2,07;</w:t>
+      </w:r>
+      <w:r>
+        <w:t xml:space="preserve"> </w:t>
+      </w:r>
+      <w:r>
+        <w:rPr>
+          <w:iCs/>
+          <w:i/>
+        </w:rPr>
+        <w:t xml:space="preserve">p</w:t>
+      </w:r>
+      <w:r>
+        <w:t xml:space="preserve"> </w:t>
+      </w:r>
+      <w:r>
+        <w:t xml:space="preserve">= 0,14) ni de la edad (</w:t>
+      </w:r>
+      <w:r>
+        <w:rPr>
+          <w:iCs/>
+          <w:i/>
+        </w:rPr>
+        <w:t xml:space="preserve">F</w:t>
+      </w:r>
+      <w:r>
+        <w:rPr>
+          <w:vertAlign w:val="subscript"/>
+        </w:rPr>
         <w:t xml:space="preserve">Edad</w:t>
       </w:r>
       <w:r>
@@ -10764,7 +10969,7 @@
         <w:t xml:space="preserve"> </w:t>
       </w:r>
       <w:r>
-        <w:t xml:space="preserve">= 0,47), del tratamiento (</w:t>
+        <w:t xml:space="preserve">= 0,47). En la s-SLR, los animales exploraron más el objeto A1 que los objetos A2 y A3, próximos entre sí (</w:t>
       </w:r>
       <w:r>
         <w:rPr>
@@ -10777,39 +10982,122 @@
         <w:rPr>
           <w:vertAlign w:val="subscript"/>
         </w:rPr>
+        <w:t xml:space="preserve">Objeto</w:t>
+      </w:r>
+      <w:r>
+        <w:t xml:space="preserve">(2, 106) = 8,07;</w:t>
+      </w:r>
+      <w:r>
+        <w:t xml:space="preserve"> </w:t>
+      </w:r>
+      <w:r>
+        <w:rPr>
+          <w:iCs/>
+          <w:i/>
+        </w:rPr>
+        <w:t xml:space="preserve">p</w:t>
+      </w:r>
+      <w:r>
+        <w:t xml:space="preserve"> </w:t>
+      </w:r>
+      <w:r>
+        <w:t xml:space="preserve">= 0,0014, con corrección de Geisser-Greenhouse), sin interacción del objeto con la edad (</w:t>
+      </w:r>
+      <w:r>
+        <w:rPr>
+          <w:iCs/>
+          <w:i/>
+        </w:rPr>
+        <w:t xml:space="preserve">p</w:t>
+      </w:r>
+      <w:r>
+        <w:t xml:space="preserve"> </w:t>
+      </w:r>
+      <w:r>
+        <w:t xml:space="preserve">= 0,12) ni con el tratamiento (</w:t>
+      </w:r>
+      <w:r>
+        <w:rPr>
+          <w:iCs/>
+          <w:i/>
+        </w:rPr>
+        <w:t xml:space="preserve">p</w:t>
+      </w:r>
+      <w:r>
+        <w:t xml:space="preserve"> </w:t>
+      </w:r>
+      <w:r>
+        <w:t xml:space="preserve">= 0,46); el tiempo de exploración dependió, además, de la interacción entre la edad y el tratamiento y del tratamiento (</w:t>
+      </w:r>
+      <w:r>
+        <w:rPr>
+          <w:iCs/>
+          <w:i/>
+        </w:rPr>
+        <w:t xml:space="preserve">F</w:t>
+      </w:r>
+      <w:r>
+        <w:rPr>
+          <w:vertAlign w:val="subscript"/>
+        </w:rPr>
+        <w:t xml:space="preserve">Edad × Tratamiento</w:t>
+      </w:r>
+      <w:r>
+        <w:t xml:space="preserve">(2, 53) = 5,95;</w:t>
+      </w:r>
+      <w:r>
+        <w:t xml:space="preserve"> </w:t>
+      </w:r>
+      <w:r>
+        <w:rPr>
+          <w:iCs/>
+          <w:i/>
+        </w:rPr>
+        <w:t xml:space="preserve">p</w:t>
+      </w:r>
+      <w:r>
+        <w:t xml:space="preserve"> </w:t>
+      </w:r>
+      <w:r>
+        <w:t xml:space="preserve">= 0,0047;</w:t>
+      </w:r>
+      <w:r>
+        <w:t xml:space="preserve"> </w:t>
+      </w:r>
+      <w:r>
+        <w:rPr>
+          <w:iCs/>
+          <w:i/>
+        </w:rPr>
+        <w:t xml:space="preserve">F</w:t>
+      </w:r>
+      <w:r>
+        <w:rPr>
+          <w:vertAlign w:val="subscript"/>
+        </w:rPr>
         <w:t xml:space="preserve">Tratamiento</w:t>
       </w:r>
       <w:r>
-        <w:t xml:space="preserve">(2, 52) = 2,07;</w:t>
-      </w:r>
-      <w:r>
-        <w:t xml:space="preserve"> </w:t>
-      </w:r>
-      <w:r>
-        <w:rPr>
-          <w:iCs/>
-          <w:i/>
-        </w:rPr>
-        <w:t xml:space="preserve">p</w:t>
-      </w:r>
-      <w:r>
-        <w:t xml:space="preserve"> </w:t>
-      </w:r>
-      <w:r>
-        <w:t xml:space="preserve">= 0,14) ni de las interacciones (</w:t>
-      </w:r>
-      <w:r>
-        <w:rPr>
-          <w:iCs/>
-          <w:i/>
-        </w:rPr>
-        <w:t xml:space="preserve">p</w:t>
-      </w:r>
-      <w:r>
-        <w:t xml:space="preserve"> </w:t>
-      </w:r>
-      <w:r>
-        <w:t xml:space="preserve">&gt; 0,05). En la s-SLR, los animales exploraron más el objeto A1 que los objetos A2 y A3, próximos entre sí (</w:t>
+        <w:t xml:space="preserve">(2, 53) = 7,44;</w:t>
+      </w:r>
+      <w:r>
+        <w:t xml:space="preserve"> </w:t>
+      </w:r>
+      <w:r>
+        <w:rPr>
+          <w:iCs/>
+          <w:i/>
+        </w:rPr>
+        <w:t xml:space="preserve">p</w:t>
+      </w:r>
+      <w:r>
+        <w:t xml:space="preserve"> </w:t>
+      </w:r>
+      <w:r>
+        <w:t xml:space="preserve">= 0,0014). Además, los animales expuestos a sacarosa y a stevia recorrieron mayor distancia que los controles durante la fase de muestreo, aunque las diferencias con el control fueron significativas solo en la s-SLR (ANOVA de dos vías sobre la distancia recorrida por minuto; d-SLR:</w:t>
+      </w:r>
+      <w:r>
+        <w:t xml:space="preserve"> </w:t>
       </w:r>
       <w:r>
         <w:rPr>
@@ -10822,52 +11110,29 @@
         <w:rPr>
           <w:vertAlign w:val="subscript"/>
         </w:rPr>
-        <w:t xml:space="preserve">Objeto</w:t>
-      </w:r>
-      <w:r>
-        <w:t xml:space="preserve">(2, 106) = 8,07;</w:t>
-      </w:r>
-      <w:r>
-        <w:t xml:space="preserve"> </w:t>
-      </w:r>
-      <w:r>
-        <w:rPr>
-          <w:iCs/>
-          <w:i/>
-        </w:rPr>
-        <w:t xml:space="preserve">p</w:t>
-      </w:r>
-      <w:r>
-        <w:t xml:space="preserve"> </w:t>
-      </w:r>
-      <w:r>
-        <w:t xml:space="preserve">= 0,0014, con corrección de Geisser-Greenhouse), sin interacción del objeto con la edad (</w:t>
-      </w:r>
-      <w:r>
-        <w:rPr>
-          <w:iCs/>
-          <w:i/>
-        </w:rPr>
-        <w:t xml:space="preserve">p</w:t>
-      </w:r>
-      <w:r>
-        <w:t xml:space="preserve"> </w:t>
-      </w:r>
-      <w:r>
-        <w:t xml:space="preserve">= 0,12) ni con el tratamiento (</w:t>
-      </w:r>
-      <w:r>
-        <w:rPr>
-          <w:iCs/>
-          <w:i/>
-        </w:rPr>
-        <w:t xml:space="preserve">p</w:t>
-      </w:r>
-      <w:r>
-        <w:t xml:space="preserve"> </w:t>
-      </w:r>
-      <w:r>
-        <w:t xml:space="preserve">= 0,46); el tiempo de exploración dependió, además, del tratamiento y de su interacción con la edad (</w:t>
+        <w:t xml:space="preserve">Interacción</w:t>
+      </w:r>
+      <w:r>
+        <w:t xml:space="preserve">(2, 48) = 0,02;</w:t>
+      </w:r>
+      <w:r>
+        <w:t xml:space="preserve"> </w:t>
+      </w:r>
+      <w:r>
+        <w:rPr>
+          <w:iCs/>
+          <w:i/>
+        </w:rPr>
+        <w:t xml:space="preserve">p</w:t>
+      </w:r>
+      <w:r>
+        <w:t xml:space="preserve"> </w:t>
+      </w:r>
+      <w:r>
+        <w:t xml:space="preserve">= 0,98;</w:t>
+      </w:r>
+      <w:r>
+        <w:t xml:space="preserve"> </w:t>
       </w:r>
       <w:r>
         <w:rPr>
@@ -10883,23 +11148,23 @@
         <w:t xml:space="preserve">Tratamiento</w:t>
       </w:r>
       <w:r>
-        <w:t xml:space="preserve">(2, 53) = 7,44;</w:t>
-      </w:r>
-      <w:r>
-        <w:t xml:space="preserve"> </w:t>
-      </w:r>
-      <w:r>
-        <w:rPr>
-          <w:iCs/>
-          <w:i/>
-        </w:rPr>
-        <w:t xml:space="preserve">p</w:t>
-      </w:r>
-      <w:r>
-        <w:t xml:space="preserve"> </w:t>
-      </w:r>
-      <w:r>
-        <w:t xml:space="preserve">= 0,0014;</w:t>
+        <w:t xml:space="preserve">(2, 48) = 5,62;</w:t>
+      </w:r>
+      <w:r>
+        <w:t xml:space="preserve"> </w:t>
+      </w:r>
+      <w:r>
+        <w:rPr>
+          <w:iCs/>
+          <w:i/>
+        </w:rPr>
+        <w:t xml:space="preserve">p</w:t>
+      </w:r>
+      <w:r>
+        <w:t xml:space="preserve"> </w:t>
+      </w:r>
+      <w:r>
+        <w:t xml:space="preserve">= 0,006;</w:t>
       </w:r>
       <w:r>
         <w:t xml:space="preserve"> </w:t>
@@ -10915,26 +11180,58 @@
         <w:rPr>
           <w:vertAlign w:val="subscript"/>
         </w:rPr>
-        <w:t xml:space="preserve">Edad × Tratamiento</w:t>
-      </w:r>
-      <w:r>
-        <w:t xml:space="preserve">(2, 53) = 5,95;</w:t>
-      </w:r>
-      <w:r>
-        <w:t xml:space="preserve"> </w:t>
-      </w:r>
-      <w:r>
-        <w:rPr>
-          <w:iCs/>
-          <w:i/>
-        </w:rPr>
-        <w:t xml:space="preserve">p</w:t>
-      </w:r>
-      <w:r>
-        <w:t xml:space="preserve"> </w:t>
-      </w:r>
-      <w:r>
-        <w:t xml:space="preserve">= 0,0047). Además, los animales expuestos a sacarosa y a stevia recorrieron mayor distancia que los controles durante la fase de muestreo, aunque las diferencias con el control fueron significativas solo en la s-SLR (ANOVA de dos vías sobre la distancia recorrida por minuto; d-SLR:</w:t>
+        <w:t xml:space="preserve">Edad</w:t>
+      </w:r>
+      <w:r>
+        <w:t xml:space="preserve">(1, 48) = 3,31;</w:t>
+      </w:r>
+      <w:r>
+        <w:t xml:space="preserve"> </w:t>
+      </w:r>
+      <w:r>
+        <w:rPr>
+          <w:iCs/>
+          <w:i/>
+        </w:rPr>
+        <w:t xml:space="preserve">p</w:t>
+      </w:r>
+      <w:r>
+        <w:t xml:space="preserve"> </w:t>
+      </w:r>
+      <w:r>
+        <w:t xml:space="preserve">= 0,075; prueba</w:t>
+      </w:r>
+      <w:r>
+        <w:t xml:space="preserve"> </w:t>
+      </w:r>
+      <w:r>
+        <w:rPr>
+          <w:iCs/>
+          <w:i/>
+        </w:rPr>
+        <w:t xml:space="preserve">post hoc</w:t>
+      </w:r>
+      <w:r>
+        <w:t xml:space="preserve"> </w:t>
+      </w:r>
+      <w:r>
+        <w:t xml:space="preserve">de Tukey, control vs. tratado:</w:t>
+      </w:r>
+      <w:r>
+        <w:t xml:space="preserve"> </w:t>
+      </w:r>
+      <w:r>
+        <w:rPr>
+          <w:iCs/>
+          <w:i/>
+        </w:rPr>
+        <w:t xml:space="preserve">p</w:t>
+      </w:r>
+      <w:r>
+        <w:t xml:space="preserve"> </w:t>
+      </w:r>
+      <w:r>
+        <w:t xml:space="preserve">&gt; 0,05; s-SLR:</w:t>
       </w:r>
       <w:r>
         <w:t xml:space="preserve"> </w:t>
@@ -10950,26 +11247,61 @@
         <w:rPr>
           <w:vertAlign w:val="subscript"/>
         </w:rPr>
+        <w:t xml:space="preserve">Interacción</w:t>
+      </w:r>
+      <w:r>
+        <w:t xml:space="preserve">(2, 51) = 0,16;</w:t>
+      </w:r>
+      <w:r>
+        <w:t xml:space="preserve"> </w:t>
+      </w:r>
+      <w:r>
+        <w:rPr>
+          <w:iCs/>
+          <w:i/>
+        </w:rPr>
+        <w:t xml:space="preserve">p</w:t>
+      </w:r>
+      <w:r>
+        <w:t xml:space="preserve"> </w:t>
+      </w:r>
+      <w:r>
+        <w:t xml:space="preserve">= 0,85;</w:t>
+      </w:r>
+      <w:r>
+        <w:t xml:space="preserve"> </w:t>
+      </w:r>
+      <w:r>
+        <w:rPr>
+          <w:iCs/>
+          <w:i/>
+        </w:rPr>
+        <w:t xml:space="preserve">F</w:t>
+      </w:r>
+      <w:r>
+        <w:rPr>
+          <w:vertAlign w:val="subscript"/>
+        </w:rPr>
         <w:t xml:space="preserve">Tratamiento</w:t>
       </w:r>
       <w:r>
-        <w:t xml:space="preserve">(2, 48) = 5,62;</w:t>
-      </w:r>
-      <w:r>
-        <w:t xml:space="preserve"> </w:t>
-      </w:r>
-      <w:r>
-        <w:rPr>
-          <w:iCs/>
-          <w:i/>
-        </w:rPr>
-        <w:t xml:space="preserve">p</w:t>
-      </w:r>
-      <w:r>
-        <w:t xml:space="preserve"> </w:t>
-      </w:r>
-      <w:r>
-        <w:t xml:space="preserve">= 0,006;</w:t>
+        <w:t xml:space="preserve">(2, 51) = 14,57;</w:t>
+      </w:r>
+      <w:r>
+        <w:t xml:space="preserve"> </w:t>
+      </w:r>
+      <w:r>
+        <w:rPr>
+          <w:iCs/>
+          <w:i/>
+        </w:rPr>
+        <w:t xml:space="preserve">p</w:t>
+      </w:r>
+      <w:r>
+        <w:t xml:space="preserve"> </w:t>
+      </w:r>
+      <w:r>
+        <w:t xml:space="preserve">&lt; 0,0001;</w:t>
       </w:r>
       <w:r>
         <w:t xml:space="preserve"> </w:t>
@@ -10988,143 +11320,6 @@
         <w:t xml:space="preserve">Edad</w:t>
       </w:r>
       <w:r>
-        <w:t xml:space="preserve">(1, 48) = 3,31;</w:t>
-      </w:r>
-      <w:r>
-        <w:t xml:space="preserve"> </w:t>
-      </w:r>
-      <w:r>
-        <w:rPr>
-          <w:iCs/>
-          <w:i/>
-        </w:rPr>
-        <w:t xml:space="preserve">p</w:t>
-      </w:r>
-      <w:r>
-        <w:t xml:space="preserve"> </w:t>
-      </w:r>
-      <w:r>
-        <w:t xml:space="preserve">= 0,075;</w:t>
-      </w:r>
-      <w:r>
-        <w:t xml:space="preserve"> </w:t>
-      </w:r>
-      <w:r>
-        <w:rPr>
-          <w:iCs/>
-          <w:i/>
-        </w:rPr>
-        <w:t xml:space="preserve">F</w:t>
-      </w:r>
-      <w:r>
-        <w:rPr>
-          <w:vertAlign w:val="subscript"/>
-        </w:rPr>
-        <w:t xml:space="preserve">Interacción</w:t>
-      </w:r>
-      <w:r>
-        <w:t xml:space="preserve">(2, 48) = 0,02;</w:t>
-      </w:r>
-      <w:r>
-        <w:t xml:space="preserve"> </w:t>
-      </w:r>
-      <w:r>
-        <w:rPr>
-          <w:iCs/>
-          <w:i/>
-        </w:rPr>
-        <w:t xml:space="preserve">p</w:t>
-      </w:r>
-      <w:r>
-        <w:t xml:space="preserve"> </w:t>
-      </w:r>
-      <w:r>
-        <w:t xml:space="preserve">= 0,98; prueba</w:t>
-      </w:r>
-      <w:r>
-        <w:t xml:space="preserve"> </w:t>
-      </w:r>
-      <w:r>
-        <w:rPr>
-          <w:iCs/>
-          <w:i/>
-        </w:rPr>
-        <w:t xml:space="preserve">post hoc</w:t>
-      </w:r>
-      <w:r>
-        <w:t xml:space="preserve"> </w:t>
-      </w:r>
-      <w:r>
-        <w:t xml:space="preserve">de Tukey, control vs. tratado:</w:t>
-      </w:r>
-      <w:r>
-        <w:t xml:space="preserve"> </w:t>
-      </w:r>
-      <w:r>
-        <w:rPr>
-          <w:iCs/>
-          <w:i/>
-        </w:rPr>
-        <w:t xml:space="preserve">p</w:t>
-      </w:r>
-      <w:r>
-        <w:t xml:space="preserve"> </w:t>
-      </w:r>
-      <w:r>
-        <w:t xml:space="preserve">&gt; 0,05; s-SLR:</w:t>
-      </w:r>
-      <w:r>
-        <w:t xml:space="preserve"> </w:t>
-      </w:r>
-      <w:r>
-        <w:rPr>
-          <w:iCs/>
-          <w:i/>
-        </w:rPr>
-        <w:t xml:space="preserve">F</w:t>
-      </w:r>
-      <w:r>
-        <w:rPr>
-          <w:vertAlign w:val="subscript"/>
-        </w:rPr>
-        <w:t xml:space="preserve">Tratamiento</w:t>
-      </w:r>
-      <w:r>
-        <w:t xml:space="preserve">(2, 51) = 14,57;</w:t>
-      </w:r>
-      <w:r>
-        <w:t xml:space="preserve"> </w:t>
-      </w:r>
-      <w:r>
-        <w:rPr>
-          <w:iCs/>
-          <w:i/>
-        </w:rPr>
-        <w:t xml:space="preserve">p</w:t>
-      </w:r>
-      <w:r>
-        <w:t xml:space="preserve"> </w:t>
-      </w:r>
-      <w:r>
-        <w:t xml:space="preserve">&lt; 0,0001;</w:t>
-      </w:r>
-      <w:r>
-        <w:t xml:space="preserve"> </w:t>
-      </w:r>
-      <w:r>
-        <w:rPr>
-          <w:iCs/>
-          <w:i/>
-        </w:rPr>
-        <w:t xml:space="preserve">F</w:t>
-      </w:r>
-      <w:r>
-        <w:rPr>
-          <w:vertAlign w:val="subscript"/>
-        </w:rPr>
-        <w:t xml:space="preserve">Edad</w:t>
-      </w:r>
-      <w:r>
         <w:t xml:space="preserve">(1, 51) = 7,37;</w:t>
       </w:r>
       <w:r>
@@ -11141,42 +11336,7 @@
         <w:t xml:space="preserve"> </w:t>
       </w:r>
       <w:r>
-        <w:t xml:space="preserve">= 0,009;</w:t>
-      </w:r>
-      <w:r>
-        <w:t xml:space="preserve"> </w:t>
-      </w:r>
-      <w:r>
-        <w:rPr>
-          <w:iCs/>
-          <w:i/>
-        </w:rPr>
-        <w:t xml:space="preserve">F</w:t>
-      </w:r>
-      <w:r>
-        <w:rPr>
-          <w:vertAlign w:val="subscript"/>
-        </w:rPr>
-        <w:t xml:space="preserve">Interacción</w:t>
-      </w:r>
-      <w:r>
-        <w:t xml:space="preserve">(2, 51) = 0,16;</w:t>
-      </w:r>
-      <w:r>
-        <w:t xml:space="preserve"> </w:t>
-      </w:r>
-      <w:r>
-        <w:rPr>
-          <w:iCs/>
-          <w:i/>
-        </w:rPr>
-        <w:t xml:space="preserve">p</w:t>
-      </w:r>
-      <w:r>
-        <w:t xml:space="preserve"> </w:t>
-      </w:r>
-      <w:r>
-        <w:t xml:space="preserve">= 0,85; control vs. sacarosa: juvenil,</w:t>
+        <w:t xml:space="preserve">= 0,009; control vs. sacarosa: juvenil,</w:t>
       </w:r>
       <w:r>
         <w:t xml:space="preserve"> </w:t>
@@ -11293,7 +11453,7 @@
       <w:r>
         <w:drawing>
           <wp:inline>
-            <wp:extent cx="5471999" cy="2231999"/>
+            <wp:extent cx="4816799" cy="1964747"/>
             <wp:effectExtent b="0" l="0" r="0" t="0"/>
             <wp:docPr descr="image" title="" id="1" name="Picture"/>
             <a:graphic>
@@ -11314,7 +11474,7 @@
                   <pic:spPr bwMode="auto">
                     <a:xfrm>
                       <a:off x="0" y="0"/>
-                      <a:ext cx="5471999" cy="2231999"/>
+                      <a:ext cx="4816799" cy="1964747"/>
                     </a:xfrm>
                     <a:prstGeom prst="rect">
                       <a:avLst/>
@@ -11348,7 +11508,7 @@
       <w:r>
         <w:drawing>
           <wp:inline>
-            <wp:extent cx="4607999" cy="2159999"/>
+            <wp:extent cx="4053599" cy="1900124"/>
             <wp:effectExtent b="0" l="0" r="0" t="0"/>
             <wp:docPr descr="image" title="" id="1" name="Picture"/>
             <a:graphic>
@@ -11369,7 +11529,7 @@
                   <pic:spPr bwMode="auto">
                     <a:xfrm>
                       <a:off x="0" y="0"/>
-                      <a:ext cx="4607999" cy="2159999"/>
+                      <a:ext cx="4053599" cy="1900124"/>
                     </a:xfrm>
                     <a:prstGeom prst="rect">
                       <a:avLst/>
@@ -11460,7 +11620,7 @@
         <w:rPr>
           <w:sz w:val="19"/>
         </w:rPr>
-        <w:t xml:space="preserve">Fase de muestreo (día 1) de la SLR, en las configuraciones d-SLR y s-SLR. (A) Tiempo de exploración de cada uno de los tres objetos idénticos. A1: objeto cuya posición se mantiene en la fase de prueba (posición familiar); A2 y A3: objetos entre cuyas posiciones se ubica, en la fase de prueba, el objeto en posición novedosa. (B) Distancia recorrida por minuto de sesión. Las barras indican la media ± SEM. Azul: control; rojo: sacarosa; verde: stevia. Los corchetes indican las comparaciones de Tukey significativas con el control dentro de cada edad (</w:t>
+        <w:t xml:space="preserve">Fase de muestreo (día 1) de la SLR, en las configuraciones d-SLR y s-SLR. (A) Tiempo de exploración de cada uno de los tres objetos idénticos. A1: objeto cuya posición se mantiene en la fase de prueba (posición familiar); A2 y A3: objetos entre cuyas posiciones se ubica, en la fase de prueba, el objeto en posición novedosa. (B) Distancia recorrida por minuto de sesión. Las barras indican la media ± SEM. Azul: grupo control; rojo: grupo sacarosa; verde: grupo stevia. Los corchetes indican las comparaciones de Tukey significativas con el control dentro de cada edad (</w:t>
       </w:r>
       <w:r>
         <w:rPr>
@@ -11659,7 +11819,7 @@
         <w:rPr>
           <w:sz w:val="19"/>
         </w:rPr>
-        <w:t xml:space="preserve">Exploración total (tiempo de exploración activa de los objetos, en segundos) en el día 1 (muestreo, barras llenas) y en el día 2 (prueba, barras rayadas) para cada grupo, con exposición juvenil (izquierda) y adulta (derecha). Las barras indican la media ± SEM y los puntos, las sesiones individuales, con las sesiones de d-SLR y s-SLR combinadas. Azul: control; rojo: sacarosa; verde: stevia. Número de sesiones por grupo, igual en ambos días: juvenil, control 19, sacarosa 18 y stevia 20; adulto, 20 en cada grupo.</w:t>
+        <w:t xml:space="preserve">Exploración total (tiempo de exploración activa de los objetos, en segundos) en el día 1 (muestreo, barras llenas) y en el día 2 (prueba, barras rayadas) para cada grupo, con exposición juvenil (izquierda) y adulta (derecha). Las barras indican la media ± SEM y los puntos, las sesiones individuales, con las sesiones de d-SLR y s-SLR combinadas. Azul: grupo control; rojo: grupo sacarosa; verde: grupo stevia. Número de sesiones por grupo, igual en ambos días: juvenil, control 19, sacarosa 18 y stevia 20; adulto, 20 en cada grupo.</w:t>
       </w:r>
     </w:p>
     <w:p>
@@ -11683,6 +11843,41 @@
         <w:rPr>
           <w:vertAlign w:val="subscript"/>
         </w:rPr>
+        <w:t xml:space="preserve">Interacción</w:t>
+      </w:r>
+      <w:r>
+        <w:t xml:space="preserve">(2, 52) = 2,04;</w:t>
+      </w:r>
+      <w:r>
+        <w:t xml:space="preserve"> </w:t>
+      </w:r>
+      <w:r>
+        <w:rPr>
+          <w:iCs/>
+          <w:i/>
+        </w:rPr>
+        <w:t xml:space="preserve">p</w:t>
+      </w:r>
+      <w:r>
+        <w:t xml:space="preserve"> </w:t>
+      </w:r>
+      <w:r>
+        <w:t xml:space="preserve">= 0,140;</w:t>
+      </w:r>
+      <w:r>
+        <w:t xml:space="preserve"> </w:t>
+      </w:r>
+      <w:r>
+        <w:rPr>
+          <w:iCs/>
+          <w:i/>
+        </w:rPr>
+        <w:t xml:space="preserve">F</w:t>
+      </w:r>
+      <w:r>
+        <w:rPr>
+          <w:vertAlign w:val="subscript"/>
+        </w:rPr>
         <w:t xml:space="preserve">Tratamiento</w:t>
       </w:r>
       <w:r>
@@ -11737,7 +11932,169 @@
         <w:t xml:space="preserve"> </w:t>
       </w:r>
       <w:r>
-        <w:t xml:space="preserve">= 0,642;</w:t>
+        <w:t xml:space="preserve">= 0,642). Los grupos control juvenil y adulto exploraron preferentemente el objeto ubicado en la posición novedosa (prueba</w:t>
+      </w:r>
+      <w:r>
+        <w:t xml:space="preserve"> </w:t>
+      </w:r>
+      <w:r>
+        <w:rPr>
+          <w:iCs/>
+          <w:i/>
+        </w:rPr>
+        <w:t xml:space="preserve">t</w:t>
+      </w:r>
+      <w:r>
+        <w:t xml:space="preserve"> </w:t>
+      </w:r>
+      <w:r>
+        <w:t xml:space="preserve">de una muestra,</w:t>
+      </w:r>
+      <w:r>
+        <w:t xml:space="preserve"> </w:t>
+      </w:r>
+      <w:r>
+        <w:rPr>
+          <w:iCs/>
+          <w:i/>
+        </w:rPr>
+        <w:t xml:space="preserve">p</w:t>
+      </w:r>
+      <w:r>
+        <w:t xml:space="preserve"> </w:t>
+      </w:r>
+      <w:r>
+        <w:t xml:space="preserve">= 0,001 y</w:t>
+      </w:r>
+      <w:r>
+        <w:t xml:space="preserve"> </w:t>
+      </w:r>
+      <w:r>
+        <w:rPr>
+          <w:iCs/>
+          <w:i/>
+        </w:rPr>
+        <w:t xml:space="preserve">p</w:t>
+      </w:r>
+      <w:r>
+        <w:t xml:space="preserve"> </w:t>
+      </w:r>
+      <w:r>
+        <w:t xml:space="preserve">= 0,003, respectivamente). El grupo juvenil expuesto a sacarosa mostró un DI menor que su control de edad (prueba</w:t>
+      </w:r>
+      <w:r>
+        <w:t xml:space="preserve"> </w:t>
+      </w:r>
+      <w:r>
+        <w:rPr>
+          <w:iCs/>
+          <w:i/>
+        </w:rPr>
+        <w:t xml:space="preserve">post hoc</w:t>
+      </w:r>
+      <w:r>
+        <w:t xml:space="preserve"> </w:t>
+      </w:r>
+      <w:r>
+        <w:t xml:space="preserve">de Tukey, control vs. sacarosa:</w:t>
+      </w:r>
+      <w:r>
+        <w:t xml:space="preserve"> </w:t>
+      </w:r>
+      <w:r>
+        <w:rPr>
+          <w:iCs/>
+          <w:i/>
+        </w:rPr>
+        <w:t xml:space="preserve">p</w:t>
+      </w:r>
+      <w:r>
+        <w:t xml:space="preserve"> </w:t>
+      </w:r>
+      <w:r>
+        <w:t xml:space="preserve">= 0,009), mientras que en el grupo adulto no hubo diferencias entre tratamientos (</w:t>
+      </w:r>
+      <w:r>
+        <w:rPr>
+          <w:iCs/>
+          <w:i/>
+        </w:rPr>
+        <w:t xml:space="preserve">p</w:t>
+      </w:r>
+      <w:r>
+        <w:t xml:space="preserve"> </w:t>
+      </w:r>
+      <w:r>
+        <w:t xml:space="preserve">&gt; 0,50); la comparación entre edades dentro del grupo sacarosa no alcanzó la significancia (</w:t>
+      </w:r>
+      <w:r>
+        <w:rPr>
+          <w:iCs/>
+          <w:i/>
+        </w:rPr>
+        <w:t xml:space="preserve">p</w:t>
+      </w:r>
+      <w:r>
+        <w:t xml:space="preserve"> </w:t>
+      </w:r>
+      <w:r>
+        <w:t xml:space="preserve">= 0,067). Los grupos expuestos a stevia no difirieron de sus controles (juvenil:</w:t>
+      </w:r>
+      <w:r>
+        <w:t xml:space="preserve"> </w:t>
+      </w:r>
+      <w:r>
+        <w:rPr>
+          <w:iCs/>
+          <w:i/>
+        </w:rPr>
+        <w:t xml:space="preserve">p</w:t>
+      </w:r>
+      <w:r>
+        <w:t xml:space="preserve"> </w:t>
+      </w:r>
+      <w:r>
+        <w:t xml:space="preserve">= 0,870; adulto:</w:t>
+      </w:r>
+      <w:r>
+        <w:t xml:space="preserve"> </w:t>
+      </w:r>
+      <w:r>
+        <w:rPr>
+          <w:iCs/>
+          <w:i/>
+        </w:rPr>
+        <w:t xml:space="preserve">p</w:t>
+      </w:r>
+      <w:r>
+        <w:t xml:space="preserve"> </w:t>
+      </w:r>
+      <w:r>
+        <w:t xml:space="preserve">&gt; 0,50), y el grupo juvenil expuesto a stevia mostró un DI mayor que el grupo juvenil expuesto a sacarosa (sacarosa vs. stevia:</w:t>
+      </w:r>
+      <w:r>
+        <w:t xml:space="preserve"> </w:t>
+      </w:r>
+      <w:r>
+        <w:rPr>
+          <w:iCs/>
+          <w:i/>
+        </w:rPr>
+        <w:t xml:space="preserve">p</w:t>
+      </w:r>
+      <w:r>
+        <w:t xml:space="preserve"> </w:t>
+      </w:r>
+      <w:r>
+        <w:t xml:space="preserve">= 0,027; Figura 5.11A).</w:t>
+      </w:r>
+    </w:p>
+    <w:p>
+      <w:pPr>
+        <w:pStyle w:val="BodyText"/>
+      </w:pPr>
+      <w:r>
+        <w:t xml:space="preserve">En la configuración s-SLR, de mayor demanda de separación de patrones, la discriminación también dependió del tratamiento (ANOVA de dos vías,</w:t>
       </w:r>
       <w:r>
         <w:t xml:space="preserve"> </w:t>
@@ -11756,137 +12113,23 @@
         <w:t xml:space="preserve">Interacción</w:t>
       </w:r>
       <w:r>
-        <w:t xml:space="preserve">(2, 52) = 2,04;</w:t>
-      </w:r>
-      <w:r>
-        <w:t xml:space="preserve"> </w:t>
-      </w:r>
-      <w:r>
-        <w:rPr>
-          <w:iCs/>
-          <w:i/>
-        </w:rPr>
-        <w:t xml:space="preserve">p</w:t>
-      </w:r>
-      <w:r>
-        <w:t xml:space="preserve"> </w:t>
-      </w:r>
-      <w:r>
-        <w:t xml:space="preserve">= 0,140). El grupo juvenil expuesto a sacarosa mostró un DI menor que su control de edad (prueba</w:t>
-      </w:r>
-      <w:r>
-        <w:t xml:space="preserve"> </w:t>
-      </w:r>
-      <w:r>
-        <w:rPr>
-          <w:iCs/>
-          <w:i/>
-        </w:rPr>
-        <w:t xml:space="preserve">post hoc</w:t>
-      </w:r>
-      <w:r>
-        <w:t xml:space="preserve"> </w:t>
-      </w:r>
-      <w:r>
-        <w:t xml:space="preserve">de Tukey, control vs. sacarosa:</w:t>
-      </w:r>
-      <w:r>
-        <w:t xml:space="preserve"> </w:t>
-      </w:r>
-      <w:r>
-        <w:rPr>
-          <w:iCs/>
-          <w:i/>
-        </w:rPr>
-        <w:t xml:space="preserve">p</w:t>
-      </w:r>
-      <w:r>
-        <w:t xml:space="preserve"> </w:t>
-      </w:r>
-      <w:r>
-        <w:t xml:space="preserve">= 0,009), mientras que en el grupo adulto no hubo diferencias entre tratamientos (</w:t>
-      </w:r>
-      <w:r>
-        <w:rPr>
-          <w:iCs/>
-          <w:i/>
-        </w:rPr>
-        <w:t xml:space="preserve">p</w:t>
-      </w:r>
-      <w:r>
-        <w:t xml:space="preserve"> </w:t>
-      </w:r>
-      <w:r>
-        <w:t xml:space="preserve">&gt; 0,50); la comparación entre edades dentro del grupo sacarosa no alcanzó la significancia (</w:t>
-      </w:r>
-      <w:r>
-        <w:rPr>
-          <w:iCs/>
-          <w:i/>
-        </w:rPr>
-        <w:t xml:space="preserve">p</w:t>
-      </w:r>
-      <w:r>
-        <w:t xml:space="preserve"> </w:t>
-      </w:r>
-      <w:r>
-        <w:t xml:space="preserve">= 0,067). Los grupos expuestos a stevia no difirieron de sus controles (juvenil:</w:t>
-      </w:r>
-      <w:r>
-        <w:t xml:space="preserve"> </w:t>
-      </w:r>
-      <w:r>
-        <w:rPr>
-          <w:iCs/>
-          <w:i/>
-        </w:rPr>
-        <w:t xml:space="preserve">p</w:t>
-      </w:r>
-      <w:r>
-        <w:t xml:space="preserve"> </w:t>
-      </w:r>
-      <w:r>
-        <w:t xml:space="preserve">= 0,870; adulto:</w:t>
-      </w:r>
-      <w:r>
-        <w:t xml:space="preserve"> </w:t>
-      </w:r>
-      <w:r>
-        <w:rPr>
-          <w:iCs/>
-          <w:i/>
-        </w:rPr>
-        <w:t xml:space="preserve">p</w:t>
-      </w:r>
-      <w:r>
-        <w:t xml:space="preserve"> </w:t>
-      </w:r>
-      <w:r>
-        <w:t xml:space="preserve">&gt; 0,50), y el grupo juvenil expuesto a stevia mostró un DI mayor que el grupo juvenil expuesto a sacarosa (sacarosa vs. stevia:</w:t>
-      </w:r>
-      <w:r>
-        <w:t xml:space="preserve"> </w:t>
-      </w:r>
-      <w:r>
-        <w:rPr>
-          <w:iCs/>
-          <w:i/>
-        </w:rPr>
-        <w:t xml:space="preserve">p</w:t>
-      </w:r>
-      <w:r>
-        <w:t xml:space="preserve"> </w:t>
-      </w:r>
-      <w:r>
-        <w:t xml:space="preserve">= 0,027; Figura 5.11A).</w:t>
-      </w:r>
-    </w:p>
-    <w:p>
-      <w:pPr>
-        <w:pStyle w:val="BodyText"/>
-      </w:pPr>
-      <w:r>
-        <w:t xml:space="preserve">En la configuración s-SLR, de mayor demanda de separación de patrones, la discriminación también dependió del tratamiento (ANOVA de dos vías,</w:t>
+        <w:t xml:space="preserve">(2, 53) = 0,53;</w:t>
+      </w:r>
+      <w:r>
+        <w:t xml:space="preserve"> </w:t>
+      </w:r>
+      <w:r>
+        <w:rPr>
+          <w:iCs/>
+          <w:i/>
+        </w:rPr>
+        <w:t xml:space="preserve">p</w:t>
+      </w:r>
+      <w:r>
+        <w:t xml:space="preserve"> </w:t>
+      </w:r>
+      <w:r>
+        <w:t xml:space="preserve">= 0,591;</w:t>
       </w:r>
       <w:r>
         <w:t xml:space="preserve"> </w:t>
@@ -11956,42 +12199,39 @@
         <w:t xml:space="preserve"> </w:t>
       </w:r>
       <w:r>
-        <w:t xml:space="preserve">= 0,779;</w:t>
-      </w:r>
-      <w:r>
-        <w:t xml:space="preserve"> </w:t>
-      </w:r>
-      <w:r>
-        <w:rPr>
-          <w:iCs/>
-          <w:i/>
-        </w:rPr>
-        <w:t xml:space="preserve">F</w:t>
-      </w:r>
-      <w:r>
-        <w:rPr>
-          <w:vertAlign w:val="subscript"/>
-        </w:rPr>
-        <w:t xml:space="preserve">Interacción</w:t>
-      </w:r>
-      <w:r>
-        <w:t xml:space="preserve">(2, 53) = 0,53;</w:t>
-      </w:r>
-      <w:r>
-        <w:t xml:space="preserve"> </w:t>
-      </w:r>
-      <w:r>
-        <w:rPr>
-          <w:iCs/>
-          <w:i/>
-        </w:rPr>
-        <w:t xml:space="preserve">p</w:t>
-      </w:r>
-      <w:r>
-        <w:t xml:space="preserve"> </w:t>
-      </w:r>
-      <w:r>
-        <w:t xml:space="preserve">= 0,591). En esta configuración, los animales expuestos a sacarosa mostraron un DI menor que sus controles en ambas edades (prueba</w:t>
+        <w:t xml:space="preserve">= 0,779). Los grupos control volvieron a discriminar la posición novedosa por encima del nivel de azar (juvenil:</w:t>
+      </w:r>
+      <w:r>
+        <w:t xml:space="preserve"> </w:t>
+      </w:r>
+      <w:r>
+        <w:rPr>
+          <w:iCs/>
+          <w:i/>
+        </w:rPr>
+        <w:t xml:space="preserve">p</w:t>
+      </w:r>
+      <w:r>
+        <w:t xml:space="preserve"> </w:t>
+      </w:r>
+      <w:r>
+        <w:t xml:space="preserve">&lt; 0,001; adulto:</w:t>
+      </w:r>
+      <w:r>
+        <w:t xml:space="preserve"> </w:t>
+      </w:r>
+      <w:r>
+        <w:rPr>
+          <w:iCs/>
+          <w:i/>
+        </w:rPr>
+        <w:t xml:space="preserve">p</w:t>
+      </w:r>
+      <w:r>
+        <w:t xml:space="preserve"> </w:t>
+      </w:r>
+      <w:r>
+        <w:t xml:space="preserve">= 0,007). En esta configuración, los animales expuestos a sacarosa mostraron un DI menor que sus controles en ambas edades (prueba</w:t>
       </w:r>
       <w:r>
         <w:t xml:space="preserve"> </w:t>
@@ -12198,7 +12438,7 @@
       <w:r>
         <w:drawing>
           <wp:inline>
-            <wp:extent cx="2764799" cy="1932857"/>
+            <wp:extent cx="2433599" cy="1701317"/>
             <wp:effectExtent b="0" l="0" r="0" t="0"/>
             <wp:docPr descr="image" title="" id="1" name="Picture"/>
             <a:graphic>
@@ -12219,7 +12459,7 @@
                   <pic:spPr bwMode="auto">
                     <a:xfrm>
                       <a:off x="0" y="0"/>
-                      <a:ext cx="2764799" cy="1932857"/>
+                      <a:ext cx="2433599" cy="1701317"/>
                     </a:xfrm>
                     <a:prstGeom prst="rect">
                       <a:avLst/>
@@ -12249,7 +12489,7 @@
       <w:r>
         <w:drawing>
           <wp:inline>
-            <wp:extent cx="2764799" cy="1760839"/>
+            <wp:extent cx="2433599" cy="1549905"/>
             <wp:effectExtent b="0" l="0" r="0" t="0"/>
             <wp:docPr descr="image" title="" id="1" name="Picture"/>
             <a:graphic>
@@ -12270,7 +12510,7 @@
                   <pic:spPr bwMode="auto">
                     <a:xfrm>
                       <a:off x="0" y="0"/>
-                      <a:ext cx="2764799" cy="1760839"/>
+                      <a:ext cx="2433599" cy="1549905"/>
                     </a:xfrm>
                     <a:prstGeom prst="rect">
                       <a:avLst/>
@@ -12312,7 +12552,7 @@
         <w:rPr>
           <w:sz w:val="19"/>
         </w:rPr>
-        <w:t xml:space="preserve">Índice de discriminación (DI) en la prueba SLR. (A) Configuración d-SLR. (B) Configuración s-SLR. Las barras indican media ± SEM. Azul: control; rojo: sacarosa; verde: stevia (paleta común a todas las figuras de esta tesis). Se indican los resultados de las comparaciones de Tukey entre grupos (ns: no significativo;</w:t>
+        <w:t xml:space="preserve">Índice de discriminación (DI) en la prueba SLR. (A) Configuración d-SLR. (B) Configuración s-SLR. Las barras indican media ± SEM. Azul: grupo control; rojo: grupo sacarosa; verde: grupo stevia. Se indican los resultados de las comparaciones de Tukey entre grupos (ns: no significativo;</w:t>
       </w:r>
       <w:r>
         <w:rPr>
@@ -12434,7 +12674,7 @@
       <w:r>
         <w:drawing>
           <wp:inline>
-            <wp:extent cx="2764799" cy="1846211"/>
+            <wp:extent cx="2433599" cy="1625050"/>
             <wp:effectExtent b="0" l="0" r="0" t="0"/>
             <wp:docPr descr="image" title="" id="1" name="Picture"/>
             <a:graphic>
@@ -12455,7 +12695,7 @@
                   <pic:spPr bwMode="auto">
                     <a:xfrm>
                       <a:off x="0" y="0"/>
-                      <a:ext cx="2764799" cy="1846211"/>
+                      <a:ext cx="2433599" cy="1625050"/>
                     </a:xfrm>
                     <a:prstGeom prst="rect">
                       <a:avLst/>
@@ -12485,7 +12725,7 @@
       <w:r>
         <w:drawing>
           <wp:inline>
-            <wp:extent cx="2764799" cy="1621894"/>
+            <wp:extent cx="2433599" cy="1427605"/>
             <wp:effectExtent b="0" l="0" r="0" t="0"/>
             <wp:docPr descr="image" title="" id="1" name="Picture"/>
             <a:graphic>
@@ -12506,7 +12746,7 @@
                   <pic:spPr bwMode="auto">
                     <a:xfrm>
                       <a:off x="0" y="0"/>
-                      <a:ext cx="2764799" cy="1621894"/>
+                      <a:ext cx="2433599" cy="1427605"/>
                     </a:xfrm>
                     <a:prstGeom prst="rect">
                       <a:avLst/>
@@ -12548,7 +12788,7 @@
         <w:rPr>
           <w:sz w:val="19"/>
         </w:rPr>
-        <w:t xml:space="preserve">Tasa de exploración en la prueba SLR. (A) Configuración d-SLR. (B) Configuración s-SLR. Las barras indican media ± SEM. Azul: control; rojo: sacarosa; verde: stevia (paleta común a todas las figuras de esta tesis). Se indican los resultados de las comparaciones de Tukey entre grupos (ns: no significativo;</w:t>
+        <w:t xml:space="preserve">Tasa de exploración en la prueba SLR. (A) Configuración d-SLR. (B) Configuración s-SLR. Las barras indican media ± SEM. Azul: grupo control; rojo: grupo sacarosa; verde: grupo stevia. Se indican los resultados de las comparaciones de Tukey entre grupos (ns: no significativo;</w:t>
       </w:r>
       <w:r>
         <w:rPr>
@@ -12801,7 +13041,7 @@
         <w:rPr>
           <w:sz w:val="19"/>
         </w:rPr>
-        <w:t xml:space="preserve">: eta cuadrado parcial (tamaño del efecto).</w:t>
+        <w:t xml:space="preserve">: eta cuadrado parcial, proporción de la variabilidad de la variable atribuible a cada factor (tamaño del efecto).</w:t>
       </w:r>
     </w:p>
     <w:tbl>
@@ -13242,7 +13482,7 @@
               <w:rPr>
                 <w:sz w:val="16"/>
               </w:rPr>
-              <w:t xml:space="preserve">Tratamiento</w:t>
+              <w:t xml:space="preserve">Interacción</w:t>
             </w:r>
           </w:p>
         </w:tc>
@@ -13261,7 +13501,7 @@
               <w:rPr>
                 <w:sz w:val="16"/>
               </w:rPr>
-              <w:t xml:space="preserve">4,58 (2, 52)</w:t>
+              <w:t xml:space="preserve">2,04 (2, 52)</w:t>
             </w:r>
           </w:p>
         </w:tc>
@@ -13278,11 +13518,9 @@
             </w:pPr>
             <w:r>
               <w:rPr>
-                <w:bCs/>
-                <w:b/>
-                <w:sz w:val="16"/>
-              </w:rPr>
-              <w:t xml:space="preserve">0,015</w:t>
+                <w:sz w:val="16"/>
+              </w:rPr>
+              <w:t xml:space="preserve">0,140</w:t>
             </w:r>
           </w:p>
         </w:tc>
@@ -13301,7 +13539,7 @@
               <w:rPr>
                 <w:sz w:val="16"/>
               </w:rPr>
-              <w:t xml:space="preserve">0,150</w:t>
+              <w:t xml:space="preserve">0,073</w:t>
             </w:r>
           </w:p>
         </w:tc>
@@ -13320,7 +13558,7 @@
               <w:rPr>
                 <w:sz w:val="16"/>
               </w:rPr>
-              <w:t xml:space="preserve">6,67 (2, 53)</w:t>
+              <w:t xml:space="preserve">0,53 (2, 53)</w:t>
             </w:r>
           </w:p>
         </w:tc>
@@ -13337,11 +13575,9 @@
             </w:pPr>
             <w:r>
               <w:rPr>
-                <w:bCs/>
-                <w:b/>
-                <w:sz w:val="16"/>
-              </w:rPr>
-              <w:t xml:space="preserve">0,003</w:t>
+                <w:sz w:val="16"/>
+              </w:rPr>
+              <w:t xml:space="preserve">0,591</w:t>
             </w:r>
           </w:p>
         </w:tc>
@@ -13360,7 +13596,7 @@
               <w:rPr>
                 <w:sz w:val="16"/>
               </w:rPr>
-              <w:t xml:space="preserve">0,201</w:t>
+              <w:t xml:space="preserve">0,020</w:t>
             </w:r>
           </w:p>
         </w:tc>
@@ -13384,7 +13620,7 @@
               <w:rPr>
                 <w:sz w:val="16"/>
               </w:rPr>
-              <w:t xml:space="preserve">Edad</w:t>
+              <w:t xml:space="preserve">Tratamiento</w:t>
             </w:r>
           </w:p>
         </w:tc>
@@ -13403,7 +13639,7 @@
               <w:rPr>
                 <w:sz w:val="16"/>
               </w:rPr>
-              <w:t xml:space="preserve">0,22 (1, 52)</w:t>
+              <w:t xml:space="preserve">4,58 (2, 52)</w:t>
             </w:r>
           </w:p>
         </w:tc>
@@ -13420,9 +13656,11 @@
             </w:pPr>
             <w:r>
               <w:rPr>
-                <w:sz w:val="16"/>
-              </w:rPr>
-              <w:t xml:space="preserve">0,642</w:t>
+                <w:bCs/>
+                <w:b/>
+                <w:sz w:val="16"/>
+              </w:rPr>
+              <w:t xml:space="preserve">0,015</w:t>
             </w:r>
           </w:p>
         </w:tc>
@@ -13441,7 +13679,7 @@
               <w:rPr>
                 <w:sz w:val="16"/>
               </w:rPr>
-              <w:t xml:space="preserve">0,004</w:t>
+              <w:t xml:space="preserve">0,150</w:t>
             </w:r>
           </w:p>
         </w:tc>
@@ -13460,7 +13698,7 @@
               <w:rPr>
                 <w:sz w:val="16"/>
               </w:rPr>
-              <w:t xml:space="preserve">0,08 (1, 53)</w:t>
+              <w:t xml:space="preserve">6,67 (2, 53)</w:t>
             </w:r>
           </w:p>
         </w:tc>
@@ -13477,9 +13715,11 @@
             </w:pPr>
             <w:r>
               <w:rPr>
-                <w:sz w:val="16"/>
-              </w:rPr>
-              <w:t xml:space="preserve">0,779</w:t>
+                <w:bCs/>
+                <w:b/>
+                <w:sz w:val="16"/>
+              </w:rPr>
+              <w:t xml:space="preserve">0,003</w:t>
             </w:r>
           </w:p>
         </w:tc>
@@ -13498,7 +13738,7 @@
               <w:rPr>
                 <w:sz w:val="16"/>
               </w:rPr>
-              <w:t xml:space="preserve">0,001</w:t>
+              <w:t xml:space="preserve">0,201</w:t>
             </w:r>
           </w:p>
         </w:tc>
@@ -13521,7 +13761,7 @@
               <w:rPr>
                 <w:sz w:val="16"/>
               </w:rPr>
-              <w:t xml:space="preserve">Interacción</w:t>
+              <w:t xml:space="preserve">Edad</w:t>
             </w:r>
           </w:p>
         </w:tc>
@@ -13539,7 +13779,7 @@
               <w:rPr>
                 <w:sz w:val="16"/>
               </w:rPr>
-              <w:t xml:space="preserve">2,04 (2, 52)</w:t>
+              <w:t xml:space="preserve">0,22 (1, 52)</w:t>
             </w:r>
           </w:p>
         </w:tc>
@@ -13557,7 +13797,7 @@
               <w:rPr>
                 <w:sz w:val="16"/>
               </w:rPr>
-              <w:t xml:space="preserve">0,140</w:t>
+              <w:t xml:space="preserve">0,642</w:t>
             </w:r>
           </w:p>
         </w:tc>
@@ -13575,7 +13815,7 @@
               <w:rPr>
                 <w:sz w:val="16"/>
               </w:rPr>
-              <w:t xml:space="preserve">0,073</w:t>
+              <w:t xml:space="preserve">0,004</w:t>
             </w:r>
           </w:p>
         </w:tc>
@@ -13593,7 +13833,7 @@
               <w:rPr>
                 <w:sz w:val="16"/>
               </w:rPr>
-              <w:t xml:space="preserve">0,53 (2, 53)</w:t>
+              <w:t xml:space="preserve">0,08 (1, 53)</w:t>
             </w:r>
           </w:p>
         </w:tc>
@@ -13611,7 +13851,7 @@
               <w:rPr>
                 <w:sz w:val="16"/>
               </w:rPr>
-              <w:t xml:space="preserve">0,591</w:t>
+              <w:t xml:space="preserve">0,779</w:t>
             </w:r>
           </w:p>
         </w:tc>
@@ -13629,7 +13869,7 @@
               <w:rPr>
                 <w:sz w:val="16"/>
               </w:rPr>
-              <w:t xml:space="preserve">0,020</w:t>
+              <w:t xml:space="preserve">0,001</w:t>
             </w:r>
           </w:p>
         </w:tc>
@@ -13670,7 +13910,7 @@
         <w:t xml:space="preserve"> </w:t>
       </w:r>
       <w:r>
-        <w:t xml:space="preserve">que los controles (ANOVA de dos vías,</w:t>
+        <w:t xml:space="preserve">que los controles en ambas edades (ANOVA de dos vías sin término de interacción,</w:t>
       </w:r>
       <w:r>
         <w:t xml:space="preserve"> </w:t>
@@ -13689,23 +13929,26 @@
         <w:t xml:space="preserve">Tratamiento</w:t>
       </w:r>
       <w:r>
-        <w:t xml:space="preserve">(1, 76) = 14,58;</w:t>
-      </w:r>
-      <w:r>
-        <w:t xml:space="preserve"> </w:t>
-      </w:r>
-      <w:r>
-        <w:rPr>
-          <w:iCs/>
-          <w:i/>
-        </w:rPr>
-        <w:t xml:space="preserve">p</w:t>
-      </w:r>
-      <w:r>
-        <w:t xml:space="preserve"> </w:t>
-      </w:r>
-      <w:r>
-        <w:t xml:space="preserve">= 0,0003; Figura 5.14A). Se observó además un efecto de la edad, con valores menores en los adultos (</w:t>
+        <w:t xml:space="preserve">(1, 77) = 17,98;</w:t>
+      </w:r>
+      <w:r>
+        <w:t xml:space="preserve"> </w:t>
+      </w:r>
+      <w:r>
+        <w:rPr>
+          <w:iCs/>
+          <w:i/>
+        </w:rPr>
+        <w:t xml:space="preserve">p</w:t>
+      </w:r>
+      <w:r>
+        <w:t xml:space="preserve"> </w:t>
+      </w:r>
+      <w:r>
+        <w:t xml:space="preserve">&lt; 0,0001;</w:t>
+      </w:r>
+      <w:r>
+        <w:t xml:space="preserve"> </w:t>
       </w:r>
       <w:r>
         <w:rPr>
@@ -13721,23 +13964,104 @@
         <w:t xml:space="preserve">Edad</w:t>
       </w:r>
       <w:r>
-        <w:t xml:space="preserve">(1, 76) = 4,79;</w:t>
-      </w:r>
-      <w:r>
-        <w:t xml:space="preserve"> </w:t>
-      </w:r>
-      <w:r>
-        <w:rPr>
-          <w:iCs/>
-          <w:i/>
-        </w:rPr>
-        <w:t xml:space="preserve">p</w:t>
-      </w:r>
-      <w:r>
-        <w:t xml:space="preserve"> </w:t>
-      </w:r>
-      <w:r>
-        <w:t xml:space="preserve">= 0,032), sin interacción entre ambos factores (</w:t>
+        <w:t xml:space="preserve">(1, 77) = 3,29;</w:t>
+      </w:r>
+      <w:r>
+        <w:t xml:space="preserve"> </w:t>
+      </w:r>
+      <w:r>
+        <w:rPr>
+          <w:iCs/>
+          <w:i/>
+        </w:rPr>
+        <w:t xml:space="preserve">p</w:t>
+      </w:r>
+      <w:r>
+        <w:t xml:space="preserve"> </w:t>
+      </w:r>
+      <w:r>
+        <w:t xml:space="preserve">= 0,074; prueba</w:t>
+      </w:r>
+      <w:r>
+        <w:t xml:space="preserve"> </w:t>
+      </w:r>
+      <w:r>
+        <w:rPr>
+          <w:iCs/>
+          <w:i/>
+        </w:rPr>
+        <w:t xml:space="preserve">post hoc</w:t>
+      </w:r>
+      <w:r>
+        <w:t xml:space="preserve"> </w:t>
+      </w:r>
+      <w:r>
+        <w:t xml:space="preserve">de Tukey, control vs. sacarosa: juvenil,</w:t>
+      </w:r>
+      <w:r>
+        <w:t xml:space="preserve"> </w:t>
+      </w:r>
+      <w:r>
+        <w:rPr>
+          <w:iCs/>
+          <w:i/>
+        </w:rPr>
+        <w:t xml:space="preserve">p</w:t>
+      </w:r>
+      <w:r>
+        <w:t xml:space="preserve"> </w:t>
+      </w:r>
+      <w:r>
+        <w:t xml:space="preserve">= 0,0004; adulto,</w:t>
+      </w:r>
+      <w:r>
+        <w:t xml:space="preserve"> </w:t>
+      </w:r>
+      <w:r>
+        <w:rPr>
+          <w:iCs/>
+          <w:i/>
+        </w:rPr>
+        <w:t xml:space="preserve">p</w:t>
+      </w:r>
+      <w:r>
+        <w:t xml:space="preserve"> </w:t>
+      </w:r>
+      <w:r>
+        <w:t xml:space="preserve">= 0,0004; Figura 5.14A). Dentro de cada tratamiento, los grupos juvenil y adulto no difirieron entre sí (</w:t>
+      </w:r>
+      <w:r>
+        <w:rPr>
+          <w:iCs/>
+          <w:i/>
+        </w:rPr>
+        <w:t xml:space="preserve">p</w:t>
+      </w:r>
+      <w:r>
+        <w:t xml:space="preserve"> </w:t>
+      </w:r>
+      <w:r>
+        <w:t xml:space="preserve">= 0,27).</w:t>
+      </w:r>
+    </w:p>
+    <w:p>
+      <w:pPr>
+        <w:pStyle w:val="BodyText"/>
+      </w:pPr>
+      <w:r>
+        <w:t xml:space="preserve">En cambio, el número de células DCX</w:t>
+      </w:r>
+      <w:r>
+        <w:rPr>
+          <w:vertAlign w:val="superscript"/>
+        </w:rPr>
+        <w:t xml:space="preserve">+</w:t>
+      </w:r>
+      <w:r>
+        <w:t xml:space="preserve"> </w:t>
+      </w:r>
+      <w:r>
+        <w:t xml:space="preserve">no difirió entre grupos (</w:t>
       </w:r>
       <w:r>
         <w:rPr>
@@ -13753,100 +14077,125 @@
         <w:t xml:space="preserve">Interacción</w:t>
       </w:r>
       <w:r>
-        <w:t xml:space="preserve">(1, 76) = 0,15;</w:t>
-      </w:r>
-      <w:r>
-        <w:t xml:space="preserve"> </w:t>
-      </w:r>
-      <w:r>
-        <w:rPr>
-          <w:iCs/>
-          <w:i/>
-        </w:rPr>
-        <w:t xml:space="preserve">p</w:t>
-      </w:r>
-      <w:r>
-        <w:t xml:space="preserve"> </w:t>
-      </w:r>
-      <w:r>
-        <w:t xml:space="preserve">= 0,70). La reducción fue significativa en el grupo adulto (prueba</w:t>
-      </w:r>
-      <w:r>
-        <w:t xml:space="preserve"> </w:t>
-      </w:r>
-      <w:r>
-        <w:rPr>
-          <w:iCs/>
-          <w:i/>
-        </w:rPr>
-        <w:t xml:space="preserve">post hoc</w:t>
-      </w:r>
-      <w:r>
-        <w:t xml:space="preserve"> </w:t>
-      </w:r>
-      <w:r>
-        <w:t xml:space="preserve">de Tukey, control vs. sacarosa:</w:t>
-      </w:r>
-      <w:r>
-        <w:t xml:space="preserve"> </w:t>
-      </w:r>
-      <w:r>
-        <w:rPr>
-          <w:iCs/>
-          <w:i/>
-        </w:rPr>
-        <w:t xml:space="preserve">p</w:t>
-      </w:r>
-      <w:r>
-        <w:t xml:space="preserve"> </w:t>
-      </w:r>
-      <w:r>
-        <w:t xml:space="preserve">= 0,020), pero no en el juvenil (</w:t>
-      </w:r>
-      <w:r>
-        <w:rPr>
-          <w:iCs/>
-          <w:i/>
-        </w:rPr>
-        <w:t xml:space="preserve">p</w:t>
-      </w:r>
-      <w:r>
-        <w:t xml:space="preserve"> </w:t>
-      </w:r>
-      <w:r>
-        <w:t xml:space="preserve">= 0,081). Dentro de cada tratamiento, los grupos juvenil y adulto no difirieron entre sí (control:</w:t>
-      </w:r>
-      <w:r>
-        <w:t xml:space="preserve"> </w:t>
-      </w:r>
-      <w:r>
-        <w:rPr>
-          <w:iCs/>
-          <w:i/>
-        </w:rPr>
-        <w:t xml:space="preserve">p</w:t>
-      </w:r>
-      <w:r>
-        <w:t xml:space="preserve"> </w:t>
-      </w:r>
-      <w:r>
-        <w:t xml:space="preserve">= 0,58; sacarosa:</w:t>
-      </w:r>
-      <w:r>
-        <w:t xml:space="preserve"> </w:t>
-      </w:r>
-      <w:r>
-        <w:rPr>
-          <w:iCs/>
-          <w:i/>
-        </w:rPr>
-        <w:t xml:space="preserve">p</w:t>
-      </w:r>
-      <w:r>
-        <w:t xml:space="preserve"> </w:t>
-      </w:r>
-      <w:r>
-        <w:t xml:space="preserve">= 0,27).</w:t>
+        <w:t xml:space="preserve">(1, 76) = 3,22;</w:t>
+      </w:r>
+      <w:r>
+        <w:t xml:space="preserve"> </w:t>
+      </w:r>
+      <w:r>
+        <w:rPr>
+          <w:iCs/>
+          <w:i/>
+        </w:rPr>
+        <w:t xml:space="preserve">p</w:t>
+      </w:r>
+      <w:r>
+        <w:t xml:space="preserve"> </w:t>
+      </w:r>
+      <w:r>
+        <w:t xml:space="preserve">= 0,077;</w:t>
+      </w:r>
+      <w:r>
+        <w:t xml:space="preserve"> </w:t>
+      </w:r>
+      <w:r>
+        <w:rPr>
+          <w:iCs/>
+          <w:i/>
+        </w:rPr>
+        <w:t xml:space="preserve">F</w:t>
+      </w:r>
+      <w:r>
+        <w:rPr>
+          <w:vertAlign w:val="subscript"/>
+        </w:rPr>
+        <w:t xml:space="preserve">Tratamiento</w:t>
+      </w:r>
+      <w:r>
+        <w:t xml:space="preserve">(1, 76) = 0,96;</w:t>
+      </w:r>
+      <w:r>
+        <w:t xml:space="preserve"> </w:t>
+      </w:r>
+      <w:r>
+        <w:rPr>
+          <w:iCs/>
+          <w:i/>
+        </w:rPr>
+        <w:t xml:space="preserve">p</w:t>
+      </w:r>
+      <w:r>
+        <w:t xml:space="preserve"> </w:t>
+      </w:r>
+      <w:r>
+        <w:t xml:space="preserve">= 0,33;</w:t>
+      </w:r>
+      <w:r>
+        <w:t xml:space="preserve"> </w:t>
+      </w:r>
+      <w:r>
+        <w:rPr>
+          <w:iCs/>
+          <w:i/>
+        </w:rPr>
+        <w:t xml:space="preserve">F</w:t>
+      </w:r>
+      <w:r>
+        <w:rPr>
+          <w:vertAlign w:val="subscript"/>
+        </w:rPr>
+        <w:t xml:space="preserve">Edad</w:t>
+      </w:r>
+      <w:r>
+        <w:t xml:space="preserve">(1, 76) = 0,03;</w:t>
+      </w:r>
+      <w:r>
+        <w:t xml:space="preserve"> </w:t>
+      </w:r>
+      <w:r>
+        <w:rPr>
+          <w:iCs/>
+          <w:i/>
+        </w:rPr>
+        <w:t xml:space="preserve">p</w:t>
+      </w:r>
+      <w:r>
+        <w:t xml:space="preserve"> </w:t>
+      </w:r>
+      <w:r>
+        <w:t xml:space="preserve">= 0,87; Figura 5.14B), y ninguna comparación de Tukey resultó significativa (control vs. sacarosa: juvenil,</w:t>
+      </w:r>
+      <w:r>
+        <w:t xml:space="preserve"> </w:t>
+      </w:r>
+      <w:r>
+        <w:rPr>
+          <w:iCs/>
+          <w:i/>
+        </w:rPr>
+        <w:t xml:space="preserve">p</w:t>
+      </w:r>
+      <w:r>
+        <w:t xml:space="preserve"> </w:t>
+      </w:r>
+      <w:r>
+        <w:t xml:space="preserve">= 0,94; adulto,</w:t>
+      </w:r>
+      <w:r>
+        <w:t xml:space="preserve"> </w:t>
+      </w:r>
+      <w:r>
+        <w:rPr>
+          <w:iCs/>
+          <w:i/>
+        </w:rPr>
+        <w:t xml:space="preserve">p</w:t>
+      </w:r>
+      <w:r>
+        <w:t xml:space="preserve"> </w:t>
+      </w:r>
+      <w:r>
+        <w:t xml:space="preserve">= 0,21).</w:t>
       </w:r>
     </w:p>
     <w:p>
@@ -13854,7 +14203,7 @@
         <w:pStyle w:val="BodyText"/>
       </w:pPr>
       <w:r>
-        <w:t xml:space="preserve">En cambio, el número de células DCX</w:t>
+        <w:t xml:space="preserve">Las células doblemente marcadas (PCNA</w:t>
       </w:r>
       <w:r>
         <w:rPr>
@@ -13863,10 +14212,19 @@
         <w:t xml:space="preserve">+</w:t>
       </w:r>
       <w:r>
-        <w:t xml:space="preserve"> </w:t>
-      </w:r>
-      <w:r>
-        <w:t xml:space="preserve">no difirió entre grupos (</w:t>
+        <w:t xml:space="preserve">/DCX</w:t>
+      </w:r>
+      <w:r>
+        <w:rPr>
+          <w:vertAlign w:val="superscript"/>
+        </w:rPr>
+        <w:t xml:space="preserve">+</w:t>
+      </w:r>
+      <w:r>
+        <w:t xml:space="preserve">), que corresponden a neuroblastos en proliferación, disminuyeron en los animales expuestos a sacarosa en ambas edades (ANOVA de dos vías,</w:t>
+      </w:r>
+      <w:r>
+        <w:t xml:space="preserve"> </w:t>
       </w:r>
       <w:r>
         <w:rPr>
@@ -13879,26 +14237,61 @@
         <w:rPr>
           <w:vertAlign w:val="subscript"/>
         </w:rPr>
+        <w:t xml:space="preserve">Interacción</w:t>
+      </w:r>
+      <w:r>
+        <w:t xml:space="preserve">(1, 76) = 0,13;</w:t>
+      </w:r>
+      <w:r>
+        <w:t xml:space="preserve"> </w:t>
+      </w:r>
+      <w:r>
+        <w:rPr>
+          <w:iCs/>
+          <w:i/>
+        </w:rPr>
+        <w:t xml:space="preserve">p</w:t>
+      </w:r>
+      <w:r>
+        <w:t xml:space="preserve"> </w:t>
+      </w:r>
+      <w:r>
+        <w:t xml:space="preserve">= 0,72;</w:t>
+      </w:r>
+      <w:r>
+        <w:t xml:space="preserve"> </w:t>
+      </w:r>
+      <w:r>
+        <w:rPr>
+          <w:iCs/>
+          <w:i/>
+        </w:rPr>
+        <w:t xml:space="preserve">F</w:t>
+      </w:r>
+      <w:r>
+        <w:rPr>
+          <w:vertAlign w:val="subscript"/>
+        </w:rPr>
         <w:t xml:space="preserve">Tratamiento</w:t>
       </w:r>
       <w:r>
-        <w:t xml:space="preserve">(1, 76) = 0,96;</w:t>
-      </w:r>
-      <w:r>
-        <w:t xml:space="preserve"> </w:t>
-      </w:r>
-      <w:r>
-        <w:rPr>
-          <w:iCs/>
-          <w:i/>
-        </w:rPr>
-        <w:t xml:space="preserve">p</w:t>
-      </w:r>
-      <w:r>
-        <w:t xml:space="preserve"> </w:t>
-      </w:r>
-      <w:r>
-        <w:t xml:space="preserve">= 0,33;</w:t>
+        <w:t xml:space="preserve">(1, 76) = 38,35;</w:t>
+      </w:r>
+      <w:r>
+        <w:t xml:space="preserve"> </w:t>
+      </w:r>
+      <w:r>
+        <w:rPr>
+          <w:iCs/>
+          <w:i/>
+        </w:rPr>
+        <w:t xml:space="preserve">p</w:t>
+      </w:r>
+      <w:r>
+        <w:t xml:space="preserve"> </w:t>
+      </w:r>
+      <w:r>
+        <w:t xml:space="preserve">&lt; 0,0001;</w:t>
       </w:r>
       <w:r>
         <w:t xml:space="preserve"> </w:t>
@@ -13917,169 +14310,6 @@
         <w:t xml:space="preserve">Edad</w:t>
       </w:r>
       <w:r>
-        <w:t xml:space="preserve">(1, 76) = 0,03;</w:t>
-      </w:r>
-      <w:r>
-        <w:t xml:space="preserve"> </w:t>
-      </w:r>
-      <w:r>
-        <w:rPr>
-          <w:iCs/>
-          <w:i/>
-        </w:rPr>
-        <w:t xml:space="preserve">p</w:t>
-      </w:r>
-      <w:r>
-        <w:t xml:space="preserve"> </w:t>
-      </w:r>
-      <w:r>
-        <w:t xml:space="preserve">= 0,87;</w:t>
-      </w:r>
-      <w:r>
-        <w:t xml:space="preserve"> </w:t>
-      </w:r>
-      <w:r>
-        <w:rPr>
-          <w:iCs/>
-          <w:i/>
-        </w:rPr>
-        <w:t xml:space="preserve">F</w:t>
-      </w:r>
-      <w:r>
-        <w:rPr>
-          <w:vertAlign w:val="subscript"/>
-        </w:rPr>
-        <w:t xml:space="preserve">Interacción</w:t>
-      </w:r>
-      <w:r>
-        <w:t xml:space="preserve">(1, 76) = 3,22;</w:t>
-      </w:r>
-      <w:r>
-        <w:t xml:space="preserve"> </w:t>
-      </w:r>
-      <w:r>
-        <w:rPr>
-          <w:iCs/>
-          <w:i/>
-        </w:rPr>
-        <w:t xml:space="preserve">p</w:t>
-      </w:r>
-      <w:r>
-        <w:t xml:space="preserve"> </w:t>
-      </w:r>
-      <w:r>
-        <w:t xml:space="preserve">= 0,077; Figura 5.14B), y ninguna comparación de Tukey resultó significativa (control vs. sacarosa: juvenil,</w:t>
-      </w:r>
-      <w:r>
-        <w:t xml:space="preserve"> </w:t>
-      </w:r>
-      <w:r>
-        <w:rPr>
-          <w:iCs/>
-          <w:i/>
-        </w:rPr>
-        <w:t xml:space="preserve">p</w:t>
-      </w:r>
-      <w:r>
-        <w:t xml:space="preserve"> </w:t>
-      </w:r>
-      <w:r>
-        <w:t xml:space="preserve">= 0,94; adulto,</w:t>
-      </w:r>
-      <w:r>
-        <w:t xml:space="preserve"> </w:t>
-      </w:r>
-      <w:r>
-        <w:rPr>
-          <w:iCs/>
-          <w:i/>
-        </w:rPr>
-        <w:t xml:space="preserve">p</w:t>
-      </w:r>
-      <w:r>
-        <w:t xml:space="preserve"> </w:t>
-      </w:r>
-      <w:r>
-        <w:t xml:space="preserve">= 0,21).</w:t>
-      </w:r>
-    </w:p>
-    <w:p>
-      <w:pPr>
-        <w:pStyle w:val="BodyText"/>
-      </w:pPr>
-      <w:r>
-        <w:t xml:space="preserve">Las células doblemente marcadas (PCNA</w:t>
-      </w:r>
-      <w:r>
-        <w:rPr>
-          <w:vertAlign w:val="superscript"/>
-        </w:rPr>
-        <w:t xml:space="preserve">+</w:t>
-      </w:r>
-      <w:r>
-        <w:t xml:space="preserve">/DCX</w:t>
-      </w:r>
-      <w:r>
-        <w:rPr>
-          <w:vertAlign w:val="superscript"/>
-        </w:rPr>
-        <w:t xml:space="preserve">+</w:t>
-      </w:r>
-      <w:r>
-        <w:t xml:space="preserve">), que corresponden a neuroblastos en proliferación, disminuyeron en los animales expuestos a sacarosa en ambas edades (ANOVA de dos vías,</w:t>
-      </w:r>
-      <w:r>
-        <w:t xml:space="preserve"> </w:t>
-      </w:r>
-      <w:r>
-        <w:rPr>
-          <w:iCs/>
-          <w:i/>
-        </w:rPr>
-        <w:t xml:space="preserve">F</w:t>
-      </w:r>
-      <w:r>
-        <w:rPr>
-          <w:vertAlign w:val="subscript"/>
-        </w:rPr>
-        <w:t xml:space="preserve">Tratamiento</w:t>
-      </w:r>
-      <w:r>
-        <w:t xml:space="preserve">(1, 76) = 38,35;</w:t>
-      </w:r>
-      <w:r>
-        <w:t xml:space="preserve"> </w:t>
-      </w:r>
-      <w:r>
-        <w:rPr>
-          <w:iCs/>
-          <w:i/>
-        </w:rPr>
-        <w:t xml:space="preserve">p</w:t>
-      </w:r>
-      <w:r>
-        <w:t xml:space="preserve"> </w:t>
-      </w:r>
-      <w:r>
-        <w:t xml:space="preserve">&lt; 0,0001;</w:t>
-      </w:r>
-      <w:r>
-        <w:t xml:space="preserve"> </w:t>
-      </w:r>
-      <w:r>
-        <w:rPr>
-          <w:iCs/>
-          <w:i/>
-        </w:rPr>
-        <w:t xml:space="preserve">F</w:t>
-      </w:r>
-      <w:r>
-        <w:rPr>
-          <w:vertAlign w:val="subscript"/>
-        </w:rPr>
-        <w:t xml:space="preserve">Edad</w:t>
-      </w:r>
-      <w:r>
         <w:t xml:space="preserve">(1, 76) = 1,19;</w:t>
       </w:r>
       <w:r>
@@ -14096,42 +14326,7 @@
         <w:t xml:space="preserve"> </w:t>
       </w:r>
       <w:r>
-        <w:t xml:space="preserve">= 0,28;</w:t>
-      </w:r>
-      <w:r>
-        <w:t xml:space="preserve"> </w:t>
-      </w:r>
-      <w:r>
-        <w:rPr>
-          <w:iCs/>
-          <w:i/>
-        </w:rPr>
-        <w:t xml:space="preserve">F</w:t>
-      </w:r>
-      <w:r>
-        <w:rPr>
-          <w:vertAlign w:val="subscript"/>
-        </w:rPr>
-        <w:t xml:space="preserve">Interacción</w:t>
-      </w:r>
-      <w:r>
-        <w:t xml:space="preserve">(1, 76) = 0,13;</w:t>
-      </w:r>
-      <w:r>
-        <w:t xml:space="preserve"> </w:t>
-      </w:r>
-      <w:r>
-        <w:rPr>
-          <w:iCs/>
-          <w:i/>
-        </w:rPr>
-        <w:t xml:space="preserve">p</w:t>
-      </w:r>
-      <w:r>
-        <w:t xml:space="preserve"> </w:t>
-      </w:r>
-      <w:r>
-        <w:t xml:space="preserve">= 0,72; prueba</w:t>
+        <w:t xml:space="preserve">= 0,28; prueba</w:t>
       </w:r>
       <w:r>
         <w:t xml:space="preserve"> </w:t>
@@ -14213,7 +14408,7 @@
       <w:r>
         <w:drawing>
           <wp:inline>
-            <wp:extent cx="1843199" cy="1843199"/>
+            <wp:extent cx="1623599" cy="1623599"/>
             <wp:effectExtent b="0" l="0" r="0" t="0"/>
             <wp:docPr descr="image" title="" id="1" name="Picture"/>
             <a:graphic>
@@ -14234,7 +14429,7 @@
                   <pic:spPr bwMode="auto">
                     <a:xfrm>
                       <a:off x="0" y="0"/>
-                      <a:ext cx="1843199" cy="1843199"/>
+                      <a:ext cx="1623599" cy="1623599"/>
                     </a:xfrm>
                     <a:prstGeom prst="rect">
                       <a:avLst/>
@@ -14264,7 +14459,7 @@
       <w:r>
         <w:drawing>
           <wp:inline>
-            <wp:extent cx="1843199" cy="1843199"/>
+            <wp:extent cx="1623599" cy="1623599"/>
             <wp:effectExtent b="0" l="0" r="0" t="0"/>
             <wp:docPr descr="image" title="" id="1" name="Picture"/>
             <a:graphic>
@@ -14285,7 +14480,7 @@
                   <pic:spPr bwMode="auto">
                     <a:xfrm>
                       <a:off x="0" y="0"/>
-                      <a:ext cx="1843199" cy="1843199"/>
+                      <a:ext cx="1623599" cy="1623599"/>
                     </a:xfrm>
                     <a:prstGeom prst="rect">
                       <a:avLst/>
@@ -14315,7 +14510,7 @@
       <w:r>
         <w:drawing>
           <wp:inline>
-            <wp:extent cx="1843199" cy="1843199"/>
+            <wp:extent cx="1623599" cy="1623599"/>
             <wp:effectExtent b="0" l="0" r="0" t="0"/>
             <wp:docPr descr="image" title="" id="1" name="Picture"/>
             <a:graphic>
@@ -14336,7 +14531,7 @@
                   <pic:spPr bwMode="auto">
                     <a:xfrm>
                       <a:off x="0" y="0"/>
-                      <a:ext cx="1843199" cy="1843199"/>
+                      <a:ext cx="1623599" cy="1623599"/>
                     </a:xfrm>
                     <a:prstGeom prst="rect">
                       <a:avLst/>
@@ -14479,7 +14674,85 @@
         <w:rPr>
           <w:sz w:val="19"/>
         </w:rPr>
-        <w:t xml:space="preserve">. Las barras indican la media ± SEM (</w:t>
+        <w:t xml:space="preserve">. Las barras indican la media ± SEM. Azul: grupo control; rojo: grupo sacarosa. Se indican las comparaciones de Tukey significativas entre control y sacarosa dentro de cada edad (</w:t>
+      </w:r>
+      <w:r>
+        <w:rPr>
+          <w:sz w:val="19"/>
+          <w:vertAlign w:val="superscript"/>
+        </w:rPr>
+        <w:t xml:space="preserve">***</w:t>
+      </w:r>
+      <w:r>
+        <w:rPr>
+          <w:sz w:val="19"/>
+        </w:rPr>
+        <w:t xml:space="preserve"> </w:t>
+      </w:r>
+      <w:r>
+        <w:rPr>
+          <w:iCs/>
+          <w:i/>
+          <w:sz w:val="19"/>
+        </w:rPr>
+        <w:t xml:space="preserve">p</w:t>
+      </w:r>
+      <w:r>
+        <w:rPr>
+          <w:sz w:val="19"/>
+        </w:rPr>
+        <w:t xml:space="preserve"> </w:t>
+      </w:r>
+      <w:r>
+        <w:rPr>
+          <w:sz w:val="19"/>
+        </w:rPr>
+        <w:t xml:space="preserve">&lt; 0,001;</w:t>
+      </w:r>
+      <w:r>
+        <w:rPr>
+          <w:sz w:val="19"/>
+        </w:rPr>
+        <w:t xml:space="preserve"> </w:t>
+      </w:r>
+      <w:r>
+        <w:rPr>
+          <w:sz w:val="19"/>
+          <w:vertAlign w:val="superscript"/>
+        </w:rPr>
+        <w:t xml:space="preserve">****</w:t>
+      </w:r>
+      <w:r>
+        <w:rPr>
+          <w:sz w:val="19"/>
+        </w:rPr>
+        <w:t xml:space="preserve"> </w:t>
+      </w:r>
+      <w:r>
+        <w:rPr>
+          <w:iCs/>
+          <w:i/>
+          <w:sz w:val="19"/>
+        </w:rPr>
+        <w:t xml:space="preserve">p</w:t>
+      </w:r>
+      <w:r>
+        <w:rPr>
+          <w:sz w:val="19"/>
+        </w:rPr>
+        <w:t xml:space="preserve"> </w:t>
+      </w:r>
+      <w:r>
+        <w:rPr>
+          <w:sz w:val="19"/>
+        </w:rPr>
+        <w:t xml:space="preserve">&lt; 0,0001; N = 4,</w:t>
+      </w:r>
+      <w:r>
+        <w:rPr>
+          <w:sz w:val="19"/>
+        </w:rPr>
+        <w:t xml:space="preserve"> </w:t>
       </w:r>
       <w:r>
         <w:rPr>
@@ -14499,118 +14772,7 @@
         <w:rPr>
           <w:sz w:val="19"/>
         </w:rPr>
-        <w:t xml:space="preserve">= 20 cortes, provenientes de 4 animales por grupo). Azul: control; rojo: sacarosa. Se indican las comparaciones de Tukey significativas entre control y sacarosa dentro de cada edad (</w:t>
-      </w:r>
-      <w:r>
-        <w:rPr>
-          <w:sz w:val="19"/>
-          <w:vertAlign w:val="superscript"/>
-        </w:rPr>
-        <w:t xml:space="preserve">*</w:t>
-      </w:r>
-      <w:r>
-        <w:rPr>
-          <w:sz w:val="19"/>
-        </w:rPr>
-        <w:t xml:space="preserve"> </w:t>
-      </w:r>
-      <w:r>
-        <w:rPr>
-          <w:iCs/>
-          <w:i/>
-          <w:sz w:val="19"/>
-        </w:rPr>
-        <w:t xml:space="preserve">p</w:t>
-      </w:r>
-      <w:r>
-        <w:rPr>
-          <w:sz w:val="19"/>
-        </w:rPr>
-        <w:t xml:space="preserve"> </w:t>
-      </w:r>
-      <w:r>
-        <w:rPr>
-          <w:sz w:val="19"/>
-        </w:rPr>
-        <w:t xml:space="preserve">&lt; 0,05;</w:t>
-      </w:r>
-      <w:r>
-        <w:rPr>
-          <w:sz w:val="19"/>
-        </w:rPr>
-        <w:t xml:space="preserve"> </w:t>
-      </w:r>
-      <w:r>
-        <w:rPr>
-          <w:sz w:val="19"/>
-          <w:vertAlign w:val="superscript"/>
-        </w:rPr>
-        <w:t xml:space="preserve">***</w:t>
-      </w:r>
-      <w:r>
-        <w:rPr>
-          <w:sz w:val="19"/>
-        </w:rPr>
-        <w:t xml:space="preserve"> </w:t>
-      </w:r>
-      <w:r>
-        <w:rPr>
-          <w:iCs/>
-          <w:i/>
-          <w:sz w:val="19"/>
-        </w:rPr>
-        <w:t xml:space="preserve">p</w:t>
-      </w:r>
-      <w:r>
-        <w:rPr>
-          <w:sz w:val="19"/>
-        </w:rPr>
-        <w:t xml:space="preserve"> </w:t>
-      </w:r>
-      <w:r>
-        <w:rPr>
-          <w:sz w:val="19"/>
-        </w:rPr>
-        <w:t xml:space="preserve">&lt; 0,001;</w:t>
-      </w:r>
-      <w:r>
-        <w:rPr>
-          <w:sz w:val="19"/>
-        </w:rPr>
-        <w:t xml:space="preserve"> </w:t>
-      </w:r>
-      <w:r>
-        <w:rPr>
-          <w:sz w:val="19"/>
-          <w:vertAlign w:val="superscript"/>
-        </w:rPr>
-        <w:t xml:space="preserve">****</w:t>
-      </w:r>
-      <w:r>
-        <w:rPr>
-          <w:sz w:val="19"/>
-        </w:rPr>
-        <w:t xml:space="preserve"> </w:t>
-      </w:r>
-      <w:r>
-        <w:rPr>
-          <w:iCs/>
-          <w:i/>
-          <w:sz w:val="19"/>
-        </w:rPr>
-        <w:t xml:space="preserve">p</w:t>
-      </w:r>
-      <w:r>
-        <w:rPr>
-          <w:sz w:val="19"/>
-        </w:rPr>
-        <w:t xml:space="preserve"> </w:t>
-      </w:r>
-      <w:r>
-        <w:rPr>
-          <w:sz w:val="19"/>
-        </w:rPr>
-        <w:t xml:space="preserve">&lt; 0,0001).</w:t>
+        <w:t xml:space="preserve">= 5).</w:t>
       </w:r>
     </w:p>
     <w:p>
@@ -14719,7 +14881,7 @@
         <w:pStyle w:val="BodyText"/>
       </w:pPr>
       <w:r>
-        <w:t xml:space="preserve">En conjunto, estos resultados indican: (1) la exposición a sacarosa redujo la proliferación celular en el giro dentado, con una diferencia significativa respecto del control en el grupo adulto; (2) redujo el número de neuroblastos en proliferación (PCNA</w:t>
+        <w:t xml:space="preserve">En conjunto, estos resultados indican: (1) la exposición a sacarosa redujo la proliferación celular en el giro dentado en ambas edades; (2) redujo el número de neuroblastos en proliferación (PCNA</w:t>
       </w:r>
       <w:r>
         <w:rPr>
@@ -14911,6 +15073,41 @@
         <w:rPr>
           <w:vertAlign w:val="subscript"/>
         </w:rPr>
+        <w:t xml:space="preserve">Interacción</w:t>
+      </w:r>
+      <w:r>
+        <w:t xml:space="preserve">(2, 111) = 0,62;</w:t>
+      </w:r>
+      <w:r>
+        <w:t xml:space="preserve"> </w:t>
+      </w:r>
+      <w:r>
+        <w:rPr>
+          <w:iCs/>
+          <w:i/>
+        </w:rPr>
+        <w:t xml:space="preserve">p</w:t>
+      </w:r>
+      <w:r>
+        <w:t xml:space="preserve"> </w:t>
+      </w:r>
+      <w:r>
+        <w:t xml:space="preserve">= 0,54;</w:t>
+      </w:r>
+      <w:r>
+        <w:t xml:space="preserve"> </w:t>
+      </w:r>
+      <w:r>
+        <w:rPr>
+          <w:iCs/>
+          <w:i/>
+        </w:rPr>
+        <w:t xml:space="preserve">F</w:t>
+      </w:r>
+      <w:r>
+        <w:rPr>
+          <w:vertAlign w:val="subscript"/>
+        </w:rPr>
         <w:t xml:space="preserve">Tratamiento</w:t>
       </w:r>
       <w:r>
@@ -14950,41 +15147,6 @@
       </w:r>
       <w:r>
         <w:t xml:space="preserve">(1, 111) = 0,38;</w:t>
-      </w:r>
-      <w:r>
-        <w:t xml:space="preserve"> </w:t>
-      </w:r>
-      <w:r>
-        <w:rPr>
-          <w:iCs/>
-          <w:i/>
-        </w:rPr>
-        <w:t xml:space="preserve">p</w:t>
-      </w:r>
-      <w:r>
-        <w:t xml:space="preserve"> </w:t>
-      </w:r>
-      <w:r>
-        <w:t xml:space="preserve">= 0,54;</w:t>
-      </w:r>
-      <w:r>
-        <w:t xml:space="preserve"> </w:t>
-      </w:r>
-      <w:r>
-        <w:rPr>
-          <w:iCs/>
-          <w:i/>
-        </w:rPr>
-        <w:t xml:space="preserve">F</w:t>
-      </w:r>
-      <w:r>
-        <w:rPr>
-          <w:vertAlign w:val="subscript"/>
-        </w:rPr>
-        <w:t xml:space="preserve">Interacción</w:t>
-      </w:r>
-      <w:r>
-        <w:t xml:space="preserve">(2, 111) = 0,62;</w:t>
       </w:r>
       <w:r>
         <w:t xml:space="preserve"> </w:t>
@@ -15239,7 +15401,7 @@
         <w:rPr>
           <w:sz w:val="19"/>
         </w:rPr>
-        <w:t xml:space="preserve">Análisis de componentes principales (PCA) de cinco métricas de la prueba SLR por animal: tiempo de exploración de los objetos A1, A2 y A3 en la fase de muestreo (día 1), exploración total en la fase de prueba (día 2) y DI. (A) Puntuaciones de cada animal en las dos primeras componentes (CP1 y CP2; círculos llenos: juveniles; triángulos vacíos: adultos) y media ± SEM de cada grupo (símbolos grandes). Cada punto es un animal; los animales con perfiles parecidos quedan cerca. Valores altos de CP1 indican más exploración de los objetos; valores altos de CP2, mayor DI. (B) Cargas de cada variable en CP1 y CP2: cuánto contribuye cada variable a cada componente (las barras largas indican las variables que la definen; el signo, si aumenta o disminuye con ella). Azul: control; rojo: sacarosa; verde: stevia.</w:t>
+        <w:t xml:space="preserve">Análisis de componentes principales (PCA) de cinco métricas de la prueba SLR por animal: tiempo de exploración de los objetos A1, A2 y A3 en la fase de muestreo (día 1), exploración total en la fase de prueba (día 2) y DI. (A) Puntuaciones de cada animal en las dos primeras componentes (CP1 y CP2; círculos llenos: juveniles; triángulos vacíos: adultos) y media ± SEM de cada grupo (símbolos grandes). Cada punto es un animal; los animales con perfiles parecidos quedan cerca. Valores altos de CP1 indican más exploración de los objetos; valores altos de CP2, mayor DI. (B) Cargas de cada variable en CP1 y CP2: cuánto contribuye cada variable a cada componente (las barras largas indican las variables que la definen; el signo, si aumenta o disminuye con ella). Azul: grupo control; rojo: grupo sacarosa; verde: grupo stevia.</w:t>
       </w:r>
       <w:r>
         <w:rPr>
@@ -15684,7 +15846,7 @@
         <w:t xml:space="preserve"> </w:t>
       </w:r>
       <w:r>
-        <w:t xml:space="preserve">en el giro dentado, con una diferencia significativa en el grupo adulto, y redujo el número de neuroblastos en proliferación (PCNA</w:t>
+        <w:t xml:space="preserve">y el de neuroblastos en proliferación (PCNA</w:t>
       </w:r>
       <w:r>
         <w:rPr>
@@ -15702,7 +15864,7 @@
         <w:t xml:space="preserve">+</w:t>
       </w:r>
       <w:r>
-        <w:t xml:space="preserve">) independientemente de la edad en la que se produjo el consumo, sin modificar el número total de células DCX</w:t>
+        <w:t xml:space="preserve">) en el giro dentado, independientemente de la edad en la que se produjo el consumo, sin modificar el número total de células DCX</w:t>
       </w:r>
       <w:r>
         <w:rPr>

--- a/entregas/metodos resultados discusion 20261021.docx
+++ b/entregas/metodos resultados discusion 20261021.docx
@@ -56,7 +56,7 @@
         <w:jc w:val="center"/>
       </w:pPr>
       <w:r>
-        <w:t xml:space="preserve">Resumen, Materiales y métodos, Resultados y Discusión</w:t>
+        <w:t xml:space="preserve">Resumen, Materiales y métodos, Resultados, Discusión, Perspectivas futuras y Conclusiones</w:t>
       </w:r>
     </w:p>
     <w:p>
@@ -83,7 +83,7 @@
         <w:t xml:space="preserve"> </w:t>
       </w:r>
       <w:r>
-        <w:t xml:space="preserve">Son el Resumen y las secciones 4, 5 y 6 de la tesis, seguidos de su propia lista de referencias (solo las que se citan en estas secciones, numeradas por orden de aparición, por lo que los números difieren de los de la tesis completa). Las referencias a otras secciones conservan la numeración de la tesis. Lo que falta o hay que verificar está marcado entre corchetes: [PENDIENTE: …] y [CONFIRMAR: …].</w:t>
+        <w:t xml:space="preserve">Son el Resumen y las secciones 4 a 8 de la tesis, seguidos de su propia lista de referencias (solo las que se citan en estas secciones, numeradas por orden de aparición, por lo que los números difieren de los de la tesis completa). Las referencias a otras secciones conservan la numeración de la tesis. Lo que falta o hay que verificar está marcado entre corchetes: [PENDIENTE: …] y [CONFIRMAR: …].</w:t>
       </w:r>
     </w:p>
     <w:bookmarkStart w:id="20" w:name="resumen"/>
@@ -179,7 +179,7 @@
       </w:r>
     </w:p>
     <w:bookmarkEnd w:id="20"/>
-    <w:bookmarkStart w:id="40" w:name="materiales-y-métodos"/>
+    <w:bookmarkStart w:id="39" w:name="materiales-y-métodos"/>
     <w:p>
       <w:pPr>
         <w:pStyle w:val="Heading1"/>
@@ -884,7 +884,7 @@
       </w:tr>
     </w:tbl>
     <w:bookmarkEnd w:id="23"/>
-    <w:bookmarkStart w:id="34" w:name="procedimientos-conductuales"/>
+    <w:bookmarkStart w:id="33" w:name="procedimientos-conductuales"/>
     <w:p>
       <w:pPr>
         <w:pStyle w:val="Heading2"/>
@@ -1049,7 +1049,7 @@
       </w:r>
     </w:p>
     <w:bookmarkEnd w:id="25"/>
-    <w:bookmarkStart w:id="29" w:name="reconocimiento-de-objeto-novedoso-nor"/>
+    <w:bookmarkStart w:id="28" w:name="reconocimiento-de-objeto-novedoso-nor"/>
     <w:p>
       <w:pPr>
         <w:pStyle w:val="Heading3"/>
@@ -1246,22 +1246,16 @@
         <w:jc w:val="center"/>
       </w:pPr>
       <w:r>
-        <w:t xml:space="preserve">(A)</w:t>
-      </w:r>
-      <w:r>
-        <w:t xml:space="preserve"> </w:t>
-      </w:r>
-      <w:r>
         <w:drawing>
           <wp:inline>
-            <wp:extent cx="1925999" cy="1139091"/>
+            <wp:extent cx="5753100" cy="1521984"/>
             <wp:effectExtent b="0" l="0" r="0" t="0"/>
             <wp:docPr descr="image" title="" id="1" name="Picture"/>
             <a:graphic>
               <a:graphicData uri="http://schemas.openxmlformats.org/drawingml/2006/picture">
                 <pic:pic>
                   <pic:nvPicPr>
-                    <pic:cNvPr descr="img/Fig4_NOR_objetos_iguales_recortada.png" id="0" name="Picture"/>
+                    <pic:cNvPr descr="img/Fig4_NOR_fases.png" id="0" name="Picture"/>
                     <pic:cNvPicPr>
                       <a:picLocks noChangeArrowheads="1" noChangeAspect="1"/>
                     </pic:cNvPicPr>
@@ -1275,7 +1269,7 @@
                   <pic:spPr bwMode="auto">
                     <a:xfrm>
                       <a:off x="0" y="0"/>
-                      <a:ext cx="1925999" cy="1139091"/>
+                      <a:ext cx="5753100" cy="1521984"/>
                     </a:xfrm>
                     <a:prstGeom prst="rect">
                       <a:avLst/>
@@ -1293,57 +1287,6 @@
           </wp:inline>
         </w:drawing>
       </w:r>
-      <w:r>
-        <w:t xml:space="preserve"> </w:t>
-      </w:r>
-      <w:r>
-        <w:t xml:space="preserve">(B)</w:t>
-      </w:r>
-      <w:r>
-        <w:t xml:space="preserve"> </w:t>
-      </w:r>
-      <w:r>
-        <w:drawing>
-          <wp:inline>
-            <wp:extent cx="1925999" cy="1139091"/>
-            <wp:effectExtent b="0" l="0" r="0" t="0"/>
-            <wp:docPr descr="image" title="" id="1" name="Picture"/>
-            <a:graphic>
-              <a:graphicData uri="http://schemas.openxmlformats.org/drawingml/2006/picture">
-                <pic:pic>
-                  <pic:nvPicPr>
-                    <pic:cNvPr descr="img/Fig4_NOR_objetos_diferentes_recortada.png" id="0" name="Picture"/>
-                    <pic:cNvPicPr>
-                      <a:picLocks noChangeArrowheads="1" noChangeAspect="1"/>
-                    </pic:cNvPicPr>
-                  </pic:nvPicPr>
-                  <pic:blipFill>
-                    <a:blip r:embed="rId28"/>
-                    <a:stretch>
-                      <a:fillRect/>
-                    </a:stretch>
-                  </pic:blipFill>
-                  <pic:spPr bwMode="auto">
-                    <a:xfrm>
-                      <a:off x="0" y="0"/>
-                      <a:ext cx="1925999" cy="1139091"/>
-                    </a:xfrm>
-                    <a:prstGeom prst="rect">
-                      <a:avLst/>
-                    </a:prstGeom>
-                    <a:noFill/>
-                    <a:ln w="9525">
-                      <a:noFill/>
-                      <a:headEnd/>
-                      <a:tailEnd/>
-                    </a:ln>
-                  </pic:spPr>
-                </pic:pic>
-              </a:graphicData>
-            </a:graphic>
-          </wp:inline>
-        </w:drawing>
-      </w:r>
     </w:p>
     <w:p>
       <w:pPr>
@@ -1371,8 +1314,8 @@
         <w:t xml:space="preserve">Fases del NOR en vista cenital. (A) Fase de muestreo (T1): dos objetos idénticos. (B) Ensayos de elección (T2 a T4): una copia del objeto familiar y un objeto novedoso.</w:t>
       </w:r>
     </w:p>
-    <w:bookmarkEnd w:id="29"/>
-    <w:bookmarkStart w:id="32" w:name="Xe97ae87456ffade0f33435ffa16ff2d021c5913"/>
+    <w:bookmarkEnd w:id="28"/>
+    <w:bookmarkStart w:id="31" w:name="Xe97ae87456ffade0f33435ffa16ff2d021c5913"/>
     <w:p>
       <w:pPr>
         <w:pStyle w:val="Heading3"/>
@@ -1440,7 +1383,7 @@
                     </pic:cNvPicPr>
                   </pic:nvPicPr>
                   <pic:blipFill>
-                    <a:blip r:embed="rId30"/>
+                    <a:blip r:embed="rId29"/>
                     <a:stretch>
                       <a:fillRect/>
                     </a:stretch>
@@ -1515,7 +1458,7 @@
                     </pic:cNvPicPr>
                   </pic:nvPicPr>
                   <pic:blipFill>
-                    <a:blip r:embed="rId31"/>
+                    <a:blip r:embed="rId30"/>
                     <a:stretch>
                       <a:fillRect/>
                     </a:stretch>
@@ -1721,14 +1664,102 @@
         <w:t xml:space="preserve">Se informa también la tasa de exploración equivalente (Ecuación 4.1), de la cual el DI es una transformación lineal (DI = 2·tasa − 1). En la fase de muestreo se registraron, además, el tiempo de exploración de cada uno de los tres objetos y la distancia recorrida.</w:t>
       </w:r>
     </w:p>
+    <w:bookmarkEnd w:id="31"/>
+    <w:bookmarkStart w:id="32" w:name="registro-con-anymaze"/>
+    <w:p>
+      <w:pPr>
+        <w:pStyle w:val="Heading3"/>
+      </w:pPr>
+      <w:r>
+        <w:t xml:space="preserve">4.3.4 Registro con AnyMaze©</w:t>
+      </w:r>
+    </w:p>
+    <w:p>
+      <w:pPr>
+        <w:pStyle w:val="FirstParagraph"/>
+      </w:pPr>
+      <w:r>
+        <w:t xml:space="preserve">El registro se realizó con el software de videoseguimiento AnyMaze© (Stoelting Co., EE. UU.; versión 7.66), que opera sobre el video cenital de cada sesión. El programa segmenta al animal del fondo por contraste y sigue su posición cuadro a cuadro, reconstruyendo la trayectoria del centroide. De esa trayectoria deriva de manera automática un conjunto de variables cinemáticas y de ocupación: la distancia total recorrida, los cruces de línea (</w:t>
+      </w:r>
+      <w:r>
+        <w:rPr>
+          <w:iCs/>
+          <w:i/>
+        </w:rPr>
+        <w:t xml:space="preserve">line crossings</w:t>
+      </w:r>
+      <w:r>
+        <w:t xml:space="preserve">) sobre una grilla virtual y, mediante zonas definidas por el usuario —regiones de interés trazadas alrededor de cada objeto o sector de la arena—, el número de entradas, el tiempo y la distancia recorrida en cada zona.</w:t>
+      </w:r>
+    </w:p>
+    <w:p>
+      <w:pPr>
+        <w:pStyle w:val="BodyText"/>
+      </w:pPr>
+      <w:r>
+        <w:t xml:space="preserve">Permanecer dentro de la zona de un objeto no equivale a explorarlo: el seguimiento detecta posición, no atención. Un animal que se sienta sobre un objeto, se acicala a su lado o descansa dentro de la zona acumularía</w:t>
+      </w:r>
+      <w:r>
+        <w:t xml:space="preserve"> </w:t>
+      </w:r>
+      <w:r>
+        <w:t xml:space="preserve">“</w:t>
+      </w:r>
+      <w:r>
+        <w:t xml:space="preserve">tiempo en zona</w:t>
+      </w:r>
+      <w:r>
+        <w:t xml:space="preserve">”</w:t>
+      </w:r>
+      <w:r>
+        <w:t xml:space="preserve"> </w:t>
+      </w:r>
+      <w:r>
+        <w:t xml:space="preserve">sin exploración real. Por eso la exploración activa —definida como dirigir la nariz hacia el objeto a 2 cm o menos o tocarlo con la nariz, excluyendo treparlo o posarse sobre él— se cuantificó de forma manual mediante la función de marcación por tecla de AnyMaze©: revisando el video, un único experimentador ciego al tratamiento mantuvo presionada una tecla mientras el animal ejecutaba conducta exploratoria hacia un objeto dado, y el software integró ese tiempo por objeto. El</w:t>
+      </w:r>
+      <w:r>
+        <w:t xml:space="preserve"> </w:t>
+      </w:r>
+      <w:r>
+        <w:rPr>
+          <w:iCs/>
+          <w:i/>
+        </w:rPr>
+        <w:t xml:space="preserve">rearing</w:t>
+      </w:r>
+      <w:r>
+        <w:t xml:space="preserve"> </w:t>
+      </w:r>
+      <w:r>
+        <w:t xml:space="preserve">del OF se puntuó de la misma manera. Por esta razón, el registro de cada prueba contiene dos familias de variables: la exploración activa, de origen manual, de la que se calculan la tasa de exploración y el índice de discriminación; y las variables cinemáticas y de ocupación, de origen automático, que se emplean como control locomotor y como lectura de conducta tipo ansiosa en el OF. Todas las sesiones se grabaron, se codificaron y se cuantificaron de forma diferida, no en vivo, de modo que el experimentador desconocía el tratamiento de cada animal y el criterio se mantuvo uniforme.</w:t>
+      </w:r>
+    </w:p>
     <w:bookmarkEnd w:id="32"/>
-    <w:bookmarkStart w:id="33" w:name="registro-con-anymaze"/>
+    <w:bookmarkEnd w:id="33"/>
+    <w:bookmarkStart w:id="36" w:name="Xb71f7db275c89ee5be6e7d9c80109ddbc9394c3"/>
+    <w:p>
+      <w:pPr>
+        <w:pStyle w:val="Heading2"/>
+      </w:pPr>
+      <w:r>
+        <w:t xml:space="preserve">4.4 Inmunocitoquímica y microscopía de fluorescencia (IHC)</w:t>
+      </w:r>
+    </w:p>
+    <w:p>
+      <w:pPr>
+        <w:pStyle w:val="FirstParagraph"/>
+      </w:pPr>
+      <w:r>
+        <w:t xml:space="preserve">Los animales fueron anestesiados profundamente mediante una inyección intraperitoneal de ketamina-xilacina (120 + 12 mg/kg; Holliday/Richmond, Argentina) y fijados por perfusión intracardíaca con 600 mL de paraformaldehído (PFA) al 4 % frío en PBS (pH 7,4) [13]. Los cerebros se extrajeron de inmediato y se dejaron en PFA al 4 % durante toda la noche a 4 °C. Luego se lavaron con PBS y se seccionaron con un vibrátomo. Se obtuvieron cortes coronales de 70 µm de espesor (Bregma -2,8 a -4,2 mm), determinados con un atlas del cerebro de rata [14], y se bloquearon en PBS con 0,1 % de Tween 20 y 7 % de suero normal de burro durante 1 h a temperatura ambiente. Las muestras de tejido se incubaron luego con un anticuerpo de ratón anti-PCNA (dilución 1:250; ref. MAB424, Merck) y un anticuerpo de cabra anti-DCX (dilución 1:200; ref. sc-8066, Santa Cruz Biotechnology) en PBS con 2 % de suero de burro y 0,1 % de Tween 20, durante toda la noche a 4 °C. Posteriormente se lavaron en PBS durante 30 min y se incubaron con un anticuerpo de burro anti-ratón Alexa 488 y un anticuerpo de burro anti-cabra Alexa 555 (ref. A21202 y A21432, respectivamente; Thermo Fisher; ambos en dilución 1:1000) durante 2 h a temperatura ambiente. Los núcleos se contratiñeron con DAPI (1 µg/mL). Finalmente, después de los lavados, los cortes se montaron en portaobjetos de vidrio codificados y se examinaron con un microscopio confocal de disco giratorio Olympus IX81-DSU. Todas las imágenes se obtuvieron en las mismas condiciones: el tiempo de exposición, la intensidad de la lámpara y los filtros se mantuvieron constantes. En algunos cortes se omitió el anticuerpo primario como control; estos cortes se procesaron con el mismo protocolo descrito, y la intensidad de fluorescencia obtenida en ellos se utilizó como referencia para identificar la marca positiva.</w:t>
+      </w:r>
+    </w:p>
+    <w:bookmarkStart w:id="35" w:name="recuento-celular"/>
     <w:p>
       <w:pPr>
         <w:pStyle w:val="Heading3"/>
       </w:pPr>
       <w:r>
-        <w:t xml:space="preserve">4.3.4 Registro con AnyMaze©</w:t>
+        <w:t xml:space="preserve">4.4.1 Recuento celular</w:t>
       </w:r>
     </w:p>
     <w:p>
@@ -1736,97 +1767,9 @@
         <w:pStyle w:val="FirstParagraph"/>
       </w:pPr>
       <w:r>
-        <w:t xml:space="preserve">El registro se realizó con el software de videoseguimiento AnyMaze© (Stoelting Co., EE. UU.; versión 7.66), que opera sobre el video cenital de cada sesión. El programa segmenta al animal del fondo por contraste y sigue su posición cuadro a cuadro, reconstruyendo la trayectoria del centroide. De esa trayectoria deriva de manera automática un conjunto de variables cinemáticas y de ocupación: la distancia total recorrida, los cruces de línea (</w:t>
-      </w:r>
-      <w:r>
-        <w:rPr>
-          <w:iCs/>
-          <w:i/>
-        </w:rPr>
-        <w:t xml:space="preserve">line crossings</w:t>
-      </w:r>
-      <w:r>
-        <w:t xml:space="preserve">) sobre una grilla virtual y, mediante zonas definidas por el usuario —regiones de interés trazadas alrededor de cada objeto o sector de la arena—, el número de entradas, el tiempo y la distancia recorrida en cada zona.</w:t>
-      </w:r>
-    </w:p>
-    <w:p>
-      <w:pPr>
-        <w:pStyle w:val="BodyText"/>
-      </w:pPr>
-      <w:r>
-        <w:t xml:space="preserve">Permanecer dentro de la zona de un objeto no equivale a explorarlo: el seguimiento detecta posición, no atención. Un animal que se sienta sobre un objeto, se acicala a su lado o descansa dentro de la zona acumularía</w:t>
-      </w:r>
-      <w:r>
-        <w:t xml:space="preserve"> </w:t>
-      </w:r>
-      <w:r>
-        <w:t xml:space="preserve">“</w:t>
-      </w:r>
-      <w:r>
-        <w:t xml:space="preserve">tiempo en zona</w:t>
-      </w:r>
-      <w:r>
-        <w:t xml:space="preserve">”</w:t>
-      </w:r>
-      <w:r>
-        <w:t xml:space="preserve"> </w:t>
-      </w:r>
-      <w:r>
-        <w:t xml:space="preserve">sin exploración real. Por eso la exploración activa —definida como dirigir la nariz hacia el objeto a 2 cm o menos o tocarlo con la nariz, excluyendo treparlo o posarse sobre él— se cuantificó de forma manual mediante la función de marcación por tecla de AnyMaze©: revisando el video, un único experimentador ciego al tratamiento mantuvo presionada una tecla mientras el animal ejecutaba conducta exploratoria hacia un objeto dado, y el software integró ese tiempo por objeto. El</w:t>
-      </w:r>
-      <w:r>
-        <w:t xml:space="preserve"> </w:t>
-      </w:r>
-      <w:r>
-        <w:rPr>
-          <w:iCs/>
-          <w:i/>
-        </w:rPr>
-        <w:t xml:space="preserve">rearing</w:t>
-      </w:r>
-      <w:r>
-        <w:t xml:space="preserve"> </w:t>
-      </w:r>
-      <w:r>
-        <w:t xml:space="preserve">del OF se puntuó de la misma manera. Por esta razón, el registro de cada prueba contiene dos familias de variables: la exploración activa, de origen manual, de la que se calculan la tasa de exploración y el índice de discriminación; y las variables cinemáticas y de ocupación, de origen automático, que se emplean como control locomotor y como lectura de conducta tipo ansiosa en el OF. Todas las sesiones se grabaron, se codificaron y se cuantificaron de forma diferida, no en vivo, de modo que el experimentador desconocía el tratamiento de cada animal y el criterio se mantuvo uniforme.</w:t>
-      </w:r>
-    </w:p>
-    <w:bookmarkEnd w:id="33"/>
-    <w:bookmarkEnd w:id="34"/>
-    <w:bookmarkStart w:id="37" w:name="Xb71f7db275c89ee5be6e7d9c80109ddbc9394c3"/>
-    <w:p>
-      <w:pPr>
-        <w:pStyle w:val="Heading2"/>
-      </w:pPr>
-      <w:r>
-        <w:t xml:space="preserve">4.4 Inmunocitoquímica y microscopía de fluorescencia (IHC)</w:t>
-      </w:r>
-    </w:p>
-    <w:p>
-      <w:pPr>
-        <w:pStyle w:val="FirstParagraph"/>
-      </w:pPr>
-      <w:r>
-        <w:t xml:space="preserve">Los animales fueron anestesiados profundamente mediante una inyección intraperitoneal de ketamina-xilacina (120 + 12 mg/kg; Holliday/Richmond, Argentina) y fijados por perfusión intracardíaca con 600 mL de paraformaldehído (PFA) al 4 % frío en PBS (pH 7,4) [13]. Los cerebros se extrajeron de inmediato y se dejaron en PFA al 4 % durante toda la noche a 4 °C. Luego se lavaron con PBS y se seccionaron con un vibrátomo. Se obtuvieron cortes coronales de 70 µm de espesor (Bregma -2,8 a -4,2 mm), determinados con un atlas del cerebro de rata [14], y se bloquearon en PBS con 0,1 % de Tween 20 y 7 % de suero normal de burro durante 1 h a temperatura ambiente. Las muestras de tejido se incubaron luego con un anticuerpo de ratón anti-PCNA (dilución 1:250; ref. MAB424, Merck) y un anticuerpo de cabra anti-DCX (dilución 1:200; ref. sc-8066, Santa Cruz Biotechnology) en PBS con 2 % de suero de burro y 0,1 % de Tween 20, durante toda la noche a 4 °C. Posteriormente se lavaron en PBS durante 30 min y se incubaron con un anticuerpo de burro anti-ratón Alexa 488 y un anticuerpo de burro anti-cabra Alexa 555 (ref. A21202 y A21432, respectivamente; Thermo Fisher; ambos en dilución 1:1000) durante 2 h a temperatura ambiente. Los núcleos se contratiñeron con DAPI (1 µg/mL). Finalmente, después de los lavados, los cortes se montaron en portaobjetos de vidrio codificados y se examinaron con un microscopio confocal de disco giratorio Olympus IX81-DSU. Todas las imágenes se obtuvieron en las mismas condiciones: el tiempo de exposición, la intensidad de la lámpara y los filtros se mantuvieron constantes. En algunos cortes se omitió el anticuerpo primario como control; estos cortes se procesaron con el mismo protocolo descrito, y la intensidad de fluorescencia obtenida en ellos se utilizó como referencia para identificar la marca positiva.</w:t>
-      </w:r>
-    </w:p>
-    <w:bookmarkStart w:id="36" w:name="recuento-celular"/>
-    <w:p>
-      <w:pPr>
-        <w:pStyle w:val="Heading3"/>
-      </w:pPr>
-      <w:r>
-        <w:t xml:space="preserve">4.4.1 Recuento celular</w:t>
-      </w:r>
-    </w:p>
-    <w:p>
-      <w:pPr>
-        <w:pStyle w:val="FirstParagraph"/>
-      </w:pPr>
-      <w:r>
         <w:t xml:space="preserve">Los cortes se tomaron en una serie 1:4 (separados por 280 µm; 5 cortes por animal) y se analizaron con ImageJ Fiji win64 (</w:t>
       </w:r>
-      <w:hyperlink r:id="rId35">
+      <w:hyperlink r:id="rId34">
         <w:r>
           <w:rPr>
             <w:rStyle w:val="Hyperlink"/>
@@ -1847,15 +1790,150 @@
         <w:t xml:space="preserve">; en el análisis estadístico, cada corte se consideró como un valor.</w:t>
       </w:r>
     </w:p>
+    <w:bookmarkEnd w:id="35"/>
     <w:bookmarkEnd w:id="36"/>
+    <w:bookmarkStart w:id="37" w:name="análisis-estadístico"/>
+    <w:p>
+      <w:pPr>
+        <w:pStyle w:val="Heading2"/>
+      </w:pPr>
+      <w:r>
+        <w:t xml:space="preserve">4.5 Análisis estadístico</w:t>
+      </w:r>
+    </w:p>
+    <w:p>
+      <w:pPr>
+        <w:pStyle w:val="FirstParagraph"/>
+      </w:pPr>
+      <w:r>
+        <w:t xml:space="preserve">El tamaño muestral se estimó sobre la base de estudios previos (95 % de confianza, 10 % de error y 80 % de potencia estadística) [1–3, 6], siguiendo las recomendaciones estándar [15].</w:t>
+      </w:r>
+    </w:p>
+    <w:p>
+      <w:pPr>
+        <w:pStyle w:val="BodyText"/>
+      </w:pPr>
+      <w:r>
+        <w:t xml:space="preserve">La normalidad de los datos y la homogeneidad de las varianzas se evaluaron mediante las pruebas de Shapiro-Wilk y de Brown-Forsythe, respectivamente. En este estudio se verificó la homogeneidad de las varianzas (prueba de Brown-Forsythe,</w:t>
+      </w:r>
+      <w:r>
+        <w:t xml:space="preserve"> </w:t>
+      </w:r>
+      <w:r>
+        <w:rPr>
+          <w:iCs/>
+          <w:i/>
+        </w:rPr>
+        <w:t xml:space="preserve">p</w:t>
+      </w:r>
+      <w:r>
+        <w:t xml:space="preserve"> </w:t>
+      </w:r>
+      <w:r>
+        <w:t xml:space="preserve">&gt; 0,05), salvo en el recuento de células PCNA</w:t>
+      </w:r>
+      <w:r>
+        <w:rPr>
+          <w:vertAlign w:val="superscript"/>
+        </w:rPr>
+        <w:t xml:space="preserve">+</w:t>
+      </w:r>
+      <w:r>
+        <w:t xml:space="preserve">/DCX</w:t>
+      </w:r>
+      <w:r>
+        <w:rPr>
+          <w:vertAlign w:val="superscript"/>
+        </w:rPr>
+        <w:t xml:space="preserve">+</w:t>
+      </w:r>
+      <w:r>
+        <w:t xml:space="preserve"> </w:t>
+      </w:r>
+      <w:r>
+        <w:t xml:space="preserve">(§5.5) y en el índice de preferencia (§5.1.1), y no se aplicaron correcciones adicionales.</w:t>
+      </w:r>
+    </w:p>
+    <w:p>
+      <w:pPr>
+        <w:pStyle w:val="BodyText"/>
+      </w:pPr>
+      <w:r>
+        <w:t xml:space="preserve">El consumo de líquidos a lo largo del tiempo se analizó mediante ANOVA de medidas repetidas (ANOVA MR) de dos vías, considerando el tratamiento (control vs. sacarosa vs. stevia) y la edad (juveniles y adultos) como factores entre sujetos y el tiempo como factor de medidas repetidas. El índice de preferencia (consumo de solución endulzada dividido por el consumo total de líquido, promediado a lo largo del tratamiento en cada caja) se comparó entre los grupos sacarosa y stevia mediante ANOVA de dos vías (edad × tratamiento). Se empleó ANOVA de dos vías para analizar los parámetros informados en el OF, el NOR, la SLR y la IHC. La preferencia de los grupos control por el objeto o la posición novedosa se evaluó con la prueba</w:t>
+      </w:r>
+      <w:r>
+        <w:t xml:space="preserve"> </w:t>
+      </w:r>
+      <w:r>
+        <w:rPr>
+          <w:iCs/>
+          <w:i/>
+        </w:rPr>
+        <w:t xml:space="preserve">t</w:t>
+      </w:r>
+      <w:r>
+        <w:t xml:space="preserve"> </w:t>
+      </w:r>
+      <w:r>
+        <w:t xml:space="preserve">de una muestra contra el nivel de azar. La exploración de los objetos en las fases de muestreo del NOR (T1) y de la SLR (día 1) se analizó mediante un ANOVA de tres vías, con la edad y el tratamiento como factores entre sujetos y la posición del objeto como factor intrasujeto.</w:t>
+      </w:r>
+    </w:p>
+    <w:p>
+      <w:pPr>
+        <w:pStyle w:val="BodyText"/>
+      </w:pPr>
+      <w:r>
+        <w:t xml:space="preserve">Cuando se detectaron efectos principales estadísticamente significativos, se aplicó la prueba</w:t>
+      </w:r>
+      <w:r>
+        <w:t xml:space="preserve"> </w:t>
+      </w:r>
+      <w:r>
+        <w:rPr>
+          <w:iCs/>
+          <w:i/>
+        </w:rPr>
+        <w:t xml:space="preserve">post hoc</w:t>
+      </w:r>
+      <w:r>
+        <w:t xml:space="preserve"> </w:t>
+      </w:r>
+      <w:r>
+        <w:t xml:space="preserve">de Tukey para ajustar las comparaciones múltiples (en los análisis de consumo, la prueba de Šídák). Cuando los residuos se apartaron de la normalidad, las diferencias se confirmaron con la prueba de Mann-Whitney. El nivel de significación estadística se estableció en</w:t>
+      </w:r>
+      <w:r>
+        <w:t xml:space="preserve"> </w:t>
+      </w:r>
+      <w:r>
+        <w:rPr>
+          <w:iCs/>
+          <w:i/>
+        </w:rPr>
+        <w:t xml:space="preserve">p</w:t>
+      </w:r>
+      <w:r>
+        <w:t xml:space="preserve"> </w:t>
+      </w:r>
+      <w:r>
+        <w:t xml:space="preserve">&lt; 0,05, y los datos se expresaron como media ± error estándar de la media (SEM).</w:t>
+      </w:r>
+    </w:p>
+    <w:p>
+      <w:pPr>
+        <w:pStyle w:val="BodyText"/>
+      </w:pPr>
+      <w:r>
+        <w:t xml:space="preserve">Los resultados provienen de dos experimentos independientes, correspondientes a dos cohortes experimentales realizadas en distintos momentos, utilizando grupos independientes de animales, pero siguiendo el mismo diseño experimental y protocolos. Los datos de ambas cohortes se combinaron para realizar los análisis estadísticos. Todos los análisis se llevaron a cabo con el programa GraphPad Prism, versión 11.1.0, salvo el del índice de preferencia, los de la fase de muestreo de la SLR (exploración por objeto y distancia recorrida) y el de la exploración total de la SLR, que se realizó sobre el logaritmo del tiempo, llevados a cabo en Python 3.14 (statsmodels 0.15 y SciPy 1.18).</w:t>
+      </w:r>
+    </w:p>
     <w:bookmarkEnd w:id="37"/>
-    <w:bookmarkStart w:id="38" w:name="análisis-estadístico"/>
+    <w:bookmarkStart w:id="38" w:name="X430af9d9bfce0b651f903068a5742516bd0d098"/>
     <w:p>
       <w:pPr>
         <w:pStyle w:val="Heading2"/>
       </w:pPr>
       <w:r>
-        <w:t xml:space="preserve">4.5 Análisis estadístico</w:t>
+        <w:t xml:space="preserve">4.6 Análisis multivariado y aprendizaje automático</w:t>
       </w:r>
     </w:p>
     <w:p>
@@ -1863,7 +1941,20 @@
         <w:pStyle w:val="FirstParagraph"/>
       </w:pPr>
       <w:r>
-        <w:t xml:space="preserve">El tamaño muestral se estimó sobre la base de estudios previos (95 % de confianza, 10 % de error y 80 % de potencia estadística) [1–3, 6], siguiendo las recomendaciones estándar [15].</w:t>
+        <w:t xml:space="preserve">El análisis multivariado se aplicó a la prueba SLR, la única para la que se dispuso de las métricas de AnyMaze© identificadas por animal. Se construyó una tabla con una fila por animal (</w:t>
+      </w:r>
+      <w:r>
+        <w:rPr>
+          <w:iCs/>
+          <w:i/>
+        </w:rPr>
+        <w:t xml:space="preserve">n</w:t>
+      </w:r>
+      <w:r>
+        <w:t xml:space="preserve"> </w:t>
+      </w:r>
+      <w:r>
+        <w:t xml:space="preserve">= 117), uniendo los registros de la fase de muestreo y de la fase de prueba de cada uno, que reunió cinco métricas: el tiempo de exploración de cada uno de los tres objetos en la fase de muestreo (A1, A2 y A3), la exploración total en la fase de prueba y el DI. La distancia recorrida en la fase de muestreo no se incluyó en el análisis principal porque permitía identificar la cohorte de origen (2026 frente a 2024–2025), que no contó con un grupo control contemporáneo; se utilizó solo en un análisis de sensibilidad, con los valores faltantes (6 animales) imputados por la mediana dentro de cada partición de entrenamiento.</w:t>
       </w:r>
     </w:p>
     <w:p>
@@ -1871,44 +1962,23 @@
         <w:pStyle w:val="BodyText"/>
       </w:pPr>
       <w:r>
-        <w:t xml:space="preserve">La normalidad de los datos y la homogeneidad de las varianzas se evaluaron mediante las pruebas de Shapiro-Wilk y de Brown-Forsythe, respectivamente. En este estudio se verificó la homogeneidad de las varianzas (prueba de Brown-Forsythe,</w:t>
-      </w:r>
-      <w:r>
-        <w:t xml:space="preserve"> </w:t>
-      </w:r>
-      <w:r>
-        <w:rPr>
-          <w:iCs/>
-          <w:i/>
-        </w:rPr>
-        <w:t xml:space="preserve">p</w:t>
-      </w:r>
-      <w:r>
-        <w:t xml:space="preserve"> </w:t>
-      </w:r>
-      <w:r>
-        <w:t xml:space="preserve">&gt; 0,05), salvo en el recuento de células PCNA</w:t>
-      </w:r>
-      <w:r>
-        <w:rPr>
-          <w:vertAlign w:val="superscript"/>
-        </w:rPr>
-        <w:t xml:space="preserve">+</w:t>
-      </w:r>
-      <w:r>
-        <w:t xml:space="preserve">/DCX</w:t>
-      </w:r>
-      <w:r>
-        <w:rPr>
-          <w:vertAlign w:val="superscript"/>
-        </w:rPr>
-        <w:t xml:space="preserve">+</w:t>
-      </w:r>
-      <w:r>
-        <w:t xml:space="preserve"> </w:t>
-      </w:r>
-      <w:r>
-        <w:t xml:space="preserve">(§5.5) y en el índice de preferencia (§5.1.1), y no se aplicaron correcciones adicionales.</w:t>
+        <w:t xml:space="preserve">Se emplearon tres técnicas complementarias. Las variables se estandarizaron (media 0 y desvío estándar 1, para que ninguna pesara más por su escala) y se sometieron a un análisis de componentes principales (PCA) [16], que resume las cinco métricas en unas pocas combinaciones no correlacionadas (componentes) y muestra qué variables varían juntas. Las puntuaciones de las dos primeras componentes se compararon entre grupos mediante ANOVA de dos vías (edad × tratamiento) y entre cohortes mediante la prueba</w:t>
+      </w:r>
+      <w:r>
+        <w:t xml:space="preserve"> </w:t>
+      </w:r>
+      <w:r>
+        <w:rPr>
+          <w:iCs/>
+          <w:i/>
+        </w:rPr>
+        <w:t xml:space="preserve">t</w:t>
+      </w:r>
+      <w:r>
+        <w:t xml:space="preserve"> </w:t>
+      </w:r>
+      <w:r>
+        <w:t xml:space="preserve">de Student. Para evaluar si los animales se agrupan espontáneamente según su exposición, sin informar al método a qué grupo pertenece cada uno, se aplicó sobre las mismas variables estandarizadas un clustering jerárquico aglomerativo con el criterio de Ward y distancia euclídea [17]; el número de clusters se eligió por el coeficiente de silueta entre 2 y 6, y la concordancia entre los clusters y los grupos experimentales se cuantificó con el índice de Rand ajustado (ARI), que vale 0 para una asignación al azar y 1 para una coincidencia perfecta.</w:t>
       </w:r>
     </w:p>
     <w:p>
@@ -1916,172 +1986,45 @@
         <w:pStyle w:val="BodyText"/>
       </w:pPr>
       <w:r>
-        <w:t xml:space="preserve">El consumo de líquidos a lo largo del tiempo se analizó mediante ANOVA de medidas repetidas (ANOVA MR) de dos vías, considerando el tratamiento (control vs. sacarosa vs. stevia) y la edad (juveniles y adultos) como factores entre sujetos y el tiempo como factor de medidas repetidas. El índice de preferencia (consumo de solución endulzada dividido por el consumo total de líquido, promediado a lo largo del tratamiento en cada caja) se comparó entre los grupos sacarosa y stevia mediante ANOVA de dos vías (edad × tratamiento). Se empleó ANOVA de dos vías para analizar los parámetros informados en el OF, el NOR, la SLR y la IHC. La preferencia de los grupos control por el objeto o la posición novedosa se evaluó con la prueba</w:t>
-      </w:r>
-      <w:r>
-        <w:t xml:space="preserve"> </w:t>
-      </w:r>
-      <w:r>
-        <w:rPr>
-          <w:iCs/>
-          <w:i/>
-        </w:rPr>
-        <w:t xml:space="preserve">t</w:t>
-      </w:r>
-      <w:r>
-        <w:t xml:space="preserve"> </w:t>
-      </w:r>
-      <w:r>
-        <w:t xml:space="preserve">de una muestra contra el nivel de azar. La exploración de los objetos en las fases de muestreo del NOR (T1) y de la SLR (día 1) se analizó mediante un ANOVA de tres vías, con la edad y el tratamiento como factores entre sujetos y la posición del objeto como factor intrasujeto.</w:t>
-      </w:r>
-    </w:p>
-    <w:p>
-      <w:pPr>
-        <w:pStyle w:val="BodyText"/>
-      </w:pPr>
-      <w:r>
-        <w:t xml:space="preserve">Cuando se detectaron efectos principales estadísticamente significativos, se aplicó la prueba</w:t>
-      </w:r>
-      <w:r>
-        <w:t xml:space="preserve"> </w:t>
-      </w:r>
-      <w:r>
-        <w:rPr>
-          <w:iCs/>
-          <w:i/>
-        </w:rPr>
-        <w:t xml:space="preserve">post hoc</w:t>
-      </w:r>
-      <w:r>
-        <w:t xml:space="preserve"> </w:t>
-      </w:r>
-      <w:r>
-        <w:t xml:space="preserve">de Tukey para ajustar las comparaciones múltiples (en los análisis de consumo, la prueba de Šídák). Cuando los residuos se apartaron de la normalidad, las diferencias se confirmaron con la prueba de Mann-Whitney. El nivel de significación estadística se estableció en</w:t>
-      </w:r>
-      <w:r>
-        <w:t xml:space="preserve"> </w:t>
-      </w:r>
-      <w:r>
-        <w:rPr>
-          <w:iCs/>
-          <w:i/>
-        </w:rPr>
-        <w:t xml:space="preserve">p</w:t>
-      </w:r>
-      <w:r>
-        <w:t xml:space="preserve"> </w:t>
-      </w:r>
-      <w:r>
-        <w:t xml:space="preserve">&lt; 0,05, y los datos se expresaron como media ± error estándar de la media (SEM).</w:t>
-      </w:r>
-    </w:p>
-    <w:p>
-      <w:pPr>
-        <w:pStyle w:val="BodyText"/>
-      </w:pPr>
-      <w:r>
-        <w:t xml:space="preserve">Los resultados provienen de dos experimentos independientes, correspondientes a dos cohortes experimentales realizadas en distintos momentos, utilizando grupos independientes de animales, pero siguiendo el mismo diseño experimental y protocolos. Los datos de ambas cohortes se combinaron para realizar los análisis estadísticos. Todos los análisis se llevaron a cabo con el programa GraphPad Prism, versión 11.1.0, salvo el del índice de preferencia, los de la fase de muestreo de la SLR (exploración por objeto y distancia recorrida) y el de la exploración total de la SLR, que se realizó sobre el logaritmo del tiempo, llevados a cabo en Python 3.14 (statsmodels 0.15 y SciPy 1.18).</w:t>
+        <w:t xml:space="preserve">Por último, para evaluar si las métricas contienen información suficiente para reconocer el grupo de cada animal, se entrenó un clasificador Random Forest [18] (300 árboles, al menos 2 observaciones por hoja y pesos de clase balanceados) para predecir el grupo experimental (seis grupos) y, por separado, el tratamiento y los contrastes control–sacarosa y control–stevia. El desempeño se estimó como exactitud balanceada (promedio de la proporción de aciertos de cada grupo) mediante validación cruzada estratificada de 5 particiones, repetida 10 veces: en cada repetición, el modelo se entrenó con cuatro quintos de los animales y se evaluó con el quinto restante. Su significación se estimó mediante una prueba de permutación (500 permutaciones), en la que el procedimiento se repitió con las etiquetas de grupo mezcladas al azar para obtener el desempeño esperable por azar. La importancia de cada variable se estimó por permutación en los conjuntos de prueba. Estos análisis se realizaron en Python 3.14 con scikit-learn 1.9, mediante el script</w:t>
+      </w:r>
+      <w:r>
+        <w:t xml:space="preserve"> </w:t>
+      </w:r>
+      <w:r>
+        <w:rPr>
+          <w:rStyle w:val="VerbatimChar"/>
+        </w:rPr>
+        <w:t xml:space="preserve">analisis/slr_multivariado.py</w:t>
+      </w:r>
+      <w:r>
+        <w:t xml:space="preserve"> </w:t>
+      </w:r>
+      <w:r>
+        <w:t xml:space="preserve">del repositorio de la tesis.</w:t>
       </w:r>
     </w:p>
     <w:bookmarkEnd w:id="38"/>
-    <w:bookmarkStart w:id="39" w:name="X430af9d9bfce0b651f903068a5742516bd0d098"/>
+    <w:bookmarkEnd w:id="39"/>
+    <w:bookmarkStart w:id="65" w:name="resultados"/>
+    <w:p>
+      <w:pPr>
+        <w:pStyle w:val="Heading1"/>
+      </w:pPr>
+      <w:r>
+        <w:t xml:space="preserve">5. Resultados</w:t>
+      </w:r>
+    </w:p>
+    <w:bookmarkStart w:id="46" w:name="consumo-de-líquidos"/>
     <w:p>
       <w:pPr>
         <w:pStyle w:val="Heading2"/>
       </w:pPr>
       <w:r>
-        <w:t xml:space="preserve">4.6 Análisis multivariado y aprendizaje automático</w:t>
-      </w:r>
-    </w:p>
-    <w:p>
-      <w:pPr>
-        <w:pStyle w:val="FirstParagraph"/>
-      </w:pPr>
-      <w:r>
-        <w:t xml:space="preserve">El análisis multivariado se aplicó a la prueba SLR, la única para la que se dispuso de las métricas de AnyMaze© identificadas por animal. Se construyó una tabla con una fila por animal (</w:t>
-      </w:r>
-      <w:r>
-        <w:rPr>
-          <w:iCs/>
-          <w:i/>
-        </w:rPr>
-        <w:t xml:space="preserve">n</w:t>
-      </w:r>
-      <w:r>
-        <w:t xml:space="preserve"> </w:t>
-      </w:r>
-      <w:r>
-        <w:t xml:space="preserve">= 117), uniendo los registros de la fase de muestreo y de la fase de prueba de cada uno, que reunió cinco métricas: el tiempo de exploración de cada uno de los tres objetos en la fase de muestreo (A1, A2 y A3), la exploración total en la fase de prueba y el DI. La distancia recorrida en la fase de muestreo no se incluyó en el análisis principal porque permitía identificar la cohorte de origen (2026 frente a 2024–2025), que no contó con un grupo control contemporáneo; se utilizó solo en un análisis de sensibilidad, con los valores faltantes (6 animales) imputados por la mediana dentro de cada partición de entrenamiento.</w:t>
-      </w:r>
-    </w:p>
-    <w:p>
-      <w:pPr>
-        <w:pStyle w:val="BodyText"/>
-      </w:pPr>
-      <w:r>
-        <w:t xml:space="preserve">Se emplearon tres técnicas complementarias. Las variables se estandarizaron (media 0 y desvío estándar 1, para que ninguna pesara más por su escala) y se sometieron a un análisis de componentes principales (PCA) [16], que resume las cinco métricas en unas pocas combinaciones no correlacionadas (componentes) y muestra qué variables varían juntas. Las puntuaciones de las dos primeras componentes se compararon entre grupos mediante ANOVA de dos vías (edad × tratamiento) y entre cohortes mediante la prueba</w:t>
-      </w:r>
-      <w:r>
-        <w:t xml:space="preserve"> </w:t>
-      </w:r>
-      <w:r>
-        <w:rPr>
-          <w:iCs/>
-          <w:i/>
-        </w:rPr>
-        <w:t xml:space="preserve">t</w:t>
-      </w:r>
-      <w:r>
-        <w:t xml:space="preserve"> </w:t>
-      </w:r>
-      <w:r>
-        <w:t xml:space="preserve">de Student. Para evaluar si los animales se agrupan espontáneamente según su exposición, sin informar al método a qué grupo pertenece cada uno, se aplicó sobre las mismas variables estandarizadas un clustering jerárquico aglomerativo con el criterio de Ward y distancia euclídea [17]; el número de clusters se eligió por el coeficiente de silueta entre 2 y 6, y la concordancia entre los clusters y los grupos experimentales se cuantificó con el índice de Rand ajustado (ARI), que vale 0 para una asignación al azar y 1 para una coincidencia perfecta.</w:t>
-      </w:r>
-    </w:p>
-    <w:p>
-      <w:pPr>
-        <w:pStyle w:val="BodyText"/>
-      </w:pPr>
-      <w:r>
-        <w:t xml:space="preserve">Por último, para evaluar si las métricas contienen información suficiente para reconocer el grupo de cada animal, se entrenó un clasificador Random Forest [18] (300 árboles, al menos 2 observaciones por hoja y pesos de clase balanceados) para predecir el grupo experimental (seis grupos) y, por separado, el tratamiento y los contrastes control–sacarosa y control–stevia. El desempeño se estimó como exactitud balanceada (promedio de la proporción de aciertos de cada grupo) mediante validación cruzada estratificada de 5 particiones, repetida 10 veces: en cada repetición, el modelo se entrenó con cuatro quintos de los animales y se evaluó con el quinto restante. Su significación se estimó mediante una prueba de permutación (500 permutaciones), en la que el procedimiento se repitió con las etiquetas de grupo mezcladas al azar para obtener el desempeño esperable por azar. La importancia de cada variable se estimó por permutación en los conjuntos de prueba. Estos análisis se realizaron en Python 3.14 con scikit-learn 1.9, mediante el script</w:t>
-      </w:r>
-      <w:r>
-        <w:t xml:space="preserve"> </w:t>
-      </w:r>
-      <w:r>
-        <w:rPr>
-          <w:rStyle w:val="VerbatimChar"/>
-        </w:rPr>
-        <w:t xml:space="preserve">analisis/slr_multivariado.py</w:t>
-      </w:r>
-      <w:r>
-        <w:t xml:space="preserve"> </w:t>
-      </w:r>
-      <w:r>
-        <w:t xml:space="preserve">del repositorio de la tesis.</w:t>
-      </w:r>
-    </w:p>
-    <w:bookmarkEnd w:id="39"/>
-    <w:bookmarkEnd w:id="40"/>
-    <w:bookmarkStart w:id="82" w:name="resultados"/>
-    <w:p>
-      <w:pPr>
-        <w:pStyle w:val="Heading1"/>
-      </w:pPr>
-      <w:r>
-        <w:t xml:space="preserve">5. Resultados</w:t>
-      </w:r>
-    </w:p>
-    <w:bookmarkStart w:id="48" w:name="consumo-de-líquidos"/>
-    <w:p>
-      <w:pPr>
-        <w:pStyle w:val="Heading2"/>
-      </w:pPr>
-      <w:r>
         <w:t xml:space="preserve">5.1 Consumo de líquidos</w:t>
       </w:r>
     </w:p>
-    <w:bookmarkStart w:id="45" w:name="X22851d61bdb9d2edb8d5b1cf1620057207ed789"/>
+    <w:bookmarkStart w:id="43" w:name="X22851d61bdb9d2edb8d5b1cf1620057207ed789"/>
     <w:p>
       <w:pPr>
         <w:pStyle w:val="Heading3"/>
@@ -2442,7 +2385,7 @@
                     </pic:cNvPicPr>
                   </pic:nvPicPr>
                   <pic:blipFill>
-                    <a:blip r:embed="rId41"/>
+                    <a:blip r:embed="rId40"/>
                     <a:stretch>
                       <a:fillRect/>
                     </a:stretch>
@@ -2561,28 +2504,22 @@
         <w:jc w:val="center"/>
       </w:pPr>
       <w:r>
-        <w:t xml:space="preserve">(A)</w:t>
-      </w:r>
-      <w:r>
-        <w:t xml:space="preserve"> </w:t>
-      </w:r>
-      <w:r>
         <w:drawing>
           <wp:inline>
-            <wp:extent cx="1951199" cy="1612383"/>
+            <wp:extent cx="5753100" cy="2066854"/>
             <wp:effectExtent b="0" l="0" r="0" t="0"/>
             <wp:docPr descr="image" title="" id="1" name="Picture"/>
             <a:graphic>
               <a:graphicData uri="http://schemas.openxmlformats.org/drawingml/2006/picture">
                 <pic:pic>
                   <pic:nvPicPr>
-                    <pic:cNvPr descr="img/Fig5_consumo_liquidos_juvenil_es.png" id="0" name="Picture"/>
+                    <pic:cNvPr descr="img/Fig5_consumo_liquidos.png" id="0" name="Picture"/>
                     <pic:cNvPicPr>
                       <a:picLocks noChangeArrowheads="1" noChangeAspect="1"/>
                     </pic:cNvPicPr>
                   </pic:nvPicPr>
                   <pic:blipFill>
-                    <a:blip r:embed="rId42"/>
+                    <a:blip r:embed="rId41"/>
                     <a:stretch>
                       <a:fillRect/>
                     </a:stretch>
@@ -2590,7 +2527,7 @@
                   <pic:spPr bwMode="auto">
                     <a:xfrm>
                       <a:off x="0" y="0"/>
-                      <a:ext cx="1951199" cy="1612383"/>
+                      <a:ext cx="5753100" cy="2066854"/>
                     </a:xfrm>
                     <a:prstGeom prst="rect">
                       <a:avLst/>
@@ -2608,57 +2545,6 @@
           </wp:inline>
         </w:drawing>
       </w:r>
-      <w:r>
-        <w:t xml:space="preserve"> </w:t>
-      </w:r>
-      <w:r>
-        <w:t xml:space="preserve">(B)</w:t>
-      </w:r>
-      <w:r>
-        <w:t xml:space="preserve"> </w:t>
-      </w:r>
-      <w:r>
-        <w:drawing>
-          <wp:inline>
-            <wp:extent cx="3016799" cy="1619418"/>
-            <wp:effectExtent b="0" l="0" r="0" t="0"/>
-            <wp:docPr descr="image" title="" id="1" name="Picture"/>
-            <a:graphic>
-              <a:graphicData uri="http://schemas.openxmlformats.org/drawingml/2006/picture">
-                <pic:pic>
-                  <pic:nvPicPr>
-                    <pic:cNvPr descr="img/Fig5_consumo_liquidos_adulto_es.png" id="0" name="Picture"/>
-                    <pic:cNvPicPr>
-                      <a:picLocks noChangeArrowheads="1" noChangeAspect="1"/>
-                    </pic:cNvPicPr>
-                  </pic:nvPicPr>
-                  <pic:blipFill>
-                    <a:blip r:embed="rId43"/>
-                    <a:stretch>
-                      <a:fillRect/>
-                    </a:stretch>
-                  </pic:blipFill>
-                  <pic:spPr bwMode="auto">
-                    <a:xfrm>
-                      <a:off x="0" y="0"/>
-                      <a:ext cx="3016799" cy="1619418"/>
-                    </a:xfrm>
-                    <a:prstGeom prst="rect">
-                      <a:avLst/>
-                    </a:prstGeom>
-                    <a:noFill/>
-                    <a:ln w="9525">
-                      <a:noFill/>
-                      <a:headEnd/>
-                      <a:tailEnd/>
-                    </a:ln>
-                  </pic:spPr>
-                </pic:pic>
-              </a:graphicData>
-            </a:graphic>
-          </wp:inline>
-        </w:drawing>
-      </w:r>
     </w:p>
     <w:p>
       <w:pPr>
@@ -2734,7 +2620,7 @@
                     </pic:cNvPicPr>
                   </pic:nvPicPr>
                   <pic:blipFill>
-                    <a:blip r:embed="rId44"/>
+                    <a:blip r:embed="rId42"/>
                     <a:stretch>
                       <a:fillRect/>
                     </a:stretch>
@@ -2930,8 +2816,8 @@
         <w:t xml:space="preserve">= 7 cajas por grupo.</w:t>
       </w:r>
     </w:p>
-    <w:bookmarkEnd w:id="45"/>
-    <w:bookmarkStart w:id="47" w:name="Xbf1431af6e3b62c8a8137aa3e17d8226a064321"/>
+    <w:bookmarkEnd w:id="43"/>
+    <w:bookmarkStart w:id="45" w:name="Xbf1431af6e3b62c8a8137aa3e17d8226a064321"/>
     <w:p>
       <w:pPr>
         <w:pStyle w:val="Heading3"/>
@@ -3482,7 +3368,7 @@
                     </pic:cNvPicPr>
                   </pic:nvPicPr>
                   <pic:blipFill>
-                    <a:blip r:embed="rId46"/>
+                    <a:blip r:embed="rId44"/>
                     <a:stretch>
                       <a:fillRect/>
                     </a:stretch>
@@ -3561,9 +3447,9 @@
         <w:t xml:space="preserve">= 7 cajas por grupo.</w:t>
       </w:r>
     </w:p>
-    <w:bookmarkEnd w:id="47"/>
-    <w:bookmarkEnd w:id="48"/>
-    <w:bookmarkStart w:id="58" w:name="conducta-tipo-ansiosa-of"/>
+    <w:bookmarkEnd w:id="45"/>
+    <w:bookmarkEnd w:id="46"/>
+    <w:bookmarkStart w:id="49" w:name="conducta-tipo-ansiosa-of"/>
     <w:p>
       <w:pPr>
         <w:pStyle w:val="Heading2"/>
@@ -4440,28 +4326,22 @@
         <w:jc w:val="center"/>
       </w:pPr>
       <w:r>
-        <w:t xml:space="preserve">(A)</w:t>
-      </w:r>
-      <w:r>
-        <w:t xml:space="preserve"> </w:t>
-      </w:r>
-      <w:r>
         <w:drawing>
           <wp:inline>
-            <wp:extent cx="1623599" cy="1511627"/>
+            <wp:extent cx="5753100" cy="4508116"/>
             <wp:effectExtent b="0" l="0" r="0" t="0"/>
             <wp:docPr descr="image" title="" id="1" name="Picture"/>
             <a:graphic>
               <a:graphicData uri="http://schemas.openxmlformats.org/drawingml/2006/picture">
                 <pic:pic>
                   <pic:nvPicPr>
-                    <pic:cNvPr descr="img/Fig5_OF_distancia_total.png" id="0" name="Picture"/>
+                    <pic:cNvPr descr="img/Fig5_OF_zonas.png" id="0" name="Picture"/>
                     <pic:cNvPicPr>
                       <a:picLocks noChangeArrowheads="1" noChangeAspect="1"/>
                     </pic:cNvPicPr>
                   </pic:nvPicPr>
                   <pic:blipFill>
-                    <a:blip r:embed="rId49"/>
+                    <a:blip r:embed="rId47"/>
                     <a:stretch>
                       <a:fillRect/>
                     </a:stretch>
@@ -4469,7 +4349,7 @@
                   <pic:spPr bwMode="auto">
                     <a:xfrm>
                       <a:off x="0" y="0"/>
-                      <a:ext cx="1623599" cy="1511627"/>
+                      <a:ext cx="5753100" cy="4508116"/>
                     </a:xfrm>
                     <a:prstGeom prst="rect">
                       <a:avLst/>
@@ -4487,32 +4367,630 @@
           </wp:inline>
         </w:drawing>
       </w:r>
-      <w:r>
-        <w:t xml:space="preserve"> </w:t>
-      </w:r>
-      <w:r>
-        <w:t xml:space="preserve">(B)</w:t>
-      </w:r>
-      <w:r>
-        <w:t xml:space="preserve"> </w:t>
-      </w:r>
+    </w:p>
+    <w:p>
+      <w:pPr>
+        <w:pStyle w:val="BodyText"/>
+        <w:spacing w:after="240"/>
+      </w:pPr>
+      <w:r>
+        <w:rPr>
+          <w:bCs/>
+          <w:b/>
+          <w:sz w:val="19"/>
+        </w:rPr>
+        <w:t xml:space="preserve">Figura 5.5.</w:t>
+      </w:r>
+      <w:r>
+        <w:rPr>
+          <w:sz w:val="19"/>
+        </w:rPr>
+        <w:t xml:space="preserve"> </w:t>
+      </w:r>
+      <w:r>
+        <w:rPr>
+          <w:sz w:val="19"/>
+        </w:rPr>
+        <w:t xml:space="preserve">Actividad locomotora y exploración de la arena en el</w:t>
+      </w:r>
+      <w:r>
+        <w:rPr>
+          <w:sz w:val="19"/>
+        </w:rPr>
+        <w:t xml:space="preserve"> </w:t>
+      </w:r>
+      <w:r>
+        <w:rPr>
+          <w:iCs/>
+          <w:i/>
+          <w:sz w:val="19"/>
+        </w:rPr>
+        <w:t xml:space="preserve">open field</w:t>
+      </w:r>
+      <w:r>
+        <w:rPr>
+          <w:sz w:val="19"/>
+        </w:rPr>
+        <w:t xml:space="preserve"> </w:t>
+      </w:r>
+      <w:r>
+        <w:rPr>
+          <w:sz w:val="19"/>
+        </w:rPr>
+        <w:t xml:space="preserve">(OF). (A) Distancia total recorrida. (B) Número de zonas visitadas. (C) Entradas a la zona 1+2. (D) Distancia recorrida en la zona 1+2. (E) Entradas en la zona 1. (F) Distancia recorrida en la zona 1. Las barras indican la media ± SEM. Azul: grupo control; rojo: grupo sacarosa; verde: grupo stevia. Los corchetes indican las comparaciones de Tukey significativas entre tratamientos dentro de cada edad (</w:t>
+      </w:r>
+      <w:r>
+        <w:rPr>
+          <w:sz w:val="19"/>
+          <w:vertAlign w:val="superscript"/>
+        </w:rPr>
+        <w:t xml:space="preserve">*</w:t>
+      </w:r>
+      <w:r>
+        <w:rPr>
+          <w:sz w:val="19"/>
+        </w:rPr>
+        <w:t xml:space="preserve"> </w:t>
+      </w:r>
+      <w:r>
+        <w:rPr>
+          <w:iCs/>
+          <w:i/>
+          <w:sz w:val="19"/>
+        </w:rPr>
+        <w:t xml:space="preserve">p</w:t>
+      </w:r>
+      <w:r>
+        <w:rPr>
+          <w:sz w:val="19"/>
+        </w:rPr>
+        <w:t xml:space="preserve"> </w:t>
+      </w:r>
+      <w:r>
+        <w:rPr>
+          <w:sz w:val="19"/>
+        </w:rPr>
+        <w:t xml:space="preserve">&lt; 0,05;</w:t>
+      </w:r>
+      <w:r>
+        <w:rPr>
+          <w:sz w:val="19"/>
+        </w:rPr>
+        <w:t xml:space="preserve"> </w:t>
+      </w:r>
+      <w:r>
+        <w:rPr>
+          <w:sz w:val="19"/>
+          <w:vertAlign w:val="superscript"/>
+        </w:rPr>
+        <w:t xml:space="preserve">**</w:t>
+      </w:r>
+      <w:r>
+        <w:rPr>
+          <w:sz w:val="19"/>
+        </w:rPr>
+        <w:t xml:space="preserve"> </w:t>
+      </w:r>
+      <w:r>
+        <w:rPr>
+          <w:iCs/>
+          <w:i/>
+          <w:sz w:val="19"/>
+        </w:rPr>
+        <w:t xml:space="preserve">p</w:t>
+      </w:r>
+      <w:r>
+        <w:rPr>
+          <w:sz w:val="19"/>
+        </w:rPr>
+        <w:t xml:space="preserve"> </w:t>
+      </w:r>
+      <w:r>
+        <w:rPr>
+          <w:sz w:val="19"/>
+        </w:rPr>
+        <w:t xml:space="preserve">&lt; 0,01;</w:t>
+      </w:r>
+      <w:r>
+        <w:rPr>
+          <w:sz w:val="19"/>
+        </w:rPr>
+        <w:t xml:space="preserve"> </w:t>
+      </w:r>
+      <w:r>
+        <w:rPr>
+          <w:sz w:val="19"/>
+          <w:vertAlign w:val="superscript"/>
+        </w:rPr>
+        <w:t xml:space="preserve">***</w:t>
+      </w:r>
+      <w:r>
+        <w:rPr>
+          <w:sz w:val="19"/>
+        </w:rPr>
+        <w:t xml:space="preserve"> </w:t>
+      </w:r>
+      <w:r>
+        <w:rPr>
+          <w:iCs/>
+          <w:i/>
+          <w:sz w:val="19"/>
+        </w:rPr>
+        <w:t xml:space="preserve">p</w:t>
+      </w:r>
+      <w:r>
+        <w:rPr>
+          <w:sz w:val="19"/>
+        </w:rPr>
+        <w:t xml:space="preserve"> </w:t>
+      </w:r>
+      <w:r>
+        <w:rPr>
+          <w:sz w:val="19"/>
+        </w:rPr>
+        <w:t xml:space="preserve">&lt; 0,001;</w:t>
+      </w:r>
+      <w:r>
+        <w:rPr>
+          <w:sz w:val="19"/>
+        </w:rPr>
+        <w:t xml:space="preserve"> </w:t>
+      </w:r>
+      <w:r>
+        <w:rPr>
+          <w:sz w:val="19"/>
+          <w:vertAlign w:val="superscript"/>
+        </w:rPr>
+        <w:t xml:space="preserve">****</w:t>
+      </w:r>
+      <w:r>
+        <w:rPr>
+          <w:sz w:val="19"/>
+        </w:rPr>
+        <w:t xml:space="preserve"> </w:t>
+      </w:r>
+      <w:r>
+        <w:rPr>
+          <w:iCs/>
+          <w:i/>
+          <w:sz w:val="19"/>
+        </w:rPr>
+        <w:t xml:space="preserve">p</w:t>
+      </w:r>
+      <w:r>
+        <w:rPr>
+          <w:sz w:val="19"/>
+        </w:rPr>
+        <w:t xml:space="preserve"> </w:t>
+      </w:r>
+      <w:r>
+        <w:rPr>
+          <w:sz w:val="19"/>
+        </w:rPr>
+        <w:t xml:space="preserve">&lt; 0,0001).</w:t>
+      </w:r>
+      <w:r>
+        <w:rPr>
+          <w:sz w:val="19"/>
+        </w:rPr>
+        <w:t xml:space="preserve"> </w:t>
+      </w:r>
+      <w:r>
+        <w:rPr>
+          <w:iCs/>
+          <w:i/>
+          <w:sz w:val="19"/>
+        </w:rPr>
+        <w:t xml:space="preserve">n</w:t>
+      </w:r>
+      <w:r>
+        <w:rPr>
+          <w:sz w:val="19"/>
+        </w:rPr>
+        <w:t xml:space="preserve"> </w:t>
+      </w:r>
+      <w:r>
+        <w:rPr>
+          <w:sz w:val="19"/>
+        </w:rPr>
+        <w:t xml:space="preserve">= 10–17 animales por grupo.</w:t>
+      </w:r>
+    </w:p>
+    <w:p>
+      <w:pPr>
+        <w:pStyle w:val="BodyText"/>
+      </w:pPr>
+      <w:r>
+        <w:t xml:space="preserve">La conducta de</w:t>
+      </w:r>
+      <w:r>
+        <w:t xml:space="preserve"> </w:t>
+      </w:r>
+      <w:r>
+        <w:rPr>
+          <w:iCs/>
+          <w:i/>
+        </w:rPr>
+        <w:t xml:space="preserve">rearing</w:t>
+      </w:r>
+      <w:r>
+        <w:t xml:space="preserve">, en la que el animal se levanta sobre sus patas traseras, también dependió de la interacción entre el tratamiento y la edad en el número de eventos, y de ambos factores en el tiempo dedicado (número de eventos: ANOVA de dos vías,</w:t>
+      </w:r>
+      <w:r>
+        <w:t xml:space="preserve"> </w:t>
+      </w:r>
+      <w:r>
+        <w:rPr>
+          <w:iCs/>
+          <w:i/>
+        </w:rPr>
+        <w:t xml:space="preserve">F</w:t>
+      </w:r>
+      <w:r>
+        <w:rPr>
+          <w:vertAlign w:val="subscript"/>
+        </w:rPr>
+        <w:t xml:space="preserve">Interacción</w:t>
+      </w:r>
+      <w:r>
+        <w:t xml:space="preserve">(2, 73) = 6,67;</w:t>
+      </w:r>
+      <w:r>
+        <w:t xml:space="preserve"> </w:t>
+      </w:r>
+      <w:r>
+        <w:rPr>
+          <w:iCs/>
+          <w:i/>
+        </w:rPr>
+        <w:t xml:space="preserve">p</w:t>
+      </w:r>
+      <w:r>
+        <w:t xml:space="preserve"> </w:t>
+      </w:r>
+      <w:r>
+        <w:t xml:space="preserve">= 0,0022;</w:t>
+      </w:r>
+      <w:r>
+        <w:t xml:space="preserve"> </w:t>
+      </w:r>
+      <w:r>
+        <w:rPr>
+          <w:iCs/>
+          <w:i/>
+        </w:rPr>
+        <w:t xml:space="preserve">F</w:t>
+      </w:r>
+      <w:r>
+        <w:rPr>
+          <w:vertAlign w:val="subscript"/>
+        </w:rPr>
+        <w:t xml:space="preserve">Tratamiento</w:t>
+      </w:r>
+      <w:r>
+        <w:t xml:space="preserve">(2, 73) = 12,69;</w:t>
+      </w:r>
+      <w:r>
+        <w:t xml:space="preserve"> </w:t>
+      </w:r>
+      <w:r>
+        <w:rPr>
+          <w:iCs/>
+          <w:i/>
+        </w:rPr>
+        <w:t xml:space="preserve">p</w:t>
+      </w:r>
+      <w:r>
+        <w:t xml:space="preserve"> </w:t>
+      </w:r>
+      <w:r>
+        <w:t xml:space="preserve">&lt; 0,0001;</w:t>
+      </w:r>
+      <w:r>
+        <w:t xml:space="preserve"> </w:t>
+      </w:r>
+      <w:r>
+        <w:rPr>
+          <w:iCs/>
+          <w:i/>
+        </w:rPr>
+        <w:t xml:space="preserve">F</w:t>
+      </w:r>
+      <w:r>
+        <w:rPr>
+          <w:vertAlign w:val="subscript"/>
+        </w:rPr>
+        <w:t xml:space="preserve">Edad</w:t>
+      </w:r>
+      <w:r>
+        <w:t xml:space="preserve">(1, 73) = 3,54;</w:t>
+      </w:r>
+      <w:r>
+        <w:t xml:space="preserve"> </w:t>
+      </w:r>
+      <w:r>
+        <w:rPr>
+          <w:iCs/>
+          <w:i/>
+        </w:rPr>
+        <w:t xml:space="preserve">p</w:t>
+      </w:r>
+      <w:r>
+        <w:t xml:space="preserve"> </w:t>
+      </w:r>
+      <w:r>
+        <w:t xml:space="preserve">= 0,064; tiempo:</w:t>
+      </w:r>
+      <w:r>
+        <w:t xml:space="preserve"> </w:t>
+      </w:r>
+      <w:r>
+        <w:rPr>
+          <w:iCs/>
+          <w:i/>
+        </w:rPr>
+        <w:t xml:space="preserve">F</w:t>
+      </w:r>
+      <w:r>
+        <w:rPr>
+          <w:vertAlign w:val="subscript"/>
+        </w:rPr>
+        <w:t xml:space="preserve">Interacción</w:t>
+      </w:r>
+      <w:r>
+        <w:t xml:space="preserve">(2, 72) = 2,24;</w:t>
+      </w:r>
+      <w:r>
+        <w:t xml:space="preserve"> </w:t>
+      </w:r>
+      <w:r>
+        <w:rPr>
+          <w:iCs/>
+          <w:i/>
+        </w:rPr>
+        <w:t xml:space="preserve">p</w:t>
+      </w:r>
+      <w:r>
+        <w:t xml:space="preserve"> </w:t>
+      </w:r>
+      <w:r>
+        <w:t xml:space="preserve">= 0,11;</w:t>
+      </w:r>
+      <w:r>
+        <w:t xml:space="preserve"> </w:t>
+      </w:r>
+      <w:r>
+        <w:rPr>
+          <w:iCs/>
+          <w:i/>
+        </w:rPr>
+        <w:t xml:space="preserve">F</w:t>
+      </w:r>
+      <w:r>
+        <w:rPr>
+          <w:vertAlign w:val="subscript"/>
+        </w:rPr>
+        <w:t xml:space="preserve">Tratamiento</w:t>
+      </w:r>
+      <w:r>
+        <w:t xml:space="preserve">(2, 72) = 8,81;</w:t>
+      </w:r>
+      <w:r>
+        <w:t xml:space="preserve"> </w:t>
+      </w:r>
+      <w:r>
+        <w:rPr>
+          <w:iCs/>
+          <w:i/>
+        </w:rPr>
+        <w:t xml:space="preserve">p</w:t>
+      </w:r>
+      <w:r>
+        <w:t xml:space="preserve"> </w:t>
+      </w:r>
+      <w:r>
+        <w:t xml:space="preserve">= 0,0004;</w:t>
+      </w:r>
+      <w:r>
+        <w:t xml:space="preserve"> </w:t>
+      </w:r>
+      <w:r>
+        <w:rPr>
+          <w:iCs/>
+          <w:i/>
+        </w:rPr>
+        <w:t xml:space="preserve">F</w:t>
+      </w:r>
+      <w:r>
+        <w:rPr>
+          <w:vertAlign w:val="subscript"/>
+        </w:rPr>
+        <w:t xml:space="preserve">Edad</w:t>
+      </w:r>
+      <w:r>
+        <w:t xml:space="preserve">(1, 72) = 10,12;</w:t>
+      </w:r>
+      <w:r>
+        <w:t xml:space="preserve"> </w:t>
+      </w:r>
+      <w:r>
+        <w:rPr>
+          <w:iCs/>
+          <w:i/>
+        </w:rPr>
+        <w:t xml:space="preserve">p</w:t>
+      </w:r>
+      <w:r>
+        <w:t xml:space="preserve"> </w:t>
+      </w:r>
+      <w:r>
+        <w:t xml:space="preserve">= 0,0022; Figura 5.6). Entre los juveniles, tanto los animales expuestos a sacarosa como los expuestos a stevia realizaron menos eventos de</w:t>
+      </w:r>
+      <w:r>
+        <w:t xml:space="preserve"> </w:t>
+      </w:r>
+      <w:r>
+        <w:rPr>
+          <w:iCs/>
+          <w:i/>
+        </w:rPr>
+        <w:t xml:space="preserve">rearing</w:t>
+      </w:r>
+      <w:r>
+        <w:t xml:space="preserve"> </w:t>
+      </w:r>
+      <w:r>
+        <w:t xml:space="preserve">(prueba</w:t>
+      </w:r>
+      <w:r>
+        <w:t xml:space="preserve"> </w:t>
+      </w:r>
+      <w:r>
+        <w:rPr>
+          <w:iCs/>
+          <w:i/>
+        </w:rPr>
+        <w:t xml:space="preserve">post hoc</w:t>
+      </w:r>
+      <w:r>
+        <w:t xml:space="preserve"> </w:t>
+      </w:r>
+      <w:r>
+        <w:t xml:space="preserve">de Tukey, control vs. sacarosa:</w:t>
+      </w:r>
+      <w:r>
+        <w:t xml:space="preserve"> </w:t>
+      </w:r>
+      <w:r>
+        <w:rPr>
+          <w:iCs/>
+          <w:i/>
+        </w:rPr>
+        <w:t xml:space="preserve">p</w:t>
+      </w:r>
+      <w:r>
+        <w:t xml:space="preserve"> </w:t>
+      </w:r>
+      <w:r>
+        <w:t xml:space="preserve">&lt; 0,0001; control vs. stevia:</w:t>
+      </w:r>
+      <w:r>
+        <w:t xml:space="preserve"> </w:t>
+      </w:r>
+      <w:r>
+        <w:rPr>
+          <w:iCs/>
+          <w:i/>
+        </w:rPr>
+        <w:t xml:space="preserve">p</w:t>
+      </w:r>
+      <w:r>
+        <w:t xml:space="preserve"> </w:t>
+      </w:r>
+      <w:r>
+        <w:t xml:space="preserve">&lt; 0,0001; Figura 5.6A) y le dedicaron menos tiempo a la tarea (control vs. sacarosa:</w:t>
+      </w:r>
+      <w:r>
+        <w:t xml:space="preserve"> </w:t>
+      </w:r>
+      <w:r>
+        <w:rPr>
+          <w:iCs/>
+          <w:i/>
+        </w:rPr>
+        <w:t xml:space="preserve">p</w:t>
+      </w:r>
+      <w:r>
+        <w:t xml:space="preserve"> </w:t>
+      </w:r>
+      <w:r>
+        <w:t xml:space="preserve">&lt; 0,05; control vs. stevia:</w:t>
+      </w:r>
+      <w:r>
+        <w:t xml:space="preserve"> </w:t>
+      </w:r>
+      <w:r>
+        <w:rPr>
+          <w:iCs/>
+          <w:i/>
+        </w:rPr>
+        <w:t xml:space="preserve">p</w:t>
+      </w:r>
+      <w:r>
+        <w:t xml:space="preserve"> </w:t>
+      </w:r>
+      <w:r>
+        <w:t xml:space="preserve">&lt; 0,01; Figura 5.6B). En el grupo adulto, solo los animales expuestos a stevia presentaron un número menor de eventos que los expuestos a sacarosa (sacarosa vs. stevia:</w:t>
+      </w:r>
+      <w:r>
+        <w:t xml:space="preserve"> </w:t>
+      </w:r>
+      <w:r>
+        <w:rPr>
+          <w:iCs/>
+          <w:i/>
+        </w:rPr>
+        <w:t xml:space="preserve">p</w:t>
+      </w:r>
+      <w:r>
+        <w:t xml:space="preserve"> </w:t>
+      </w:r>
+      <w:r>
+        <w:t xml:space="preserve">&lt; 0,05), aunque no difirieron de los controles (</w:t>
+      </w:r>
+      <w:r>
+        <w:rPr>
+          <w:iCs/>
+          <w:i/>
+        </w:rPr>
+        <w:t xml:space="preserve">p</w:t>
+      </w:r>
+      <w:r>
+        <w:t xml:space="preserve"> </w:t>
+      </w:r>
+      <w:r>
+        <w:t xml:space="preserve">&gt; 0,05), y dedicaron menos tiempo a la tarea que ambos grupos (control vs. stevia y sacarosa vs. stevia:</w:t>
+      </w:r>
+      <w:r>
+        <w:t xml:space="preserve"> </w:t>
+      </w:r>
+      <w:r>
+        <w:rPr>
+          <w:iCs/>
+          <w:i/>
+        </w:rPr>
+        <w:t xml:space="preserve">p</w:t>
+      </w:r>
+      <w:r>
+        <w:t xml:space="preserve"> </w:t>
+      </w:r>
+      <w:r>
+        <w:t xml:space="preserve">&lt; 0,05). Estos resultados indican que la exposición juvenil a cualquiera de los dos edulcorantes redujo la exploración vertical, mientras que en la adultez solo la stevia tuvo ese efecto.</w:t>
+      </w:r>
+    </w:p>
+    <w:p>
+      <w:pPr>
+        <w:pStyle w:val="BodyText"/>
+        <w:keepNext/>
+        <w:jc w:val="center"/>
+      </w:pPr>
       <w:r>
         <w:drawing>
           <wp:inline>
-            <wp:extent cx="1623599" cy="1511627"/>
+            <wp:extent cx="5753100" cy="1945095"/>
             <wp:effectExtent b="0" l="0" r="0" t="0"/>
             <wp:docPr descr="image" title="" id="1" name="Picture"/>
             <a:graphic>
               <a:graphicData uri="http://schemas.openxmlformats.org/drawingml/2006/picture">
                 <pic:pic>
                   <pic:nvPicPr>
-                    <pic:cNvPr descr="img/Fig5_OF_zonas_visitadas.png" id="0" name="Picture"/>
+                    <pic:cNvPr descr="img/Fig5_OF_rearing_compuesta.png" id="0" name="Picture"/>
                     <pic:cNvPicPr>
                       <a:picLocks noChangeArrowheads="1" noChangeAspect="1"/>
                     </pic:cNvPicPr>
                   </pic:nvPicPr>
                   <pic:blipFill>
-                    <a:blip r:embed="rId50"/>
+                    <a:blip r:embed="rId48"/>
                     <a:stretch>
                       <a:fillRect/>
                     </a:stretch>
@@ -4520,1019 +4998,7 @@
                   <pic:spPr bwMode="auto">
                     <a:xfrm>
                       <a:off x="0" y="0"/>
-                      <a:ext cx="1623599" cy="1511627"/>
-                    </a:xfrm>
-                    <a:prstGeom prst="rect">
-                      <a:avLst/>
-                    </a:prstGeom>
-                    <a:noFill/>
-                    <a:ln w="9525">
-                      <a:noFill/>
-                      <a:headEnd/>
-                      <a:tailEnd/>
-                    </a:ln>
-                  </pic:spPr>
-                </pic:pic>
-              </a:graphicData>
-            </a:graphic>
-          </wp:inline>
-        </w:drawing>
-      </w:r>
-      <w:r>
-        <w:t xml:space="preserve"> </w:t>
-      </w:r>
-      <w:r>
-        <w:t xml:space="preserve">(C)</w:t>
-      </w:r>
-      <w:r>
-        <w:t xml:space="preserve"> </w:t>
-      </w:r>
-      <w:r>
-        <w:drawing>
-          <wp:inline>
-            <wp:extent cx="1623599" cy="1511627"/>
-            <wp:effectExtent b="0" l="0" r="0" t="0"/>
-            <wp:docPr descr="image" title="" id="1" name="Picture"/>
-            <a:graphic>
-              <a:graphicData uri="http://schemas.openxmlformats.org/drawingml/2006/picture">
-                <pic:pic>
-                  <pic:nvPicPr>
-                    <pic:cNvPr descr="img/Fig5_OF_entradas_zona12.png" id="0" name="Picture"/>
-                    <pic:cNvPicPr>
-                      <a:picLocks noChangeArrowheads="1" noChangeAspect="1"/>
-                    </pic:cNvPicPr>
-                  </pic:nvPicPr>
-                  <pic:blipFill>
-                    <a:blip r:embed="rId51"/>
-                    <a:stretch>
-                      <a:fillRect/>
-                    </a:stretch>
-                  </pic:blipFill>
-                  <pic:spPr bwMode="auto">
-                    <a:xfrm>
-                      <a:off x="0" y="0"/>
-                      <a:ext cx="1623599" cy="1511627"/>
-                    </a:xfrm>
-                    <a:prstGeom prst="rect">
-                      <a:avLst/>
-                    </a:prstGeom>
-                    <a:noFill/>
-                    <a:ln w="9525">
-                      <a:noFill/>
-                      <a:headEnd/>
-                      <a:tailEnd/>
-                    </a:ln>
-                  </pic:spPr>
-                </pic:pic>
-              </a:graphicData>
-            </a:graphic>
-          </wp:inline>
-        </w:drawing>
-      </w:r>
-    </w:p>
-    <w:p>
-      <w:pPr>
-        <w:pStyle w:val="BodyText"/>
-        <w:keepNext/>
-        <w:jc w:val="center"/>
-      </w:pPr>
-      <w:r>
-        <w:t xml:space="preserve">(D)</w:t>
-      </w:r>
-      <w:r>
-        <w:t xml:space="preserve"> </w:t>
-      </w:r>
-      <w:r>
-        <w:drawing>
-          <wp:inline>
-            <wp:extent cx="1623599" cy="1511627"/>
-            <wp:effectExtent b="0" l="0" r="0" t="0"/>
-            <wp:docPr descr="image" title="" id="1" name="Picture"/>
-            <a:graphic>
-              <a:graphicData uri="http://schemas.openxmlformats.org/drawingml/2006/picture">
-                <pic:pic>
-                  <pic:nvPicPr>
-                    <pic:cNvPr descr="img/Fig5_OF_distancia_zona12.png" id="0" name="Picture"/>
-                    <pic:cNvPicPr>
-                      <a:picLocks noChangeArrowheads="1" noChangeAspect="1"/>
-                    </pic:cNvPicPr>
-                  </pic:nvPicPr>
-                  <pic:blipFill>
-                    <a:blip r:embed="rId52"/>
-                    <a:stretch>
-                      <a:fillRect/>
-                    </a:stretch>
-                  </pic:blipFill>
-                  <pic:spPr bwMode="auto">
-                    <a:xfrm>
-                      <a:off x="0" y="0"/>
-                      <a:ext cx="1623599" cy="1511627"/>
-                    </a:xfrm>
-                    <a:prstGeom prst="rect">
-                      <a:avLst/>
-                    </a:prstGeom>
-                    <a:noFill/>
-                    <a:ln w="9525">
-                      <a:noFill/>
-                      <a:headEnd/>
-                      <a:tailEnd/>
-                    </a:ln>
-                  </pic:spPr>
-                </pic:pic>
-              </a:graphicData>
-            </a:graphic>
-          </wp:inline>
-        </w:drawing>
-      </w:r>
-      <w:r>
-        <w:t xml:space="preserve"> </w:t>
-      </w:r>
-      <w:r>
-        <w:t xml:space="preserve">(E)</w:t>
-      </w:r>
-      <w:r>
-        <w:t xml:space="preserve"> </w:t>
-      </w:r>
-      <w:r>
-        <w:drawing>
-          <wp:inline>
-            <wp:extent cx="1623599" cy="1511627"/>
-            <wp:effectExtent b="0" l="0" r="0" t="0"/>
-            <wp:docPr descr="image" title="" id="1" name="Picture"/>
-            <a:graphic>
-              <a:graphicData uri="http://schemas.openxmlformats.org/drawingml/2006/picture">
-                <pic:pic>
-                  <pic:nvPicPr>
-                    <pic:cNvPr descr="img/Fig5_OF_entradas_zona1.png" id="0" name="Picture"/>
-                    <pic:cNvPicPr>
-                      <a:picLocks noChangeArrowheads="1" noChangeAspect="1"/>
-                    </pic:cNvPicPr>
-                  </pic:nvPicPr>
-                  <pic:blipFill>
-                    <a:blip r:embed="rId53"/>
-                    <a:stretch>
-                      <a:fillRect/>
-                    </a:stretch>
-                  </pic:blipFill>
-                  <pic:spPr bwMode="auto">
-                    <a:xfrm>
-                      <a:off x="0" y="0"/>
-                      <a:ext cx="1623599" cy="1511627"/>
-                    </a:xfrm>
-                    <a:prstGeom prst="rect">
-                      <a:avLst/>
-                    </a:prstGeom>
-                    <a:noFill/>
-                    <a:ln w="9525">
-                      <a:noFill/>
-                      <a:headEnd/>
-                      <a:tailEnd/>
-                    </a:ln>
-                  </pic:spPr>
-                </pic:pic>
-              </a:graphicData>
-            </a:graphic>
-          </wp:inline>
-        </w:drawing>
-      </w:r>
-      <w:r>
-        <w:t xml:space="preserve"> </w:t>
-      </w:r>
-      <w:r>
-        <w:t xml:space="preserve">(F)</w:t>
-      </w:r>
-      <w:r>
-        <w:t xml:space="preserve"> </w:t>
-      </w:r>
-      <w:r>
-        <w:drawing>
-          <wp:inline>
-            <wp:extent cx="1623599" cy="1511627"/>
-            <wp:effectExtent b="0" l="0" r="0" t="0"/>
-            <wp:docPr descr="image" title="" id="1" name="Picture"/>
-            <a:graphic>
-              <a:graphicData uri="http://schemas.openxmlformats.org/drawingml/2006/picture">
-                <pic:pic>
-                  <pic:nvPicPr>
-                    <pic:cNvPr descr="img/Fig5_OF_distancia_zona1.png" id="0" name="Picture"/>
-                    <pic:cNvPicPr>
-                      <a:picLocks noChangeArrowheads="1" noChangeAspect="1"/>
-                    </pic:cNvPicPr>
-                  </pic:nvPicPr>
-                  <pic:blipFill>
-                    <a:blip r:embed="rId54"/>
-                    <a:stretch>
-                      <a:fillRect/>
-                    </a:stretch>
-                  </pic:blipFill>
-                  <pic:spPr bwMode="auto">
-                    <a:xfrm>
-                      <a:off x="0" y="0"/>
-                      <a:ext cx="1623599" cy="1511627"/>
-                    </a:xfrm>
-                    <a:prstGeom prst="rect">
-                      <a:avLst/>
-                    </a:prstGeom>
-                    <a:noFill/>
-                    <a:ln w="9525">
-                      <a:noFill/>
-                      <a:headEnd/>
-                      <a:tailEnd/>
-                    </a:ln>
-                  </pic:spPr>
-                </pic:pic>
-              </a:graphicData>
-            </a:graphic>
-          </wp:inline>
-        </w:drawing>
-      </w:r>
-    </w:p>
-    <w:p>
-      <w:pPr>
-        <w:pStyle w:val="BodyText"/>
-        <w:keepNext/>
-        <w:jc w:val="center"/>
-      </w:pPr>
-      <w:r>
-        <w:drawing>
-          <wp:inline>
-            <wp:extent cx="1151999" cy="578654"/>
-            <wp:effectExtent b="0" l="0" r="0" t="0"/>
-            <wp:docPr descr="image" title="" id="1" name="Picture"/>
-            <a:graphic>
-              <a:graphicData uri="http://schemas.openxmlformats.org/drawingml/2006/picture">
-                <pic:pic>
-                  <pic:nvPicPr>
-                    <pic:cNvPr descr="img/Fig5_leyenda_grupos.png" id="0" name="Picture"/>
-                    <pic:cNvPicPr>
-                      <a:picLocks noChangeArrowheads="1" noChangeAspect="1"/>
-                    </pic:cNvPicPr>
-                  </pic:nvPicPr>
-                  <pic:blipFill>
-                    <a:blip r:embed="rId55"/>
-                    <a:stretch>
-                      <a:fillRect/>
-                    </a:stretch>
-                  </pic:blipFill>
-                  <pic:spPr bwMode="auto">
-                    <a:xfrm>
-                      <a:off x="0" y="0"/>
-                      <a:ext cx="1151999" cy="578654"/>
-                    </a:xfrm>
-                    <a:prstGeom prst="rect">
-                      <a:avLst/>
-                    </a:prstGeom>
-                    <a:noFill/>
-                    <a:ln w="9525">
-                      <a:noFill/>
-                      <a:headEnd/>
-                      <a:tailEnd/>
-                    </a:ln>
-                  </pic:spPr>
-                </pic:pic>
-              </a:graphicData>
-            </a:graphic>
-          </wp:inline>
-        </w:drawing>
-      </w:r>
-    </w:p>
-    <w:p>
-      <w:pPr>
-        <w:pStyle w:val="BodyText"/>
-        <w:spacing w:after="240"/>
-      </w:pPr>
-      <w:r>
-        <w:rPr>
-          <w:bCs/>
-          <w:b/>
-          <w:sz w:val="19"/>
-        </w:rPr>
-        <w:t xml:space="preserve">Figura 5.5.</w:t>
-      </w:r>
-      <w:r>
-        <w:rPr>
-          <w:sz w:val="19"/>
-        </w:rPr>
-        <w:t xml:space="preserve"> </w:t>
-      </w:r>
-      <w:r>
-        <w:rPr>
-          <w:sz w:val="19"/>
-        </w:rPr>
-        <w:t xml:space="preserve">Actividad locomotora y exploración de la arena en el</w:t>
-      </w:r>
-      <w:r>
-        <w:rPr>
-          <w:sz w:val="19"/>
-        </w:rPr>
-        <w:t xml:space="preserve"> </w:t>
-      </w:r>
-      <w:r>
-        <w:rPr>
-          <w:iCs/>
-          <w:i/>
-          <w:sz w:val="19"/>
-        </w:rPr>
-        <w:t xml:space="preserve">open field</w:t>
-      </w:r>
-      <w:r>
-        <w:rPr>
-          <w:sz w:val="19"/>
-        </w:rPr>
-        <w:t xml:space="preserve"> </w:t>
-      </w:r>
-      <w:r>
-        <w:rPr>
-          <w:sz w:val="19"/>
-        </w:rPr>
-        <w:t xml:space="preserve">(OF). (A) Distancia total recorrida. (B) Número de zonas visitadas. (C) Entradas a la zona 1+2. (D) Distancia recorrida en la zona 1+2. (E) Entradas en la zona 1. (F) Distancia recorrida en la zona 1. Las barras indican la media ± SEM. Azul: grupo control; rojo: grupo sacarosa; verde: grupo stevia. Los corchetes indican las comparaciones de Tukey significativas entre tratamientos dentro de cada edad (</w:t>
-      </w:r>
-      <w:r>
-        <w:rPr>
-          <w:sz w:val="19"/>
-          <w:vertAlign w:val="superscript"/>
-        </w:rPr>
-        <w:t xml:space="preserve">*</w:t>
-      </w:r>
-      <w:r>
-        <w:rPr>
-          <w:sz w:val="19"/>
-        </w:rPr>
-        <w:t xml:space="preserve"> </w:t>
-      </w:r>
-      <w:r>
-        <w:rPr>
-          <w:iCs/>
-          <w:i/>
-          <w:sz w:val="19"/>
-        </w:rPr>
-        <w:t xml:space="preserve">p</w:t>
-      </w:r>
-      <w:r>
-        <w:rPr>
-          <w:sz w:val="19"/>
-        </w:rPr>
-        <w:t xml:space="preserve"> </w:t>
-      </w:r>
-      <w:r>
-        <w:rPr>
-          <w:sz w:val="19"/>
-        </w:rPr>
-        <w:t xml:space="preserve">&lt; 0,05;</w:t>
-      </w:r>
-      <w:r>
-        <w:rPr>
-          <w:sz w:val="19"/>
-        </w:rPr>
-        <w:t xml:space="preserve"> </w:t>
-      </w:r>
-      <w:r>
-        <w:rPr>
-          <w:sz w:val="19"/>
-          <w:vertAlign w:val="superscript"/>
-        </w:rPr>
-        <w:t xml:space="preserve">**</w:t>
-      </w:r>
-      <w:r>
-        <w:rPr>
-          <w:sz w:val="19"/>
-        </w:rPr>
-        <w:t xml:space="preserve"> </w:t>
-      </w:r>
-      <w:r>
-        <w:rPr>
-          <w:iCs/>
-          <w:i/>
-          <w:sz w:val="19"/>
-        </w:rPr>
-        <w:t xml:space="preserve">p</w:t>
-      </w:r>
-      <w:r>
-        <w:rPr>
-          <w:sz w:val="19"/>
-        </w:rPr>
-        <w:t xml:space="preserve"> </w:t>
-      </w:r>
-      <w:r>
-        <w:rPr>
-          <w:sz w:val="19"/>
-        </w:rPr>
-        <w:t xml:space="preserve">&lt; 0,01;</w:t>
-      </w:r>
-      <w:r>
-        <w:rPr>
-          <w:sz w:val="19"/>
-        </w:rPr>
-        <w:t xml:space="preserve"> </w:t>
-      </w:r>
-      <w:r>
-        <w:rPr>
-          <w:sz w:val="19"/>
-          <w:vertAlign w:val="superscript"/>
-        </w:rPr>
-        <w:t xml:space="preserve">***</w:t>
-      </w:r>
-      <w:r>
-        <w:rPr>
-          <w:sz w:val="19"/>
-        </w:rPr>
-        <w:t xml:space="preserve"> </w:t>
-      </w:r>
-      <w:r>
-        <w:rPr>
-          <w:iCs/>
-          <w:i/>
-          <w:sz w:val="19"/>
-        </w:rPr>
-        <w:t xml:space="preserve">p</w:t>
-      </w:r>
-      <w:r>
-        <w:rPr>
-          <w:sz w:val="19"/>
-        </w:rPr>
-        <w:t xml:space="preserve"> </w:t>
-      </w:r>
-      <w:r>
-        <w:rPr>
-          <w:sz w:val="19"/>
-        </w:rPr>
-        <w:t xml:space="preserve">&lt; 0,001;</w:t>
-      </w:r>
-      <w:r>
-        <w:rPr>
-          <w:sz w:val="19"/>
-        </w:rPr>
-        <w:t xml:space="preserve"> </w:t>
-      </w:r>
-      <w:r>
-        <w:rPr>
-          <w:sz w:val="19"/>
-          <w:vertAlign w:val="superscript"/>
-        </w:rPr>
-        <w:t xml:space="preserve">****</w:t>
-      </w:r>
-      <w:r>
-        <w:rPr>
-          <w:sz w:val="19"/>
-        </w:rPr>
-        <w:t xml:space="preserve"> </w:t>
-      </w:r>
-      <w:r>
-        <w:rPr>
-          <w:iCs/>
-          <w:i/>
-          <w:sz w:val="19"/>
-        </w:rPr>
-        <w:t xml:space="preserve">p</w:t>
-      </w:r>
-      <w:r>
-        <w:rPr>
-          <w:sz w:val="19"/>
-        </w:rPr>
-        <w:t xml:space="preserve"> </w:t>
-      </w:r>
-      <w:r>
-        <w:rPr>
-          <w:sz w:val="19"/>
-        </w:rPr>
-        <w:t xml:space="preserve">&lt; 0,0001).</w:t>
-      </w:r>
-      <w:r>
-        <w:rPr>
-          <w:sz w:val="19"/>
-        </w:rPr>
-        <w:t xml:space="preserve"> </w:t>
-      </w:r>
-      <w:r>
-        <w:rPr>
-          <w:iCs/>
-          <w:i/>
-          <w:sz w:val="19"/>
-        </w:rPr>
-        <w:t xml:space="preserve">n</w:t>
-      </w:r>
-      <w:r>
-        <w:rPr>
-          <w:sz w:val="19"/>
-        </w:rPr>
-        <w:t xml:space="preserve"> </w:t>
-      </w:r>
-      <w:r>
-        <w:rPr>
-          <w:sz w:val="19"/>
-        </w:rPr>
-        <w:t xml:space="preserve">= 10–17 animales por grupo.</w:t>
-      </w:r>
-    </w:p>
-    <w:p>
-      <w:pPr>
-        <w:pStyle w:val="BodyText"/>
-      </w:pPr>
-      <w:r>
-        <w:t xml:space="preserve">La conducta de</w:t>
-      </w:r>
-      <w:r>
-        <w:t xml:space="preserve"> </w:t>
-      </w:r>
-      <w:r>
-        <w:rPr>
-          <w:iCs/>
-          <w:i/>
-        </w:rPr>
-        <w:t xml:space="preserve">rearing</w:t>
-      </w:r>
-      <w:r>
-        <w:t xml:space="preserve">, en la que el animal se levanta sobre sus patas traseras, también dependió de la interacción entre el tratamiento y la edad en el número de eventos, y de ambos factores en el tiempo dedicado (número de eventos: ANOVA de dos vías,</w:t>
-      </w:r>
-      <w:r>
-        <w:t xml:space="preserve"> </w:t>
-      </w:r>
-      <w:r>
-        <w:rPr>
-          <w:iCs/>
-          <w:i/>
-        </w:rPr>
-        <w:t xml:space="preserve">F</w:t>
-      </w:r>
-      <w:r>
-        <w:rPr>
-          <w:vertAlign w:val="subscript"/>
-        </w:rPr>
-        <w:t xml:space="preserve">Interacción</w:t>
-      </w:r>
-      <w:r>
-        <w:t xml:space="preserve">(2, 73) = 6,67;</w:t>
-      </w:r>
-      <w:r>
-        <w:t xml:space="preserve"> </w:t>
-      </w:r>
-      <w:r>
-        <w:rPr>
-          <w:iCs/>
-          <w:i/>
-        </w:rPr>
-        <w:t xml:space="preserve">p</w:t>
-      </w:r>
-      <w:r>
-        <w:t xml:space="preserve"> </w:t>
-      </w:r>
-      <w:r>
-        <w:t xml:space="preserve">= 0,0022;</w:t>
-      </w:r>
-      <w:r>
-        <w:t xml:space="preserve"> </w:t>
-      </w:r>
-      <w:r>
-        <w:rPr>
-          <w:iCs/>
-          <w:i/>
-        </w:rPr>
-        <w:t xml:space="preserve">F</w:t>
-      </w:r>
-      <w:r>
-        <w:rPr>
-          <w:vertAlign w:val="subscript"/>
-        </w:rPr>
-        <w:t xml:space="preserve">Tratamiento</w:t>
-      </w:r>
-      <w:r>
-        <w:t xml:space="preserve">(2, 73) = 12,69;</w:t>
-      </w:r>
-      <w:r>
-        <w:t xml:space="preserve"> </w:t>
-      </w:r>
-      <w:r>
-        <w:rPr>
-          <w:iCs/>
-          <w:i/>
-        </w:rPr>
-        <w:t xml:space="preserve">p</w:t>
-      </w:r>
-      <w:r>
-        <w:t xml:space="preserve"> </w:t>
-      </w:r>
-      <w:r>
-        <w:t xml:space="preserve">&lt; 0,0001;</w:t>
-      </w:r>
-      <w:r>
-        <w:t xml:space="preserve"> </w:t>
-      </w:r>
-      <w:r>
-        <w:rPr>
-          <w:iCs/>
-          <w:i/>
-        </w:rPr>
-        <w:t xml:space="preserve">F</w:t>
-      </w:r>
-      <w:r>
-        <w:rPr>
-          <w:vertAlign w:val="subscript"/>
-        </w:rPr>
-        <w:t xml:space="preserve">Edad</w:t>
-      </w:r>
-      <w:r>
-        <w:t xml:space="preserve">(1, 73) = 3,54;</w:t>
-      </w:r>
-      <w:r>
-        <w:t xml:space="preserve"> </w:t>
-      </w:r>
-      <w:r>
-        <w:rPr>
-          <w:iCs/>
-          <w:i/>
-        </w:rPr>
-        <w:t xml:space="preserve">p</w:t>
-      </w:r>
-      <w:r>
-        <w:t xml:space="preserve"> </w:t>
-      </w:r>
-      <w:r>
-        <w:t xml:space="preserve">= 0,064; tiempo:</w:t>
-      </w:r>
-      <w:r>
-        <w:t xml:space="preserve"> </w:t>
-      </w:r>
-      <w:r>
-        <w:rPr>
-          <w:iCs/>
-          <w:i/>
-        </w:rPr>
-        <w:t xml:space="preserve">F</w:t>
-      </w:r>
-      <w:r>
-        <w:rPr>
-          <w:vertAlign w:val="subscript"/>
-        </w:rPr>
-        <w:t xml:space="preserve">Interacción</w:t>
-      </w:r>
-      <w:r>
-        <w:t xml:space="preserve">(2, 72) = 2,24;</w:t>
-      </w:r>
-      <w:r>
-        <w:t xml:space="preserve"> </w:t>
-      </w:r>
-      <w:r>
-        <w:rPr>
-          <w:iCs/>
-          <w:i/>
-        </w:rPr>
-        <w:t xml:space="preserve">p</w:t>
-      </w:r>
-      <w:r>
-        <w:t xml:space="preserve"> </w:t>
-      </w:r>
-      <w:r>
-        <w:t xml:space="preserve">= 0,11;</w:t>
-      </w:r>
-      <w:r>
-        <w:t xml:space="preserve"> </w:t>
-      </w:r>
-      <w:r>
-        <w:rPr>
-          <w:iCs/>
-          <w:i/>
-        </w:rPr>
-        <w:t xml:space="preserve">F</w:t>
-      </w:r>
-      <w:r>
-        <w:rPr>
-          <w:vertAlign w:val="subscript"/>
-        </w:rPr>
-        <w:t xml:space="preserve">Tratamiento</w:t>
-      </w:r>
-      <w:r>
-        <w:t xml:space="preserve">(2, 72) = 8,81;</w:t>
-      </w:r>
-      <w:r>
-        <w:t xml:space="preserve"> </w:t>
-      </w:r>
-      <w:r>
-        <w:rPr>
-          <w:iCs/>
-          <w:i/>
-        </w:rPr>
-        <w:t xml:space="preserve">p</w:t>
-      </w:r>
-      <w:r>
-        <w:t xml:space="preserve"> </w:t>
-      </w:r>
-      <w:r>
-        <w:t xml:space="preserve">= 0,0004;</w:t>
-      </w:r>
-      <w:r>
-        <w:t xml:space="preserve"> </w:t>
-      </w:r>
-      <w:r>
-        <w:rPr>
-          <w:iCs/>
-          <w:i/>
-        </w:rPr>
-        <w:t xml:space="preserve">F</w:t>
-      </w:r>
-      <w:r>
-        <w:rPr>
-          <w:vertAlign w:val="subscript"/>
-        </w:rPr>
-        <w:t xml:space="preserve">Edad</w:t>
-      </w:r>
-      <w:r>
-        <w:t xml:space="preserve">(1, 72) = 10,12;</w:t>
-      </w:r>
-      <w:r>
-        <w:t xml:space="preserve"> </w:t>
-      </w:r>
-      <w:r>
-        <w:rPr>
-          <w:iCs/>
-          <w:i/>
-        </w:rPr>
-        <w:t xml:space="preserve">p</w:t>
-      </w:r>
-      <w:r>
-        <w:t xml:space="preserve"> </w:t>
-      </w:r>
-      <w:r>
-        <w:t xml:space="preserve">= 0,0022; Figura 5.6). Entre los juveniles, tanto los animales expuestos a sacarosa como los expuestos a stevia realizaron menos eventos de</w:t>
-      </w:r>
-      <w:r>
-        <w:t xml:space="preserve"> </w:t>
-      </w:r>
-      <w:r>
-        <w:rPr>
-          <w:iCs/>
-          <w:i/>
-        </w:rPr>
-        <w:t xml:space="preserve">rearing</w:t>
-      </w:r>
-      <w:r>
-        <w:t xml:space="preserve"> </w:t>
-      </w:r>
-      <w:r>
-        <w:t xml:space="preserve">(prueba</w:t>
-      </w:r>
-      <w:r>
-        <w:t xml:space="preserve"> </w:t>
-      </w:r>
-      <w:r>
-        <w:rPr>
-          <w:iCs/>
-          <w:i/>
-        </w:rPr>
-        <w:t xml:space="preserve">post hoc</w:t>
-      </w:r>
-      <w:r>
-        <w:t xml:space="preserve"> </w:t>
-      </w:r>
-      <w:r>
-        <w:t xml:space="preserve">de Tukey, control vs. sacarosa:</w:t>
-      </w:r>
-      <w:r>
-        <w:t xml:space="preserve"> </w:t>
-      </w:r>
-      <w:r>
-        <w:rPr>
-          <w:iCs/>
-          <w:i/>
-        </w:rPr>
-        <w:t xml:space="preserve">p</w:t>
-      </w:r>
-      <w:r>
-        <w:t xml:space="preserve"> </w:t>
-      </w:r>
-      <w:r>
-        <w:t xml:space="preserve">&lt; 0,0001; control vs. stevia:</w:t>
-      </w:r>
-      <w:r>
-        <w:t xml:space="preserve"> </w:t>
-      </w:r>
-      <w:r>
-        <w:rPr>
-          <w:iCs/>
-          <w:i/>
-        </w:rPr>
-        <w:t xml:space="preserve">p</w:t>
-      </w:r>
-      <w:r>
-        <w:t xml:space="preserve"> </w:t>
-      </w:r>
-      <w:r>
-        <w:t xml:space="preserve">&lt; 0,0001; Figura 5.6A) y le dedicaron menos tiempo a la tarea (control vs. sacarosa:</w:t>
-      </w:r>
-      <w:r>
-        <w:t xml:space="preserve"> </w:t>
-      </w:r>
-      <w:r>
-        <w:rPr>
-          <w:iCs/>
-          <w:i/>
-        </w:rPr>
-        <w:t xml:space="preserve">p</w:t>
-      </w:r>
-      <w:r>
-        <w:t xml:space="preserve"> </w:t>
-      </w:r>
-      <w:r>
-        <w:t xml:space="preserve">&lt; 0,05; control vs. stevia:</w:t>
-      </w:r>
-      <w:r>
-        <w:t xml:space="preserve"> </w:t>
-      </w:r>
-      <w:r>
-        <w:rPr>
-          <w:iCs/>
-          <w:i/>
-        </w:rPr>
-        <w:t xml:space="preserve">p</w:t>
-      </w:r>
-      <w:r>
-        <w:t xml:space="preserve"> </w:t>
-      </w:r>
-      <w:r>
-        <w:t xml:space="preserve">&lt; 0,01; Figura 5.6B). En el grupo adulto, solo los animales expuestos a stevia presentaron un número menor de eventos que los expuestos a sacarosa (sacarosa vs. stevia:</w:t>
-      </w:r>
-      <w:r>
-        <w:t xml:space="preserve"> </w:t>
-      </w:r>
-      <w:r>
-        <w:rPr>
-          <w:iCs/>
-          <w:i/>
-        </w:rPr>
-        <w:t xml:space="preserve">p</w:t>
-      </w:r>
-      <w:r>
-        <w:t xml:space="preserve"> </w:t>
-      </w:r>
-      <w:r>
-        <w:t xml:space="preserve">&lt; 0,05), aunque no difirieron de los controles (</w:t>
-      </w:r>
-      <w:r>
-        <w:rPr>
-          <w:iCs/>
-          <w:i/>
-        </w:rPr>
-        <w:t xml:space="preserve">p</w:t>
-      </w:r>
-      <w:r>
-        <w:t xml:space="preserve"> </w:t>
-      </w:r>
-      <w:r>
-        <w:t xml:space="preserve">&gt; 0,05), y dedicaron menos tiempo a la tarea que ambos grupos (control vs. stevia y sacarosa vs. stevia:</w:t>
-      </w:r>
-      <w:r>
-        <w:t xml:space="preserve"> </w:t>
-      </w:r>
-      <w:r>
-        <w:rPr>
-          <w:iCs/>
-          <w:i/>
-        </w:rPr>
-        <w:t xml:space="preserve">p</w:t>
-      </w:r>
-      <w:r>
-        <w:t xml:space="preserve"> </w:t>
-      </w:r>
-      <w:r>
-        <w:t xml:space="preserve">&lt; 0,05). Estos resultados indican que la exposición juvenil a cualquiera de los dos edulcorantes redujo la exploración vertical, mientras que en la adultez solo la stevia tuvo ese efecto.</w:t>
-      </w:r>
-    </w:p>
-    <w:p>
-      <w:pPr>
-        <w:pStyle w:val="BodyText"/>
-        <w:keepNext/>
-        <w:jc w:val="center"/>
-      </w:pPr>
-      <w:r>
-        <w:t xml:space="preserve">(A)</w:t>
-      </w:r>
-      <w:r>
-        <w:t xml:space="preserve"> </w:t>
-      </w:r>
-      <w:r>
-        <w:drawing>
-          <wp:inline>
-            <wp:extent cx="1623599" cy="1511627"/>
-            <wp:effectExtent b="0" l="0" r="0" t="0"/>
-            <wp:docPr descr="image" title="" id="1" name="Picture"/>
-            <a:graphic>
-              <a:graphicData uri="http://schemas.openxmlformats.org/drawingml/2006/picture">
-                <pic:pic>
-                  <pic:nvPicPr>
-                    <pic:cNvPr descr="img/Fig5_OF_rearing_numero.png" id="0" name="Picture"/>
-                    <pic:cNvPicPr>
-                      <a:picLocks noChangeArrowheads="1" noChangeAspect="1"/>
-                    </pic:cNvPicPr>
-                  </pic:nvPicPr>
-                  <pic:blipFill>
-                    <a:blip r:embed="rId56"/>
-                    <a:stretch>
-                      <a:fillRect/>
-                    </a:stretch>
-                  </pic:blipFill>
-                  <pic:spPr bwMode="auto">
-                    <a:xfrm>
-                      <a:off x="0" y="0"/>
-                      <a:ext cx="1623599" cy="1511627"/>
-                    </a:xfrm>
-                    <a:prstGeom prst="rect">
-                      <a:avLst/>
-                    </a:prstGeom>
-                    <a:noFill/>
-                    <a:ln w="9525">
-                      <a:noFill/>
-                      <a:headEnd/>
-                      <a:tailEnd/>
-                    </a:ln>
-                  </pic:spPr>
-                </pic:pic>
-              </a:graphicData>
-            </a:graphic>
-          </wp:inline>
-        </w:drawing>
-      </w:r>
-      <w:r>
-        <w:t xml:space="preserve"> </w:t>
-      </w:r>
-      <w:r>
-        <w:t xml:space="preserve">(B)</w:t>
-      </w:r>
-      <w:r>
-        <w:t xml:space="preserve"> </w:t>
-      </w:r>
-      <w:r>
-        <w:drawing>
-          <wp:inline>
-            <wp:extent cx="1623599" cy="1511627"/>
-            <wp:effectExtent b="0" l="0" r="0" t="0"/>
-            <wp:docPr descr="image" title="" id="1" name="Picture"/>
-            <a:graphic>
-              <a:graphicData uri="http://schemas.openxmlformats.org/drawingml/2006/picture">
-                <pic:pic>
-                  <pic:nvPicPr>
-                    <pic:cNvPr descr="img/Fig5_OF_rearing_tiempo.png" id="0" name="Picture"/>
-                    <pic:cNvPicPr>
-                      <a:picLocks noChangeArrowheads="1" noChangeAspect="1"/>
-                    </pic:cNvPicPr>
-                  </pic:nvPicPr>
-                  <pic:blipFill>
-                    <a:blip r:embed="rId57"/>
-                    <a:stretch>
-                      <a:fillRect/>
-                    </a:stretch>
-                  </pic:blipFill>
-                  <pic:spPr bwMode="auto">
-                    <a:xfrm>
-                      <a:off x="0" y="0"/>
-                      <a:ext cx="1623599" cy="1511627"/>
-                    </a:xfrm>
-                    <a:prstGeom prst="rect">
-                      <a:avLst/>
-                    </a:prstGeom>
-                    <a:noFill/>
-                    <a:ln w="9525">
-                      <a:noFill/>
-                      <a:headEnd/>
-                      <a:tailEnd/>
-                    </a:ln>
-                  </pic:spPr>
-                </pic:pic>
-              </a:graphicData>
-            </a:graphic>
-          </wp:inline>
-        </w:drawing>
-      </w:r>
-    </w:p>
-    <w:p>
-      <w:pPr>
-        <w:pStyle w:val="BodyText"/>
-        <w:keepNext/>
-        <w:jc w:val="center"/>
-      </w:pPr>
-      <w:r>
-        <w:drawing>
-          <wp:inline>
-            <wp:extent cx="1259999" cy="632903"/>
-            <wp:effectExtent b="0" l="0" r="0" t="0"/>
-            <wp:docPr descr="image" title="" id="1" name="Picture"/>
-            <a:graphic>
-              <a:graphicData uri="http://schemas.openxmlformats.org/drawingml/2006/picture">
-                <pic:pic>
-                  <pic:nvPicPr>
-                    <pic:cNvPr descr="img/Fig5_leyenda_grupos.png" id="0" name="Picture"/>
-                    <pic:cNvPicPr>
-                      <a:picLocks noChangeArrowheads="1" noChangeAspect="1"/>
-                    </pic:cNvPicPr>
-                  </pic:nvPicPr>
-                  <pic:blipFill>
-                    <a:blip r:embed="rId55"/>
-                    <a:stretch>
-                      <a:fillRect/>
-                    </a:stretch>
-                  </pic:blipFill>
-                  <pic:spPr bwMode="auto">
-                    <a:xfrm>
-                      <a:off x="0" y="0"/>
-                      <a:ext cx="1259999" cy="632903"/>
+                      <a:ext cx="5753100" cy="1945095"/>
                     </a:xfrm>
                     <a:prstGeom prst="rect">
                       <a:avLst/>
@@ -8076,8 +7542,8 @@
         </w:tc>
       </w:tr>
     </w:tbl>
-    <w:bookmarkEnd w:id="58"/>
-    <w:bookmarkStart w:id="63" w:name="memoria-de-reconocimiento-de-objetos-nor"/>
+    <w:bookmarkEnd w:id="49"/>
+    <w:bookmarkStart w:id="52" w:name="memoria-de-reconocimiento-de-objetos-nor"/>
     <w:p>
       <w:pPr>
         <w:pStyle w:val="Heading2"/>
@@ -8339,20 +7805,20 @@
       <w:r>
         <w:drawing>
           <wp:inline>
-            <wp:extent cx="3571199" cy="2516072"/>
+            <wp:extent cx="5753100" cy="3244870"/>
             <wp:effectExtent b="0" l="0" r="0" t="0"/>
             <wp:docPr descr="image" title="" id="1" name="Picture"/>
             <a:graphic>
               <a:graphicData uri="http://schemas.openxmlformats.org/drawingml/2006/picture">
                 <pic:pic>
                   <pic:nvPicPr>
-                    <pic:cNvPr descr="img/Fig5_NOR_T1.png" id="0" name="Picture"/>
+                    <pic:cNvPr descr="img/Fig5_NOR_T1_compuesta.png" id="0" name="Picture"/>
                     <pic:cNvPicPr>
                       <a:picLocks noChangeArrowheads="1" noChangeAspect="1"/>
                     </pic:cNvPicPr>
                   </pic:nvPicPr>
                   <pic:blipFill>
-                    <a:blip r:embed="rId59"/>
+                    <a:blip r:embed="rId50"/>
                     <a:stretch>
                       <a:fillRect/>
                     </a:stretch>
@@ -8360,7 +7826,7 @@
                   <pic:spPr bwMode="auto">
                     <a:xfrm>
                       <a:off x="0" y="0"/>
-                      <a:ext cx="3571199" cy="2516072"/>
+                      <a:ext cx="5753100" cy="3244870"/>
                     </a:xfrm>
                     <a:prstGeom prst="rect">
                       <a:avLst/>
@@ -8382,26 +7848,691 @@
     <w:p>
       <w:pPr>
         <w:pStyle w:val="BodyText"/>
+        <w:spacing w:after="240"/>
+      </w:pPr>
+      <w:r>
+        <w:rPr>
+          <w:bCs/>
+          <w:b/>
+          <w:sz w:val="19"/>
+        </w:rPr>
+        <w:t xml:space="preserve">Figura 5.7.</w:t>
+      </w:r>
+      <w:r>
+        <w:rPr>
+          <w:sz w:val="19"/>
+        </w:rPr>
+        <w:t xml:space="preserve"> </w:t>
+      </w:r>
+      <w:r>
+        <w:rPr>
+          <w:sz w:val="19"/>
+        </w:rPr>
+        <w:t xml:space="preserve">Tiempo de exploración de cada uno de los dos objetos idénticos durante la fase de muestreo (T1) del NOR. Barras llenas: objeto izquierdo; barras rayadas: objeto derecho. Las barras indican la media ± SEM. Azul: grupo control; rojo: grupo sacarosa; verde: grupo stevia. El corchete indica el efecto principal de la edad, que abarca a todos los grupos de cada edad (</w:t>
+      </w:r>
+      <w:r>
+        <w:rPr>
+          <w:sz w:val="19"/>
+          <w:vertAlign w:val="superscript"/>
+        </w:rPr>
+        <w:t xml:space="preserve">****</w:t>
+      </w:r>
+      <w:r>
+        <w:rPr>
+          <w:sz w:val="19"/>
+        </w:rPr>
+        <w:t xml:space="preserve"> </w:t>
+      </w:r>
+      <w:r>
+        <w:rPr>
+          <w:iCs/>
+          <w:i/>
+          <w:sz w:val="19"/>
+        </w:rPr>
+        <w:t xml:space="preserve">p</w:t>
+      </w:r>
+      <w:r>
+        <w:rPr>
+          <w:sz w:val="19"/>
+        </w:rPr>
+        <w:t xml:space="preserve"> </w:t>
+      </w:r>
+      <w:r>
+        <w:rPr>
+          <w:sz w:val="19"/>
+        </w:rPr>
+        <w:t xml:space="preserve">&lt; 0,0001; ANOVA mixto de tres vías).</w:t>
+      </w:r>
+      <w:r>
+        <w:rPr>
+          <w:sz w:val="19"/>
+        </w:rPr>
+        <w:t xml:space="preserve"> </w:t>
+      </w:r>
+      <w:r>
+        <w:rPr>
+          <w:iCs/>
+          <w:i/>
+          <w:sz w:val="19"/>
+        </w:rPr>
+        <w:t xml:space="preserve">n</w:t>
+      </w:r>
+      <w:r>
+        <w:rPr>
+          <w:sz w:val="19"/>
+        </w:rPr>
+        <w:t xml:space="preserve"> </w:t>
+      </w:r>
+      <w:r>
+        <w:rPr>
+          <w:sz w:val="19"/>
+        </w:rPr>
+        <w:t xml:space="preserve">= 9–10 animales por grupo.</w:t>
+      </w:r>
+    </w:p>
+    <w:p>
+      <w:pPr>
+        <w:pStyle w:val="BodyText"/>
+      </w:pPr>
+      <w:r>
+        <w:t xml:space="preserve">Tras un intervalo de 2 h (memoria a corto plazo, T2), se encontró una interacción edad-tratamiento significativa en la capacidad de discriminar el objeto novedoso del familiar (ANOVA de dos vías,</w:t>
+      </w:r>
+      <w:r>
+        <w:t xml:space="preserve"> </w:t>
+      </w:r>
+      <w:r>
+        <w:rPr>
+          <w:iCs/>
+          <w:i/>
+        </w:rPr>
+        <w:t xml:space="preserve">F</w:t>
+      </w:r>
+      <w:r>
+        <w:rPr>
+          <w:vertAlign w:val="subscript"/>
+        </w:rPr>
+        <w:t xml:space="preserve">Interacción</w:t>
+      </w:r>
+      <w:r>
+        <w:t xml:space="preserve">(2, 49) = 10,13;</w:t>
+      </w:r>
+      <w:r>
+        <w:t xml:space="preserve"> </w:t>
+      </w:r>
+      <w:r>
+        <w:rPr>
+          <w:iCs/>
+          <w:i/>
+        </w:rPr>
+        <w:t xml:space="preserve">p</w:t>
+      </w:r>
+      <w:r>
+        <w:t xml:space="preserve"> </w:t>
+      </w:r>
+      <w:r>
+        <w:t xml:space="preserve">= 0,0002). Los grupos control juvenil y adulto mostraron una clara preferencia por explorar el objeto novedoso (tasa de exploración de 0,632 y de 0,703, respectivamente; prueba</w:t>
+      </w:r>
+      <w:r>
+        <w:t xml:space="preserve"> </w:t>
+      </w:r>
+      <w:r>
+        <w:rPr>
+          <w:iCs/>
+          <w:i/>
+        </w:rPr>
+        <w:t xml:space="preserve">t</w:t>
+      </w:r>
+      <w:r>
+        <w:t xml:space="preserve"> </w:t>
+      </w:r>
+      <w:r>
+        <w:t xml:space="preserve">de una muestra,</w:t>
+      </w:r>
+      <w:r>
+        <w:t xml:space="preserve"> </w:t>
+      </w:r>
+      <w:r>
+        <w:rPr>
+          <w:iCs/>
+          <w:i/>
+        </w:rPr>
+        <w:t xml:space="preserve">t</w:t>
+      </w:r>
+      <w:r>
+        <w:t xml:space="preserve">(8) = 10,31 y</w:t>
+      </w:r>
+      <w:r>
+        <w:t xml:space="preserve"> </w:t>
+      </w:r>
+      <w:r>
+        <w:rPr>
+          <w:iCs/>
+          <w:i/>
+        </w:rPr>
+        <w:t xml:space="preserve">t</w:t>
+      </w:r>
+      <w:r>
+        <w:t xml:space="preserve">(9) = 10,56;</w:t>
+      </w:r>
+      <w:r>
+        <w:t xml:space="preserve"> </w:t>
+      </w:r>
+      <w:r>
+        <w:rPr>
+          <w:iCs/>
+          <w:i/>
+        </w:rPr>
+        <w:t xml:space="preserve">p</w:t>
+      </w:r>
+      <w:r>
+        <w:t xml:space="preserve"> </w:t>
+      </w:r>
+      <w:r>
+        <w:t xml:space="preserve">&lt; 0,0001 en ambos casos), al igual que el grupo adulto expuesto a sacarosa. En cambio, el grupo juvenil expuesto a sacarosa exploró menos el objeto novedoso que su control de edad (prueba</w:t>
+      </w:r>
+      <w:r>
+        <w:t xml:space="preserve"> </w:t>
+      </w:r>
+      <w:r>
+        <w:rPr>
+          <w:iCs/>
+          <w:i/>
+        </w:rPr>
+        <w:t xml:space="preserve">post hoc</w:t>
+      </w:r>
+      <w:r>
+        <w:t xml:space="preserve"> </w:t>
+      </w:r>
+      <w:r>
+        <w:t xml:space="preserve">de Tukey, control vs. sacarosa:</w:t>
+      </w:r>
+      <w:r>
+        <w:t xml:space="preserve"> </w:t>
+      </w:r>
+      <w:r>
+        <w:rPr>
+          <w:iCs/>
+          <w:i/>
+        </w:rPr>
+        <w:t xml:space="preserve">p</w:t>
+      </w:r>
+      <w:r>
+        <w:t xml:space="preserve"> </w:t>
+      </w:r>
+      <w:r>
+        <w:t xml:space="preserve">= 0,0017; Figura 5.8A). En cuanto a la stevia, el grupo juvenil no difirió de su control (control vs. stevia:</w:t>
+      </w:r>
+      <w:r>
+        <w:t xml:space="preserve"> </w:t>
+      </w:r>
+      <w:r>
+        <w:rPr>
+          <w:iCs/>
+          <w:i/>
+        </w:rPr>
+        <w:t xml:space="preserve">p</w:t>
+      </w:r>
+      <w:r>
+        <w:t xml:space="preserve"> </w:t>
+      </w:r>
+      <w:r>
+        <w:t xml:space="preserve">= 0,4613), mientras que el grupo adulto exploró menos el objeto novedoso que su control de edad (control vs. stevia:</w:t>
+      </w:r>
+      <w:r>
+        <w:t xml:space="preserve"> </w:t>
+      </w:r>
+      <w:r>
+        <w:rPr>
+          <w:iCs/>
+          <w:i/>
+        </w:rPr>
+        <w:t xml:space="preserve">p</w:t>
+      </w:r>
+      <w:r>
+        <w:t xml:space="preserve"> </w:t>
+      </w:r>
+      <w:r>
+        <w:t xml:space="preserve">= 0,0003). Solo se detectaron diferencias por edad entre los grupos expuestos a sacarosa (juvenil vs. adulto:</w:t>
+      </w:r>
+      <w:r>
+        <w:t xml:space="preserve"> </w:t>
+      </w:r>
+      <w:r>
+        <w:rPr>
+          <w:iCs/>
+          <w:i/>
+        </w:rPr>
+        <w:t xml:space="preserve">p</w:t>
+      </w:r>
+      <w:r>
+        <w:t xml:space="preserve"> </w:t>
+      </w:r>
+      <w:r>
+        <w:t xml:space="preserve">&lt; 0,0001); los grupos control (</w:t>
+      </w:r>
+      <w:r>
+        <w:rPr>
+          <w:iCs/>
+          <w:i/>
+        </w:rPr>
+        <w:t xml:space="preserve">p</w:t>
+      </w:r>
+      <w:r>
+        <w:t xml:space="preserve"> </w:t>
+      </w:r>
+      <w:r>
+        <w:t xml:space="preserve">= 0,0591) y stevia (</w:t>
+      </w:r>
+      <w:r>
+        <w:rPr>
+          <w:iCs/>
+          <w:i/>
+        </w:rPr>
+        <w:t xml:space="preserve">p</w:t>
+      </w:r>
+      <w:r>
+        <w:t xml:space="preserve"> </w:t>
+      </w:r>
+      <w:r>
+        <w:t xml:space="preserve">= 0,2959) no difirieron entre edades.</w:t>
+      </w:r>
+    </w:p>
+    <w:p>
+      <w:pPr>
+        <w:pStyle w:val="BodyText"/>
+      </w:pPr>
+      <w:r>
+        <w:t xml:space="preserve">De manera similar, la interacción edad-tratamiento fue significativa a las 24 h (memoria a largo plazo, T3;</w:t>
+      </w:r>
+      <w:r>
+        <w:t xml:space="preserve"> </w:t>
+      </w:r>
+      <w:r>
+        <w:rPr>
+          <w:iCs/>
+          <w:i/>
+        </w:rPr>
+        <w:t xml:space="preserve">F</w:t>
+      </w:r>
+      <w:r>
+        <w:rPr>
+          <w:vertAlign w:val="subscript"/>
+        </w:rPr>
+        <w:t xml:space="preserve">Interacción</w:t>
+      </w:r>
+      <w:r>
+        <w:t xml:space="preserve">(2, 49) = 11,67;</w:t>
+      </w:r>
+      <w:r>
+        <w:t xml:space="preserve"> </w:t>
+      </w:r>
+      <w:r>
+        <w:rPr>
+          <w:iCs/>
+          <w:i/>
+        </w:rPr>
+        <w:t xml:space="preserve">p</w:t>
+      </w:r>
+      <w:r>
+        <w:t xml:space="preserve"> </w:t>
+      </w:r>
+      <w:r>
+        <w:t xml:space="preserve">&lt; 0,0001). Los grupos control mantuvieron la preferencia por el objeto novedoso (juvenil: 0,716;</w:t>
+      </w:r>
+      <w:r>
+        <w:t xml:space="preserve"> </w:t>
+      </w:r>
+      <w:r>
+        <w:rPr>
+          <w:iCs/>
+          <w:i/>
+        </w:rPr>
+        <w:t xml:space="preserve">t</w:t>
+      </w:r>
+      <w:r>
+        <w:t xml:space="preserve">(8) = 8,62;</w:t>
+      </w:r>
+      <w:r>
+        <w:t xml:space="preserve"> </w:t>
+      </w:r>
+      <w:r>
+        <w:rPr>
+          <w:iCs/>
+          <w:i/>
+        </w:rPr>
+        <w:t xml:space="preserve">p</w:t>
+      </w:r>
+      <w:r>
+        <w:t xml:space="preserve"> </w:t>
+      </w:r>
+      <w:r>
+        <w:t xml:space="preserve">&lt; 0,0001; adulto: 0,653;</w:t>
+      </w:r>
+      <w:r>
+        <w:t xml:space="preserve"> </w:t>
+      </w:r>
+      <w:r>
+        <w:rPr>
+          <w:iCs/>
+          <w:i/>
+        </w:rPr>
+        <w:t xml:space="preserve">t</w:t>
+      </w:r>
+      <w:r>
+        <w:t xml:space="preserve">(9) = 4,72;</w:t>
+      </w:r>
+      <w:r>
+        <w:t xml:space="preserve"> </w:t>
+      </w:r>
+      <w:r>
+        <w:rPr>
+          <w:iCs/>
+          <w:i/>
+        </w:rPr>
+        <w:t xml:space="preserve">p</w:t>
+      </w:r>
+      <w:r>
+        <w:t xml:space="preserve"> </w:t>
+      </w:r>
+      <w:r>
+        <w:t xml:space="preserve">= 0,0011). El grupo juvenil expuesto a sacarosa volvió a explorar menos el objeto novedoso que su control de edad (control vs. sacarosa:</w:t>
+      </w:r>
+      <w:r>
+        <w:t xml:space="preserve"> </w:t>
+      </w:r>
+      <w:r>
+        <w:rPr>
+          <w:iCs/>
+          <w:i/>
+        </w:rPr>
+        <w:t xml:space="preserve">p</w:t>
+      </w:r>
+      <w:r>
+        <w:t xml:space="preserve"> </w:t>
+      </w:r>
+      <w:r>
+        <w:t xml:space="preserve">= 0,0008), al igual que el grupo juvenil expuesto a stevia (control vs. stevia:</w:t>
+      </w:r>
+      <w:r>
+        <w:t xml:space="preserve"> </w:t>
+      </w:r>
+      <w:r>
+        <w:rPr>
+          <w:iCs/>
+          <w:i/>
+        </w:rPr>
+        <w:t xml:space="preserve">p</w:t>
+      </w:r>
+      <w:r>
+        <w:t xml:space="preserve"> </w:t>
+      </w:r>
+      <w:r>
+        <w:t xml:space="preserve">= 0,0005; Figura 5.8B). En el grupo adulto no hubo diferencias entre tratamientos (</w:t>
+      </w:r>
+      <w:r>
+        <w:rPr>
+          <w:iCs/>
+          <w:i/>
+        </w:rPr>
+        <w:t xml:space="preserve">p</w:t>
+      </w:r>
+      <w:r>
+        <w:t xml:space="preserve"> </w:t>
+      </w:r>
+      <w:r>
+        <w:t xml:space="preserve">&gt; 0,05). Se detectaron diferencias por edad en los grupos expuestos a sacarosa (juvenil vs. adulto:</w:t>
+      </w:r>
+      <w:r>
+        <w:t xml:space="preserve"> </w:t>
+      </w:r>
+      <w:r>
+        <w:rPr>
+          <w:iCs/>
+          <w:i/>
+        </w:rPr>
+        <w:t xml:space="preserve">p</w:t>
+      </w:r>
+      <w:r>
+        <w:t xml:space="preserve"> </w:t>
+      </w:r>
+      <w:r>
+        <w:t xml:space="preserve">&lt; 0,0001) y a stevia (</w:t>
+      </w:r>
+      <w:r>
+        <w:rPr>
+          <w:iCs/>
+          <w:i/>
+        </w:rPr>
+        <w:t xml:space="preserve">p</w:t>
+      </w:r>
+      <w:r>
+        <w:t xml:space="preserve"> </w:t>
+      </w:r>
+      <w:r>
+        <w:t xml:space="preserve">= 0,0004), pero no en los grupos control (</w:t>
+      </w:r>
+      <w:r>
+        <w:rPr>
+          <w:iCs/>
+          <w:i/>
+        </w:rPr>
+        <w:t xml:space="preserve">p</w:t>
+      </w:r>
+      <w:r>
+        <w:t xml:space="preserve"> </w:t>
+      </w:r>
+      <w:r>
+        <w:t xml:space="preserve">= 0,0965).</w:t>
+      </w:r>
+    </w:p>
+    <w:p>
+      <w:pPr>
+        <w:pStyle w:val="BodyText"/>
+      </w:pPr>
+      <w:r>
+        <w:t xml:space="preserve">Siete días después de la fase de muestreo (memoria consolidada, T4), la interacción edad-tratamiento también fue significativa (</w:t>
+      </w:r>
+      <w:r>
+        <w:rPr>
+          <w:iCs/>
+          <w:i/>
+        </w:rPr>
+        <w:t xml:space="preserve">F</w:t>
+      </w:r>
+      <w:r>
+        <w:rPr>
+          <w:vertAlign w:val="subscript"/>
+        </w:rPr>
+        <w:t xml:space="preserve">Interacción</w:t>
+      </w:r>
+      <w:r>
+        <w:t xml:space="preserve">(2, 49) = 7,82;</w:t>
+      </w:r>
+      <w:r>
+        <w:t xml:space="preserve"> </w:t>
+      </w:r>
+      <w:r>
+        <w:rPr>
+          <w:iCs/>
+          <w:i/>
+        </w:rPr>
+        <w:t xml:space="preserve">p</w:t>
+      </w:r>
+      <w:r>
+        <w:t xml:space="preserve"> </w:t>
+      </w:r>
+      <w:r>
+        <w:t xml:space="preserve">= 0,0011). Los grupos control conservaron la preferencia por el objeto novedoso (juvenil: 0,677;</w:t>
+      </w:r>
+      <w:r>
+        <w:t xml:space="preserve"> </w:t>
+      </w:r>
+      <w:r>
+        <w:rPr>
+          <w:iCs/>
+          <w:i/>
+        </w:rPr>
+        <w:t xml:space="preserve">t</w:t>
+      </w:r>
+      <w:r>
+        <w:t xml:space="preserve">(8) = 15,66;</w:t>
+      </w:r>
+      <w:r>
+        <w:t xml:space="preserve"> </w:t>
+      </w:r>
+      <w:r>
+        <w:rPr>
+          <w:iCs/>
+          <w:i/>
+        </w:rPr>
+        <w:t xml:space="preserve">p</w:t>
+      </w:r>
+      <w:r>
+        <w:t xml:space="preserve"> </w:t>
+      </w:r>
+      <w:r>
+        <w:t xml:space="preserve">&lt; 0,0001; adulto: 0,662;</w:t>
+      </w:r>
+      <w:r>
+        <w:t xml:space="preserve"> </w:t>
+      </w:r>
+      <w:r>
+        <w:rPr>
+          <w:iCs/>
+          <w:i/>
+        </w:rPr>
+        <w:t xml:space="preserve">t</w:t>
+      </w:r>
+      <w:r>
+        <w:t xml:space="preserve">(9) = 4,61;</w:t>
+      </w:r>
+      <w:r>
+        <w:t xml:space="preserve"> </w:t>
+      </w:r>
+      <w:r>
+        <w:rPr>
+          <w:iCs/>
+          <w:i/>
+        </w:rPr>
+        <w:t xml:space="preserve">p</w:t>
+      </w:r>
+      <w:r>
+        <w:t xml:space="preserve"> </w:t>
+      </w:r>
+      <w:r>
+        <w:t xml:space="preserve">= 0,0013). Nuevamente, el grupo juvenil expuesto a sacarosa exploró menos el objeto novedoso que su control de edad (control vs. sacarosa:</w:t>
+      </w:r>
+      <w:r>
+        <w:t xml:space="preserve"> </w:t>
+      </w:r>
+      <w:r>
+        <w:rPr>
+          <w:iCs/>
+          <w:i/>
+        </w:rPr>
+        <w:t xml:space="preserve">p</w:t>
+      </w:r>
+      <w:r>
+        <w:t xml:space="preserve"> </w:t>
+      </w:r>
+      <w:r>
+        <w:t xml:space="preserve">= 0,0009; Figura 5.8C), mientras que no se registraron diferencias entre los otros grupos y sus controles de edad (</w:t>
+      </w:r>
+      <w:r>
+        <w:rPr>
+          <w:iCs/>
+          <w:i/>
+        </w:rPr>
+        <w:t xml:space="preserve">p</w:t>
+      </w:r>
+      <w:r>
+        <w:t xml:space="preserve"> </w:t>
+      </w:r>
+      <w:r>
+        <w:t xml:space="preserve">&gt; 0,05). El grupo adulto expuesto a stevia no difirió de su control, pero exploró menos el objeto novedoso que el grupo adulto expuesto a sacarosa (sacarosa vs. stevia:</w:t>
+      </w:r>
+      <w:r>
+        <w:t xml:space="preserve"> </w:t>
+      </w:r>
+      <w:r>
+        <w:rPr>
+          <w:iCs/>
+          <w:i/>
+        </w:rPr>
+        <w:t xml:space="preserve">p</w:t>
+      </w:r>
+      <w:r>
+        <w:t xml:space="preserve"> </w:t>
+      </w:r>
+      <w:r>
+        <w:t xml:space="preserve">= 0,0382). Solo se detectaron diferencias por edad entre los grupos expuestos a sacarosa (juvenil vs. adulto:</w:t>
+      </w:r>
+      <w:r>
+        <w:t xml:space="preserve"> </w:t>
+      </w:r>
+      <w:r>
+        <w:rPr>
+          <w:iCs/>
+          <w:i/>
+        </w:rPr>
+        <w:t xml:space="preserve">p</w:t>
+      </w:r>
+      <w:r>
+        <w:t xml:space="preserve"> </w:t>
+      </w:r>
+      <w:r>
+        <w:t xml:space="preserve">&lt; 0,0001); los grupos control (</w:t>
+      </w:r>
+      <w:r>
+        <w:rPr>
+          <w:iCs/>
+          <w:i/>
+        </w:rPr>
+        <w:t xml:space="preserve">p</w:t>
+      </w:r>
+      <w:r>
+        <w:t xml:space="preserve"> </w:t>
+      </w:r>
+      <w:r>
+        <w:t xml:space="preserve">= 0,7177) y stevia (</w:t>
+      </w:r>
+      <w:r>
+        <w:rPr>
+          <w:iCs/>
+          <w:i/>
+        </w:rPr>
+        <w:t xml:space="preserve">p</w:t>
+      </w:r>
+      <w:r>
+        <w:t xml:space="preserve"> </w:t>
+      </w:r>
+      <w:r>
+        <w:t xml:space="preserve">= 0,5189) no difirieron entre edades.</w:t>
+      </w:r>
+    </w:p>
+    <w:p>
+      <w:pPr>
+        <w:pStyle w:val="BodyText"/>
         <w:keepNext/>
         <w:jc w:val="center"/>
       </w:pPr>
       <w:r>
         <w:drawing>
           <wp:inline>
-            <wp:extent cx="1151999" cy="578654"/>
+            <wp:extent cx="5753100" cy="5555242"/>
             <wp:effectExtent b="0" l="0" r="0" t="0"/>
             <wp:docPr descr="image" title="" id="1" name="Picture"/>
             <a:graphic>
               <a:graphicData uri="http://schemas.openxmlformats.org/drawingml/2006/picture">
                 <pic:pic>
                   <pic:nvPicPr>
-                    <pic:cNvPr descr="img/Fig5_leyenda_grupos.png" id="0" name="Picture"/>
+                    <pic:cNvPr descr="img/Fig5_NOR_tasa.png" id="0" name="Picture"/>
                     <pic:cNvPicPr>
                       <a:picLocks noChangeArrowheads="1" noChangeAspect="1"/>
                     </pic:cNvPicPr>
                   </pic:nvPicPr>
                   <pic:blipFill>
-                    <a:blip r:embed="rId55"/>
+                    <a:blip r:embed="rId51"/>
                     <a:stretch>
                       <a:fillRect/>
                     </a:stretch>
@@ -8409,933 +8540,7 @@
                   <pic:spPr bwMode="auto">
                     <a:xfrm>
                       <a:off x="0" y="0"/>
-                      <a:ext cx="1151999" cy="578654"/>
-                    </a:xfrm>
-                    <a:prstGeom prst="rect">
-                      <a:avLst/>
-                    </a:prstGeom>
-                    <a:noFill/>
-                    <a:ln w="9525">
-                      <a:noFill/>
-                      <a:headEnd/>
-                      <a:tailEnd/>
-                    </a:ln>
-                  </pic:spPr>
-                </pic:pic>
-              </a:graphicData>
-            </a:graphic>
-          </wp:inline>
-        </w:drawing>
-      </w:r>
-    </w:p>
-    <w:p>
-      <w:pPr>
-        <w:pStyle w:val="BodyText"/>
-        <w:spacing w:after="240"/>
-      </w:pPr>
-      <w:r>
-        <w:rPr>
-          <w:bCs/>
-          <w:b/>
-          <w:sz w:val="19"/>
-        </w:rPr>
-        <w:t xml:space="preserve">Figura 5.7.</w:t>
-      </w:r>
-      <w:r>
-        <w:rPr>
-          <w:sz w:val="19"/>
-        </w:rPr>
-        <w:t xml:space="preserve"> </w:t>
-      </w:r>
-      <w:r>
-        <w:rPr>
-          <w:sz w:val="19"/>
-        </w:rPr>
-        <w:t xml:space="preserve">Tiempo de exploración de cada uno de los dos objetos idénticos durante la fase de muestreo (T1) del NOR. Barras llenas: objeto izquierdo; barras rayadas: objeto derecho. Las barras indican la media ± SEM. Azul: grupo control; rojo: grupo sacarosa; verde: grupo stevia. El corchete indica el efecto principal de la edad, que abarca a todos los grupos de cada edad (</w:t>
-      </w:r>
-      <w:r>
-        <w:rPr>
-          <w:sz w:val="19"/>
-          <w:vertAlign w:val="superscript"/>
-        </w:rPr>
-        <w:t xml:space="preserve">****</w:t>
-      </w:r>
-      <w:r>
-        <w:rPr>
-          <w:sz w:val="19"/>
-        </w:rPr>
-        <w:t xml:space="preserve"> </w:t>
-      </w:r>
-      <w:r>
-        <w:rPr>
-          <w:iCs/>
-          <w:i/>
-          <w:sz w:val="19"/>
-        </w:rPr>
-        <w:t xml:space="preserve">p</w:t>
-      </w:r>
-      <w:r>
-        <w:rPr>
-          <w:sz w:val="19"/>
-        </w:rPr>
-        <w:t xml:space="preserve"> </w:t>
-      </w:r>
-      <w:r>
-        <w:rPr>
-          <w:sz w:val="19"/>
-        </w:rPr>
-        <w:t xml:space="preserve">&lt; 0,0001; ANOVA mixto de tres vías).</w:t>
-      </w:r>
-      <w:r>
-        <w:rPr>
-          <w:sz w:val="19"/>
-        </w:rPr>
-        <w:t xml:space="preserve"> </w:t>
-      </w:r>
-      <w:r>
-        <w:rPr>
-          <w:iCs/>
-          <w:i/>
-          <w:sz w:val="19"/>
-        </w:rPr>
-        <w:t xml:space="preserve">n</w:t>
-      </w:r>
-      <w:r>
-        <w:rPr>
-          <w:sz w:val="19"/>
-        </w:rPr>
-        <w:t xml:space="preserve"> </w:t>
-      </w:r>
-      <w:r>
-        <w:rPr>
-          <w:sz w:val="19"/>
-        </w:rPr>
-        <w:t xml:space="preserve">= 9–10 animales por grupo.</w:t>
-      </w:r>
-    </w:p>
-    <w:p>
-      <w:pPr>
-        <w:pStyle w:val="BodyText"/>
-      </w:pPr>
-      <w:r>
-        <w:t xml:space="preserve">Tras un intervalo de 2 h (memoria a corto plazo, T2), se encontró una interacción edad-tratamiento significativa en la capacidad de discriminar el objeto novedoso del familiar (ANOVA de dos vías,</w:t>
-      </w:r>
-      <w:r>
-        <w:t xml:space="preserve"> </w:t>
-      </w:r>
-      <w:r>
-        <w:rPr>
-          <w:iCs/>
-          <w:i/>
-        </w:rPr>
-        <w:t xml:space="preserve">F</w:t>
-      </w:r>
-      <w:r>
-        <w:rPr>
-          <w:vertAlign w:val="subscript"/>
-        </w:rPr>
-        <w:t xml:space="preserve">Interacción</w:t>
-      </w:r>
-      <w:r>
-        <w:t xml:space="preserve">(2, 49) = 10,13;</w:t>
-      </w:r>
-      <w:r>
-        <w:t xml:space="preserve"> </w:t>
-      </w:r>
-      <w:r>
-        <w:rPr>
-          <w:iCs/>
-          <w:i/>
-        </w:rPr>
-        <w:t xml:space="preserve">p</w:t>
-      </w:r>
-      <w:r>
-        <w:t xml:space="preserve"> </w:t>
-      </w:r>
-      <w:r>
-        <w:t xml:space="preserve">= 0,0002). Los grupos control juvenil y adulto mostraron una clara preferencia por explorar el objeto novedoso (tasa de exploración de 0,632 y de 0,703, respectivamente; prueba</w:t>
-      </w:r>
-      <w:r>
-        <w:t xml:space="preserve"> </w:t>
-      </w:r>
-      <w:r>
-        <w:rPr>
-          <w:iCs/>
-          <w:i/>
-        </w:rPr>
-        <w:t xml:space="preserve">t</w:t>
-      </w:r>
-      <w:r>
-        <w:t xml:space="preserve"> </w:t>
-      </w:r>
-      <w:r>
-        <w:t xml:space="preserve">de una muestra,</w:t>
-      </w:r>
-      <w:r>
-        <w:t xml:space="preserve"> </w:t>
-      </w:r>
-      <w:r>
-        <w:rPr>
-          <w:iCs/>
-          <w:i/>
-        </w:rPr>
-        <w:t xml:space="preserve">t</w:t>
-      </w:r>
-      <w:r>
-        <w:t xml:space="preserve">(8) = 10,31 y</w:t>
-      </w:r>
-      <w:r>
-        <w:t xml:space="preserve"> </w:t>
-      </w:r>
-      <w:r>
-        <w:rPr>
-          <w:iCs/>
-          <w:i/>
-        </w:rPr>
-        <w:t xml:space="preserve">t</w:t>
-      </w:r>
-      <w:r>
-        <w:t xml:space="preserve">(9) = 10,56;</w:t>
-      </w:r>
-      <w:r>
-        <w:t xml:space="preserve"> </w:t>
-      </w:r>
-      <w:r>
-        <w:rPr>
-          <w:iCs/>
-          <w:i/>
-        </w:rPr>
-        <w:t xml:space="preserve">p</w:t>
-      </w:r>
-      <w:r>
-        <w:t xml:space="preserve"> </w:t>
-      </w:r>
-      <w:r>
-        <w:t xml:space="preserve">&lt; 0,0001 en ambos casos), al igual que el grupo adulto expuesto a sacarosa. En cambio, el grupo juvenil expuesto a sacarosa exploró menos el objeto novedoso que su control de edad (prueba</w:t>
-      </w:r>
-      <w:r>
-        <w:t xml:space="preserve"> </w:t>
-      </w:r>
-      <w:r>
-        <w:rPr>
-          <w:iCs/>
-          <w:i/>
-        </w:rPr>
-        <w:t xml:space="preserve">post hoc</w:t>
-      </w:r>
-      <w:r>
-        <w:t xml:space="preserve"> </w:t>
-      </w:r>
-      <w:r>
-        <w:t xml:space="preserve">de Tukey, control vs. sacarosa:</w:t>
-      </w:r>
-      <w:r>
-        <w:t xml:space="preserve"> </w:t>
-      </w:r>
-      <w:r>
-        <w:rPr>
-          <w:iCs/>
-          <w:i/>
-        </w:rPr>
-        <w:t xml:space="preserve">p</w:t>
-      </w:r>
-      <w:r>
-        <w:t xml:space="preserve"> </w:t>
-      </w:r>
-      <w:r>
-        <w:t xml:space="preserve">= 0,0017; Figura 5.8A). En cuanto a la stevia, el grupo juvenil no difirió de su control (control vs. stevia:</w:t>
-      </w:r>
-      <w:r>
-        <w:t xml:space="preserve"> </w:t>
-      </w:r>
-      <w:r>
-        <w:rPr>
-          <w:iCs/>
-          <w:i/>
-        </w:rPr>
-        <w:t xml:space="preserve">p</w:t>
-      </w:r>
-      <w:r>
-        <w:t xml:space="preserve"> </w:t>
-      </w:r>
-      <w:r>
-        <w:t xml:space="preserve">= 0,4613), mientras que el grupo adulto exploró menos el objeto novedoso que su control de edad (control vs. stevia:</w:t>
-      </w:r>
-      <w:r>
-        <w:t xml:space="preserve"> </w:t>
-      </w:r>
-      <w:r>
-        <w:rPr>
-          <w:iCs/>
-          <w:i/>
-        </w:rPr>
-        <w:t xml:space="preserve">p</w:t>
-      </w:r>
-      <w:r>
-        <w:t xml:space="preserve"> </w:t>
-      </w:r>
-      <w:r>
-        <w:t xml:space="preserve">= 0,0003). Solo se detectaron diferencias por edad entre los grupos expuestos a sacarosa (juvenil vs. adulto:</w:t>
-      </w:r>
-      <w:r>
-        <w:t xml:space="preserve"> </w:t>
-      </w:r>
-      <w:r>
-        <w:rPr>
-          <w:iCs/>
-          <w:i/>
-        </w:rPr>
-        <w:t xml:space="preserve">p</w:t>
-      </w:r>
-      <w:r>
-        <w:t xml:space="preserve"> </w:t>
-      </w:r>
-      <w:r>
-        <w:t xml:space="preserve">&lt; 0,0001); los grupos control (</w:t>
-      </w:r>
-      <w:r>
-        <w:rPr>
-          <w:iCs/>
-          <w:i/>
-        </w:rPr>
-        <w:t xml:space="preserve">p</w:t>
-      </w:r>
-      <w:r>
-        <w:t xml:space="preserve"> </w:t>
-      </w:r>
-      <w:r>
-        <w:t xml:space="preserve">= 0,0591) y stevia (</w:t>
-      </w:r>
-      <w:r>
-        <w:rPr>
-          <w:iCs/>
-          <w:i/>
-        </w:rPr>
-        <w:t xml:space="preserve">p</w:t>
-      </w:r>
-      <w:r>
-        <w:t xml:space="preserve"> </w:t>
-      </w:r>
-      <w:r>
-        <w:t xml:space="preserve">= 0,2959) no difirieron entre edades.</w:t>
-      </w:r>
-    </w:p>
-    <w:p>
-      <w:pPr>
-        <w:pStyle w:val="BodyText"/>
-      </w:pPr>
-      <w:r>
-        <w:t xml:space="preserve">De manera similar, la interacción edad-tratamiento fue significativa a las 24 h (memoria a largo plazo, T3;</w:t>
-      </w:r>
-      <w:r>
-        <w:t xml:space="preserve"> </w:t>
-      </w:r>
-      <w:r>
-        <w:rPr>
-          <w:iCs/>
-          <w:i/>
-        </w:rPr>
-        <w:t xml:space="preserve">F</w:t>
-      </w:r>
-      <w:r>
-        <w:rPr>
-          <w:vertAlign w:val="subscript"/>
-        </w:rPr>
-        <w:t xml:space="preserve">Interacción</w:t>
-      </w:r>
-      <w:r>
-        <w:t xml:space="preserve">(2, 49) = 11,67;</w:t>
-      </w:r>
-      <w:r>
-        <w:t xml:space="preserve"> </w:t>
-      </w:r>
-      <w:r>
-        <w:rPr>
-          <w:iCs/>
-          <w:i/>
-        </w:rPr>
-        <w:t xml:space="preserve">p</w:t>
-      </w:r>
-      <w:r>
-        <w:t xml:space="preserve"> </w:t>
-      </w:r>
-      <w:r>
-        <w:t xml:space="preserve">&lt; 0,0001). Los grupos control mantuvieron la preferencia por el objeto novedoso (juvenil: 0,716;</w:t>
-      </w:r>
-      <w:r>
-        <w:t xml:space="preserve"> </w:t>
-      </w:r>
-      <w:r>
-        <w:rPr>
-          <w:iCs/>
-          <w:i/>
-        </w:rPr>
-        <w:t xml:space="preserve">t</w:t>
-      </w:r>
-      <w:r>
-        <w:t xml:space="preserve">(8) = 8,62;</w:t>
-      </w:r>
-      <w:r>
-        <w:t xml:space="preserve"> </w:t>
-      </w:r>
-      <w:r>
-        <w:rPr>
-          <w:iCs/>
-          <w:i/>
-        </w:rPr>
-        <w:t xml:space="preserve">p</w:t>
-      </w:r>
-      <w:r>
-        <w:t xml:space="preserve"> </w:t>
-      </w:r>
-      <w:r>
-        <w:t xml:space="preserve">&lt; 0,0001; adulto: 0,653;</w:t>
-      </w:r>
-      <w:r>
-        <w:t xml:space="preserve"> </w:t>
-      </w:r>
-      <w:r>
-        <w:rPr>
-          <w:iCs/>
-          <w:i/>
-        </w:rPr>
-        <w:t xml:space="preserve">t</w:t>
-      </w:r>
-      <w:r>
-        <w:t xml:space="preserve">(9) = 4,72;</w:t>
-      </w:r>
-      <w:r>
-        <w:t xml:space="preserve"> </w:t>
-      </w:r>
-      <w:r>
-        <w:rPr>
-          <w:iCs/>
-          <w:i/>
-        </w:rPr>
-        <w:t xml:space="preserve">p</w:t>
-      </w:r>
-      <w:r>
-        <w:t xml:space="preserve"> </w:t>
-      </w:r>
-      <w:r>
-        <w:t xml:space="preserve">= 0,0011). El grupo juvenil expuesto a sacarosa volvió a explorar menos el objeto novedoso que su control de edad (control vs. sacarosa:</w:t>
-      </w:r>
-      <w:r>
-        <w:t xml:space="preserve"> </w:t>
-      </w:r>
-      <w:r>
-        <w:rPr>
-          <w:iCs/>
-          <w:i/>
-        </w:rPr>
-        <w:t xml:space="preserve">p</w:t>
-      </w:r>
-      <w:r>
-        <w:t xml:space="preserve"> </w:t>
-      </w:r>
-      <w:r>
-        <w:t xml:space="preserve">= 0,0008), al igual que el grupo juvenil expuesto a stevia (control vs. stevia:</w:t>
-      </w:r>
-      <w:r>
-        <w:t xml:space="preserve"> </w:t>
-      </w:r>
-      <w:r>
-        <w:rPr>
-          <w:iCs/>
-          <w:i/>
-        </w:rPr>
-        <w:t xml:space="preserve">p</w:t>
-      </w:r>
-      <w:r>
-        <w:t xml:space="preserve"> </w:t>
-      </w:r>
-      <w:r>
-        <w:t xml:space="preserve">= 0,0005; Figura 5.8B). En el grupo adulto no hubo diferencias entre tratamientos (</w:t>
-      </w:r>
-      <w:r>
-        <w:rPr>
-          <w:iCs/>
-          <w:i/>
-        </w:rPr>
-        <w:t xml:space="preserve">p</w:t>
-      </w:r>
-      <w:r>
-        <w:t xml:space="preserve"> </w:t>
-      </w:r>
-      <w:r>
-        <w:t xml:space="preserve">&gt; 0,05). Se detectaron diferencias por edad en los grupos expuestos a sacarosa (juvenil vs. adulto:</w:t>
-      </w:r>
-      <w:r>
-        <w:t xml:space="preserve"> </w:t>
-      </w:r>
-      <w:r>
-        <w:rPr>
-          <w:iCs/>
-          <w:i/>
-        </w:rPr>
-        <w:t xml:space="preserve">p</w:t>
-      </w:r>
-      <w:r>
-        <w:t xml:space="preserve"> </w:t>
-      </w:r>
-      <w:r>
-        <w:t xml:space="preserve">&lt; 0,0001) y a stevia (</w:t>
-      </w:r>
-      <w:r>
-        <w:rPr>
-          <w:iCs/>
-          <w:i/>
-        </w:rPr>
-        <w:t xml:space="preserve">p</w:t>
-      </w:r>
-      <w:r>
-        <w:t xml:space="preserve"> </w:t>
-      </w:r>
-      <w:r>
-        <w:t xml:space="preserve">= 0,0004), pero no en los grupos control (</w:t>
-      </w:r>
-      <w:r>
-        <w:rPr>
-          <w:iCs/>
-          <w:i/>
-        </w:rPr>
-        <w:t xml:space="preserve">p</w:t>
-      </w:r>
-      <w:r>
-        <w:t xml:space="preserve"> </w:t>
-      </w:r>
-      <w:r>
-        <w:t xml:space="preserve">= 0,0965).</w:t>
-      </w:r>
-    </w:p>
-    <w:p>
-      <w:pPr>
-        <w:pStyle w:val="BodyText"/>
-      </w:pPr>
-      <w:r>
-        <w:t xml:space="preserve">Siete días después de la fase de muestreo (memoria consolidada, T4), la interacción edad-tratamiento también fue significativa (</w:t>
-      </w:r>
-      <w:r>
-        <w:rPr>
-          <w:iCs/>
-          <w:i/>
-        </w:rPr>
-        <w:t xml:space="preserve">F</w:t>
-      </w:r>
-      <w:r>
-        <w:rPr>
-          <w:vertAlign w:val="subscript"/>
-        </w:rPr>
-        <w:t xml:space="preserve">Interacción</w:t>
-      </w:r>
-      <w:r>
-        <w:t xml:space="preserve">(2, 49) = 7,82;</w:t>
-      </w:r>
-      <w:r>
-        <w:t xml:space="preserve"> </w:t>
-      </w:r>
-      <w:r>
-        <w:rPr>
-          <w:iCs/>
-          <w:i/>
-        </w:rPr>
-        <w:t xml:space="preserve">p</w:t>
-      </w:r>
-      <w:r>
-        <w:t xml:space="preserve"> </w:t>
-      </w:r>
-      <w:r>
-        <w:t xml:space="preserve">= 0,0011). Los grupos control conservaron la preferencia por el objeto novedoso (juvenil: 0,677;</w:t>
-      </w:r>
-      <w:r>
-        <w:t xml:space="preserve"> </w:t>
-      </w:r>
-      <w:r>
-        <w:rPr>
-          <w:iCs/>
-          <w:i/>
-        </w:rPr>
-        <w:t xml:space="preserve">t</w:t>
-      </w:r>
-      <w:r>
-        <w:t xml:space="preserve">(8) = 15,66;</w:t>
-      </w:r>
-      <w:r>
-        <w:t xml:space="preserve"> </w:t>
-      </w:r>
-      <w:r>
-        <w:rPr>
-          <w:iCs/>
-          <w:i/>
-        </w:rPr>
-        <w:t xml:space="preserve">p</w:t>
-      </w:r>
-      <w:r>
-        <w:t xml:space="preserve"> </w:t>
-      </w:r>
-      <w:r>
-        <w:t xml:space="preserve">&lt; 0,0001; adulto: 0,662;</w:t>
-      </w:r>
-      <w:r>
-        <w:t xml:space="preserve"> </w:t>
-      </w:r>
-      <w:r>
-        <w:rPr>
-          <w:iCs/>
-          <w:i/>
-        </w:rPr>
-        <w:t xml:space="preserve">t</w:t>
-      </w:r>
-      <w:r>
-        <w:t xml:space="preserve">(9) = 4,61;</w:t>
-      </w:r>
-      <w:r>
-        <w:t xml:space="preserve"> </w:t>
-      </w:r>
-      <w:r>
-        <w:rPr>
-          <w:iCs/>
-          <w:i/>
-        </w:rPr>
-        <w:t xml:space="preserve">p</w:t>
-      </w:r>
-      <w:r>
-        <w:t xml:space="preserve"> </w:t>
-      </w:r>
-      <w:r>
-        <w:t xml:space="preserve">= 0,0013). Nuevamente, el grupo juvenil expuesto a sacarosa exploró menos el objeto novedoso que su control de edad (control vs. sacarosa:</w:t>
-      </w:r>
-      <w:r>
-        <w:t xml:space="preserve"> </w:t>
-      </w:r>
-      <w:r>
-        <w:rPr>
-          <w:iCs/>
-          <w:i/>
-        </w:rPr>
-        <w:t xml:space="preserve">p</w:t>
-      </w:r>
-      <w:r>
-        <w:t xml:space="preserve"> </w:t>
-      </w:r>
-      <w:r>
-        <w:t xml:space="preserve">= 0,0009; Figura 5.8C), mientras que no se registraron diferencias entre los otros grupos y sus controles de edad (</w:t>
-      </w:r>
-      <w:r>
-        <w:rPr>
-          <w:iCs/>
-          <w:i/>
-        </w:rPr>
-        <w:t xml:space="preserve">p</w:t>
-      </w:r>
-      <w:r>
-        <w:t xml:space="preserve"> </w:t>
-      </w:r>
-      <w:r>
-        <w:t xml:space="preserve">&gt; 0,05). El grupo adulto expuesto a stevia no difirió de su control, pero exploró menos el objeto novedoso que el grupo adulto expuesto a sacarosa (sacarosa vs. stevia:</w:t>
-      </w:r>
-      <w:r>
-        <w:t xml:space="preserve"> </w:t>
-      </w:r>
-      <w:r>
-        <w:rPr>
-          <w:iCs/>
-          <w:i/>
-        </w:rPr>
-        <w:t xml:space="preserve">p</w:t>
-      </w:r>
-      <w:r>
-        <w:t xml:space="preserve"> </w:t>
-      </w:r>
-      <w:r>
-        <w:t xml:space="preserve">= 0,0382). Solo se detectaron diferencias por edad entre los grupos expuestos a sacarosa (juvenil vs. adulto:</w:t>
-      </w:r>
-      <w:r>
-        <w:t xml:space="preserve"> </w:t>
-      </w:r>
-      <w:r>
-        <w:rPr>
-          <w:iCs/>
-          <w:i/>
-        </w:rPr>
-        <w:t xml:space="preserve">p</w:t>
-      </w:r>
-      <w:r>
-        <w:t xml:space="preserve"> </w:t>
-      </w:r>
-      <w:r>
-        <w:t xml:space="preserve">&lt; 0,0001); los grupos control (</w:t>
-      </w:r>
-      <w:r>
-        <w:rPr>
-          <w:iCs/>
-          <w:i/>
-        </w:rPr>
-        <w:t xml:space="preserve">p</w:t>
-      </w:r>
-      <w:r>
-        <w:t xml:space="preserve"> </w:t>
-      </w:r>
-      <w:r>
-        <w:t xml:space="preserve">= 0,7177) y stevia (</w:t>
-      </w:r>
-      <w:r>
-        <w:rPr>
-          <w:iCs/>
-          <w:i/>
-        </w:rPr>
-        <w:t xml:space="preserve">p</w:t>
-      </w:r>
-      <w:r>
-        <w:t xml:space="preserve"> </w:t>
-      </w:r>
-      <w:r>
-        <w:t xml:space="preserve">= 0,5189) no difirieron entre edades.</w:t>
-      </w:r>
-    </w:p>
-    <w:p>
-      <w:pPr>
-        <w:pStyle w:val="BodyText"/>
-        <w:keepNext/>
-        <w:jc w:val="center"/>
-      </w:pPr>
-      <w:r>
-        <w:t xml:space="preserve">(A)</w:t>
-      </w:r>
-      <w:r>
-        <w:t xml:space="preserve"> </w:t>
-      </w:r>
-      <w:r>
-        <w:drawing>
-          <wp:inline>
-            <wp:extent cx="1623599" cy="1552344"/>
-            <wp:effectExtent b="0" l="0" r="0" t="0"/>
-            <wp:docPr descr="image" title="" id="1" name="Picture"/>
-            <a:graphic>
-              <a:graphicData uri="http://schemas.openxmlformats.org/drawingml/2006/picture">
-                <pic:pic>
-                  <pic:nvPicPr>
-                    <pic:cNvPr descr="img/Fig5_NOR_T2_es.png" id="0" name="Picture"/>
-                    <pic:cNvPicPr>
-                      <a:picLocks noChangeArrowheads="1" noChangeAspect="1"/>
-                    </pic:cNvPicPr>
-                  </pic:nvPicPr>
-                  <pic:blipFill>
-                    <a:blip r:embed="rId60"/>
-                    <a:stretch>
-                      <a:fillRect/>
-                    </a:stretch>
-                  </pic:blipFill>
-                  <pic:spPr bwMode="auto">
-                    <a:xfrm>
-                      <a:off x="0" y="0"/>
-                      <a:ext cx="1623599" cy="1552344"/>
-                    </a:xfrm>
-                    <a:prstGeom prst="rect">
-                      <a:avLst/>
-                    </a:prstGeom>
-                    <a:noFill/>
-                    <a:ln w="9525">
-                      <a:noFill/>
-                      <a:headEnd/>
-                      <a:tailEnd/>
-                    </a:ln>
-                  </pic:spPr>
-                </pic:pic>
-              </a:graphicData>
-            </a:graphic>
-          </wp:inline>
-        </w:drawing>
-      </w:r>
-      <w:r>
-        <w:t xml:space="preserve"> </w:t>
-      </w:r>
-      <w:r>
-        <w:t xml:space="preserve">(B)</w:t>
-      </w:r>
-      <w:r>
-        <w:t xml:space="preserve"> </w:t>
-      </w:r>
-      <w:r>
-        <w:drawing>
-          <wp:inline>
-            <wp:extent cx="1623599" cy="1608331"/>
-            <wp:effectExtent b="0" l="0" r="0" t="0"/>
-            <wp:docPr descr="image" title="" id="1" name="Picture"/>
-            <a:graphic>
-              <a:graphicData uri="http://schemas.openxmlformats.org/drawingml/2006/picture">
-                <pic:pic>
-                  <pic:nvPicPr>
-                    <pic:cNvPr descr="img/Fig5_NOR_T3_es.png" id="0" name="Picture"/>
-                    <pic:cNvPicPr>
-                      <a:picLocks noChangeArrowheads="1" noChangeAspect="1"/>
-                    </pic:cNvPicPr>
-                  </pic:nvPicPr>
-                  <pic:blipFill>
-                    <a:blip r:embed="rId61"/>
-                    <a:stretch>
-                      <a:fillRect/>
-                    </a:stretch>
-                  </pic:blipFill>
-                  <pic:spPr bwMode="auto">
-                    <a:xfrm>
-                      <a:off x="0" y="0"/>
-                      <a:ext cx="1623599" cy="1608331"/>
-                    </a:xfrm>
-                    <a:prstGeom prst="rect">
-                      <a:avLst/>
-                    </a:prstGeom>
-                    <a:noFill/>
-                    <a:ln w="9525">
-                      <a:noFill/>
-                      <a:headEnd/>
-                      <a:tailEnd/>
-                    </a:ln>
-                  </pic:spPr>
-                </pic:pic>
-              </a:graphicData>
-            </a:graphic>
-          </wp:inline>
-        </w:drawing>
-      </w:r>
-      <w:r>
-        <w:t xml:space="preserve"> </w:t>
-      </w:r>
-      <w:r>
-        <w:t xml:space="preserve">(C)</w:t>
-      </w:r>
-      <w:r>
-        <w:t xml:space="preserve"> </w:t>
-      </w:r>
-      <w:r>
-        <w:drawing>
-          <wp:inline>
-            <wp:extent cx="1623599" cy="1323821"/>
-            <wp:effectExtent b="0" l="0" r="0" t="0"/>
-            <wp:docPr descr="image" title="" id="1" name="Picture"/>
-            <a:graphic>
-              <a:graphicData uri="http://schemas.openxmlformats.org/drawingml/2006/picture">
-                <pic:pic>
-                  <pic:nvPicPr>
-                    <pic:cNvPr descr="img/Fig5_NOR_T4_es.png" id="0" name="Picture"/>
-                    <pic:cNvPicPr>
-                      <a:picLocks noChangeArrowheads="1" noChangeAspect="1"/>
-                    </pic:cNvPicPr>
-                  </pic:nvPicPr>
-                  <pic:blipFill>
-                    <a:blip r:embed="rId62"/>
-                    <a:stretch>
-                      <a:fillRect/>
-                    </a:stretch>
-                  </pic:blipFill>
-                  <pic:spPr bwMode="auto">
-                    <a:xfrm>
-                      <a:off x="0" y="0"/>
-                      <a:ext cx="1623599" cy="1323821"/>
-                    </a:xfrm>
-                    <a:prstGeom prst="rect">
-                      <a:avLst/>
-                    </a:prstGeom>
-                    <a:noFill/>
-                    <a:ln w="9525">
-                      <a:noFill/>
-                      <a:headEnd/>
-                      <a:tailEnd/>
-                    </a:ln>
-                  </pic:spPr>
-                </pic:pic>
-              </a:graphicData>
-            </a:graphic>
-          </wp:inline>
-        </w:drawing>
-      </w:r>
-    </w:p>
-    <w:p>
-      <w:pPr>
-        <w:pStyle w:val="BodyText"/>
-        <w:keepNext/>
-        <w:jc w:val="center"/>
-      </w:pPr>
-      <w:r>
-        <w:t xml:space="preserve">(D)</w:t>
-      </w:r>
-      <w:r>
-        <w:t xml:space="preserve"> </w:t>
-      </w:r>
-      <w:r>
-        <w:drawing>
-          <wp:inline>
-            <wp:extent cx="5068799" cy="1398289"/>
-            <wp:effectExtent b="0" l="0" r="0" t="0"/>
-            <wp:docPr descr="image" title="" id="1" name="Picture"/>
-            <a:graphic>
-              <a:graphicData uri="http://schemas.openxmlformats.org/drawingml/2006/picture">
-                <pic:pic>
-                  <pic:nvPicPr>
-                    <pic:cNvPr descr="img/Fig4_NOR_esquema.png" id="0" name="Picture"/>
-                    <pic:cNvPicPr>
-                      <a:picLocks noChangeArrowheads="1" noChangeAspect="1"/>
-                    </pic:cNvPicPr>
-                  </pic:nvPicPr>
-                  <pic:blipFill>
-                    <a:blip r:embed="rId26"/>
-                    <a:stretch>
-                      <a:fillRect/>
-                    </a:stretch>
-                  </pic:blipFill>
-                  <pic:spPr bwMode="auto">
-                    <a:xfrm>
-                      <a:off x="0" y="0"/>
-                      <a:ext cx="5068799" cy="1398289"/>
-                    </a:xfrm>
-                    <a:prstGeom prst="rect">
-                      <a:avLst/>
-                    </a:prstGeom>
-                    <a:noFill/>
-                    <a:ln w="9525">
-                      <a:noFill/>
-                      <a:headEnd/>
-                      <a:tailEnd/>
-                    </a:ln>
-                  </pic:spPr>
-                </pic:pic>
-              </a:graphicData>
-            </a:graphic>
-          </wp:inline>
-        </w:drawing>
-      </w:r>
-    </w:p>
-    <w:p>
-      <w:pPr>
-        <w:pStyle w:val="BodyText"/>
-        <w:keepNext/>
-        <w:jc w:val="center"/>
-      </w:pPr>
-      <w:r>
-        <w:drawing>
-          <wp:inline>
-            <wp:extent cx="1151999" cy="578654"/>
-            <wp:effectExtent b="0" l="0" r="0" t="0"/>
-            <wp:docPr descr="image" title="" id="1" name="Picture"/>
-            <a:graphic>
-              <a:graphicData uri="http://schemas.openxmlformats.org/drawingml/2006/picture">
-                <pic:pic>
-                  <pic:nvPicPr>
-                    <pic:cNvPr descr="img/Fig5_leyenda_grupos.png" id="0" name="Picture"/>
-                    <pic:cNvPicPr>
-                      <a:picLocks noChangeArrowheads="1" noChangeAspect="1"/>
-                    </pic:cNvPicPr>
-                  </pic:nvPicPr>
-                  <pic:blipFill>
-                    <a:blip r:embed="rId55"/>
-                    <a:stretch>
-                      <a:fillRect/>
-                    </a:stretch>
-                  </pic:blipFill>
-                  <pic:spPr bwMode="auto">
-                    <a:xfrm>
-                      <a:off x="0" y="0"/>
-                      <a:ext cx="1151999" cy="578654"/>
+                      <a:ext cx="5753100" cy="5555242"/>
                     </a:xfrm>
                     <a:prstGeom prst="rect">
                       <a:avLst/>
@@ -10808,8 +10013,8 @@
         </w:tc>
       </w:tr>
     </w:tbl>
-    <w:bookmarkEnd w:id="63"/>
-    <w:bookmarkStart w:id="72" w:name="separación-de-patrones-espaciales-slr"/>
+    <w:bookmarkEnd w:id="52"/>
+    <w:bookmarkStart w:id="58" w:name="separación-de-patrones-espaciales-slr"/>
     <w:p>
       <w:pPr>
         <w:pStyle w:val="Heading2"/>
@@ -11445,28 +10650,22 @@
         <w:jc w:val="center"/>
       </w:pPr>
       <w:r>
-        <w:t xml:space="preserve">(A)</w:t>
-      </w:r>
-      <w:r>
-        <w:t xml:space="preserve"> </w:t>
-      </w:r>
-      <w:r>
         <w:drawing>
           <wp:inline>
-            <wp:extent cx="4816799" cy="1964747"/>
+            <wp:extent cx="5753100" cy="5573505"/>
             <wp:effectExtent b="0" l="0" r="0" t="0"/>
             <wp:docPr descr="image" title="" id="1" name="Picture"/>
             <a:graphic>
               <a:graphicData uri="http://schemas.openxmlformats.org/drawingml/2006/picture">
                 <pic:pic>
                   <pic:nvPicPr>
-                    <pic:cNvPr descr="img/Fig5_SLR_dia1_objetos.png" id="0" name="Picture"/>
+                    <pic:cNvPr descr="img/Fig5_SLR_dia1_compuesta.png" id="0" name="Picture"/>
                     <pic:cNvPicPr>
                       <a:picLocks noChangeArrowheads="1" noChangeAspect="1"/>
                     </pic:cNvPicPr>
                   </pic:nvPicPr>
                   <pic:blipFill>
-                    <a:blip r:embed="rId64"/>
+                    <a:blip r:embed="rId53"/>
                     <a:stretch>
                       <a:fillRect/>
                     </a:stretch>
@@ -11474,7 +10673,7 @@
                   <pic:spPr bwMode="auto">
                     <a:xfrm>
                       <a:off x="0" y="0"/>
-                      <a:ext cx="4816799" cy="1964747"/>
+                      <a:ext cx="5753100" cy="5573505"/>
                     </a:xfrm>
                     <a:prstGeom prst="rect">
                       <a:avLst/>
@@ -11496,110 +10695,6 @@
     <w:p>
       <w:pPr>
         <w:pStyle w:val="BodyText"/>
-        <w:keepNext/>
-        <w:jc w:val="center"/>
-      </w:pPr>
-      <w:r>
-        <w:t xml:space="preserve">(B)</w:t>
-      </w:r>
-      <w:r>
-        <w:t xml:space="preserve"> </w:t>
-      </w:r>
-      <w:r>
-        <w:drawing>
-          <wp:inline>
-            <wp:extent cx="4053599" cy="1900124"/>
-            <wp:effectExtent b="0" l="0" r="0" t="0"/>
-            <wp:docPr descr="image" title="" id="1" name="Picture"/>
-            <a:graphic>
-              <a:graphicData uri="http://schemas.openxmlformats.org/drawingml/2006/picture">
-                <pic:pic>
-                  <pic:nvPicPr>
-                    <pic:cNvPr descr="img/Fig5_SLR_dia1_distancia.png" id="0" name="Picture"/>
-                    <pic:cNvPicPr>
-                      <a:picLocks noChangeArrowheads="1" noChangeAspect="1"/>
-                    </pic:cNvPicPr>
-                  </pic:nvPicPr>
-                  <pic:blipFill>
-                    <a:blip r:embed="rId65"/>
-                    <a:stretch>
-                      <a:fillRect/>
-                    </a:stretch>
-                  </pic:blipFill>
-                  <pic:spPr bwMode="auto">
-                    <a:xfrm>
-                      <a:off x="0" y="0"/>
-                      <a:ext cx="4053599" cy="1900124"/>
-                    </a:xfrm>
-                    <a:prstGeom prst="rect">
-                      <a:avLst/>
-                    </a:prstGeom>
-                    <a:noFill/>
-                    <a:ln w="9525">
-                      <a:noFill/>
-                      <a:headEnd/>
-                      <a:tailEnd/>
-                    </a:ln>
-                  </pic:spPr>
-                </pic:pic>
-              </a:graphicData>
-            </a:graphic>
-          </wp:inline>
-        </w:drawing>
-      </w:r>
-    </w:p>
-    <w:p>
-      <w:pPr>
-        <w:pStyle w:val="BodyText"/>
-        <w:keepNext/>
-        <w:jc w:val="center"/>
-      </w:pPr>
-      <w:r>
-        <w:drawing>
-          <wp:inline>
-            <wp:extent cx="1151999" cy="578654"/>
-            <wp:effectExtent b="0" l="0" r="0" t="0"/>
-            <wp:docPr descr="image" title="" id="1" name="Picture"/>
-            <a:graphic>
-              <a:graphicData uri="http://schemas.openxmlformats.org/drawingml/2006/picture">
-                <pic:pic>
-                  <pic:nvPicPr>
-                    <pic:cNvPr descr="img/Fig5_leyenda_grupos.png" id="0" name="Picture"/>
-                    <pic:cNvPicPr>
-                      <a:picLocks noChangeArrowheads="1" noChangeAspect="1"/>
-                    </pic:cNvPicPr>
-                  </pic:nvPicPr>
-                  <pic:blipFill>
-                    <a:blip r:embed="rId55"/>
-                    <a:stretch>
-                      <a:fillRect/>
-                    </a:stretch>
-                  </pic:blipFill>
-                  <pic:spPr bwMode="auto">
-                    <a:xfrm>
-                      <a:off x="0" y="0"/>
-                      <a:ext cx="1151999" cy="578654"/>
-                    </a:xfrm>
-                    <a:prstGeom prst="rect">
-                      <a:avLst/>
-                    </a:prstGeom>
-                    <a:noFill/>
-                    <a:ln w="9525">
-                      <a:noFill/>
-                      <a:headEnd/>
-                      <a:tailEnd/>
-                    </a:ln>
-                  </pic:spPr>
-                </pic:pic>
-              </a:graphicData>
-            </a:graphic>
-          </wp:inline>
-        </w:drawing>
-      </w:r>
-    </w:p>
-    <w:p>
-      <w:pPr>
-        <w:pStyle w:val="BodyText"/>
         <w:spacing w:after="240"/>
       </w:pPr>
       <w:r>
@@ -11769,7 +10864,7 @@
                     </pic:cNvPicPr>
                   </pic:nvPicPr>
                   <pic:blipFill>
-                    <a:blip r:embed="rId66"/>
+                    <a:blip r:embed="rId54"/>
                     <a:stretch>
                       <a:fillRect/>
                     </a:stretch>
@@ -12430,28 +11525,22 @@
         <w:jc w:val="center"/>
       </w:pPr>
       <w:r>
-        <w:t xml:space="preserve">(A)</w:t>
-      </w:r>
-      <w:r>
-        <w:t xml:space="preserve"> </w:t>
-      </w:r>
-      <w:r>
         <w:drawing>
           <wp:inline>
-            <wp:extent cx="2433599" cy="1701317"/>
+            <wp:extent cx="5753100" cy="2161217"/>
             <wp:effectExtent b="0" l="0" r="0" t="0"/>
             <wp:docPr descr="image" title="" id="1" name="Picture"/>
             <a:graphic>
               <a:graphicData uri="http://schemas.openxmlformats.org/drawingml/2006/picture">
                 <pic:pic>
                   <pic:nvPicPr>
-                    <pic:cNvPr descr="img/Fig5_DI_SLR_d_es.png" id="0" name="Picture"/>
+                    <pic:cNvPr descr="img/Fig5_SLR_DI.png" id="0" name="Picture"/>
                     <pic:cNvPicPr>
                       <a:picLocks noChangeArrowheads="1" noChangeAspect="1"/>
                     </pic:cNvPicPr>
                   </pic:nvPicPr>
                   <pic:blipFill>
-                    <a:blip r:embed="rId67"/>
+                    <a:blip r:embed="rId55"/>
                     <a:stretch>
                       <a:fillRect/>
                     </a:stretch>
@@ -12459,7 +11548,7 @@
                   <pic:spPr bwMode="auto">
                     <a:xfrm>
                       <a:off x="0" y="0"/>
-                      <a:ext cx="2433599" cy="1701317"/>
+                      <a:ext cx="5753100" cy="2161217"/>
                     </a:xfrm>
                     <a:prstGeom prst="rect">
                       <a:avLst/>
@@ -12477,32 +11566,160 @@
           </wp:inline>
         </w:drawing>
       </w:r>
-      <w:r>
-        <w:t xml:space="preserve"> </w:t>
-      </w:r>
-      <w:r>
-        <w:t xml:space="preserve">(B)</w:t>
-      </w:r>
-      <w:r>
-        <w:t xml:space="preserve"> </w:t>
-      </w:r>
+    </w:p>
+    <w:p>
+      <w:pPr>
+        <w:pStyle w:val="BodyText"/>
+        <w:spacing w:after="240"/>
+      </w:pPr>
+      <w:r>
+        <w:rPr>
+          <w:bCs/>
+          <w:b/>
+          <w:sz w:val="19"/>
+        </w:rPr>
+        <w:t xml:space="preserve">Figura 5.11.</w:t>
+      </w:r>
+      <w:r>
+        <w:rPr>
+          <w:sz w:val="19"/>
+        </w:rPr>
+        <w:t xml:space="preserve"> </w:t>
+      </w:r>
+      <w:r>
+        <w:rPr>
+          <w:sz w:val="19"/>
+        </w:rPr>
+        <w:t xml:space="preserve">Índice de discriminación (DI) en la prueba SLR. (A) Configuración d-SLR. (B) Configuración s-SLR. Las barras indican media ± SEM. Azul: grupo control; rojo: grupo sacarosa; verde: grupo stevia. Se indican los resultados de las comparaciones de Tukey entre grupos (ns: no significativo;</w:t>
+      </w:r>
+      <w:r>
+        <w:rPr>
+          <w:sz w:val="19"/>
+        </w:rPr>
+        <w:t xml:space="preserve"> </w:t>
+      </w:r>
+      <w:r>
+        <w:rPr>
+          <w:sz w:val="19"/>
+          <w:vertAlign w:val="superscript"/>
+        </w:rPr>
+        <w:t xml:space="preserve">*</w:t>
+      </w:r>
+      <w:r>
+        <w:rPr>
+          <w:sz w:val="19"/>
+        </w:rPr>
+        <w:t xml:space="preserve"> </w:t>
+      </w:r>
+      <w:r>
+        <w:rPr>
+          <w:iCs/>
+          <w:i/>
+          <w:sz w:val="19"/>
+        </w:rPr>
+        <w:t xml:space="preserve">p</w:t>
+      </w:r>
+      <w:r>
+        <w:rPr>
+          <w:sz w:val="19"/>
+        </w:rPr>
+        <w:t xml:space="preserve"> </w:t>
+      </w:r>
+      <w:r>
+        <w:rPr>
+          <w:sz w:val="19"/>
+        </w:rPr>
+        <w:t xml:space="preserve">&lt; 0,05;</w:t>
+      </w:r>
+      <w:r>
+        <w:rPr>
+          <w:sz w:val="19"/>
+        </w:rPr>
+        <w:t xml:space="preserve"> </w:t>
+      </w:r>
+      <w:r>
+        <w:rPr>
+          <w:sz w:val="19"/>
+          <w:vertAlign w:val="superscript"/>
+        </w:rPr>
+        <w:t xml:space="preserve">**</w:t>
+      </w:r>
+      <w:r>
+        <w:rPr>
+          <w:sz w:val="19"/>
+        </w:rPr>
+        <w:t xml:space="preserve"> </w:t>
+      </w:r>
+      <w:r>
+        <w:rPr>
+          <w:iCs/>
+          <w:i/>
+          <w:sz w:val="19"/>
+        </w:rPr>
+        <w:t xml:space="preserve">p</w:t>
+      </w:r>
+      <w:r>
+        <w:rPr>
+          <w:sz w:val="19"/>
+        </w:rPr>
+        <w:t xml:space="preserve"> </w:t>
+      </w:r>
+      <w:r>
+        <w:rPr>
+          <w:sz w:val="19"/>
+        </w:rPr>
+        <w:t xml:space="preserve">&lt; 0,01).</w:t>
+      </w:r>
+      <w:r>
+        <w:rPr>
+          <w:sz w:val="19"/>
+        </w:rPr>
+        <w:t xml:space="preserve"> </w:t>
+      </w:r>
+      <w:r>
+        <w:rPr>
+          <w:iCs/>
+          <w:i/>
+          <w:sz w:val="19"/>
+        </w:rPr>
+        <w:t xml:space="preserve">n</w:t>
+      </w:r>
+      <w:r>
+        <w:rPr>
+          <w:sz w:val="19"/>
+        </w:rPr>
+        <w:t xml:space="preserve"> </w:t>
+      </w:r>
+      <w:r>
+        <w:rPr>
+          <w:sz w:val="19"/>
+        </w:rPr>
+        <w:t xml:space="preserve">= 9–10 animales por grupo.</w:t>
+      </w:r>
+    </w:p>
+    <w:p>
+      <w:pPr>
+        <w:pStyle w:val="BodyText"/>
+        <w:keepNext/>
+        <w:jc w:val="center"/>
+      </w:pPr>
       <w:r>
         <w:drawing>
           <wp:inline>
-            <wp:extent cx="2433599" cy="1549905"/>
+            <wp:extent cx="5753100" cy="2072942"/>
             <wp:effectExtent b="0" l="0" r="0" t="0"/>
             <wp:docPr descr="image" title="" id="1" name="Picture"/>
             <a:graphic>
               <a:graphicData uri="http://schemas.openxmlformats.org/drawingml/2006/picture">
                 <pic:pic>
                   <pic:nvPicPr>
-                    <pic:cNvPr descr="img/Fig5_DI_SLR_s_es.png" id="0" name="Picture"/>
+                    <pic:cNvPr descr="img/Fig5_SLR_tasa.png" id="0" name="Picture"/>
                     <pic:cNvPicPr>
                       <a:picLocks noChangeArrowheads="1" noChangeAspect="1"/>
                     </pic:cNvPicPr>
                   </pic:nvPicPr>
                   <pic:blipFill>
-                    <a:blip r:embed="rId68"/>
+                    <a:blip r:embed="rId56"/>
                     <a:stretch>
                       <a:fillRect/>
                     </a:stretch>
@@ -12510,7 +11727,7 @@
                   <pic:spPr bwMode="auto">
                     <a:xfrm>
                       <a:off x="0" y="0"/>
-                      <a:ext cx="2433599" cy="1549905"/>
+                      <a:ext cx="5753100" cy="2072942"/>
                     </a:xfrm>
                     <a:prstGeom prst="rect">
                       <a:avLst/>
@@ -12540,242 +11757,6 @@
           <w:b/>
           <w:sz w:val="19"/>
         </w:rPr>
-        <w:t xml:space="preserve">Figura 5.11.</w:t>
-      </w:r>
-      <w:r>
-        <w:rPr>
-          <w:sz w:val="19"/>
-        </w:rPr>
-        <w:t xml:space="preserve"> </w:t>
-      </w:r>
-      <w:r>
-        <w:rPr>
-          <w:sz w:val="19"/>
-        </w:rPr>
-        <w:t xml:space="preserve">Índice de discriminación (DI) en la prueba SLR. (A) Configuración d-SLR. (B) Configuración s-SLR. Las barras indican media ± SEM. Azul: grupo control; rojo: grupo sacarosa; verde: grupo stevia. Se indican los resultados de las comparaciones de Tukey entre grupos (ns: no significativo;</w:t>
-      </w:r>
-      <w:r>
-        <w:rPr>
-          <w:sz w:val="19"/>
-        </w:rPr>
-        <w:t xml:space="preserve"> </w:t>
-      </w:r>
-      <w:r>
-        <w:rPr>
-          <w:sz w:val="19"/>
-          <w:vertAlign w:val="superscript"/>
-        </w:rPr>
-        <w:t xml:space="preserve">*</w:t>
-      </w:r>
-      <w:r>
-        <w:rPr>
-          <w:sz w:val="19"/>
-        </w:rPr>
-        <w:t xml:space="preserve"> </w:t>
-      </w:r>
-      <w:r>
-        <w:rPr>
-          <w:iCs/>
-          <w:i/>
-          <w:sz w:val="19"/>
-        </w:rPr>
-        <w:t xml:space="preserve">p</w:t>
-      </w:r>
-      <w:r>
-        <w:rPr>
-          <w:sz w:val="19"/>
-        </w:rPr>
-        <w:t xml:space="preserve"> </w:t>
-      </w:r>
-      <w:r>
-        <w:rPr>
-          <w:sz w:val="19"/>
-        </w:rPr>
-        <w:t xml:space="preserve">&lt; 0,05;</w:t>
-      </w:r>
-      <w:r>
-        <w:rPr>
-          <w:sz w:val="19"/>
-        </w:rPr>
-        <w:t xml:space="preserve"> </w:t>
-      </w:r>
-      <w:r>
-        <w:rPr>
-          <w:sz w:val="19"/>
-          <w:vertAlign w:val="superscript"/>
-        </w:rPr>
-        <w:t xml:space="preserve">**</w:t>
-      </w:r>
-      <w:r>
-        <w:rPr>
-          <w:sz w:val="19"/>
-        </w:rPr>
-        <w:t xml:space="preserve"> </w:t>
-      </w:r>
-      <w:r>
-        <w:rPr>
-          <w:iCs/>
-          <w:i/>
-          <w:sz w:val="19"/>
-        </w:rPr>
-        <w:t xml:space="preserve">p</w:t>
-      </w:r>
-      <w:r>
-        <w:rPr>
-          <w:sz w:val="19"/>
-        </w:rPr>
-        <w:t xml:space="preserve"> </w:t>
-      </w:r>
-      <w:r>
-        <w:rPr>
-          <w:sz w:val="19"/>
-        </w:rPr>
-        <w:t xml:space="preserve">&lt; 0,01).</w:t>
-      </w:r>
-      <w:r>
-        <w:rPr>
-          <w:sz w:val="19"/>
-        </w:rPr>
-        <w:t xml:space="preserve"> </w:t>
-      </w:r>
-      <w:r>
-        <w:rPr>
-          <w:iCs/>
-          <w:i/>
-          <w:sz w:val="19"/>
-        </w:rPr>
-        <w:t xml:space="preserve">n</w:t>
-      </w:r>
-      <w:r>
-        <w:rPr>
-          <w:sz w:val="19"/>
-        </w:rPr>
-        <w:t xml:space="preserve"> </w:t>
-      </w:r>
-      <w:r>
-        <w:rPr>
-          <w:sz w:val="19"/>
-        </w:rPr>
-        <w:t xml:space="preserve">= 9–10 animales por grupo.</w:t>
-      </w:r>
-    </w:p>
-    <w:p>
-      <w:pPr>
-        <w:pStyle w:val="BodyText"/>
-        <w:keepNext/>
-        <w:jc w:val="center"/>
-      </w:pPr>
-      <w:r>
-        <w:t xml:space="preserve">(A)</w:t>
-      </w:r>
-      <w:r>
-        <w:t xml:space="preserve"> </w:t>
-      </w:r>
-      <w:r>
-        <w:drawing>
-          <wp:inline>
-            <wp:extent cx="2433599" cy="1625050"/>
-            <wp:effectExtent b="0" l="0" r="0" t="0"/>
-            <wp:docPr descr="image" title="" id="1" name="Picture"/>
-            <a:graphic>
-              <a:graphicData uri="http://schemas.openxmlformats.org/drawingml/2006/picture">
-                <pic:pic>
-                  <pic:nvPicPr>
-                    <pic:cNvPr descr="img/Fig5_tasa_SLR_d_es.png" id="0" name="Picture"/>
-                    <pic:cNvPicPr>
-                      <a:picLocks noChangeArrowheads="1" noChangeAspect="1"/>
-                    </pic:cNvPicPr>
-                  </pic:nvPicPr>
-                  <pic:blipFill>
-                    <a:blip r:embed="rId69"/>
-                    <a:stretch>
-                      <a:fillRect/>
-                    </a:stretch>
-                  </pic:blipFill>
-                  <pic:spPr bwMode="auto">
-                    <a:xfrm>
-                      <a:off x="0" y="0"/>
-                      <a:ext cx="2433599" cy="1625050"/>
-                    </a:xfrm>
-                    <a:prstGeom prst="rect">
-                      <a:avLst/>
-                    </a:prstGeom>
-                    <a:noFill/>
-                    <a:ln w="9525">
-                      <a:noFill/>
-                      <a:headEnd/>
-                      <a:tailEnd/>
-                    </a:ln>
-                  </pic:spPr>
-                </pic:pic>
-              </a:graphicData>
-            </a:graphic>
-          </wp:inline>
-        </w:drawing>
-      </w:r>
-      <w:r>
-        <w:t xml:space="preserve"> </w:t>
-      </w:r>
-      <w:r>
-        <w:t xml:space="preserve">(B)</w:t>
-      </w:r>
-      <w:r>
-        <w:t xml:space="preserve"> </w:t>
-      </w:r>
-      <w:r>
-        <w:drawing>
-          <wp:inline>
-            <wp:extent cx="2433599" cy="1427605"/>
-            <wp:effectExtent b="0" l="0" r="0" t="0"/>
-            <wp:docPr descr="image" title="" id="1" name="Picture"/>
-            <a:graphic>
-              <a:graphicData uri="http://schemas.openxmlformats.org/drawingml/2006/picture">
-                <pic:pic>
-                  <pic:nvPicPr>
-                    <pic:cNvPr descr="img/Fig5_tasa_SLR_s_es.png" id="0" name="Picture"/>
-                    <pic:cNvPicPr>
-                      <a:picLocks noChangeArrowheads="1" noChangeAspect="1"/>
-                    </pic:cNvPicPr>
-                  </pic:nvPicPr>
-                  <pic:blipFill>
-                    <a:blip r:embed="rId70"/>
-                    <a:stretch>
-                      <a:fillRect/>
-                    </a:stretch>
-                  </pic:blipFill>
-                  <pic:spPr bwMode="auto">
-                    <a:xfrm>
-                      <a:off x="0" y="0"/>
-                      <a:ext cx="2433599" cy="1427605"/>
-                    </a:xfrm>
-                    <a:prstGeom prst="rect">
-                      <a:avLst/>
-                    </a:prstGeom>
-                    <a:noFill/>
-                    <a:ln w="9525">
-                      <a:noFill/>
-                      <a:headEnd/>
-                      <a:tailEnd/>
-                    </a:ln>
-                  </pic:spPr>
-                </pic:pic>
-              </a:graphicData>
-            </a:graphic>
-          </wp:inline>
-        </w:drawing>
-      </w:r>
-    </w:p>
-    <w:p>
-      <w:pPr>
-        <w:pStyle w:val="BodyText"/>
-        <w:spacing w:after="240"/>
-      </w:pPr>
-      <w:r>
-        <w:rPr>
-          <w:bCs/>
-          <w:b/>
-          <w:sz w:val="19"/>
-        </w:rPr>
         <w:t xml:space="preserve">Figura 5.12.</w:t>
       </w:r>
       <w:r>
@@ -12925,7 +11906,7 @@
                     </pic:cNvPicPr>
                   </pic:nvPicPr>
                   <pic:blipFill>
-                    <a:blip r:embed="rId71"/>
+                    <a:blip r:embed="rId57"/>
                     <a:stretch>
                       <a:fillRect/>
                     </a:stretch>
@@ -13875,8 +12856,8 @@
         </w:tc>
       </w:tr>
     </w:tbl>
-    <w:bookmarkEnd w:id="72"/>
-    <w:bookmarkStart w:id="78" w:name="neurogénesis-hipocampal-pcna-y-dcx"/>
+    <w:bookmarkEnd w:id="58"/>
+    <w:bookmarkStart w:id="61" w:name="neurogénesis-hipocampal-pcna-y-dcx"/>
     <w:p>
       <w:pPr>
         <w:pStyle w:val="Heading2"/>
@@ -14400,28 +13381,22 @@
         <w:jc w:val="center"/>
       </w:pPr>
       <w:r>
-        <w:t xml:space="preserve">(A)</w:t>
-      </w:r>
-      <w:r>
-        <w:t xml:space="preserve"> </w:t>
-      </w:r>
-      <w:r>
         <w:drawing>
           <wp:inline>
-            <wp:extent cx="1623599" cy="1623599"/>
+            <wp:extent cx="5753100" cy="2669560"/>
             <wp:effectExtent b="0" l="0" r="0" t="0"/>
             <wp:docPr descr="image" title="" id="1" name="Picture"/>
             <a:graphic>
               <a:graphicData uri="http://schemas.openxmlformats.org/drawingml/2006/picture">
                 <pic:pic>
                   <pic:nvPicPr>
-                    <pic:cNvPr descr="img/Fig5_IHC_pcna.png" id="0" name="Picture"/>
+                    <pic:cNvPr descr="img/Fig5_IHC_compuesta.png" id="0" name="Picture"/>
                     <pic:cNvPicPr>
                       <a:picLocks noChangeArrowheads="1" noChangeAspect="1"/>
                     </pic:cNvPicPr>
                   </pic:nvPicPr>
                   <pic:blipFill>
-                    <a:blip r:embed="rId73"/>
+                    <a:blip r:embed="rId59"/>
                     <a:stretch>
                       <a:fillRect/>
                     </a:stretch>
@@ -14429,7 +13404,7 @@
                   <pic:spPr bwMode="auto">
                     <a:xfrm>
                       <a:off x="0" y="0"/>
-                      <a:ext cx="1623599" cy="1623599"/>
+                      <a:ext cx="5753100" cy="2669560"/>
                     </a:xfrm>
                     <a:prstGeom prst="rect">
                       <a:avLst/>
@@ -14447,157 +13422,6 @@
           </wp:inline>
         </w:drawing>
       </w:r>
-      <w:r>
-        <w:t xml:space="preserve"> </w:t>
-      </w:r>
-      <w:r>
-        <w:t xml:space="preserve">(B)</w:t>
-      </w:r>
-      <w:r>
-        <w:t xml:space="preserve"> </w:t>
-      </w:r>
-      <w:r>
-        <w:drawing>
-          <wp:inline>
-            <wp:extent cx="1623599" cy="1623599"/>
-            <wp:effectExtent b="0" l="0" r="0" t="0"/>
-            <wp:docPr descr="image" title="" id="1" name="Picture"/>
-            <a:graphic>
-              <a:graphicData uri="http://schemas.openxmlformats.org/drawingml/2006/picture">
-                <pic:pic>
-                  <pic:nvPicPr>
-                    <pic:cNvPr descr="img/Fig5_IHC_dcx.png" id="0" name="Picture"/>
-                    <pic:cNvPicPr>
-                      <a:picLocks noChangeArrowheads="1" noChangeAspect="1"/>
-                    </pic:cNvPicPr>
-                  </pic:nvPicPr>
-                  <pic:blipFill>
-                    <a:blip r:embed="rId74"/>
-                    <a:stretch>
-                      <a:fillRect/>
-                    </a:stretch>
-                  </pic:blipFill>
-                  <pic:spPr bwMode="auto">
-                    <a:xfrm>
-                      <a:off x="0" y="0"/>
-                      <a:ext cx="1623599" cy="1623599"/>
-                    </a:xfrm>
-                    <a:prstGeom prst="rect">
-                      <a:avLst/>
-                    </a:prstGeom>
-                    <a:noFill/>
-                    <a:ln w="9525">
-                      <a:noFill/>
-                      <a:headEnd/>
-                      <a:tailEnd/>
-                    </a:ln>
-                  </pic:spPr>
-                </pic:pic>
-              </a:graphicData>
-            </a:graphic>
-          </wp:inline>
-        </w:drawing>
-      </w:r>
-      <w:r>
-        <w:t xml:space="preserve"> </w:t>
-      </w:r>
-      <w:r>
-        <w:t xml:space="preserve">(C)</w:t>
-      </w:r>
-      <w:r>
-        <w:t xml:space="preserve"> </w:t>
-      </w:r>
-      <w:r>
-        <w:drawing>
-          <wp:inline>
-            <wp:extent cx="1623599" cy="1623599"/>
-            <wp:effectExtent b="0" l="0" r="0" t="0"/>
-            <wp:docPr descr="image" title="" id="1" name="Picture"/>
-            <a:graphic>
-              <a:graphicData uri="http://schemas.openxmlformats.org/drawingml/2006/picture">
-                <pic:pic>
-                  <pic:nvPicPr>
-                    <pic:cNvPr descr="img/Fig5_IHC_pcna_dcx.png" id="0" name="Picture"/>
-                    <pic:cNvPicPr>
-                      <a:picLocks noChangeArrowheads="1" noChangeAspect="1"/>
-                    </pic:cNvPicPr>
-                  </pic:nvPicPr>
-                  <pic:blipFill>
-                    <a:blip r:embed="rId75"/>
-                    <a:stretch>
-                      <a:fillRect/>
-                    </a:stretch>
-                  </pic:blipFill>
-                  <pic:spPr bwMode="auto">
-                    <a:xfrm>
-                      <a:off x="0" y="0"/>
-                      <a:ext cx="1623599" cy="1623599"/>
-                    </a:xfrm>
-                    <a:prstGeom prst="rect">
-                      <a:avLst/>
-                    </a:prstGeom>
-                    <a:noFill/>
-                    <a:ln w="9525">
-                      <a:noFill/>
-                      <a:headEnd/>
-                      <a:tailEnd/>
-                    </a:ln>
-                  </pic:spPr>
-                </pic:pic>
-              </a:graphicData>
-            </a:graphic>
-          </wp:inline>
-        </w:drawing>
-      </w:r>
-    </w:p>
-    <w:p>
-      <w:pPr>
-        <w:pStyle w:val="BodyText"/>
-        <w:keepNext/>
-        <w:jc w:val="center"/>
-      </w:pPr>
-      <w:r>
-        <w:drawing>
-          <wp:inline>
-            <wp:extent cx="1259999" cy="551249"/>
-            <wp:effectExtent b="0" l="0" r="0" t="0"/>
-            <wp:docPr descr="image" title="" id="1" name="Picture"/>
-            <a:graphic>
-              <a:graphicData uri="http://schemas.openxmlformats.org/drawingml/2006/picture">
-                <pic:pic>
-                  <pic:nvPicPr>
-                    <pic:cNvPr descr="img/Fig5_IHC_leyenda.png" id="0" name="Picture"/>
-                    <pic:cNvPicPr>
-                      <a:picLocks noChangeArrowheads="1" noChangeAspect="1"/>
-                    </pic:cNvPicPr>
-                  </pic:nvPicPr>
-                  <pic:blipFill>
-                    <a:blip r:embed="rId76"/>
-                    <a:stretch>
-                      <a:fillRect/>
-                    </a:stretch>
-                  </pic:blipFill>
-                  <pic:spPr bwMode="auto">
-                    <a:xfrm>
-                      <a:off x="0" y="0"/>
-                      <a:ext cx="1259999" cy="551249"/>
-                    </a:xfrm>
-                    <a:prstGeom prst="rect">
-                      <a:avLst/>
-                    </a:prstGeom>
-                    <a:noFill/>
-                    <a:ln w="9525">
-                      <a:noFill/>
-                      <a:headEnd/>
-                      <a:tailEnd/>
-                    </a:ln>
-                  </pic:spPr>
-                </pic:pic>
-              </a:graphicData>
-            </a:graphic>
-          </wp:inline>
-        </w:drawing>
-      </w:r>
     </w:p>
     <w:p>
       <w:pPr>
@@ -14797,7 +13621,7 @@
                     </pic:cNvPicPr>
                   </pic:nvPicPr>
                   <pic:blipFill>
-                    <a:blip r:embed="rId77"/>
+                    <a:blip r:embed="rId60"/>
                     <a:stretch>
                       <a:fillRect/>
                     </a:stretch>
@@ -14932,8 +13756,8 @@
         <w:t xml:space="preserve">son las que todavía se dividen dentro del linaje neuronal, su reducción sugiere que la sacarosa disminuye la generación de nuevas neuronas en el giro dentado, aun cuando el número total de neuronas inmaduras no cambie.</w:t>
       </w:r>
     </w:p>
-    <w:bookmarkEnd w:id="78"/>
-    <w:bookmarkStart w:id="81" w:name="análisis-multivariado-de-la-prueba-slr"/>
+    <w:bookmarkEnd w:id="61"/>
+    <w:bookmarkStart w:id="64" w:name="análisis-multivariado-de-la-prueba-slr"/>
     <w:p>
       <w:pPr>
         <w:pStyle w:val="Heading2"/>
@@ -15351,7 +14175,7 @@
                     </pic:cNvPicPr>
                   </pic:nvPicPr>
                   <pic:blipFill>
-                    <a:blip r:embed="rId79"/>
+                    <a:blip r:embed="rId62"/>
                     <a:stretch>
                       <a:fillRect/>
                     </a:stretch>
@@ -15452,7 +14276,7 @@
                     </pic:cNvPicPr>
                   </pic:nvPicPr>
                   <pic:blipFill>
-                    <a:blip r:embed="rId80"/>
+                    <a:blip r:embed="rId63"/>
                     <a:stretch>
                       <a:fillRect/>
                     </a:stretch>
@@ -15539,9 +14363,9 @@
         <w:t xml:space="preserve">En conjunto, estos resultados indican: (1) las métricas de la SLR se organizan en dos dimensiones casi independientes, el nivel de exploración y la discriminación de la posición novedosa; (2) la sacarosa se distingue del control por una menor discriminación en ambas edades, mientras que la stevia se distingue del control por su nivel de exploración, pero no por su discriminación; y (3) ningún grupo constituye un perfil conductual separado del resto, y los juveniles expuestos a stevia son los que menos se diferencian de los demás grupos.</w:t>
       </w:r>
     </w:p>
-    <w:bookmarkEnd w:id="81"/>
-    <w:bookmarkEnd w:id="82"/>
-    <w:bookmarkStart w:id="91" w:name="discusión"/>
+    <w:bookmarkEnd w:id="64"/>
+    <w:bookmarkEnd w:id="65"/>
+    <w:bookmarkStart w:id="74" w:name="discusión"/>
     <w:p>
       <w:pPr>
         <w:pStyle w:val="Heading1"/>
@@ -15550,7 +14374,7 @@
         <w:t xml:space="preserve">6. Discusión</w:t>
       </w:r>
     </w:p>
-    <w:bookmarkStart w:id="83" w:name="síntesis-de-los-hallazgos"/>
+    <w:bookmarkStart w:id="66" w:name="síntesis-de-los-hallazgos"/>
     <w:p>
       <w:pPr>
         <w:pStyle w:val="Heading2"/>
@@ -15596,8 +14420,8 @@
         <w:t xml:space="preserve">, no lograron discriminar el objeto novedoso en ninguna de las demoras del NOR y discriminaron peor la posición novedosa en ambas configuraciones de la SLR, y los expuestos a sacarosa en ambas edades presentaron menos neuroblastos en proliferación en el giro dentado. Estos resultados respaldan la hipótesis de que la stevia no reproduce los efectos adversos de la sacarosa (§1.4), pero muestran que no está exenta de efectos a largo plazo: produce alteraciones de la conducta distintas y más sutiles que las de la sacarosa.</w:t>
       </w:r>
     </w:p>
-    <w:bookmarkEnd w:id="83"/>
-    <w:bookmarkStart w:id="84" w:name="consumo-de-líquidos-1"/>
+    <w:bookmarkEnd w:id="66"/>
+    <w:bookmarkStart w:id="67" w:name="consumo-de-líquidos-1"/>
     <w:p>
       <w:pPr>
         <w:pStyle w:val="Heading2"/>
@@ -15630,8 +14454,8 @@
         <w:t xml:space="preserve">Una vez retirados los edulcorantes, solo los animales expuestos durante la etapa juvenil modificaron su consumo de agua (§5.1.2). Los juveniles expuestos a sacarosa bebieron menos agua que su control de edad durante las primeras dos semanas, aunque la diferencia no alcanzó la significancia, y luego se aproximaron a los valores del control. Este comportamiento se asocia con frustración, como fue descripto previamente por el laboratorio [1]. Por el contrario, los juveniles expuestos a stevia bebieron menos agua que su control de edad durante los primeros nueve días, y más entre los días 11 y 25. Por otro lado, los adultos expuestos a stevia o a sacarosa no presentaron diferencias respecto de su control de edad en ningún momento, lo que refuerza la mayor sensibilidad de la ventana juvenil.</w:t>
       </w:r>
     </w:p>
-    <w:bookmarkEnd w:id="84"/>
-    <w:bookmarkStart w:id="85" w:name="Xbe6db9f52668e63da41a503be782c14d7927980"/>
+    <w:bookmarkEnd w:id="67"/>
+    <w:bookmarkStart w:id="68" w:name="Xbe6db9f52668e63da41a503be782c14d7927980"/>
     <w:p>
       <w:pPr>
         <w:pStyle w:val="Heading2"/>
@@ -15740,8 +14564,8 @@
         <w:t xml:space="preserve">(los juveniles respecto del control y los adultos en el tiempo dedicado), una conducta exploratoria vertical asociada a la novedad y al hipocampo [8]; sin embargo, este cambio no se acompañó de una menor exploración de la arena, sino de una mayor exploración del centro. En conjunto, estos resultados indican que la stevia no reproduce el perfil ansioso de la sacarosa a largo plazo y que, por el contrario, se asocia con una mayor exploración de los espacios abiertos.</w:t>
       </w:r>
     </w:p>
-    <w:bookmarkEnd w:id="85"/>
-    <w:bookmarkStart w:id="86" w:name="memoria-de-reconocimiento-de-objetos"/>
+    <w:bookmarkEnd w:id="68"/>
+    <w:bookmarkStart w:id="69" w:name="memoria-de-reconocimiento-de-objetos"/>
     <w:p>
       <w:pPr>
         <w:pStyle w:val="Heading2"/>
@@ -15803,8 +14627,8 @@
         <w:t xml:space="preserve">A diferencia de esos estudios, que administraron la stevia en dosis cercanas a la ingesta diaria admisible, aquí se administró un extracto acuoso de hojas que contiene, además de glucósidos de esteviol, compuestos fenólicos y flavonoides con actividad antioxidante (Tabla 4.1). La stevia redujo los marcadores de estrés oxidativo cerebral en ratas alimentadas con una dieta alta en grasas y sacarosa [36], y los glucósidos de esteviol presentan actividad antioxidante [37], revirtieron el deterioro de la memoria inducido por escopolamina [38] y modularon la plasticidad sináptica hipocampal en un modelo de desorden metabólico [39]. Estas propiedades podrían contribuir a que la stevia no produjera un deterioro sostenido de la memoria de reconocimiento.</w:t>
       </w:r>
     </w:p>
-    <w:bookmarkEnd w:id="86"/>
-    <w:bookmarkStart w:id="87" w:name="Xa69d358d6a5b9d31515259c5445516064b70d4b"/>
+    <w:bookmarkEnd w:id="69"/>
+    <w:bookmarkStart w:id="70" w:name="Xa69d358d6a5b9d31515259c5445516064b70d4b"/>
     <w:p>
       <w:pPr>
         <w:pStyle w:val="Heading2"/>
@@ -15936,8 +14760,8 @@
         <w:t xml:space="preserve">La reducción de los neuroblastos en proliferación se observó en ambas edades, al igual que el déficit de la sacarosa en la s-SLR. La separación de patrones depende de la neurogénesis del giro dentado: cuando la neurogénesis disminuye, los animales dejan de discriminar ubicaciones cercanas, que exigen mayor separación de patrones, pero siguen discriminando ubicaciones alejadas [11, 12]. Por eso, Reichelt et al. propusieron que la menor proliferación inducida por la sacarosa subyace al déficit en la s-SLR [11]. El déficit en la s-SLR y la reducción de los neuroblastos en proliferación constituyen, entonces, dos maneras de observar un mismo efecto de la sacarosa: la alteración de la neurogénesis hipocampal. En cambio, no está claro hasta qué punto la memoria de reconocimiento de objetos depende de la neurogénesis; de hecho, los adultos expuestos a sacarosa presentaron menos proliferación sin alteraciones en el NOR, lo que sugiere que esta prueba depende en menor medida de este proceso. La cuantificación de estos marcadores en los animales expuestos a stevia permitirá determinar si la preservación de la separación de patrones observada en esos grupos se acompaña de una neurogénesis conservada.</w:t>
       </w:r>
     </w:p>
-    <w:bookmarkEnd w:id="87"/>
-    <w:bookmarkStart w:id="88" w:name="análisis-multivariado"/>
+    <w:bookmarkEnd w:id="70"/>
+    <w:bookmarkStart w:id="71" w:name="análisis-multivariado"/>
     <w:p>
       <w:pPr>
         <w:pStyle w:val="Heading2"/>
@@ -15970,8 +14794,8 @@
         <w:t xml:space="preserve">(§6.3). Ni el clustering ni el clasificador encontraron grupos conductuales separados, y la exactitud del clasificador, superior al azar pero modesta, es la esperable para una intervención nutricional: en los trabajos que aplicaron Random Forest al fenotipado conductual, los grupos diferían por manipulaciones farmacológicas o genéticas de gran efecto [44, 45].</w:t>
       </w:r>
     </w:p>
-    <w:bookmarkEnd w:id="88"/>
-    <w:bookmarkStart w:id="89" w:name="ventana-etaria"/>
+    <w:bookmarkEnd w:id="71"/>
+    <w:bookmarkStart w:id="72" w:name="ventana-etaria"/>
     <w:p>
       <w:pPr>
         <w:pStyle w:val="Heading2"/>
@@ -16009,8 +14833,8 @@
         <w:t xml:space="preserve">En conjunto, estos resultados sugieren que la etapa juvenil constituye una ventana de especial vulnerabilidad frente a los efectos del consumo de endulzantes. Este período se caracteriza por una intensa reorganización y maduración de los circuitos neuronales, que incluye procesos de plasticidad sináptica, refinamiento de las conexiones neuronales y maduración de los sistemas de neurotransmisión, fundamentales para el desarrollo de las funciones cognitivas y emocionales. En este contexto, la exposición a determinados estímulos durante esta etapa podría interferir con dichos procesos y desencadenar modificaciones neurobiológicas persistentes, que podrían mantenerse hasta la edad adulta. Si bien las alteraciones asociadas al consumo de stevia fueron más limitadas que las observadas tras la exposición a sacarosa, se requieren estudios adicionales para esclarecer los mecanismos neurobiológicos involucrados. Asimismo, resulta necesario profundizar en la evaluación de la seguridad del consumo de stevia durante etapas tempranas del desarrollo, particularmente en relación con sus posibles efectos sobre la maduración cerebral y las funciones cognitivas.</w:t>
       </w:r>
     </w:p>
-    <w:bookmarkEnd w:id="89"/>
-    <w:bookmarkStart w:id="90" w:name="en-resumen"/>
+    <w:bookmarkEnd w:id="72"/>
+    <w:bookmarkStart w:id="73" w:name="en-resumen"/>
     <w:p>
       <w:pPr>
         <w:pStyle w:val="Heading2"/>
@@ -16035,9 +14859,347 @@
         <w:t xml:space="preserve">En conclusión, los resultados obtenidos, junto con la evidencia aportada por estudios previos, sugieren que el consumo crónico de bebidas azucaradas durante etapas tempranas de la vida puede afectar negativamente el desarrollo y la maduración del sistema nervioso central, con consecuencias que podrían persistir hasta la edad adulta. Por su parte, el consumo de stevia se asoció con un perfil de efectos diferente, caracterizado por conductas de tipo ansiolítico y alteraciones más moderadas de la memoria de reconocimiento, observadas tanto en animales juveniles como adultos. Si bien estos efectos fueron de menor magnitud que los asociados al consumo de sacarosa, su presencia en ambas etapas de la vida, sumada a los efectos sobre la fertilidad descriptos en ratas hembra [3], pone de manifiesto que la stevia no está exenta de efectos. En este sentido, resulta fundamental continuar investigando sus posibles consecuencias neurobiológicas y cognitivas a largo plazo, así como profundizar en la evaluación de la seguridad de su consumo en las distintas etapas de la vida.</w:t>
       </w:r>
     </w:p>
-    <w:bookmarkEnd w:id="90"/>
-    <w:bookmarkEnd w:id="91"/>
-    <w:bookmarkStart w:id="92" w:name="referencias-bibliográficas"/>
+    <w:bookmarkEnd w:id="73"/>
+    <w:bookmarkEnd w:id="74"/>
+    <w:bookmarkStart w:id="75" w:name="perspectivas-futuras"/>
+    <w:p>
+      <w:pPr>
+        <w:pStyle w:val="Heading1"/>
+      </w:pPr>
+      <w:r>
+        <w:t xml:space="preserve">7. Perspectivas futuras</w:t>
+      </w:r>
+    </w:p>
+    <w:p>
+      <w:pPr>
+        <w:pStyle w:val="FirstParagraph"/>
+      </w:pPr>
+      <w:r>
+        <w:t xml:space="preserve">Los resultados de este trabajo abren distintas líneas para continuarlo:</w:t>
+      </w:r>
+    </w:p>
+    <w:p>
+      <w:pPr>
+        <w:numPr>
+          <w:ilvl w:val="0"/>
+          <w:numId w:val="1001"/>
+        </w:numPr>
+      </w:pPr>
+      <w:r>
+        <w:rPr>
+          <w:bCs/>
+          <w:b/>
+        </w:rPr>
+        <w:t xml:space="preserve">Neurogénesis en los grupos expuestos a stevia.</w:t>
+      </w:r>
+      <w:r>
+        <w:t xml:space="preserve"> </w:t>
+      </w:r>
+      <w:r>
+        <w:t xml:space="preserve">Cuantificar PCNA y DCX en los animales expuestos a stevia permitirá determinar si la preservación de la separación de patrones espaciales se acompaña de una neurogénesis conservada. Conviene, además, registrar el animal de origen de cada corte, de modo que el análisis pueda realizarse por animal y no por corte.</w:t>
+      </w:r>
+    </w:p>
+    <w:p>
+      <w:pPr>
+        <w:numPr>
+          <w:ilvl w:val="0"/>
+          <w:numId w:val="1001"/>
+        </w:numPr>
+      </w:pPr>
+      <w:r>
+        <w:rPr>
+          <w:bCs/>
+          <w:b/>
+        </w:rPr>
+        <w:t xml:space="preserve">Mecanismos.</w:t>
+      </w:r>
+      <w:r>
+        <w:t xml:space="preserve"> </w:t>
+      </w:r>
+      <w:r>
+        <w:t xml:space="preserve">Evaluar si las modificaciones en la expresión de calretinina y parvalbúmina descriptas tras el consumo agudo de stevia persisten a largo plazo y se relacionan con las alteraciones de la memoria de reconocimiento, y estudiar el papel de la abstinencia de la bebida endulzada en los cambios de la conducta tipo ansiosa.</w:t>
+      </w:r>
+    </w:p>
+    <w:p>
+      <w:pPr>
+        <w:numPr>
+          <w:ilvl w:val="0"/>
+          <w:numId w:val="1001"/>
+        </w:numPr>
+      </w:pPr>
+      <w:r>
+        <w:rPr>
+          <w:bCs/>
+          <w:b/>
+        </w:rPr>
+        <w:t xml:space="preserve">Hembras.</w:t>
+      </w:r>
+      <w:r>
+        <w:t xml:space="preserve"> </w:t>
+      </w:r>
+      <w:r>
+        <w:t xml:space="preserve">Extender el estudio a ratas hembra, en las que el mismo extracto redujo la conducta tipo ansiosa y alteró la fertilidad, para establecer si esos efectos persisten a largo plazo y si dependen de la edad de exposición.</w:t>
+      </w:r>
+    </w:p>
+    <w:p>
+      <w:pPr>
+        <w:numPr>
+          <w:ilvl w:val="0"/>
+          <w:numId w:val="1001"/>
+        </w:numPr>
+      </w:pPr>
+      <w:r>
+        <w:rPr>
+          <w:bCs/>
+          <w:b/>
+        </w:rPr>
+        <w:t xml:space="preserve">Dosis.</w:t>
+      </w:r>
+      <w:r>
+        <w:t xml:space="preserve"> </w:t>
+      </w:r>
+      <w:r>
+        <w:t xml:space="preserve">Dado que la ingesta superó los valores diarios de referencia, evaluar concentraciones menores del extracto, cercanas a la ingesta diaria admisible de glucósidos de esteviol.</w:t>
+      </w:r>
+    </w:p>
+    <w:p>
+      <w:pPr>
+        <w:numPr>
+          <w:ilvl w:val="0"/>
+          <w:numId w:val="1001"/>
+        </w:numPr>
+      </w:pPr>
+      <w:r>
+        <w:rPr>
+          <w:bCs/>
+          <w:b/>
+        </w:rPr>
+        <w:t xml:space="preserve">Diseño de las cohortes.</w:t>
+      </w:r>
+      <w:r>
+        <w:t xml:space="preserve"> </w:t>
+      </w:r>
+      <w:r>
+        <w:t xml:space="preserve">Incluir un grupo control en cada cohorte experimental y ampliar el número de animales expuestos a stevia en el</w:t>
+      </w:r>
+      <w:r>
+        <w:t xml:space="preserve"> </w:t>
+      </w:r>
+      <w:r>
+        <w:rPr>
+          <w:iCs/>
+          <w:i/>
+        </w:rPr>
+        <w:t xml:space="preserve">open field</w:t>
+      </w:r>
+      <w:r>
+        <w:t xml:space="preserve">.</w:t>
+      </w:r>
+    </w:p>
+    <w:p>
+      <w:pPr>
+        <w:numPr>
+          <w:ilvl w:val="0"/>
+          <w:numId w:val="1001"/>
+        </w:numPr>
+      </w:pPr>
+      <w:r>
+        <w:rPr>
+          <w:bCs/>
+          <w:b/>
+        </w:rPr>
+        <w:t xml:space="preserve">Análisis multivariado.</w:t>
+      </w:r>
+      <w:r>
+        <w:t xml:space="preserve"> </w:t>
+      </w:r>
+      <w:r>
+        <w:t xml:space="preserve">Registrar las métricas de AnyMaze© identificadas por animal también en el</w:t>
+      </w:r>
+      <w:r>
+        <w:t xml:space="preserve"> </w:t>
+      </w:r>
+      <w:r>
+        <w:rPr>
+          <w:iCs/>
+          <w:i/>
+        </w:rPr>
+        <w:t xml:space="preserve">open field</w:t>
+      </w:r>
+      <w:r>
+        <w:t xml:space="preserve"> </w:t>
+      </w:r>
+      <w:r>
+        <w:t xml:space="preserve">y en el NOR, para extender el PCA, el clustering y el Random Forest a toda la batería conductual e integrar en un mismo análisis las distintas pruebas, junto con el peso corporal.</w:t>
+      </w:r>
+    </w:p>
+    <w:bookmarkEnd w:id="75"/>
+    <w:bookmarkStart w:id="78" w:name="conclusiones"/>
+    <w:p>
+      <w:pPr>
+        <w:pStyle w:val="Heading1"/>
+      </w:pPr>
+      <w:r>
+        <w:t xml:space="preserve">8. Conclusiones</w:t>
+      </w:r>
+    </w:p>
+    <w:p>
+      <w:pPr>
+        <w:pStyle w:val="FirstParagraph"/>
+      </w:pPr>
+      <w:r>
+        <w:t xml:space="preserve">En este trabajo se evaluaron los efectos a largo plazo del consumo de una bebida endulzada con un extracto de stevia durante la etapa juvenil o la adultez, y se los comparó con los de la sacarosa, utilizada como control positivo por sus efectos ya descriptos. De los resultados obtenidos se desprenden las siguientes conclusiones.</w:t>
+      </w:r>
+    </w:p>
+    <w:p>
+      <w:pPr>
+        <w:pStyle w:val="BodyText"/>
+      </w:pPr>
+      <w:r>
+        <w:rPr>
+          <w:bCs/>
+          <w:b/>
+        </w:rPr>
+        <w:t xml:space="preserve">Consumo.</w:t>
+      </w:r>
+      <w:r>
+        <w:t xml:space="preserve"> </w:t>
+      </w:r>
+      <w:r>
+        <w:t xml:space="preserve">Los animales juveniles consumieron, en relación con su peso corporal, más del doble de solución endulzada que los adultos, sin una mayor preferencia por el sabor dulce, y la ingesta de ambos edulcorantes superó los valores diarios de referencia. La stevia fue menos preferida y menos consumida que la sacarosa en ambas edades.</w:t>
+      </w:r>
+    </w:p>
+    <w:p>
+      <w:pPr>
+        <w:pStyle w:val="BodyText"/>
+      </w:pPr>
+      <w:r>
+        <w:rPr>
+          <w:bCs/>
+          <w:b/>
+        </w:rPr>
+        <w:t xml:space="preserve">Conducta tipo ansiosa.</w:t>
+      </w:r>
+      <w:r>
+        <w:t xml:space="preserve"> </w:t>
+      </w:r>
+      <w:r>
+        <w:t xml:space="preserve">El consumo de stevia, en cualquiera de las dos edades, se asoció a largo plazo con una mayor exploración de las zonas centrales del</w:t>
+      </w:r>
+      <w:r>
+        <w:t xml:space="preserve"> </w:t>
+      </w:r>
+      <w:r>
+        <w:rPr>
+          <w:iCs/>
+          <w:i/>
+        </w:rPr>
+        <w:t xml:space="preserve">open field</w:t>
+      </w:r>
+      <w:r>
+        <w:t xml:space="preserve">, sin cambios en la actividad locomotora, es decir, con un perfil de tipo ansiolítico. La sacarosa, en cambio, aumentó la conducta tipo ansiosa solo cuando se consumió durante la etapa juvenil.</w:t>
+      </w:r>
+    </w:p>
+    <w:p>
+      <w:pPr>
+        <w:pStyle w:val="BodyText"/>
+      </w:pPr>
+      <w:r>
+        <w:rPr>
+          <w:bCs/>
+          <w:b/>
+        </w:rPr>
+        <w:t xml:space="preserve">Memoria de reconocimiento.</w:t>
+      </w:r>
+      <w:r>
+        <w:t xml:space="preserve"> </w:t>
+      </w:r>
+      <w:r>
+        <w:t xml:space="preserve">La stevia alteró la memoria de reconocimiento de objetos de manera dependiente de la edad: a largo plazo en los animales expuestos durante la etapa juvenil y a corto plazo en los expuestos durante la adultez, sin afectar la memoria consolidada. La sacarosa consumida durante la etapa juvenil alteró los tres tipos de memoria evaluados.</w:t>
+      </w:r>
+    </w:p>
+    <w:p>
+      <w:pPr>
+        <w:pStyle w:val="BodyText"/>
+      </w:pPr>
+      <w:r>
+        <w:rPr>
+          <w:bCs/>
+          <w:b/>
+        </w:rPr>
+        <w:t xml:space="preserve">Separación de patrones espaciales y neurogénesis.</w:t>
+      </w:r>
+      <w:r>
+        <w:t xml:space="preserve"> </w:t>
+      </w:r>
+      <w:r>
+        <w:t xml:space="preserve">La stevia no alteró la separación de patrones espaciales en ninguna de las dos edades. La sacarosa la deterioró en ambas edades en la configuración de mayor demanda, y también en la de menor demanda cuando se consumió durante la etapa juvenil, y redujo en ambas edades la proliferación celular y el número de neuroblastos en proliferación en el giro dentado: dos expresiones de un mismo efecto sobre la neurogénesis hipocampal.</w:t>
+      </w:r>
+    </w:p>
+    <w:p>
+      <w:pPr>
+        <w:pStyle w:val="BodyText"/>
+      </w:pPr>
+      <w:r>
+        <w:rPr>
+          <w:bCs/>
+          <w:b/>
+        </w:rPr>
+        <w:t xml:space="preserve">Análisis multivariado.</w:t>
+      </w:r>
+      <w:r>
+        <w:t xml:space="preserve"> </w:t>
+      </w:r>
+      <w:r>
+        <w:t xml:space="preserve">Las métricas de la prueba SLR se organizaron en dos dimensiones casi independientes, la exploración de los objetos y la discriminación de la posición novedosa. Los animales expuestos a stevia se ubicaron junto a los controles en la dimensión de la discriminación, y el clasificador distinguió a cada edulcorante del control por encima del azar, aunque ningún grupo constituyó un perfil conductual separado del resto.</w:t>
+      </w:r>
+    </w:p>
+    <w:bookmarkStart w:id="76" w:name="cumplimiento-de-los-objetivos"/>
+    <w:p>
+      <w:pPr>
+        <w:pStyle w:val="Heading2"/>
+      </w:pPr>
+      <w:r>
+        <w:t xml:space="preserve">Cumplimiento de los objetivos</w:t>
+      </w:r>
+    </w:p>
+    <w:p>
+      <w:pPr>
+        <w:pStyle w:val="FirstParagraph"/>
+      </w:pPr>
+      <w:r>
+        <w:t xml:space="preserve">Se cumplieron los objetivos de mínima referidos al registro del consumo, a la conducta tipo ansiosa, a la memoria de reconocimiento y a la separación de patrones espaciales. El registro del peso corporal no llegó a incorporarse a los resultados, y la cuantificación de PCNA y DCX se completó en los grupos control y sacarosa, pero no en los grupos expuestos a stevia. Los objetivos de máxima se cumplieron sobre la prueba SLR, la única para la que se dispuso de las métricas de AnyMaze© identificadas por animal: el PCA y el clustering de Ward mostraron que los animales no se agrupan espontáneamente según su exposición, y el Random Forest predijo el grupo de cada animal por encima del azar, con el índice de discriminación como la variable de mayor importancia.</w:t>
+      </w:r>
+    </w:p>
+    <w:bookmarkEnd w:id="76"/>
+    <w:bookmarkStart w:id="77" w:name="hipótesis"/>
+    <w:p>
+      <w:pPr>
+        <w:pStyle w:val="Heading2"/>
+      </w:pPr>
+      <w:r>
+        <w:t xml:space="preserve">Hipótesis</w:t>
+      </w:r>
+    </w:p>
+    <w:p>
+      <w:pPr>
+        <w:pStyle w:val="FirstParagraph"/>
+      </w:pPr>
+      <w:r>
+        <w:t xml:space="preserve">La hipótesis se cumplió solo en parte. La stevia no reprodujo los efectos adversos de la sacarosa sobre la memoria consolidada y la separación de patrones espaciales, pero no resultó inocua: produjo, en ambas edades, un perfil de tipo ansiolítico y alteraciones de la memoria de reconocimiento, de menor magnitud que las de la sacarosa. Su efecto sobre la neurogénesis hipocampal queda por determinar.</w:t>
+      </w:r>
+    </w:p>
+    <w:p>
+      <w:pPr>
+        <w:pStyle w:val="BodyText"/>
+      </w:pPr>
+      <w:r>
+        <w:t xml:space="preserve">En conclusión, el consumo de stevia en etapas tempranas de la vida o en la adultez no está exento de efectos a largo plazo sobre el comportamiento, aunque estos son más sutiles que los de la sacarosa. Estos resultados indican que la seguridad de la stevia como alternativa al azúcar, especialmente durante el desarrollo, requiere una evaluación más profunda.</w:t>
+      </w:r>
+    </w:p>
+    <w:bookmarkEnd w:id="77"/>
+    <w:bookmarkEnd w:id="78"/>
+    <w:bookmarkStart w:id="79" w:name="referencias-bibliográficas"/>
     <w:p>
       <w:pPr>
         <w:pStyle w:val="Heading1"/>
@@ -18179,7 +17341,7 @@
         <w:t xml:space="preserve">Behav. Res. Methods, vol. 52, no. 5, pp. 2156–2167, Oct. 2020. doi: 10.3758/s13428-020-01381-9 [Online]. Available: https://link.springer.com/article/10.3758/s13428-020-01381-9</w:t>
       </w:r>
     </w:p>
-    <w:bookmarkEnd w:id="92"/>
+    <w:bookmarkEnd w:id="79"/>
     <w:sectPr>
       <w:pgSz w:h="16838" w:w="11906"/>
       <w:pgMar w:bottom="1418" w:footer="709" w:gutter="0" w:header="709" w:left="1418" w:right="1418" w:top="1418"/>
@@ -18289,8 +17451,87 @@
       </w:pPr>
     </w:lvl>
   </w:abstractNum>
+  <w:abstractNum w:abstractNumId="991">
+    <w:nsid w:val="ea454b4c"/>
+    <w:multiLevelType w:val="multilevel"/>
+    <w:lvl w:ilvl="0">
+      <w:numFmt w:val="bullet"/>
+      <w:lvlText w:val="•"/>
+      <w:lvlJc w:val="left"/>
+      <w:pPr>
+        <w:ind w:left="720" w:hanging="480"/>
+      </w:pPr>
+    </w:lvl>
+    <w:lvl w:ilvl="1">
+      <w:numFmt w:val="bullet"/>
+      <w:lvlText w:val="–"/>
+      <w:lvlJc w:val="left"/>
+      <w:pPr>
+        <w:ind w:left="1440" w:hanging="480"/>
+      </w:pPr>
+    </w:lvl>
+    <w:lvl w:ilvl="2">
+      <w:numFmt w:val="bullet"/>
+      <w:lvlText w:val="•"/>
+      <w:lvlJc w:val="left"/>
+      <w:pPr>
+        <w:ind w:left="2160" w:hanging="480"/>
+      </w:pPr>
+    </w:lvl>
+    <w:lvl w:ilvl="3">
+      <w:numFmt w:val="bullet"/>
+      <w:lvlText w:val="–"/>
+      <w:lvlJc w:val="left"/>
+      <w:pPr>
+        <w:ind w:left="2880" w:hanging="480"/>
+      </w:pPr>
+    </w:lvl>
+    <w:lvl w:ilvl="4">
+      <w:numFmt w:val="bullet"/>
+      <w:lvlText w:val="•"/>
+      <w:lvlJc w:val="left"/>
+      <w:pPr>
+        <w:ind w:left="3600" w:hanging="480"/>
+      </w:pPr>
+    </w:lvl>
+    <w:lvl w:ilvl="5">
+      <w:numFmt w:val="bullet"/>
+      <w:lvlText w:val="–"/>
+      <w:lvlJc w:val="left"/>
+      <w:pPr>
+        <w:ind w:left="4320" w:hanging="480"/>
+      </w:pPr>
+    </w:lvl>
+    <w:lvl w:ilvl="6">
+      <w:numFmt w:val="bullet"/>
+      <w:lvlText w:val="•"/>
+      <w:lvlJc w:val="left"/>
+      <w:pPr>
+        <w:ind w:left="5040" w:hanging="480"/>
+      </w:pPr>
+    </w:lvl>
+    <w:lvl w:ilvl="7">
+      <w:numFmt w:val="bullet"/>
+      <w:lvlText w:val="–"/>
+      <w:lvlJc w:val="left"/>
+      <w:pPr>
+        <w:ind w:left="5760" w:hanging="480"/>
+      </w:pPr>
+    </w:lvl>
+    <w:lvl w:ilvl="8">
+      <w:numFmt w:val="bullet"/>
+      <w:lvlText w:val="•"/>
+      <w:lvlJc w:val="left"/>
+      <w:pPr>
+        <w:ind w:left="6480" w:hanging="480"/>
+      </w:pPr>
+    </w:lvl>
+  </w:abstractNum>
   <w:num w:numId="1000">
     <w:abstractNumId w:val="990"/>
+  </w:num>
+  <w:num w:numId="1001">
+    <w:abstractNumId w:val="991"/>
   </w:num>
 </w:numbering>
 </file>

--- a/entregas/metodos resultados discusion 20261021.docx
+++ b/entregas/metodos resultados discusion 20261021.docx
@@ -1941,7 +1941,7 @@
         <w:pStyle w:val="FirstParagraph"/>
       </w:pPr>
       <w:r>
-        <w:t xml:space="preserve">El análisis multivariado se aplicó a la prueba SLR, la única para la que se dispuso de las métricas de AnyMaze© identificadas por animal. Se construyó una tabla con una fila por animal (</w:t>
+        <w:t xml:space="preserve">El análisis multivariado se aplicó a la prueba SLR. Se construyó una tabla con una fila por animal (</w:t>
       </w:r>
       <w:r>
         <w:rPr>
@@ -15168,7 +15168,7 @@
         <w:pStyle w:val="FirstParagraph"/>
       </w:pPr>
       <w:r>
-        <w:t xml:space="preserve">Se cumplieron los objetivos de mínima referidos al registro del consumo, a la conducta tipo ansiosa, a la memoria de reconocimiento y a la separación de patrones espaciales. El registro del peso corporal no llegó a incorporarse a los resultados, y la cuantificación de PCNA y DCX se completó en los grupos control y sacarosa, pero no en los grupos expuestos a stevia. Los objetivos de máxima se cumplieron sobre la prueba SLR, la única para la que se dispuso de las métricas de AnyMaze© identificadas por animal: el PCA y el clustering de Ward mostraron que los animales no se agrupan espontáneamente según su exposición, y el Random Forest predijo el grupo de cada animal por encima del azar, con el índice de discriminación como la variable de mayor importancia.</w:t>
+        <w:t xml:space="preserve">Se cumplieron los objetivos de mínima referidos al registro del consumo, a la conducta tipo ansiosa, a la memoria de reconocimiento y a la separación de patrones espaciales. El registro del peso corporal no llegó a incorporarse a los resultados, y la cuantificación de PCNA y DCX se completó en los grupos control y sacarosa, pero no en los grupos expuestos a stevia. Los objetivos de máxima se cumplieron sobre la prueba SLR: el PCA y el clustering de Ward mostraron que los animales no se agrupan espontáneamente según su exposición, y el Random Forest predijo el grupo de cada animal por encima del azar, con el índice de discriminación como la variable de mayor importancia.</w:t>
       </w:r>
     </w:p>
     <w:bookmarkEnd w:id="76"/>
